--- a/final report/IS305 - Final Report (Ch4 onwards).docx
+++ b/final report/IS305 - Final Report (Ch4 onwards).docx
@@ -7,18 +7,23 @@
         <w:pStyle w:val="Heading1"/>
       </w:pPr>
       <w:r>
-        <w:t>Chapter 4: System Integration and Functional Testing</w:t>
+        <w:rPr>
+          <w:rFonts w:ascii="Calibri" w:hAnsi="Calibri"/>
+          <w:color w:val="1F4E79"/>
+        </w:rPr>
+        <w:t>Chapter 4 | System Integration and Functional Testing</w:t>
       </w:r>
     </w:p>
     <w:p>
+      <w:pPr>
+        <w:spacing w:line="276" w:lineRule="auto" w:after="120"/>
+      </w:pPr>
       <w:r>
         <w:rPr>
-          <w:rFonts w:ascii="Times New Roman" w:hAnsi="Times New Roman"/>
-          <w:b w:val="0"/>
-          <w:i w:val="0"/>
-          <w:sz w:val="24"/>
+          <w:rFonts w:ascii="Calibri" w:hAnsi="Calibri"/>
+          <w:sz w:val="22"/>
         </w:rPr>
-        <w:t>This chapter documents the integration of the individually developed subsystems into a cohesive verification pipeline and presents the developer-oriented functional testing conducted to validate each component's behaviour under controlled laboratory conditions. The testing methodology separates subsystem-level characterisation from system-level validation: the former is addressed in this chapter, while the latter — encompassing user testing and requirements traceability — is presented in Chapter 5.</w:t>
+        <w:t>This chapter documents the integration of the individually developed subsystems into a cohesive verification pipeline, followed by the functional testing conducted to validate each component under controlled laboratory conditions. The testing methodology separates subsystem-level characterisation from system-level user validation: the former is addressed in this chapter, while the latter is presented in Chapter 5.</w:t>
       </w:r>
     </w:p>
     <w:p>
@@ -26,40 +31,59 @@
         <w:pStyle w:val="Heading2"/>
       </w:pPr>
       <w:r>
+        <w:rPr>
+          <w:rFonts w:ascii="Calibri" w:hAnsi="Calibri"/>
+          <w:color w:val="2E75B6"/>
+        </w:rPr>
         <w:t>4.1 System Integration Overview</w:t>
       </w:r>
     </w:p>
     <w:p>
+      <w:pPr>
+        <w:spacing w:line="276" w:lineRule="auto" w:after="120"/>
+      </w:pPr>
       <w:r>
         <w:rPr>
-          <w:rFonts w:ascii="Times New Roman" w:hAnsi="Times New Roman"/>
-          <w:b w:val="0"/>
-          <w:i w:val="0"/>
-          <w:sz w:val="24"/>
+          <w:rFonts w:ascii="Calibri" w:hAnsi="Calibri"/>
+          <w:sz w:val="22"/>
         </w:rPr>
-        <w:t>System integration is coordinated by a main pipeline orchestrator that manages the data flow between the computer vision, load cell, and HMI subsystems. During system startup, a two-snapshot calibration process establishes the spatial context for the session. The first snapshot captures the layout of the workstation to establish the grid session through the grid calibrator module, which identifies the fixed positions of the nine bin slots (six single-width top bins and three double-width bottom bins) and assigns each a unique spatial identifier. The second snapshot registers which of these slots actually contain physical bins, initialising the active geofence boundaries for the current order.</w:t>
+        <w:t>System integration is coordinated by a main pipeline orchestrator that manages the data flow between the computer vision, load cell, and HMI subsystems. During system startup, a two-snapshot calibration process establishes the spatial context for the session.</w:t>
       </w:r>
     </w:p>
     <w:p>
+      <w:pPr>
+        <w:pStyle w:val="ListNumber"/>
+      </w:pPr>
       <w:r>
         <w:rPr>
-          <w:rFonts w:ascii="Times New Roman" w:hAnsi="Times New Roman"/>
-          <w:b w:val="0"/>
-          <w:i w:val="0"/>
-          <w:sz w:val="24"/>
+          <w:rFonts w:ascii="Calibri" w:hAnsi="Calibri"/>
+          <w:sz w:val="22"/>
         </w:rPr>
-        <w:t>Once boundaries are locked as polygons, the real-time processing loop executes continuously. Each iteration proceeds through the following sequence: the camera frame is captured; the hand tracker determines the 21-landmark positions for each detected hand; the bin assignment engine evaluates whether the tracked keypoint (index fingertip by default) falls within any active geofence; and simultaneously, weight data streams from the ESP32 load cell array over USB serial, parsed by the load cell reader module. The placement tracker FSM then coordinates the vision-based hand-in-bin event with the gravimetric weight delta to determine whether a valid pick-and-place action has occurred. If a hand is detected inside an active bin and the kit box weight subsequently increases by an amount consistent with the expected item weight, the count registers and the FSM state advances.</w:t>
+        <w:t>Snapshot 1 (Grid Layout): Captures the workstation layout and identifies the nine bin slot positions through the grid calibrator module.</w:t>
       </w:r>
     </w:p>
     <w:p>
+      <w:pPr>
+        <w:pStyle w:val="ListNumber"/>
+      </w:pPr>
       <w:r>
         <w:rPr>
-          <w:rFonts w:ascii="Times New Roman" w:hAnsi="Times New Roman"/>
-          <w:b w:val="0"/>
-          <w:i w:val="0"/>
-          <w:sz w:val="24"/>
+          <w:rFonts w:ascii="Calibri" w:hAnsi="Calibri"/>
+          <w:sz w:val="22"/>
         </w:rPr>
-        <w:t>The integration architecture is designed such that each subsystem communicates through a thread-safe shared-memory object (PipelineState), which decouples the high-speed computer vision loop from the web-server thread serving the operator HMI. This separation ensures that the sensing loop runs at full frame rate independently of how often the display refreshes, and that a momentary delay in one subsystem does not stall the others.</w:t>
+        <w:t>Snapshot 2 (Bin Presence): Registers which slots contain physical bins, initialising active geofence boundaries for the current order.</w:t>
+      </w:r>
+    </w:p>
+    <w:p>
+      <w:pPr>
+        <w:spacing w:line="276" w:lineRule="auto" w:after="120"/>
+      </w:pPr>
+      <w:r>
+        <w:rPr>
+          <w:rFonts w:ascii="Calibri" w:hAnsi="Calibri"/>
+          <w:sz w:val="22"/>
+        </w:rPr>
+        <w:t>Once boundaries are locked as polygons, the real-time processing loop executes continuously. Each iteration proceeds through the following sequence: the camera frame is captured; the hand tracker determines landmark positions for each detected hand; the bin assignment engine evaluates whether the tracked keypoint falls within any active geofence; and simultaneously, weight data streams from the ESP32 load cell array over USB serial. The placement tracker FSM then coordinates the vision-based hand-in-bin event with the gravimetric weight delta to determine whether a valid pick-and-place action has occurred.</w:t>
       </w:r>
     </w:p>
     <w:p>
@@ -69,24 +93,10 @@
       <w:r>
         <w:rPr>
           <w:i/>
-          <w:color w:val="969696"/>
-          <w:sz w:val="22"/>
-        </w:rPr>
-        <w:t>[INSERT FIGURE HERE]</w:t>
-      </w:r>
-    </w:p>
-    <w:p>
-      <w:pPr>
-        <w:spacing w:after="240"/>
-        <w:jc w:val="center"/>
-      </w:pPr>
-      <w:r>
-        <w:rPr>
-          <w:rFonts w:ascii="Times New Roman" w:hAnsi="Times New Roman"/>
-          <w:i/>
+          <w:color w:val="595959"/>
           <w:sz w:val="20"/>
         </w:rPr>
-        <w:t>Figure 4.1: System integration data flow diagram showing the real-time processing loop. Camera frames feed into the bin detector and hand tracker in parallel; results converge at the bin assignment engine; load cell weights feed into the placement tracker FSM; the combined state is written to the thread-safe PipelineState object and served to the HMI via FastAPI.</w:t>
+        <w:t>[Figure 4.1: System integration data flow diagram showing the real-time processing loop from camera capture through bin assignment to FSM state update and HMI rendering]</w:t>
       </w:r>
     </w:p>
     <w:p>
@@ -94,7 +104,11 @@
         <w:pStyle w:val="Heading2"/>
       </w:pPr>
       <w:r>
-        <w:t>4.2 Functional Testing</w:t>
+        <w:rPr>
+          <w:rFonts w:ascii="Calibri" w:hAnsi="Calibri"/>
+          <w:color w:val="2E75B6"/>
+        </w:rPr>
+        <w:t>4.2 Hardware Subsystem</w:t>
       </w:r>
     </w:p>
     <w:p>
@@ -102,73 +116,23 @@
         <w:pStyle w:val="Heading3"/>
       </w:pPr>
       <w:r>
-        <w:t>4.2.1 Computer Vision</w:t>
+        <w:rPr>
+          <w:rFonts w:ascii="Calibri" w:hAnsi="Calibri"/>
+          <w:color w:val="2E75B6"/>
+        </w:rPr>
+        <w:t>4.2.1 Load Cell Platforms</w:t>
       </w:r>
     </w:p>
     <w:p>
       <w:pPr>
-        <w:pStyle w:val="Heading4"/>
-      </w:pPr>
-      <w:r>
-        <w:t>4.2.1.1 Testing Framework</w:t>
-      </w:r>
-    </w:p>
-    <w:p>
-      <w:r>
-        <w:rPr>
-          <w:rFonts w:ascii="Times New Roman" w:hAnsi="Times New Roman"/>
-          <w:b w:val="0"/>
-          <w:i w:val="0"/>
-          <w:sz w:val="24"/>
-        </w:rPr>
-        <w:t>The computer vision detector was evaluated using a layer-by-layer permutation protocol designed to test invariance to bin position, colour, and fill level. Each bin is treated as unique (distinguished by its fill level, independent of size). One bin is shifted at a time, tracking its index: bin 1 is moved and swapped one grid position at a time from left to right until it reaches the end, then bin 2 does the same, and so on, until all bins return to their initial positions. At each configuration the bins are tested empty, partially filled, and fully filled, and the protocol is repeated for each bin size (small, medium, large).</w:t>
-      </w:r>
-    </w:p>
-    <w:p>
-      <w:r>
-        <w:rPr>
-          <w:rFonts w:ascii="Times New Roman" w:hAnsi="Times New Roman"/>
-          <w:b w:val="0"/>
-          <w:i w:val="0"/>
-          <w:sz w:val="24"/>
-        </w:rPr>
-        <w:t>Testing proceeded across three setup configurations, each isolating one variable:</w:t>
-      </w:r>
-    </w:p>
-    <w:p>
-      <w:pPr>
-        <w:pStyle w:val="ListBullet"/>
+        <w:spacing w:line="276" w:lineRule="auto" w:after="120"/>
       </w:pPr>
       <w:r>
         <w:rPr>
-          <w:rFonts w:ascii="Times New Roman" w:hAnsi="Times New Roman"/>
+          <w:rFonts w:ascii="Calibri" w:hAnsi="Calibri"/>
           <w:sz w:val="22"/>
         </w:rPr>
-        <w:t>Group A — Bin Colour and Layout: Evaluated the effect of bin colour variation on detection accuracy. Three conditions were tested: (A1) all nine blue bins in baseline positions; (A2) red, green, and blue mixed-colour bins of varying sizes; and (A3) blue bins combined with the mixed-colour set.</w:t>
-      </w:r>
-    </w:p>
-    <w:p>
-      <w:pPr>
-        <w:pStyle w:val="ListBullet"/>
-      </w:pPr>
-      <w:r>
-        <w:rPr>
-          <w:rFonts w:ascii="Times New Roman" w:hAnsi="Times New Roman"/>
-          <w:sz w:val="22"/>
-        </w:rPr>
-        <w:t>Group B — Bin Contents and Fill Levels: Tested model robustness with the bins containing different item types across three fill levels (empty, partially filled, and fully filled with items protruding above the rim). Seven item categories were tested: matte black TE connector parts; reflective metal shelf brackets; small shiny M6 cross screws; white bulky PVC pipes; long copper rods protruding above the rim; dark black bin connectors; and mixed items (two to three types together).</w:t>
-      </w:r>
-    </w:p>
-    <w:p>
-      <w:pPr>
-        <w:pStyle w:val="ListBullet"/>
-      </w:pPr>
-      <w:r>
-        <w:rPr>
-          <w:rFonts w:ascii="Times New Roman" w:hAnsi="Times New Roman"/>
-          <w:sz w:val="22"/>
-        </w:rPr>
-        <w:t>Lighting Characterisation: Ambient illuminance was swept across eight levels spanning the station's full realistic range — from a fully darkened room (blinds down, all lights off) to the tunable strip light at maximum with the office lights on — with the illuminance at each of the nine bins measured by lux meter at every level, giving 72 readings in total. Taking Bin 9 as the reference, the sweep ran from approximately 0 lux to 506 lux.</w:t>
+        <w:t>This section outlines how the final load cell platform design was developed through iterative evaluation, starting from the initial single-cell configuration described in Chapter 3.2.2.</w:t>
       </w:r>
     </w:p>
     <w:p>
@@ -178,119 +142,44 @@
       <w:r>
         <w:rPr>
           <w:i/>
-          <w:color w:val="969696"/>
-          <w:sz w:val="22"/>
+          <w:color w:val="595959"/>
+          <w:sz w:val="20"/>
         </w:rPr>
-        <w:t>[INSERT FIGURE HERE]</w:t>
+        <w:t>[Figure 4.2: Load cell platform iterations — single cantilever design (left) and three-point summed triangle design (right)]</w:t>
       </w:r>
     </w:p>
     <w:p>
       <w:pPr>
-        <w:spacing w:after="240"/>
-        <w:jc w:val="center"/>
+        <w:pStyle w:val="Heading3"/>
       </w:pPr>
       <w:r>
         <w:rPr>
-          <w:rFonts w:ascii="Times New Roman" w:hAnsi="Times New Roman"/>
-          <w:i/>
-          <w:sz w:val="20"/>
+          <w:rFonts w:ascii="Calibri" w:hAnsi="Calibri"/>
+          <w:color w:val="2E75B6"/>
         </w:rPr>
-        <w:t>Figure 4.2: Computer vision testing setup photographs. (a) Group A baseline: all nine blue bins in standard positions. (b) Group A2: mixed-colour bin set. (c) Group B: bins filled with varied item categories at different fill levels.</w:t>
+        <w:t>4.2.1.1 Evaluation of Initial Platform Design</w:t>
       </w:r>
     </w:p>
     <w:p>
       <w:pPr>
-        <w:pStyle w:val="Heading4"/>
+        <w:spacing w:line="276" w:lineRule="auto" w:after="120"/>
       </w:pPr>
       <w:r>
-        <w:t>4.2.1.2 Evaluation Results</w:t>
+        <w:rPr>
+          <w:rFonts w:ascii="Calibri" w:hAnsi="Calibri"/>
+          <w:sz w:val="22"/>
+        </w:rPr>
+        <w:t>The initial platform comprised a single cantilever load cell mounted centrally beneath a flat acrylic resting plate. Bench evaluation revealed two critical failure modes that made this design unsuitable for medium and large bins.</w:t>
       </w:r>
     </w:p>
     <w:p>
       <w:r>
         <w:rPr>
-          <w:rFonts w:ascii="Times New Roman" w:hAnsi="Times New Roman"/>
-          <w:b w:val="0"/>
-          <w:i w:val="0"/>
-          <w:sz w:val="24"/>
-        </w:rPr>
-        <w:t>Group A Results. Under the baseline condition (A1: all blue bins), the YOLOv8-OBB model achieved 100% detection accuracy across 20 sample frames. However, when non-blue bins were introduced (A2: mixed red/green/blue set; A3: blue bins combined with the mixed set), detection accuracy decreased to 80% and 85% respectively. Analysis of the failure cases revealed that the model produced hallucinated bounding boxes when fewer than nine bins were visible in the frame, and that the rim-centric training data — captured predominantly with blue bins — did not generalise fully to non-blue rim colours. This finding informed the decision to standardise on blue bins for the deployment configuration and highlighted an avenue for future model improvement through expanded training data diversity.</w:t>
-      </w:r>
-    </w:p>
-    <w:p>
-      <w:pPr>
-        <w:jc w:val="center"/>
-      </w:pPr>
-      <w:r>
-        <w:rPr>
-          <w:i/>
-          <w:color w:val="969696"/>
-          <w:sz w:val="22"/>
-        </w:rPr>
-        <w:t>[INSERT FIGURE HERE]</w:t>
-      </w:r>
-    </w:p>
-    <w:p>
-      <w:pPr>
-        <w:spacing w:after="240"/>
-        <w:jc w:val="center"/>
-      </w:pPr>
-      <w:r>
-        <w:rPr>
-          <w:rFonts w:ascii="Times New Roman" w:hAnsi="Times New Roman"/>
-          <w:i/>
+          <w:b/>
+          <w:color w:val="000000"/>
           <w:sz w:val="20"/>
         </w:rPr>
-        <w:t>Figure 4.3: Group A detection results. (a) A1 baseline: 100% detection with all blue bins. (b) A2 mixed colours: hallucinated bounding box example. (c) Accuracy comparison across A1, A2, A3 conditions.</w:t>
-      </w:r>
-    </w:p>
-    <w:p>
-      <w:r>
-        <w:rPr>
-          <w:rFonts w:ascii="Times New Roman" w:hAnsi="Times New Roman"/>
-          <w:b w:val="0"/>
-          <w:i w:val="0"/>
-          <w:sz w:val="24"/>
-        </w:rPr>
-        <w:t>Group B Results. Under Group B testing with standardised blue bins, the detector achieved 100% accuracy across all seven item categories at every fill level. The model demonstrated its rim-centric behaviour: bins were correctly localised regardless of the colour, reflectivity, shape, or protrusion of their contents. Even the hardest case — long copper rods protruding above the bin rim — was detected correctly, confirming that the model keys on the bin edges rather than the items within. This result validates the design decision to train on rim features rather than component features, as described in Section 3.2.1.</w:t>
-      </w:r>
-    </w:p>
-    <w:p>
-      <w:pPr>
-        <w:jc w:val="center"/>
-      </w:pPr>
-      <w:r>
-        <w:rPr>
-          <w:i/>
-          <w:color w:val="969696"/>
-          <w:sz w:val="22"/>
-        </w:rPr>
-        <w:t>[INSERT FIGURE HERE]</w:t>
-      </w:r>
-    </w:p>
-    <w:p>
-      <w:pPr>
-        <w:spacing w:after="240"/>
-        <w:jc w:val="center"/>
-      </w:pPr>
-      <w:r>
-        <w:rPr>
-          <w:rFonts w:ascii="Times New Roman" w:hAnsi="Times New Roman"/>
-          <w:i/>
-          <w:sz w:val="20"/>
-        </w:rPr>
-        <w:t>Figure 4.4: Group B detection results. Sample frames showing correct bin boundary detection across seven item categories: (a) matte black connectors, (b) reflective metal brackets, (c) shiny screws, (d) white PVC pipes, (e) protruding copper rods, (f) dark connectors, (g) mixed items.</w:t>
-      </w:r>
-    </w:p>
-    <w:p>
-      <w:r>
-        <w:rPr>
-          <w:rFonts w:ascii="Times New Roman" w:hAnsi="Times New Roman"/>
-          <w:b w:val="0"/>
-          <w:i w:val="0"/>
-          <w:sz w:val="24"/>
-        </w:rPr>
-        <w:t>The YOLOv8-OBB model trained with full-spectrum fill-level data (Setup V3: bins at 0%, 20%, 40%, 60%, 80%, and 100% capacity) achieved the strongest validation metrics, as summarised in Table 4.1.</w:t>
+        <w:t>Table 17: Evaluation of Initial Single-Cell Platform Design</w:t>
       </w:r>
     </w:p>
     <w:tbl>
@@ -301,43 +190,46 @@
         <w:tblLook w:firstColumn="1" w:firstRow="1" w:lastColumn="0" w:lastRow="0" w:noHBand="0" w:noVBand="1" w:val="04A0"/>
       </w:tblPr>
       <w:tblGrid>
-        <w:gridCol w:w="4320"/>
-        <w:gridCol w:w="4320"/>
+        <w:gridCol w:w="4680"/>
+        <w:gridCol w:w="4680"/>
       </w:tblGrid>
       <w:tr>
+        <w:trPr>
+          <w:tblHeader/>
+        </w:trPr>
         <w:tc>
           <w:tcPr>
-            <w:tcW w:type="dxa" w:w="4320"/>
+            <w:tcW w:type="dxa" w:w="4680"/>
+            <w:shd w:val="clear" w:color="auto" w:fill="1F4E79"/>
           </w:tcPr>
           <w:p>
-            <w:pPr>
-              <w:jc w:val="center"/>
-            </w:pPr>
+            <w:r/>
             <w:r>
               <w:rPr>
-                <w:rFonts w:ascii="Times New Roman" w:hAnsi="Times New Roman"/>
+                <w:rFonts w:ascii="Calibri" w:hAnsi="Calibri"/>
                 <w:b/>
-                <w:sz w:val="20"/>
+                <w:color w:val="FFFFFF"/>
+                <w:sz w:val="18"/>
               </w:rPr>
-              <w:t>Metric</w:t>
+              <w:t>Deficiency</w:t>
             </w:r>
           </w:p>
         </w:tc>
         <w:tc>
           <w:tcPr>
-            <w:tcW w:type="dxa" w:w="4320"/>
+            <w:tcW w:type="dxa" w:w="4680"/>
+            <w:shd w:val="clear" w:color="auto" w:fill="1F4E79"/>
           </w:tcPr>
           <w:p>
-            <w:pPr>
-              <w:jc w:val="center"/>
-            </w:pPr>
+            <w:r/>
             <w:r>
               <w:rPr>
-                <w:rFonts w:ascii="Times New Roman" w:hAnsi="Times New Roman"/>
+                <w:rFonts w:ascii="Calibri" w:hAnsi="Calibri"/>
                 <w:b/>
-                <w:sz w:val="20"/>
+                <w:color w:val="FFFFFF"/>
+                <w:sz w:val="18"/>
               </w:rPr>
-              <w:t>Value</w:t>
+              <w:t>Observation</w:t>
             </w:r>
           </w:p>
         </w:tc>
@@ -345,29 +237,33 @@
       <w:tr>
         <w:tc>
           <w:tcPr>
-            <w:tcW w:type="dxa" w:w="4320"/>
+            <w:tcW w:type="dxa" w:w="4680"/>
+            <w:shd w:val="clear" w:color="auto" w:fill="F2F4F7"/>
           </w:tcPr>
           <w:p>
+            <w:r/>
             <w:r>
               <w:rPr>
-                <w:rFonts w:ascii="Times New Roman" w:hAnsi="Times New Roman"/>
-                <w:sz w:val="20"/>
+                <w:rFonts w:ascii="Calibri" w:hAnsi="Calibri"/>
+                <w:sz w:val="18"/>
               </w:rPr>
-              <w:t>Precision</w:t>
+              <w:t>Off-centre tipping</w:t>
             </w:r>
           </w:p>
         </w:tc>
         <w:tc>
           <w:tcPr>
-            <w:tcW w:type="dxa" w:w="4320"/>
+            <w:tcW w:type="dxa" w:w="4680"/>
+            <w:shd w:val="clear" w:color="auto" w:fill="F2F4F7"/>
           </w:tcPr>
           <w:p>
+            <w:r/>
             <w:r>
               <w:rPr>
-                <w:rFonts w:ascii="Times New Roman" w:hAnsi="Times New Roman"/>
-                <w:sz w:val="20"/>
+                <w:rFonts w:ascii="Calibri" w:hAnsi="Calibri"/>
+                <w:sz w:val="18"/>
               </w:rPr>
-              <w:t>0.999</w:t>
+              <w:t>When bin contents shifted away from the central axis, the platform tilted and contacted neighbouring frames, introducing binding friction.</w:t>
             </w:r>
           </w:p>
         </w:tc>
@@ -375,119 +271,33 @@
       <w:tr>
         <w:tc>
           <w:tcPr>
-            <w:tcW w:type="dxa" w:w="4320"/>
+            <w:tcW w:type="dxa" w:w="4680"/>
+            <w:shd w:val="clear" w:color="auto" w:fill="FFFFFF"/>
           </w:tcPr>
           <w:p>
+            <w:r/>
             <w:r>
               <w:rPr>
-                <w:rFonts w:ascii="Times New Roman" w:hAnsi="Times New Roman"/>
-                <w:sz w:val="20"/>
+                <w:rFonts w:ascii="Calibri" w:hAnsi="Calibri"/>
+                <w:sz w:val="18"/>
               </w:rPr>
-              <w:t>Recall</w:t>
+              <w:t>Measurement error under off-centre load</w:t>
             </w:r>
           </w:p>
         </w:tc>
         <w:tc>
           <w:tcPr>
-            <w:tcW w:type="dxa" w:w="4320"/>
+            <w:tcW w:type="dxa" w:w="4680"/>
+            <w:shd w:val="clear" w:color="auto" w:fill="FFFFFF"/>
           </w:tcPr>
           <w:p>
+            <w:r/>
             <w:r>
               <w:rPr>
-                <w:rFonts w:ascii="Times New Roman" w:hAnsi="Times New Roman"/>
-                <w:sz w:val="20"/>
+                <w:rFonts w:ascii="Calibri" w:hAnsi="Calibri"/>
+                <w:sz w:val="18"/>
               </w:rPr>
-              <w:t>1.000</w:t>
-            </w:r>
-          </w:p>
-        </w:tc>
-      </w:tr>
-      <w:tr>
-        <w:tc>
-          <w:tcPr>
-            <w:tcW w:type="dxa" w:w="4320"/>
-          </w:tcPr>
-          <w:p>
-            <w:r>
-              <w:rPr>
-                <w:rFonts w:ascii="Times New Roman" w:hAnsi="Times New Roman"/>
-                <w:sz w:val="20"/>
-              </w:rPr>
-              <w:t>mAP50</w:t>
-            </w:r>
-          </w:p>
-        </w:tc>
-        <w:tc>
-          <w:tcPr>
-            <w:tcW w:type="dxa" w:w="4320"/>
-          </w:tcPr>
-          <w:p>
-            <w:r>
-              <w:rPr>
-                <w:rFonts w:ascii="Times New Roman" w:hAnsi="Times New Roman"/>
-                <w:sz w:val="20"/>
-              </w:rPr>
-              <w:t>0.995</w:t>
-            </w:r>
-          </w:p>
-        </w:tc>
-      </w:tr>
-      <w:tr>
-        <w:tc>
-          <w:tcPr>
-            <w:tcW w:type="dxa" w:w="4320"/>
-          </w:tcPr>
-          <w:p>
-            <w:r>
-              <w:rPr>
-                <w:rFonts w:ascii="Times New Roman" w:hAnsi="Times New Roman"/>
-                <w:sz w:val="20"/>
-              </w:rPr>
-              <w:t>mAP50-95</w:t>
-            </w:r>
-          </w:p>
-        </w:tc>
-        <w:tc>
-          <w:tcPr>
-            <w:tcW w:type="dxa" w:w="4320"/>
-          </w:tcPr>
-          <w:p>
-            <w:r>
-              <w:rPr>
-                <w:rFonts w:ascii="Times New Roman" w:hAnsi="Times New Roman"/>
-                <w:sz w:val="20"/>
-              </w:rPr>
-              <w:t>0.935</w:t>
-            </w:r>
-          </w:p>
-        </w:tc>
-      </w:tr>
-      <w:tr>
-        <w:tc>
-          <w:tcPr>
-            <w:tcW w:type="dxa" w:w="4320"/>
-          </w:tcPr>
-          <w:p>
-            <w:r>
-              <w:rPr>
-                <w:rFonts w:ascii="Times New Roman" w:hAnsi="Times New Roman"/>
-                <w:sz w:val="20"/>
-              </w:rPr>
-              <w:t>Training Epochs</w:t>
-            </w:r>
-          </w:p>
-        </w:tc>
-        <w:tc>
-          <w:tcPr>
-            <w:tcW w:type="dxa" w:w="4320"/>
-          </w:tcPr>
-          <w:p>
-            <w:r>
-              <w:rPr>
-                <w:rFonts w:ascii="Times New Roman" w:hAnsi="Times New Roman"/>
-                <w:sz w:val="20"/>
-              </w:rPr>
-              <w:t>55 (early stopping at epoch 54)</w:t>
+              <w:t>Loading beyond the rated radial distance of the single cell produced zero-point shifts exceeding ±15 g, well beyond the resolution needed for piece counting.</w:t>
             </w:r>
           </w:p>
         </w:tc>
@@ -495,14 +305,51 @@
     </w:tbl>
     <w:p/>
     <w:p>
+      <w:pPr>
+        <w:spacing w:line="276" w:lineRule="auto" w:after="120"/>
+      </w:pPr>
       <w:r>
         <w:rPr>
-          <w:rFonts w:ascii="Times New Roman" w:hAnsi="Times New Roman"/>
-          <w:b w:val="0"/>
-          <w:i/>
-          <w:sz w:val="20"/>
+          <w:rFonts w:ascii="Calibri" w:hAnsi="Calibri"/>
+          <w:sz w:val="22"/>
         </w:rPr>
-        <w:t>Table 4.1: YOLOv8-OBB bin detection model validation metrics (Setup V3, fullness-varied training).</w:t>
+        <w:t>As shown in Table 17, the single-cell configuration failed to provide the mechanical stability and measurement accuracy required for bins larger than the small (1 kg) size class. These findings drove the redesign described in Section 4.2.1.2.</w:t>
+      </w:r>
+    </w:p>
+    <w:p>
+      <w:pPr>
+        <w:pStyle w:val="Heading3"/>
+      </w:pPr>
+      <w:r>
+        <w:rPr>
+          <w:rFonts w:ascii="Calibri" w:hAnsi="Calibri"/>
+          <w:color w:val="2E75B6"/>
+        </w:rPr>
+        <w:t>4.2.1.2 Redesigned Platform (Three-Point Summed Configuration)</w:t>
+      </w:r>
+    </w:p>
+    <w:p>
+      <w:pPr>
+        <w:spacing w:line="276" w:lineRule="auto" w:after="120"/>
+      </w:pPr>
+      <w:r>
+        <w:rPr>
+          <w:rFonts w:ascii="Calibri" w:hAnsi="Calibri"/>
+          <w:sz w:val="22"/>
+        </w:rPr>
+        <w:t>To overcome tipping instability without enlarging individual cells, a three-point summed load cell triangle was adopted for all medium and large bin positions. Three sensors arranged in an equilateral triangle guarantee that the bin's centre of gravity always falls within the support plane, providing mechanical stability on uneven bench surfaces. A three-point contact is statically determined, eliminating the rocking associated with four-cell designs. The three bridges are wired in parallel into a single HX711 24-bit ADC, outputting one combined weight to the ESP32 microcontroller.</w:t>
+      </w:r>
+    </w:p>
+    <w:p>
+      <w:pPr>
+        <w:spacing w:line="276" w:lineRule="auto" w:after="120"/>
+      </w:pPr>
+      <w:r>
+        <w:rPr>
+          <w:rFonts w:ascii="Calibri" w:hAnsi="Calibri"/>
+          <w:sz w:val="22"/>
+        </w:rPr>
+        <w:t>Single 1 kg cantilever cells were retained for small bin positions, where component mass is low (&lt;1 kg) and the compact platform radius (100 mm) provides adequate stability.</w:t>
       </w:r>
     </w:p>
     <w:p>
@@ -512,62 +359,10 @@
       <w:r>
         <w:rPr>
           <w:i/>
-          <w:color w:val="969696"/>
-          <w:sz w:val="22"/>
-        </w:rPr>
-        <w:t>[INSERT FIGURE HERE]</w:t>
-      </w:r>
-    </w:p>
-    <w:p>
-      <w:pPr>
-        <w:spacing w:after="240"/>
-        <w:jc w:val="center"/>
-      </w:pPr>
-      <w:r>
-        <w:rPr>
-          <w:rFonts w:ascii="Times New Roman" w:hAnsi="Times New Roman"/>
-          <w:i/>
+          <w:color w:val="595959"/>
           <w:sz w:val="20"/>
         </w:rPr>
-        <w:t>Figure 4.5: YOLOv8-OBB training curves for Setup V3. (a) Training and validation loss over epochs. (b) Precision, recall, and mAP metrics over epochs, showing convergence and early stopping.</w:t>
-      </w:r>
-    </w:p>
-    <w:p>
-      <w:r>
-        <w:rPr>
-          <w:rFonts w:ascii="Times New Roman" w:hAnsi="Times New Roman"/>
-          <w:b w:val="0"/>
-          <w:i w:val="0"/>
-          <w:sz w:val="24"/>
-        </w:rPr>
-        <w:t>Lighting Characterisation Results. Detection held at 100% accuracy across every illuminance level and every bin position: all 72 readings (nine bins × eight lighting levels) identified the correct bin, including at the darkest condition (approximately 0 lux). Confidence correlated only weakly with illuminance (Pearson r ≈ 0.27 linear, r ≈ 0.40 against log-lux), and the trend was non-monotonic — the dimmest level was not the worst-performing, with a shallow dip at a low-mid level instead. The practical conclusion is that the rim-centric detector is not lighting-limited over the station's operating range, satisfying the environmental robustness requirement (FR-09). Ambient light is therefore not a variable that requires controlling in deployment, beyond the matte anti-glare surface already specified in the physical frame design.</w:t>
-      </w:r>
-    </w:p>
-    <w:p>
-      <w:pPr>
-        <w:jc w:val="center"/>
-      </w:pPr>
-      <w:r>
-        <w:rPr>
-          <w:i/>
-          <w:color w:val="969696"/>
-          <w:sz w:val="22"/>
-        </w:rPr>
-        <w:t>[INSERT FIGURE HERE]</w:t>
-      </w:r>
-    </w:p>
-    <w:p>
-      <w:pPr>
-        <w:spacing w:after="240"/>
-        <w:jc w:val="center"/>
-      </w:pPr>
-      <w:r>
-        <w:rPr>
-          <w:rFonts w:ascii="Times New Roman" w:hAnsi="Times New Roman"/>
-          <w:i/>
-          <w:sz w:val="20"/>
-        </w:rPr>
-        <w:t>Figure 4.6: Lighting characterisation results. (a) Lux readings across nine bins at eight illuminance levels. (b) Detection confidence versus illuminance (lux) scatter plot with linear and logarithmic regression lines. (c) Sample detections at minimum (≈0 lux) and maximum (≈506 lux) illuminance.</w:t>
+        <w:t>[Figure 4.3: Final load cell platform configurations — (a) small bin: single 1 kg cell with circular acrylic plate; (b) medium/large bin: three-point summed triangle with HX711 summation wiring schematic]</w:t>
       </w:r>
     </w:p>
     <w:p>
@@ -575,26 +370,33 @@
         <w:pStyle w:val="Heading3"/>
       </w:pPr>
       <w:r>
-        <w:t>4.2.2 Load Cells</w:t>
+        <w:rPr>
+          <w:rFonts w:ascii="Calibri" w:hAnsi="Calibri"/>
+          <w:color w:val="2E75B6"/>
+        </w:rPr>
+        <w:t>4.2.1.3 Bench Metrology Qualification</w:t>
       </w:r>
     </w:p>
     <w:p>
       <w:pPr>
-        <w:pStyle w:val="Heading4"/>
+        <w:spacing w:line="276" w:lineRule="auto" w:after="120"/>
       </w:pPr>
       <w:r>
-        <w:t>4.2.2.1 Testing Framework</w:t>
+        <w:rPr>
+          <w:rFonts w:ascii="Calibri" w:hAnsi="Calibri"/>
+          <w:sz w:val="22"/>
+        </w:rPr>
+        <w:t>The metrological capability of each platform configuration was characterised on a dedicated test bench using a graded reference-mass kit (reference scale readability: 0.1 g). The test battery covered capability (zero-noise floor, minimum detectable mass, repeatability, hysteresis), stability (warm-up drift, creep), and integration (off-centre sensitivity, settling time).</w:t>
       </w:r>
     </w:p>
     <w:p>
       <w:r>
         <w:rPr>
-          <w:rFonts w:ascii="Times New Roman" w:hAnsi="Times New Roman"/>
-          <w:b w:val="0"/>
-          <w:i w:val="0"/>
-          <w:sz w:val="24"/>
+          <w:b/>
+          <w:color w:val="000000"/>
+          <w:sz w:val="20"/>
         </w:rPr>
-        <w:t>The load-cell hardware was qualified as a measurement system on the bench, independently of the verification logic, so that the counting behaviour built on top of it could be interpreted against known sensor limits. Three platform configurations were tested, matching the three bin sizes used at the kitting workstation:</w:t>
+        <w:t>Table 18: Load Cell Capability Characterisation Results</w:t>
       </w:r>
     </w:p>
     <w:tbl>
@@ -605,26 +407,29 @@
         <w:tblLook w:firstColumn="1" w:firstRow="1" w:lastColumn="0" w:lastRow="0" w:noHBand="0" w:noVBand="1" w:val="04A0"/>
       </w:tblPr>
       <w:tblGrid>
-        <w:gridCol w:w="1728"/>
-        <w:gridCol w:w="1728"/>
-        <w:gridCol w:w="1728"/>
-        <w:gridCol w:w="1728"/>
-        <w:gridCol w:w="1728"/>
+        <w:gridCol w:w="1872"/>
+        <w:gridCol w:w="1872"/>
+        <w:gridCol w:w="1872"/>
+        <w:gridCol w:w="1872"/>
+        <w:gridCol w:w="1872"/>
       </w:tblGrid>
       <w:tr>
+        <w:trPr>
+          <w:tblHeader/>
+        </w:trPr>
         <w:tc>
           <w:tcPr>
-            <w:tcW w:type="dxa" w:w="1728"/>
+            <w:tcW w:type="dxa" w:w="1872"/>
+            <w:shd w:val="clear" w:color="auto" w:fill="1F4E79"/>
           </w:tcPr>
           <w:p>
-            <w:pPr>
-              <w:jc w:val="center"/>
-            </w:pPr>
+            <w:r/>
             <w:r>
               <w:rPr>
-                <w:rFonts w:ascii="Times New Roman" w:hAnsi="Times New Roman"/>
+                <w:rFonts w:ascii="Calibri" w:hAnsi="Calibri"/>
                 <w:b/>
-                <w:sz w:val="20"/>
+                <w:color w:val="FFFFFF"/>
+                <w:sz w:val="18"/>
               </w:rPr>
               <w:t>Configuration</w:t>
             </w:r>
@@ -632,73 +437,73 @@
         </w:tc>
         <w:tc>
           <w:tcPr>
-            <w:tcW w:type="dxa" w:w="1728"/>
+            <w:tcW w:type="dxa" w:w="1872"/>
+            <w:shd w:val="clear" w:color="auto" w:fill="1F4E79"/>
           </w:tcPr>
           <w:p>
-            <w:pPr>
-              <w:jc w:val="center"/>
-            </w:pPr>
+            <w:r/>
             <w:r>
               <w:rPr>
-                <w:rFonts w:ascii="Times New Roman" w:hAnsi="Times New Roman"/>
+                <w:rFonts w:ascii="Calibri" w:hAnsi="Calibri"/>
                 <w:b/>
-                <w:sz w:val="20"/>
+                <w:color w:val="FFFFFF"/>
+                <w:sz w:val="18"/>
               </w:rPr>
-              <w:t>Cells</w:t>
+              <w:t>Zero-Band σ (g)</w:t>
             </w:r>
           </w:p>
         </w:tc>
         <w:tc>
           <w:tcPr>
-            <w:tcW w:type="dxa" w:w="1728"/>
+            <w:tcW w:type="dxa" w:w="1872"/>
+            <w:shd w:val="clear" w:color="auto" w:fill="1F4E79"/>
           </w:tcPr>
           <w:p>
-            <w:pPr>
-              <w:jc w:val="center"/>
-            </w:pPr>
+            <w:r/>
             <w:r>
               <w:rPr>
-                <w:rFonts w:ascii="Times New Roman" w:hAnsi="Times New Roman"/>
+                <w:rFonts w:ascii="Calibri" w:hAnsi="Calibri"/>
                 <w:b/>
-                <w:sz w:val="20"/>
+                <w:color w:val="FFFFFF"/>
+                <w:sz w:val="18"/>
               </w:rPr>
-              <w:t>Wiring</w:t>
+              <w:t>Min. Detectable Mass (g)</w:t>
             </w:r>
           </w:p>
         </w:tc>
         <w:tc>
           <w:tcPr>
-            <w:tcW w:type="dxa" w:w="1728"/>
+            <w:tcW w:type="dxa" w:w="1872"/>
+            <w:shd w:val="clear" w:color="auto" w:fill="1F4E79"/>
           </w:tcPr>
           <w:p>
-            <w:pPr>
-              <w:jc w:val="center"/>
-            </w:pPr>
+            <w:r/>
             <w:r>
               <w:rPr>
-                <w:rFonts w:ascii="Times New Roman" w:hAnsi="Times New Roman"/>
+                <w:rFonts w:ascii="Calibri" w:hAnsi="Calibri"/>
                 <w:b/>
-                <w:sz w:val="20"/>
+                <w:color w:val="FFFFFF"/>
+                <w:sz w:val="18"/>
               </w:rPr>
-              <w:t>Platform Geometry</w:t>
+              <w:t>Repeatability SD (g)</w:t>
             </w:r>
           </w:p>
         </w:tc>
         <w:tc>
           <w:tcPr>
-            <w:tcW w:type="dxa" w:w="1728"/>
+            <w:tcW w:type="dxa" w:w="1872"/>
+            <w:shd w:val="clear" w:color="auto" w:fill="1F4E79"/>
           </w:tcPr>
           <w:p>
-            <w:pPr>
-              <w:jc w:val="center"/>
-            </w:pPr>
+            <w:r/>
             <w:r>
               <w:rPr>
-                <w:rFonts w:ascii="Times New Roman" w:hAnsi="Times New Roman"/>
+                <w:rFonts w:ascii="Calibri" w:hAnsi="Calibri"/>
                 <w:b/>
-                <w:sz w:val="20"/>
+                <w:color w:val="FFFFFF"/>
+                <w:sz w:val="18"/>
               </w:rPr>
-              <w:t>Max Test Load</w:t>
+              <w:t>Max Hysteresis (g)</w:t>
             </w:r>
           </w:p>
         </w:tc>
@@ -706,71 +511,81 @@
       <w:tr>
         <w:tc>
           <w:tcPr>
-            <w:tcW w:type="dxa" w:w="1728"/>
+            <w:tcW w:type="dxa" w:w="1872"/>
+            <w:shd w:val="clear" w:color="auto" w:fill="F2F4F7"/>
           </w:tcPr>
           <w:p>
+            <w:r/>
             <w:r>
               <w:rPr>
-                <w:rFonts w:ascii="Times New Roman" w:hAnsi="Times New Roman"/>
-                <w:sz w:val="20"/>
+                <w:rFonts w:ascii="Calibri" w:hAnsi="Calibri"/>
+                <w:sz w:val="18"/>
               </w:rPr>
-              <w:t>1 kg</w:t>
+              <w:t>1 kg (1 cell)</w:t>
             </w:r>
           </w:p>
         </w:tc>
         <w:tc>
           <w:tcPr>
-            <w:tcW w:type="dxa" w:w="1728"/>
+            <w:tcW w:type="dxa" w:w="1872"/>
+            <w:shd w:val="clear" w:color="auto" w:fill="F2F4F7"/>
           </w:tcPr>
           <w:p>
+            <w:r/>
             <w:r>
               <w:rPr>
-                <w:rFonts w:ascii="Times New Roman" w:hAnsi="Times New Roman"/>
-                <w:sz w:val="20"/>
+                <w:rFonts w:ascii="Calibri" w:hAnsi="Calibri"/>
+                <w:sz w:val="18"/>
               </w:rPr>
-              <w:t>1 × 1 kg</w:t>
+              <w:t>0.028</w:t>
             </w:r>
           </w:p>
         </w:tc>
         <w:tc>
           <w:tcPr>
-            <w:tcW w:type="dxa" w:w="1728"/>
+            <w:tcW w:type="dxa" w:w="1872"/>
+            <w:shd w:val="clear" w:color="auto" w:fill="F2F4F7"/>
           </w:tcPr>
           <w:p>
+            <w:r/>
             <w:r>
               <w:rPr>
-                <w:rFonts w:ascii="Times New Roman" w:hAnsi="Times New Roman"/>
-                <w:sz w:val="20"/>
+                <w:rFonts w:ascii="Calibri" w:hAnsi="Calibri"/>
+                <w:sz w:val="18"/>
               </w:rPr>
-              <w:t>1 HX711</w:t>
+              <w:t>~0.5</w:t>
             </w:r>
           </w:p>
         </w:tc>
         <w:tc>
           <w:tcPr>
-            <w:tcW w:type="dxa" w:w="1728"/>
+            <w:tcW w:type="dxa" w:w="1872"/>
+            <w:shd w:val="clear" w:color="auto" w:fill="F2F4F7"/>
           </w:tcPr>
           <w:p>
+            <w:r/>
             <w:r>
               <w:rPr>
-                <w:rFonts w:ascii="Times New Roman" w:hAnsi="Times New Roman"/>
-                <w:sz w:val="20"/>
+                <w:rFonts w:ascii="Calibri" w:hAnsi="Calibri"/>
+                <w:sz w:val="18"/>
               </w:rPr>
-              <w:t>Single 100 mm-radius circular acrylic disk</w:t>
+              <w:t>0.009</w:t>
             </w:r>
           </w:p>
         </w:tc>
         <w:tc>
           <w:tcPr>
-            <w:tcW w:type="dxa" w:w="1728"/>
+            <w:tcW w:type="dxa" w:w="1872"/>
+            <w:shd w:val="clear" w:color="auto" w:fill="F2F4F7"/>
           </w:tcPr>
           <w:p>
+            <w:r/>
             <w:r>
               <w:rPr>
-                <w:rFonts w:ascii="Times New Roman" w:hAnsi="Times New Roman"/>
-                <w:sz w:val="20"/>
+                <w:rFonts w:ascii="Calibri" w:hAnsi="Calibri"/>
+                <w:sz w:val="18"/>
               </w:rPr>
-              <w:t>1,000 g</w:t>
+              <w:t>0.09</w:t>
             </w:r>
           </w:p>
         </w:tc>
@@ -778,71 +593,81 @@
       <w:tr>
         <w:tc>
           <w:tcPr>
-            <w:tcW w:type="dxa" w:w="1728"/>
+            <w:tcW w:type="dxa" w:w="1872"/>
+            <w:shd w:val="clear" w:color="auto" w:fill="FFFFFF"/>
           </w:tcPr>
           <w:p>
+            <w:r/>
             <w:r>
               <w:rPr>
-                <w:rFonts w:ascii="Times New Roman" w:hAnsi="Times New Roman"/>
-                <w:sz w:val="20"/>
+                <w:rFonts w:ascii="Calibri" w:hAnsi="Calibri"/>
+                <w:sz w:val="18"/>
               </w:rPr>
-              <w:t>5 kg</w:t>
+              <w:t>5 kg (3 cells)</w:t>
             </w:r>
           </w:p>
         </w:tc>
         <w:tc>
           <w:tcPr>
-            <w:tcW w:type="dxa" w:w="1728"/>
+            <w:tcW w:type="dxa" w:w="1872"/>
+            <w:shd w:val="clear" w:color="auto" w:fill="FFFFFF"/>
           </w:tcPr>
           <w:p>
+            <w:r/>
             <w:r>
               <w:rPr>
-                <w:rFonts w:ascii="Times New Roman" w:hAnsi="Times New Roman"/>
-                <w:sz w:val="20"/>
+                <w:rFonts w:ascii="Calibri" w:hAnsi="Calibri"/>
+                <w:sz w:val="18"/>
               </w:rPr>
-              <w:t>3 × 5 kg</w:t>
+              <w:t>0.223</w:t>
             </w:r>
           </w:p>
         </w:tc>
         <w:tc>
           <w:tcPr>
-            <w:tcW w:type="dxa" w:w="1728"/>
+            <w:tcW w:type="dxa" w:w="1872"/>
+            <w:shd w:val="clear" w:color="auto" w:fill="FFFFFF"/>
           </w:tcPr>
           <w:p>
+            <w:r/>
             <w:r>
               <w:rPr>
-                <w:rFonts w:ascii="Times New Roman" w:hAnsi="Times New Roman"/>
-                <w:sz w:val="20"/>
+                <w:rFonts w:ascii="Calibri" w:hAnsi="Calibri"/>
+                <w:sz w:val="18"/>
               </w:rPr>
-              <w:t>Summed → 1 HX711</w:t>
+              <w:t>~2.3</w:t>
             </w:r>
           </w:p>
         </w:tc>
         <w:tc>
           <w:tcPr>
-            <w:tcW w:type="dxa" w:w="1728"/>
+            <w:tcW w:type="dxa" w:w="1872"/>
+            <w:shd w:val="clear" w:color="auto" w:fill="FFFFFF"/>
           </w:tcPr>
           <w:p>
+            <w:r/>
             <w:r>
               <w:rPr>
-                <w:rFonts w:ascii="Times New Roman" w:hAnsi="Times New Roman"/>
-                <w:sz w:val="20"/>
+                <w:rFonts w:ascii="Calibri" w:hAnsi="Calibri"/>
+                <w:sz w:val="18"/>
               </w:rPr>
-              <w:t>Triangular acrylic platform (2 × 50 mm circles + 1 apex rectangle)</w:t>
+              <w:t>1.060</w:t>
             </w:r>
           </w:p>
         </w:tc>
         <w:tc>
           <w:tcPr>
-            <w:tcW w:type="dxa" w:w="1728"/>
+            <w:tcW w:type="dxa" w:w="1872"/>
+            <w:shd w:val="clear" w:color="auto" w:fill="FFFFFF"/>
           </w:tcPr>
           <w:p>
+            <w:r/>
             <w:r>
               <w:rPr>
-                <w:rFonts w:ascii="Times New Roman" w:hAnsi="Times New Roman"/>
-                <w:sz w:val="20"/>
+                <w:rFonts w:ascii="Calibri" w:hAnsi="Calibri"/>
+                <w:sz w:val="18"/>
               </w:rPr>
-              <w:t>5,000 g</w:t>
+              <w:t>5.44</w:t>
             </w:r>
           </w:p>
         </w:tc>
@@ -850,71 +675,81 @@
       <w:tr>
         <w:tc>
           <w:tcPr>
-            <w:tcW w:type="dxa" w:w="1728"/>
+            <w:tcW w:type="dxa" w:w="1872"/>
+            <w:shd w:val="clear" w:color="auto" w:fill="F2F4F7"/>
           </w:tcPr>
           <w:p>
+            <w:r/>
             <w:r>
               <w:rPr>
-                <w:rFonts w:ascii="Times New Roman" w:hAnsi="Times New Roman"/>
-                <w:sz w:val="20"/>
+                <w:rFonts w:ascii="Calibri" w:hAnsi="Calibri"/>
+                <w:sz w:val="18"/>
               </w:rPr>
-              <w:t>10 kg</w:t>
+              <w:t>10 kg (3 cells)</w:t>
             </w:r>
           </w:p>
         </w:tc>
         <w:tc>
           <w:tcPr>
-            <w:tcW w:type="dxa" w:w="1728"/>
+            <w:tcW w:type="dxa" w:w="1872"/>
+            <w:shd w:val="clear" w:color="auto" w:fill="F2F4F7"/>
           </w:tcPr>
           <w:p>
+            <w:r/>
             <w:r>
               <w:rPr>
-                <w:rFonts w:ascii="Times New Roman" w:hAnsi="Times New Roman"/>
-                <w:sz w:val="20"/>
+                <w:rFonts w:ascii="Calibri" w:hAnsi="Calibri"/>
+                <w:sz w:val="18"/>
               </w:rPr>
-              <w:t>3 × 10 kg</w:t>
+              <w:t>0.433</w:t>
             </w:r>
           </w:p>
         </w:tc>
         <w:tc>
           <w:tcPr>
-            <w:tcW w:type="dxa" w:w="1728"/>
+            <w:tcW w:type="dxa" w:w="1872"/>
+            <w:shd w:val="clear" w:color="auto" w:fill="F2F4F7"/>
           </w:tcPr>
           <w:p>
+            <w:r/>
             <w:r>
               <w:rPr>
-                <w:rFonts w:ascii="Times New Roman" w:hAnsi="Times New Roman"/>
-                <w:sz w:val="20"/>
+                <w:rFonts w:ascii="Calibri" w:hAnsi="Calibri"/>
+                <w:sz w:val="18"/>
               </w:rPr>
-              <w:t>Summed → 1 HX711</w:t>
+              <w:t>~4.3</w:t>
             </w:r>
           </w:p>
         </w:tc>
         <w:tc>
           <w:tcPr>
-            <w:tcW w:type="dxa" w:w="1728"/>
+            <w:tcW w:type="dxa" w:w="1872"/>
+            <w:shd w:val="clear" w:color="auto" w:fill="F2F4F7"/>
           </w:tcPr>
           <w:p>
+            <w:r/>
             <w:r>
               <w:rPr>
-                <w:rFonts w:ascii="Times New Roman" w:hAnsi="Times New Roman"/>
-                <w:sz w:val="20"/>
+                <w:rFonts w:ascii="Calibri" w:hAnsi="Calibri"/>
+                <w:sz w:val="18"/>
               </w:rPr>
-              <w:t>Triangular acrylic platform (2 × 50 mm circles + 1 apex rectangle)</w:t>
+              <w:t>2.850</w:t>
             </w:r>
           </w:p>
         </w:tc>
         <w:tc>
           <w:tcPr>
-            <w:tcW w:type="dxa" w:w="1728"/>
+            <w:tcW w:type="dxa" w:w="1872"/>
+            <w:shd w:val="clear" w:color="auto" w:fill="F2F4F7"/>
           </w:tcPr>
           <w:p>
+            <w:r/>
             <w:r>
               <w:rPr>
-                <w:rFonts w:ascii="Times New Roman" w:hAnsi="Times New Roman"/>
-                <w:sz w:val="20"/>
+                <w:rFonts w:ascii="Calibri" w:hAnsi="Calibri"/>
+                <w:sz w:val="18"/>
               </w:rPr>
-              <w:t>10,000 g</w:t>
+              <w:t>16.99</w:t>
             </w:r>
           </w:p>
         </w:tc>
@@ -922,72 +757,15 @@
     </w:tbl>
     <w:p/>
     <w:p>
-      <w:r>
-        <w:rPr>
-          <w:rFonts w:ascii="Times New Roman" w:hAnsi="Times New Roman"/>
-          <w:b w:val="0"/>
-          <w:i/>
-          <w:sz w:val="20"/>
-        </w:rPr>
-        <w:t>Table 4.2: Load cell platform configurations tested.</w:t>
-      </w:r>
-    </w:p>
-    <w:p>
-      <w:r>
-        <w:rPr>
-          <w:rFonts w:ascii="Times New Roman" w:hAnsi="Times New Roman"/>
-          <w:b w:val="0"/>
-          <w:i w:val="0"/>
-          <w:sz w:val="24"/>
-        </w:rPr>
-        <w:t>Each three-cell platform reports one summed weight (three bridges wired into a single HX711 analogue-to-digital converter); all three cells share a rigid base and a single bin rests across all three contact points. Test loads were constructed from a graded reference-mass kit of individually weighed sand bags (reference scale: 1,000 g capacity, 0.1 g readability). Because that scale caps direct weighing at 1,000 g, every load above 1 kg was built by stacking individually-weighed ≤1 kg bags, carrying an accumulated ±0.1 g-per-bag uncertainty.</w:t>
-      </w:r>
-    </w:p>
-    <w:p>
-      <w:r>
-        <w:rPr>
-          <w:rFonts w:ascii="Times New Roman" w:hAnsi="Times New Roman"/>
-          <w:b w:val="0"/>
-          <w:i w:val="0"/>
-          <w:sz w:val="24"/>
-        </w:rPr>
-        <w:t>The test battery was organised in a structured sequence — Capability → Stability → Integration — with a dedicated testing firmware streaming raw CSV data (milliseconds, channel, raw ADC reading, grams):</w:t>
-      </w:r>
-    </w:p>
-    <w:p>
       <w:pPr>
-        <w:pStyle w:val="ListBullet"/>
+        <w:spacing w:line="276" w:lineRule="auto" w:after="120"/>
       </w:pPr>
       <w:r>
         <w:rPr>
-          <w:rFonts w:ascii="Times New Roman" w:hAnsi="Times New Roman"/>
+          <w:rFonts w:ascii="Calibri" w:hAnsi="Calibri"/>
           <w:sz w:val="22"/>
         </w:rPr>
-        <w:t>Capability — A1: minimum detectable mass (noise floor and count registration threshold); A2: repeatability (5 trials × 5 load points); A3: hysteresis (ascending versus descending load path).</w:t>
-      </w:r>
-    </w:p>
-    <w:p>
-      <w:pPr>
-        <w:pStyle w:val="ListBullet"/>
-      </w:pPr>
-      <w:r>
-        <w:rPr>
-          <w:rFonts w:ascii="Times New Roman" w:hAnsi="Times New Roman"/>
-          <w:sz w:val="22"/>
-        </w:rPr>
-        <w:t>Stability — A4: warm-up and thermal drift (cold start versus 30-minute warmed-up readings); A5: creep under sustained load at two representative load levels.</w:t>
-      </w:r>
-    </w:p>
-    <w:p>
-      <w:pPr>
-        <w:pStyle w:val="ListBullet"/>
-      </w:pPr>
-      <w:r>
-        <w:rPr>
-          <w:rFonts w:ascii="Times New Roman" w:hAnsi="Times New Roman"/>
-          <w:sz w:val="22"/>
-        </w:rPr>
-        <w:t>Integration — A6: off-centre loading and placement sensitivity; A8: settling time per load step.</w:t>
+        <w:t>Off-centre placement sensitivity proved to be the decisive finding for the summed platforms. Moving a 2 500 g reference mass from the calibrated centroid to directly over an individual cell on the 5 kg platform shifted the reading by −38.6 g to +64.0 g. On the 10 kg platform, a 5 000 g mass produced deviations of −65.8 g to +105.0 g. These results quantify the light-item boundary: components weighing less than approximately 3.5 g cannot be reliably counted on the multi-cell platforms and must be routed to the 1 kg single-cell platform (σ = 0.028 g).</w:t>
       </w:r>
     </w:p>
     <w:p>
@@ -997,54 +775,80 @@
       <w:r>
         <w:rPr>
           <w:i/>
-          <w:color w:val="969696"/>
-          <w:sz w:val="22"/>
+          <w:color w:val="595959"/>
+          <w:sz w:val="20"/>
         </w:rPr>
-        <w:t>[INSERT FIGURE HERE]</w:t>
+        <w:t>[Figure 4.4: Off-centre radial deviation curves for 5 kg and 10 kg summed platforms, showing reading shift as a function of mass position relative to centroid]</w:t>
       </w:r>
     </w:p>
     <w:p>
       <w:pPr>
-        <w:spacing w:after="240"/>
-        <w:jc w:val="center"/>
+        <w:pStyle w:val="Heading2"/>
       </w:pPr>
       <w:r>
         <w:rPr>
-          <w:rFonts w:ascii="Times New Roman" w:hAnsi="Times New Roman"/>
-          <w:i/>
-          <w:sz w:val="20"/>
+          <w:rFonts w:ascii="Calibri" w:hAnsi="Calibri"/>
+          <w:color w:val="2E75B6"/>
         </w:rPr>
-        <w:t>Figure 4.7: Load cell test setup. (a) 1 kg single-cell platform with reference mass. (b) 5 kg three-cell triangular platform under calibration ladder testing. (c) Dedicated testing firmware serial output showing raw CSV data stream.</w:t>
+        <w:t>4.3 Computer Vision Subsystem</w:t>
       </w:r>
     </w:p>
     <w:p>
       <w:pPr>
-        <w:pStyle w:val="Heading4"/>
+        <w:pStyle w:val="Heading3"/>
       </w:pPr>
       <w:r>
-        <w:t>4.2.2.2 Evaluation Results</w:t>
+        <w:rPr>
+          <w:rFonts w:ascii="Calibri" w:hAnsi="Calibri"/>
+          <w:color w:val="2E75B6"/>
+        </w:rPr>
+        <w:t>4.3.1 Bin Boundary Detection (YOLOv8-OBB)</w:t>
+      </w:r>
+    </w:p>
+    <w:p>
+      <w:pPr>
+        <w:spacing w:line="276" w:lineRule="auto" w:after="120"/>
+      </w:pPr>
+      <w:r>
+        <w:rPr>
+          <w:rFonts w:ascii="Calibri" w:hAnsi="Calibri"/>
+          <w:sz w:val="22"/>
+        </w:rPr>
+        <w:t>The bin boundary model was evaluated using a layer-by-layer permutation protocol designed to test invariance to bin position, colour, and fill level. Testing proceeded across three setup groups, each isolating one variable.</w:t>
+      </w:r>
+    </w:p>
+    <w:p>
+      <w:pPr>
+        <w:spacing w:line="276" w:lineRule="auto" w:after="120"/>
+      </w:pPr>
+      <w:r>
+        <w:rPr>
+          <w:rFonts w:ascii="Calibri" w:hAnsi="Calibri"/>
+          <w:sz w:val="22"/>
+        </w:rPr>
+        <w:t>Group A — Bin Colour and Layout: Three conditions were tested. Under the baseline (A1: all blue bins), the model achieved 100% detection accuracy across 20 sample frames. When non-blue bins were introduced (A2: mixed red/green/blue; A3: blue combined with the mixed set), accuracy decreased to 80% and 85% respectively. Analysis revealed that the rim-centric training data — captured predominantly with blue bins — did not generalise fully to non-blue rim colours. This informed the decision to standardise on blue bins for deployment.</w:t>
+      </w:r>
+    </w:p>
+    <w:p>
+      <w:pPr>
+        <w:spacing w:line="276" w:lineRule="auto" w:after="120"/>
+      </w:pPr>
+      <w:r>
+        <w:rPr>
+          <w:rFonts w:ascii="Calibri" w:hAnsi="Calibri"/>
+          <w:sz w:val="22"/>
+        </w:rPr>
+        <w:t>Group B — Bin Contents and Fill Levels: Under standardised blue bins, the detector achieved 100% accuracy across all seven item categories (matte TE connectors, reflective metal brackets, M6 screws, white PVC tubes, copper rods protruding above rims, dark connectors, and mixed items) at every fill level from empty to fully filled. This confirmed that the model keys on the bin rim edges rather than the items within.</w:t>
       </w:r>
     </w:p>
     <w:p>
       <w:r>
         <w:rPr>
-          <w:rFonts w:ascii="Times New Roman" w:hAnsi="Times New Roman"/>
           <w:b/>
-          <w:i w:val="0"/>
-          <w:sz w:val="24"/>
+          <w:color w:val="000000"/>
+          <w:sz w:val="20"/>
         </w:rPr>
-        <w:t>Capability.</w:t>
-      </w:r>
-    </w:p>
-    <w:p>
-      <w:r>
-        <w:rPr>
-          <w:rFonts w:ascii="Times New Roman" w:hAnsi="Times New Roman"/>
-          <w:b w:val="0"/>
-          <w:i w:val="0"/>
-          <w:sz w:val="24"/>
-        </w:rPr>
-        <w:t>The zero-noise band (standard deviation on an empty, tared cell) and the smallest reliably-separated mass both scale with platform capacity, as summarised in Table 4.3.</w:t>
+        <w:t>Table 19: YOLOv8-OBB Validation Metrics (Setup V3, Fullness-Varied Training)</w:t>
       </w:r>
     </w:p>
     <w:tbl>
@@ -1055,100 +859,46 @@
         <w:tblLook w:firstColumn="1" w:firstRow="1" w:lastColumn="0" w:lastRow="0" w:noHBand="0" w:noVBand="1" w:val="04A0"/>
       </w:tblPr>
       <w:tblGrid>
-        <w:gridCol w:w="1728"/>
-        <w:gridCol w:w="1728"/>
-        <w:gridCol w:w="1728"/>
-        <w:gridCol w:w="1728"/>
-        <w:gridCol w:w="1728"/>
+        <w:gridCol w:w="4680"/>
+        <w:gridCol w:w="4680"/>
       </w:tblGrid>
       <w:tr>
+        <w:trPr>
+          <w:tblHeader/>
+        </w:trPr>
         <w:tc>
           <w:tcPr>
-            <w:tcW w:type="dxa" w:w="1728"/>
+            <w:tcW w:type="dxa" w:w="4680"/>
+            <w:shd w:val="clear" w:color="auto" w:fill="1F4E79"/>
           </w:tcPr>
           <w:p>
-            <w:pPr>
-              <w:jc w:val="center"/>
-            </w:pPr>
+            <w:r/>
             <w:r>
               <w:rPr>
-                <w:rFonts w:ascii="Times New Roman" w:hAnsi="Times New Roman"/>
+                <w:rFonts w:ascii="Calibri" w:hAnsi="Calibri"/>
                 <w:b/>
-                <w:sz w:val="20"/>
+                <w:color w:val="FFFFFF"/>
+                <w:sz w:val="18"/>
               </w:rPr>
-              <w:t>Configuration</w:t>
+              <w:t>Metric</w:t>
             </w:r>
           </w:p>
         </w:tc>
         <w:tc>
           <w:tcPr>
-            <w:tcW w:type="dxa" w:w="1728"/>
+            <w:tcW w:type="dxa" w:w="4680"/>
+            <w:shd w:val="clear" w:color="auto" w:fill="1F4E79"/>
           </w:tcPr>
           <w:p>
-            <w:pPr>
-              <w:jc w:val="center"/>
-            </w:pPr>
+            <w:r/>
             <w:r>
               <w:rPr>
-                <w:rFonts w:ascii="Times New Roman" w:hAnsi="Times New Roman"/>
+                <w:rFonts w:ascii="Calibri" w:hAnsi="Calibri"/>
                 <w:b/>
-                <w:sz w:val="20"/>
+                <w:color w:val="FFFFFF"/>
+                <w:sz w:val="18"/>
               </w:rPr>
-              <w:t>Zero-Band σ (g)</w:t>
-            </w:r>
-          </w:p>
-        </w:tc>
-        <w:tc>
-          <w:tcPr>
-            <w:tcW w:type="dxa" w:w="1728"/>
-          </w:tcPr>
-          <w:p>
-            <w:pPr>
-              <w:jc w:val="center"/>
-            </w:pPr>
-            <w:r>
-              <w:rPr>
-                <w:rFonts w:ascii="Times New Roman" w:hAnsi="Times New Roman"/>
-                <w:b/>
-                <w:sz w:val="20"/>
-              </w:rPr>
-              <w:t>Min. Detectable Mass (g)</w:t>
-            </w:r>
-          </w:p>
-        </w:tc>
-        <w:tc>
-          <w:tcPr>
-            <w:tcW w:type="dxa" w:w="1728"/>
-          </w:tcPr>
-          <w:p>
-            <w:pPr>
-              <w:jc w:val="center"/>
-            </w:pPr>
-            <w:r>
-              <w:rPr>
-                <w:rFonts w:ascii="Times New Roman" w:hAnsi="Times New Roman"/>
-                <w:b/>
-                <w:sz w:val="20"/>
-              </w:rPr>
-              <w:t>Repeatability SD @ 50% Load (g)</w:t>
-            </w:r>
-          </w:p>
-        </w:tc>
-        <w:tc>
-          <w:tcPr>
-            <w:tcW w:type="dxa" w:w="1728"/>
-          </w:tcPr>
-          <w:p>
-            <w:pPr>
-              <w:jc w:val="center"/>
-            </w:pPr>
-            <w:r>
-              <w:rPr>
-                <w:rFonts w:ascii="Times New Roman" w:hAnsi="Times New Roman"/>
-                <w:b/>
-                <w:sz w:val="20"/>
-              </w:rPr>
-              <w:t>Max Hysteresis (g)</w:t>
+              <w:t>Value</w:t>
             </w:r>
           </w:p>
         </w:tc>
@@ -1156,71 +906,33 @@
       <w:tr>
         <w:tc>
           <w:tcPr>
-            <w:tcW w:type="dxa" w:w="1728"/>
+            <w:tcW w:type="dxa" w:w="4680"/>
+            <w:shd w:val="clear" w:color="auto" w:fill="F2F4F7"/>
           </w:tcPr>
           <w:p>
+            <w:r/>
             <w:r>
               <w:rPr>
-                <w:rFonts w:ascii="Times New Roman" w:hAnsi="Times New Roman"/>
-                <w:sz w:val="20"/>
+                <w:rFonts w:ascii="Calibri" w:hAnsi="Calibri"/>
+                <w:sz w:val="18"/>
               </w:rPr>
-              <w:t>1 kg (1 cell)</w:t>
+              <w:t>Precision</w:t>
             </w:r>
           </w:p>
         </w:tc>
         <w:tc>
           <w:tcPr>
-            <w:tcW w:type="dxa" w:w="1728"/>
+            <w:tcW w:type="dxa" w:w="4680"/>
+            <w:shd w:val="clear" w:color="auto" w:fill="F2F4F7"/>
           </w:tcPr>
           <w:p>
+            <w:r/>
             <w:r>
               <w:rPr>
-                <w:rFonts w:ascii="Times New Roman" w:hAnsi="Times New Roman"/>
-                <w:sz w:val="20"/>
+                <w:rFonts w:ascii="Calibri" w:hAnsi="Calibri"/>
+                <w:sz w:val="18"/>
               </w:rPr>
-              <w:t>0.028</w:t>
-            </w:r>
-          </w:p>
-        </w:tc>
-        <w:tc>
-          <w:tcPr>
-            <w:tcW w:type="dxa" w:w="1728"/>
-          </w:tcPr>
-          <w:p>
-            <w:r>
-              <w:rPr>
-                <w:rFonts w:ascii="Times New Roman" w:hAnsi="Times New Roman"/>
-                <w:sz w:val="20"/>
-              </w:rPr>
-              <w:t>~0.5</w:t>
-            </w:r>
-          </w:p>
-        </w:tc>
-        <w:tc>
-          <w:tcPr>
-            <w:tcW w:type="dxa" w:w="1728"/>
-          </w:tcPr>
-          <w:p>
-            <w:r>
-              <w:rPr>
-                <w:rFonts w:ascii="Times New Roman" w:hAnsi="Times New Roman"/>
-                <w:sz w:val="20"/>
-              </w:rPr>
-              <w:t>0.009</w:t>
-            </w:r>
-          </w:p>
-        </w:tc>
-        <w:tc>
-          <w:tcPr>
-            <w:tcW w:type="dxa" w:w="1728"/>
-          </w:tcPr>
-          <w:p>
-            <w:r>
-              <w:rPr>
-                <w:rFonts w:ascii="Times New Roman" w:hAnsi="Times New Roman"/>
-                <w:sz w:val="20"/>
-              </w:rPr>
-              <w:t>0.09</w:t>
+              <w:t>0.999</w:t>
             </w:r>
           </w:p>
         </w:tc>
@@ -1228,71 +940,33 @@
       <w:tr>
         <w:tc>
           <w:tcPr>
-            <w:tcW w:type="dxa" w:w="1728"/>
+            <w:tcW w:type="dxa" w:w="4680"/>
+            <w:shd w:val="clear" w:color="auto" w:fill="FFFFFF"/>
           </w:tcPr>
           <w:p>
+            <w:r/>
             <w:r>
               <w:rPr>
-                <w:rFonts w:ascii="Times New Roman" w:hAnsi="Times New Roman"/>
-                <w:sz w:val="20"/>
+                <w:rFonts w:ascii="Calibri" w:hAnsi="Calibri"/>
+                <w:sz w:val="18"/>
               </w:rPr>
-              <w:t>5 kg (3 cells)</w:t>
+              <w:t>Recall</w:t>
             </w:r>
           </w:p>
         </w:tc>
         <w:tc>
           <w:tcPr>
-            <w:tcW w:type="dxa" w:w="1728"/>
+            <w:tcW w:type="dxa" w:w="4680"/>
+            <w:shd w:val="clear" w:color="auto" w:fill="FFFFFF"/>
           </w:tcPr>
           <w:p>
+            <w:r/>
             <w:r>
               <w:rPr>
-                <w:rFonts w:ascii="Times New Roman" w:hAnsi="Times New Roman"/>
-                <w:sz w:val="20"/>
+                <w:rFonts w:ascii="Calibri" w:hAnsi="Calibri"/>
+                <w:sz w:val="18"/>
               </w:rPr>
-              <w:t>0.223</w:t>
-            </w:r>
-          </w:p>
-        </w:tc>
-        <w:tc>
-          <w:tcPr>
-            <w:tcW w:type="dxa" w:w="1728"/>
-          </w:tcPr>
-          <w:p>
-            <w:r>
-              <w:rPr>
-                <w:rFonts w:ascii="Times New Roman" w:hAnsi="Times New Roman"/>
-                <w:sz w:val="20"/>
-              </w:rPr>
-              <w:t>~2.3</w:t>
-            </w:r>
-          </w:p>
-        </w:tc>
-        <w:tc>
-          <w:tcPr>
-            <w:tcW w:type="dxa" w:w="1728"/>
-          </w:tcPr>
-          <w:p>
-            <w:r>
-              <w:rPr>
-                <w:rFonts w:ascii="Times New Roman" w:hAnsi="Times New Roman"/>
-                <w:sz w:val="20"/>
-              </w:rPr>
-              <w:t>1.06</w:t>
-            </w:r>
-          </w:p>
-        </w:tc>
-        <w:tc>
-          <w:tcPr>
-            <w:tcW w:type="dxa" w:w="1728"/>
-          </w:tcPr>
-          <w:p>
-            <w:r>
-              <w:rPr>
-                <w:rFonts w:ascii="Times New Roman" w:hAnsi="Times New Roman"/>
-                <w:sz w:val="20"/>
-              </w:rPr>
-              <w:t>5.44</w:t>
+              <w:t>1.000</w:t>
             </w:r>
           </w:p>
         </w:tc>
@@ -1300,71 +974,101 @@
       <w:tr>
         <w:tc>
           <w:tcPr>
-            <w:tcW w:type="dxa" w:w="1728"/>
+            <w:tcW w:type="dxa" w:w="4680"/>
+            <w:shd w:val="clear" w:color="auto" w:fill="F2F4F7"/>
           </w:tcPr>
           <w:p>
+            <w:r/>
             <w:r>
               <w:rPr>
-                <w:rFonts w:ascii="Times New Roman" w:hAnsi="Times New Roman"/>
-                <w:sz w:val="20"/>
+                <w:rFonts w:ascii="Calibri" w:hAnsi="Calibri"/>
+                <w:sz w:val="18"/>
               </w:rPr>
-              <w:t>10 kg (3 cells)</w:t>
+              <w:t>mAP@50</w:t>
             </w:r>
           </w:p>
         </w:tc>
         <w:tc>
           <w:tcPr>
-            <w:tcW w:type="dxa" w:w="1728"/>
+            <w:tcW w:type="dxa" w:w="4680"/>
+            <w:shd w:val="clear" w:color="auto" w:fill="F2F4F7"/>
           </w:tcPr>
           <w:p>
+            <w:r/>
             <w:r>
               <w:rPr>
-                <w:rFonts w:ascii="Times New Roman" w:hAnsi="Times New Roman"/>
-                <w:sz w:val="20"/>
+                <w:rFonts w:ascii="Calibri" w:hAnsi="Calibri"/>
+                <w:sz w:val="18"/>
               </w:rPr>
-              <w:t>0.433</w:t>
+              <w:t>0.995</w:t>
+            </w:r>
+          </w:p>
+        </w:tc>
+      </w:tr>
+      <w:tr>
+        <w:tc>
+          <w:tcPr>
+            <w:tcW w:type="dxa" w:w="4680"/>
+            <w:shd w:val="clear" w:color="auto" w:fill="FFFFFF"/>
+          </w:tcPr>
+          <w:p>
+            <w:r/>
+            <w:r>
+              <w:rPr>
+                <w:rFonts w:ascii="Calibri" w:hAnsi="Calibri"/>
+                <w:sz w:val="18"/>
+              </w:rPr>
+              <w:t>mAP@50-95</w:t>
             </w:r>
           </w:p>
         </w:tc>
         <w:tc>
           <w:tcPr>
-            <w:tcW w:type="dxa" w:w="1728"/>
+            <w:tcW w:type="dxa" w:w="4680"/>
+            <w:shd w:val="clear" w:color="auto" w:fill="FFFFFF"/>
           </w:tcPr>
           <w:p>
+            <w:r/>
             <w:r>
               <w:rPr>
-                <w:rFonts w:ascii="Times New Roman" w:hAnsi="Times New Roman"/>
-                <w:sz w:val="20"/>
+                <w:rFonts w:ascii="Calibri" w:hAnsi="Calibri"/>
+                <w:sz w:val="18"/>
               </w:rPr>
-              <w:t>~4.3</w:t>
+              <w:t>0.935</w:t>
+            </w:r>
+          </w:p>
+        </w:tc>
+      </w:tr>
+      <w:tr>
+        <w:tc>
+          <w:tcPr>
+            <w:tcW w:type="dxa" w:w="4680"/>
+            <w:shd w:val="clear" w:color="auto" w:fill="F2F4F7"/>
+          </w:tcPr>
+          <w:p>
+            <w:r/>
+            <w:r>
+              <w:rPr>
+                <w:rFonts w:ascii="Calibri" w:hAnsi="Calibri"/>
+                <w:sz w:val="18"/>
+              </w:rPr>
+              <w:t>Training Epochs</w:t>
             </w:r>
           </w:p>
         </w:tc>
         <w:tc>
           <w:tcPr>
-            <w:tcW w:type="dxa" w:w="1728"/>
+            <w:tcW w:type="dxa" w:w="4680"/>
+            <w:shd w:val="clear" w:color="auto" w:fill="F2F4F7"/>
           </w:tcPr>
           <w:p>
+            <w:r/>
             <w:r>
               <w:rPr>
-                <w:rFonts w:ascii="Times New Roman" w:hAnsi="Times New Roman"/>
-                <w:sz w:val="20"/>
+                <w:rFonts w:ascii="Calibri" w:hAnsi="Calibri"/>
+                <w:sz w:val="18"/>
               </w:rPr>
-              <w:t>2.85</w:t>
-            </w:r>
-          </w:p>
-        </w:tc>
-        <w:tc>
-          <w:tcPr>
-            <w:tcW w:type="dxa" w:w="1728"/>
-          </w:tcPr>
-          <w:p>
-            <w:r>
-              <w:rPr>
-                <w:rFonts w:ascii="Times New Roman" w:hAnsi="Times New Roman"/>
-                <w:sz w:val="20"/>
-              </w:rPr>
-              <w:t>16.99</w:t>
+              <w:t>55 (early stopping at epoch 54)</w:t>
             </w:r>
           </w:p>
         </w:tc>
@@ -1372,25 +1076,40 @@
     </w:tbl>
     <w:p/>
     <w:p>
+      <w:pPr>
+        <w:jc w:val="center"/>
+      </w:pPr>
       <w:r>
         <w:rPr>
-          <w:rFonts w:ascii="Times New Roman" w:hAnsi="Times New Roman"/>
-          <w:b w:val="0"/>
           <w:i/>
+          <w:color w:val="595959"/>
           <w:sz w:val="20"/>
         </w:rPr>
-        <w:t>Table 4.3: Load cell capability characterisation results.</w:t>
+        <w:t>[Figure 4.5: YOLOv8-OBB training metric curves (precision, recall, mAP50, mAP50-95) across 55 epochs]</w:t>
       </w:r>
     </w:p>
     <w:p>
+      <w:pPr>
+        <w:pStyle w:val="Heading3"/>
+      </w:pPr>
       <w:r>
         <w:rPr>
-          <w:rFonts w:ascii="Times New Roman" w:hAnsi="Times New Roman"/>
-          <w:b w:val="0"/>
-          <w:i w:val="0"/>
-          <w:sz w:val="24"/>
+          <w:rFonts w:ascii="Calibri" w:hAnsi="Calibri"/>
+          <w:color w:val="2E75B6"/>
         </w:rPr>
-        <w:t>Against the accepted heuristic that reliable single-pick counting requires a unit mass of at least 5× to 10× the sensor noise floor (σ), these results quantify the light-item limit precisely: the lightest components in the bill of materials (approximately 3–3.5 g) are comfortably resolved on the 1 kg platform (σ = 0.028 g, yielding a signal-to-noise ratio exceeding 100:1), but sit at or below the reliable threshold on the 5 kg platform (σ = 0.223 g, SNR ≈ 15:1) and fall within the noise band on the 10 kg platform (σ = 0.433 g). Absolute accuracy was otherwise excellent — measured grams versus reference agreed within a few tenths of a gram across the full calibration ladder.</w:t>
+        <w:t>4.3.2 Lighting Characterisation</w:t>
+      </w:r>
+    </w:p>
+    <w:p>
+      <w:pPr>
+        <w:spacing w:line="276" w:lineRule="auto" w:after="120"/>
+      </w:pPr>
+      <w:r>
+        <w:rPr>
+          <w:rFonts w:ascii="Calibri" w:hAnsi="Calibri"/>
+          <w:sz w:val="22"/>
+        </w:rPr>
+        <w:t>Ambient illuminance was swept across eight levels from 0 lux (complete darkness, camera infrared mode) to 506 lux (full overhead strip lighting), with each of the nine bins evaluated at every level — 72 readings in total. Detection held at 100% across every illuminance level and every bin. Confidence correlated only weakly with illuminance (Pearson r ≈ 0.27), and the trend was non-monotonic. The practical conclusion is that the rim-centric detector is not lighting-limited over the station's operating range, satisfying the environmental robustness requirement (FR-09).</w:t>
       </w:r>
     </w:p>
     <w:p>
@@ -1400,79 +1119,34 @@
       <w:r>
         <w:rPr>
           <w:i/>
-          <w:color w:val="969696"/>
-          <w:sz w:val="22"/>
+          <w:color w:val="595959"/>
+          <w:sz w:val="20"/>
         </w:rPr>
-        <w:t>[INSERT FIGURE HERE]</w:t>
+        <w:t>[Figure 4.6: Lux-versus-confidence scatter plot across 72 sampling points, showing 100% detection at all illuminance levels]</w:t>
       </w:r>
     </w:p>
     <w:p>
       <w:pPr>
-        <w:spacing w:after="240"/>
-        <w:jc w:val="center"/>
+        <w:pStyle w:val="Heading3"/>
       </w:pPr>
       <w:r>
         <w:rPr>
-          <w:rFonts w:ascii="Times New Roman" w:hAnsi="Times New Roman"/>
-          <w:i/>
-          <w:sz w:val="20"/>
+          <w:rFonts w:ascii="Calibri" w:hAnsi="Calibri"/>
+          <w:color w:val="2E75B6"/>
         </w:rPr>
-        <w:t>Figure 4.8: Load cell calibration ladders. Full raw calibration curves for the (a) 1 kg, (b) 5 kg, and (c) 10 kg platforms, showing measured weight versus reference weight at each load step.</w:t>
+        <w:t>4.3.3 Hand Tracking and Occlusion Iteration</w:t>
       </w:r>
     </w:p>
     <w:p>
+      <w:pPr>
+        <w:spacing w:line="276" w:lineRule="auto" w:after="120"/>
+      </w:pPr>
       <w:r>
         <w:rPr>
-          <w:rFonts w:ascii="Times New Roman" w:hAnsi="Times New Roman"/>
-          <w:b/>
-          <w:i w:val="0"/>
-          <w:sz w:val="24"/>
+          <w:rFonts w:ascii="Calibri" w:hAnsi="Calibri"/>
+          <w:sz w:val="22"/>
         </w:rPr>
-        <w:t>Stability.</w:t>
-      </w:r>
-    </w:p>
-    <w:p>
-      <w:r>
-        <w:rPr>
-          <w:rFonts w:ascii="Times New Roman" w:hAnsi="Times New Roman"/>
-          <w:b w:val="0"/>
-          <w:i w:val="0"/>
-          <w:sz w:val="24"/>
-        </w:rPr>
-        <w:t>Warm-up drift (A4) over a 30-minute period at mid-load was ≤0.22 g on the 1 kg platform but reached approximately 6 g on the 5 kg platform, justifying the adoption of a 30-minute warm-up period and periodic re-taring as standard operating procedure prior to each kitting session. Creep (A5) under sustained load stayed within approximately 0.1% of the applied load on all three configurations over the test duration, confirming that sustained static loading is not a material error source over the duration of a typical kitting session.</w:t>
-      </w:r>
-    </w:p>
-    <w:p>
-      <w:r>
-        <w:rPr>
-          <w:rFonts w:ascii="Times New Roman" w:hAnsi="Times New Roman"/>
-          <w:b/>
-          <w:i w:val="0"/>
-          <w:sz w:val="24"/>
-        </w:rPr>
-        <w:t>Integration.</w:t>
-      </w:r>
-    </w:p>
-    <w:p>
-      <w:r>
-        <w:rPr>
-          <w:rFonts w:ascii="Times New Roman" w:hAnsi="Times New Roman"/>
-          <w:b w:val="0"/>
-          <w:i w:val="0"/>
-          <w:sz w:val="24"/>
-        </w:rPr>
-        <w:t>The decisive finding for the summed three-cell platforms was off-centre placement sensitivity (A6). The 1 kg single-cell platform was essentially position-invariant, exhibiting deviations of ≤0.2 g across a 90 mm radius from the centroid. The three-cell platforms, however, were not: moving the same fixed mass from the calibrated centroid to directly over an individual cell or to the apex shifted the summed reading by tens of grams — on the 5 kg platform, deviations ranged from −38.6 g to +64.0 g; on the 10 kg platform, from −65.8 g to +105.0 g. For the larger bins, therefore, where a component is physically placed on the platform materially affects the weight reading, which bounds how finely those platforms can resolve individual picks regardless of the underlying electronic resolution.</w:t>
-      </w:r>
-    </w:p>
-    <w:p>
-      <w:r>
-        <w:rPr>
-          <w:rFonts w:ascii="Times New Roman" w:hAnsi="Times New Roman"/>
-          <w:b w:val="0"/>
-          <w:i w:val="0"/>
-          <w:sz w:val="24"/>
-        </w:rPr>
-        <w:t>Settling time (A8) was measured at 0.3 to 0.6 seconds per load step at the firmware's 10 SPS (samples per second) rate, indicating that the system can register a stable weight change within approximately half a second of the operator placing or removing a component.</w:t>
+        <w:t>During early integration testing, a critical tracking failure was identified when operators reached into the bottom row of bins. The shelf lip of the two-tier workstation rack physically occludes the operator's distal finger joints. Because MediaPipe loses sight of the fingertips, it extrapolates joint positions upward, placing the index fingertip within the geofence of the top-tier bins rather than the intended bottom-tier bin. This produced false "Out-of-Sequence" and "Wrong-Bin" alarms during valid picks.</w:t>
       </w:r>
     </w:p>
     <w:p>
@@ -1482,46 +1156,71 @@
       <w:r>
         <w:rPr>
           <w:i/>
-          <w:color w:val="969696"/>
-          <w:sz w:val="22"/>
+          <w:color w:val="595959"/>
+          <w:sz w:val="20"/>
         </w:rPr>
-        <w:t>[INSERT FIGURE HERE]</w:t>
+        <w:t>[Figure 4.7: Side-view diagram showing shelf-lip occlusion — fingertip coordinates are extrapolated upward into the top-bin geofence while the hand is physically in the bottom bin]</w:t>
       </w:r>
     </w:p>
     <w:p>
       <w:pPr>
-        <w:spacing w:after="240"/>
+        <w:spacing w:line="276" w:lineRule="auto" w:after="120"/>
+      </w:pPr>
+      <w:r>
+        <w:rPr>
+          <w:rFonts w:ascii="Calibri" w:hAnsi="Calibri"/>
+          <w:sz w:val="22"/>
+        </w:rPr>
+        <w:t>To resolve this without modifying the workstation hardware, two software modules were implemented:</w:t>
+      </w:r>
+    </w:p>
+    <w:p>
+      <w:pPr>
+        <w:pStyle w:val="ListNumber"/>
+      </w:pPr>
+      <w:r>
+        <w:rPr>
+          <w:rFonts w:ascii="Calibri" w:hAnsi="Calibri"/>
+          <w:sz w:val="22"/>
+        </w:rPr>
+        <w:t>Occlusion Gate: Verifies the position of the hand's proximal anchors — the wrist and index MCP knuckle centroid — which remain visible below the shelf lip. When these anchors lie below the bottom-bin rim boundary, any fingertip-derived top-bin assignment is overridden and the hand is forced to the bottom bin.</w:t>
+      </w:r>
+    </w:p>
+    <w:p>
+      <w:pPr>
+        <w:pStyle w:val="ListNumber"/>
+      </w:pPr>
+      <w:r>
+        <w:rPr>
+          <w:rFonts w:ascii="Calibri" w:hAnsi="Calibri"/>
+          <w:sz w:val="22"/>
+        </w:rPr>
+        <w:t>Occlusion Hold: A stateful module that maintains the last-known bottom-bin assignment when the hand vanishes entirely behind the shelf lip, releasing only when landmarks reappear.</w:t>
+      </w:r>
+    </w:p>
+    <w:p>
+      <w:pPr>
+        <w:spacing w:line="276" w:lineRule="auto" w:after="120"/>
+      </w:pPr>
+      <w:r>
+        <w:rPr>
+          <w:rFonts w:ascii="Calibri" w:hAnsi="Calibri"/>
+          <w:sz w:val="22"/>
+        </w:rPr>
+        <w:t>Both modules are covered by the backend unit test suite: the occlusion gate by 22 test cases and the occlusion hold by 12, all passing.</w:t>
+      </w:r>
+    </w:p>
+    <w:p>
+      <w:pPr>
         <w:jc w:val="center"/>
       </w:pPr>
       <w:r>
         <w:rPr>
-          <w:rFonts w:ascii="Times New Roman" w:hAnsi="Times New Roman"/>
           <w:i/>
+          <w:color w:val="595959"/>
           <w:sz w:val="20"/>
         </w:rPr>
-        <w:t>Figure 4.9: Off-centre placement sensitivity results. (a) Deviation map for the 1 kg platform showing near-zero position sensitivity. (b) Deviation map for the 5 kg three-cell platform showing significant position-dependent variation. (c) Deviation map for the 10 kg three-cell platform.</w:t>
-      </w:r>
-    </w:p>
-    <w:p>
-      <w:r>
-        <w:rPr>
-          <w:rFonts w:ascii="Times New Roman" w:hAnsi="Times New Roman"/>
-          <w:b/>
-          <w:i w:val="0"/>
-          <w:sz w:val="24"/>
-        </w:rPr>
-        <w:t>Implications.</w:t>
-      </w:r>
-    </w:p>
-    <w:p>
-      <w:r>
-        <w:rPr>
-          <w:rFonts w:ascii="Times New Roman" w:hAnsi="Times New Roman"/>
-          <w:b w:val="0"/>
-          <w:i w:val="0"/>
-          <w:sz w:val="24"/>
-        </w:rPr>
-        <w:t>These metrology limits explain and bound the light-item behaviour observed at system level: the lightest components are only reliably counted on the smallest (1 kg) platform, while the medium and large three-cell platforms trade both resolution and placement-invariance for load capacity. Two hardware-reliability issues were also recorded during integration testing: several individual load cell channels were found reading a flat zero (indicative of disconnected cells or broken solder joints), and the load-cell microcontroller's USB link exhibited intermittent resets that dropped the serial connection — both cabling and power faults rather than software defects, requiring physical inspection and repair of the wiring harness.</w:t>
+        <w:t>[Figure 4.8: Occlusion Gate operation — (a) without gate: fingertip extrapolation causes false top-bin assignment; (b) with gate: proximal anchor validation overrides to the correct bottom bin]</w:t>
       </w:r>
     </w:p>
     <w:p>
@@ -1529,7 +1228,11 @@
         <w:pStyle w:val="Heading2"/>
       </w:pPr>
       <w:r>
-        <w:t>4.3 Backend Verification (Unit Testing)</w:t>
+        <w:rPr>
+          <w:rFonts w:ascii="Calibri" w:hAnsi="Calibri"/>
+          <w:color w:val="2E75B6"/>
+        </w:rPr>
+        <w:t>4.4 Backend Subsystem</w:t>
       </w:r>
     </w:p>
     <w:p>
@@ -1537,96 +1240,33 @@
         <w:pStyle w:val="Heading3"/>
       </w:pPr>
       <w:r>
-        <w:t>4.3.1 Testing Framework</w:t>
+        <w:rPr>
+          <w:rFonts w:ascii="Calibri" w:hAnsi="Calibri"/>
+          <w:color w:val="2E75B6"/>
+        </w:rPr>
+        <w:t>4.4.1 Unit Verification (Pytest)</w:t>
+      </w:r>
+    </w:p>
+    <w:p>
+      <w:pPr>
+        <w:spacing w:line="276" w:lineRule="auto" w:after="120"/>
+      </w:pPr>
+      <w:r>
+        <w:rPr>
+          <w:rFonts w:ascii="Calibri" w:hAnsi="Calibri"/>
+          <w:sz w:val="22"/>
+        </w:rPr>
+        <w:t>Because the verification logic is encapsulated in a pure placement-tracker component with no dependency on the camera or display (Chapter 3.3.3), it was tested in isolation using the Pytest framework. The suite feeds deterministic sequences of per-bin and kit-box weights and asserts the resulting state, covering bin activation, placement counting, every fault type and its auto-clear, and edge cases such as transient sensor dips and post-tare settle windows.</w:t>
       </w:r>
     </w:p>
     <w:p>
       <w:r>
         <w:rPr>
-          <w:rFonts w:ascii="Times New Roman" w:hAnsi="Times New Roman"/>
-          <w:b w:val="0"/>
-          <w:i w:val="0"/>
-          <w:sz w:val="24"/>
+          <w:b/>
+          <w:color w:val="000000"/>
+          <w:sz w:val="20"/>
         </w:rPr>
-        <w:t>Because the verification logic is encapsulated in a pure placement-tracker component with no dependency on the camera or display (as described in Section 3.3.3), it can be tested in isolation with an automated unit-test suite. The suite was implemented using the pytest framework and feeds deterministic sequences of per-bin and kit-box weights into the placement tracker, asserting the resulting FSM state at each step. The test cases cover the following categories:</w:t>
-      </w:r>
-    </w:p>
-    <w:p>
-      <w:pPr>
-        <w:pStyle w:val="ListBullet"/>
-      </w:pPr>
-      <w:r>
-        <w:rPr>
-          <w:rFonts w:ascii="Times New Roman" w:hAnsi="Times New Roman"/>
-          <w:sz w:val="22"/>
-        </w:rPr>
-        <w:t>Bin activation and the confirmation debounce window.</w:t>
-      </w:r>
-    </w:p>
-    <w:p>
-      <w:pPr>
-        <w:pStyle w:val="ListBullet"/>
-      </w:pPr>
-      <w:r>
-        <w:rPr>
-          <w:rFonts w:ascii="Times New Roman" w:hAnsi="Times New Roman"/>
-          <w:sz w:val="22"/>
-        </w:rPr>
-        <w:t>Placement counting, target-reached completion, and bin banking.</w:t>
-      </w:r>
-    </w:p>
-    <w:p>
-      <w:pPr>
-        <w:pStyle w:val="ListBullet"/>
-      </w:pPr>
-      <w:r>
-        <w:rPr>
-          <w:rFonts w:ascii="Times New Roman" w:hAnsi="Times New Roman"/>
-          <w:sz w:val="22"/>
-        </w:rPr>
-        <w:t>Every fault type (Overpack, Out-of-Sequence, Wrong-Bin, Returned-to-Wrong-Bin) and its auto-clear condition.</w:t>
-      </w:r>
-    </w:p>
-    <w:p>
-      <w:pPr>
-        <w:pStyle w:val="ListBullet"/>
-      </w:pPr>
-      <w:r>
-        <w:rPr>
-          <w:rFonts w:ascii="Times New Roman" w:hAnsi="Times New Roman"/>
-          <w:sz w:val="22"/>
-        </w:rPr>
-        <w:t>Edge cases — post-tare settle windows, sensor drift compensation, transient weight dips, and the light-item crediting floors derived from the qualification results in Section 4.2.2.</w:t>
-      </w:r>
-    </w:p>
-    <w:p>
-      <w:pPr>
-        <w:pStyle w:val="Heading3"/>
-      </w:pPr>
-      <w:r>
-        <w:t>4.3.2 Evaluation Results</w:t>
-      </w:r>
-    </w:p>
-    <w:p>
-      <w:r>
-        <w:rPr>
-          <w:rFonts w:ascii="Times New Roman" w:hAnsi="Times New Roman"/>
-          <w:b w:val="0"/>
-          <w:i w:val="0"/>
-          <w:sz w:val="24"/>
-        </w:rPr>
-        <w:t>The test suite comprises 134 test cases distributed across 16 test modules. All 134 tests pass, locking in the intended behaviour: counts advance only on genuine kit-box weight increases; each fault fires on its correct condition and clears upon operator correction; a completed bin picked from is correctly classified as a wrong-bin error rather than an out-of-sequence error; and transient sensor dips no longer produce phantom count changes. Running as fast, deterministic unit tests without hardware in the loop, the suite also serves as a regression guard for future changes to the verification logic.</w:t>
-      </w:r>
-    </w:p>
-    <w:p>
-      <w:r>
-        <w:rPr>
-          <w:rFonts w:ascii="Times New Roman" w:hAnsi="Times New Roman"/>
-          <w:b w:val="0"/>
-          <w:i w:val="0"/>
-          <w:sz w:val="24"/>
-        </w:rPr>
-        <w:t>Code coverage analysis was performed using pytest-cov. The results are summarised in Table 4.4.</w:t>
+        <w:t>Table 20: Backend Unit Test Coverage Report (134/134 Passing)</w:t>
       </w:r>
     </w:p>
     <w:tbl>
@@ -1637,24 +1277,29 @@
         <w:tblLook w:firstColumn="1" w:firstRow="1" w:lastColumn="0" w:lastRow="0" w:noHBand="0" w:noVBand="1" w:val="04A0"/>
       </w:tblPr>
       <w:tblGrid>
-        <w:gridCol w:w="2880"/>
-        <w:gridCol w:w="2880"/>
-        <w:gridCol w:w="2880"/>
+        <w:gridCol w:w="1872"/>
+        <w:gridCol w:w="1872"/>
+        <w:gridCol w:w="1872"/>
+        <w:gridCol w:w="1872"/>
+        <w:gridCol w:w="1872"/>
       </w:tblGrid>
       <w:tr>
+        <w:trPr>
+          <w:tblHeader/>
+        </w:trPr>
         <w:tc>
           <w:tcPr>
-            <w:tcW w:type="dxa" w:w="2880"/>
+            <w:tcW w:type="dxa" w:w="1872"/>
+            <w:shd w:val="clear" w:color="auto" w:fill="1F4E79"/>
           </w:tcPr>
           <w:p>
-            <w:pPr>
-              <w:jc w:val="center"/>
-            </w:pPr>
+            <w:r/>
             <w:r>
               <w:rPr>
-                <w:rFonts w:ascii="Times New Roman" w:hAnsi="Times New Roman"/>
+                <w:rFonts w:ascii="Calibri" w:hAnsi="Calibri"/>
                 <w:b/>
-                <w:sz w:val="20"/>
+                <w:color w:val="FFFFFF"/>
+                <w:sz w:val="18"/>
               </w:rPr>
               <w:t>Module</w:t>
             </w:r>
@@ -1662,17 +1307,35 @@
         </w:tc>
         <w:tc>
           <w:tcPr>
-            <w:tcW w:type="dxa" w:w="2880"/>
+            <w:tcW w:type="dxa" w:w="1872"/>
+            <w:shd w:val="clear" w:color="auto" w:fill="1F4E79"/>
           </w:tcPr>
           <w:p>
-            <w:pPr>
-              <w:jc w:val="center"/>
-            </w:pPr>
+            <w:r/>
             <w:r>
               <w:rPr>
-                <w:rFonts w:ascii="Times New Roman" w:hAnsi="Times New Roman"/>
+                <w:rFonts w:ascii="Calibri" w:hAnsi="Calibri"/>
                 <w:b/>
-                <w:sz w:val="20"/>
+                <w:color w:val="FFFFFF"/>
+                <w:sz w:val="18"/>
+              </w:rPr>
+              <w:t>Description</w:t>
+            </w:r>
+          </w:p>
+        </w:tc>
+        <w:tc>
+          <w:tcPr>
+            <w:tcW w:type="dxa" w:w="1872"/>
+            <w:shd w:val="clear" w:color="auto" w:fill="1F4E79"/>
+          </w:tcPr>
+          <w:p>
+            <w:r/>
+            <w:r>
+              <w:rPr>
+                <w:rFonts w:ascii="Calibri" w:hAnsi="Calibri"/>
+                <w:b/>
+                <w:color w:val="FFFFFF"/>
+                <w:sz w:val="18"/>
               </w:rPr>
               <w:t>Statements</w:t>
             </w:r>
@@ -1680,19 +1343,37 @@
         </w:tc>
         <w:tc>
           <w:tcPr>
-            <w:tcW w:type="dxa" w:w="2880"/>
+            <w:tcW w:type="dxa" w:w="1872"/>
+            <w:shd w:val="clear" w:color="auto" w:fill="1F4E79"/>
           </w:tcPr>
           <w:p>
-            <w:pPr>
-              <w:jc w:val="center"/>
-            </w:pPr>
+            <w:r/>
             <w:r>
               <w:rPr>
-                <w:rFonts w:ascii="Times New Roman" w:hAnsi="Times New Roman"/>
+                <w:rFonts w:ascii="Calibri" w:hAnsi="Calibri"/>
                 <w:b/>
-                <w:sz w:val="20"/>
+                <w:color w:val="FFFFFF"/>
+                <w:sz w:val="18"/>
               </w:rPr>
-              <w:t>Coverage (%)</w:t>
+              <w:t>Coverage</w:t>
+            </w:r>
+          </w:p>
+        </w:tc>
+        <w:tc>
+          <w:tcPr>
+            <w:tcW w:type="dxa" w:w="1872"/>
+            <w:shd w:val="clear" w:color="auto" w:fill="1F4E79"/>
+          </w:tcPr>
+          <w:p>
+            <w:r/>
+            <w:r>
+              <w:rPr>
+                <w:rFonts w:ascii="Calibri" w:hAnsi="Calibri"/>
+                <w:b/>
+                <w:color w:val="FFFFFF"/>
+                <w:sz w:val="18"/>
+              </w:rPr>
+              <w:t>Tests</w:t>
             </w:r>
           </w:p>
         </w:tc>
@@ -1700,27 +1381,47 @@
       <w:tr>
         <w:tc>
           <w:tcPr>
-            <w:tcW w:type="dxa" w:w="2880"/>
+            <w:tcW w:type="dxa" w:w="1872"/>
+            <w:shd w:val="clear" w:color="auto" w:fill="F2F4F7"/>
           </w:tcPr>
           <w:p>
+            <w:r/>
             <w:r>
               <w:rPr>
-                <w:rFonts w:ascii="Times New Roman" w:hAnsi="Times New Roman"/>
-                <w:sz w:val="20"/>
+                <w:rFonts w:ascii="Calibri" w:hAnsi="Calibri"/>
+                <w:sz w:val="18"/>
               </w:rPr>
-              <w:t>placement.py (FSM core verification logic)</w:t>
+              <w:t>placement.py</w:t>
             </w:r>
           </w:p>
         </w:tc>
         <w:tc>
           <w:tcPr>
-            <w:tcW w:type="dxa" w:w="2880"/>
+            <w:tcW w:type="dxa" w:w="1872"/>
+            <w:shd w:val="clear" w:color="auto" w:fill="F2F4F7"/>
           </w:tcPr>
           <w:p>
+            <w:r/>
             <w:r>
               <w:rPr>
-                <w:rFonts w:ascii="Times New Roman" w:hAnsi="Times New Roman"/>
-                <w:sz w:val="20"/>
+                <w:rFonts w:ascii="Calibri" w:hAnsi="Calibri"/>
+                <w:sz w:val="18"/>
+              </w:rPr>
+              <w:t>FSM core verification</w:t>
+            </w:r>
+          </w:p>
+        </w:tc>
+        <w:tc>
+          <w:tcPr>
+            <w:tcW w:type="dxa" w:w="1872"/>
+            <w:shd w:val="clear" w:color="auto" w:fill="F2F4F7"/>
+          </w:tcPr>
+          <w:p>
+            <w:r/>
+            <w:r>
+              <w:rPr>
+                <w:rFonts w:ascii="Calibri" w:hAnsi="Calibri"/>
+                <w:sz w:val="18"/>
               </w:rPr>
               <w:t>196</w:t>
             </w:r>
@@ -1728,15 +1429,33 @@
         </w:tc>
         <w:tc>
           <w:tcPr>
-            <w:tcW w:type="dxa" w:w="2880"/>
+            <w:tcW w:type="dxa" w:w="1872"/>
+            <w:shd w:val="clear" w:color="auto" w:fill="F2F4F7"/>
           </w:tcPr>
           <w:p>
+            <w:r/>
             <w:r>
               <w:rPr>
-                <w:rFonts w:ascii="Times New Roman" w:hAnsi="Times New Roman"/>
-                <w:sz w:val="20"/>
+                <w:rFonts w:ascii="Calibri" w:hAnsi="Calibri"/>
+                <w:sz w:val="18"/>
               </w:rPr>
-              <w:t>98</w:t>
+              <w:t>98%</w:t>
+            </w:r>
+          </w:p>
+        </w:tc>
+        <w:tc>
+          <w:tcPr>
+            <w:tcW w:type="dxa" w:w="1872"/>
+            <w:shd w:val="clear" w:color="auto" w:fill="F2F4F7"/>
+          </w:tcPr>
+          <w:p>
+            <w:r/>
+            <w:r>
+              <w:rPr>
+                <w:rFonts w:ascii="Calibri" w:hAnsi="Calibri"/>
+                <w:sz w:val="18"/>
+              </w:rPr>
+              <w:t>38</w:t>
             </w:r>
           </w:p>
         </w:tc>
@@ -1744,27 +1463,47 @@
       <w:tr>
         <w:tc>
           <w:tcPr>
-            <w:tcW w:type="dxa" w:w="2880"/>
+            <w:tcW w:type="dxa" w:w="1872"/>
+            <w:shd w:val="clear" w:color="auto" w:fill="FFFFFF"/>
           </w:tcPr>
           <w:p>
+            <w:r/>
             <w:r>
               <w:rPr>
-                <w:rFonts w:ascii="Times New Roman" w:hAnsi="Times New Roman"/>
-                <w:sz w:val="20"/>
+                <w:rFonts w:ascii="Calibri" w:hAnsi="Calibri"/>
+                <w:sz w:val="18"/>
               </w:rPr>
-              <w:t>bin_assignment.py (geometric bin assignment)</w:t>
+              <w:t>bin_assignment.py</w:t>
             </w:r>
           </w:p>
         </w:tc>
         <w:tc>
           <w:tcPr>
-            <w:tcW w:type="dxa" w:w="2880"/>
+            <w:tcW w:type="dxa" w:w="1872"/>
+            <w:shd w:val="clear" w:color="auto" w:fill="FFFFFF"/>
           </w:tcPr>
           <w:p>
+            <w:r/>
             <w:r>
               <w:rPr>
-                <w:rFonts w:ascii="Times New Roman" w:hAnsi="Times New Roman"/>
-                <w:sz w:val="20"/>
+                <w:rFonts w:ascii="Calibri" w:hAnsi="Calibri"/>
+                <w:sz w:val="18"/>
+              </w:rPr>
+              <w:t>Geometric bin assignment</w:t>
+            </w:r>
+          </w:p>
+        </w:tc>
+        <w:tc>
+          <w:tcPr>
+            <w:tcW w:type="dxa" w:w="1872"/>
+            <w:shd w:val="clear" w:color="auto" w:fill="FFFFFF"/>
+          </w:tcPr>
+          <w:p>
+            <w:r/>
+            <w:r>
+              <w:rPr>
+                <w:rFonts w:ascii="Calibri" w:hAnsi="Calibri"/>
+                <w:sz w:val="18"/>
               </w:rPr>
               <w:t>260</w:t>
             </w:r>
@@ -1772,15 +1511,33 @@
         </w:tc>
         <w:tc>
           <w:tcPr>
-            <w:tcW w:type="dxa" w:w="2880"/>
+            <w:tcW w:type="dxa" w:w="1872"/>
+            <w:shd w:val="clear" w:color="auto" w:fill="FFFFFF"/>
           </w:tcPr>
           <w:p>
+            <w:r/>
             <w:r>
               <w:rPr>
-                <w:rFonts w:ascii="Times New Roman" w:hAnsi="Times New Roman"/>
-                <w:sz w:val="20"/>
+                <w:rFonts w:ascii="Calibri" w:hAnsi="Calibri"/>
+                <w:sz w:val="18"/>
               </w:rPr>
-              <w:t>83</w:t>
+              <w:t>83%</w:t>
+            </w:r>
+          </w:p>
+        </w:tc>
+        <w:tc>
+          <w:tcPr>
+            <w:tcW w:type="dxa" w:w="1872"/>
+            <w:shd w:val="clear" w:color="auto" w:fill="FFFFFF"/>
+          </w:tcPr>
+          <w:p>
+            <w:r/>
+            <w:r>
+              <w:rPr>
+                <w:rFonts w:ascii="Calibri" w:hAnsi="Calibri"/>
+                <w:sz w:val="18"/>
+              </w:rPr>
+              <w:t>34</w:t>
             </w:r>
           </w:p>
         </w:tc>
@@ -1788,27 +1545,47 @@
       <w:tr>
         <w:tc>
           <w:tcPr>
-            <w:tcW w:type="dxa" w:w="2880"/>
+            <w:tcW w:type="dxa" w:w="1872"/>
+            <w:shd w:val="clear" w:color="auto" w:fill="F2F4F7"/>
           </w:tcPr>
           <w:p>
+            <w:r/>
             <w:r>
               <w:rPr>
-                <w:rFonts w:ascii="Times New Roman" w:hAnsi="Times New Roman"/>
-                <w:sz w:val="20"/>
+                <w:rFonts w:ascii="Calibri" w:hAnsi="Calibri"/>
+                <w:sz w:val="18"/>
               </w:rPr>
-              <w:t>occlusion_hold.py (shelf-lip occlusion handling)</w:t>
+              <w:t>occlusion_hold.py</w:t>
             </w:r>
           </w:p>
         </w:tc>
         <w:tc>
           <w:tcPr>
-            <w:tcW w:type="dxa" w:w="2880"/>
+            <w:tcW w:type="dxa" w:w="1872"/>
+            <w:shd w:val="clear" w:color="auto" w:fill="F2F4F7"/>
           </w:tcPr>
           <w:p>
+            <w:r/>
             <w:r>
               <w:rPr>
-                <w:rFonts w:ascii="Times New Roman" w:hAnsi="Times New Roman"/>
-                <w:sz w:val="20"/>
+                <w:rFonts w:ascii="Calibri" w:hAnsi="Calibri"/>
+                <w:sz w:val="18"/>
+              </w:rPr>
+              <w:t>Shelf-lip occlusion handling</w:t>
+            </w:r>
+          </w:p>
+        </w:tc>
+        <w:tc>
+          <w:tcPr>
+            <w:tcW w:type="dxa" w:w="1872"/>
+            <w:shd w:val="clear" w:color="auto" w:fill="F2F4F7"/>
+          </w:tcPr>
+          <w:p>
+            <w:r/>
+            <w:r>
+              <w:rPr>
+                <w:rFonts w:ascii="Calibri" w:hAnsi="Calibri"/>
+                <w:sz w:val="18"/>
               </w:rPr>
               <w:t>35</w:t>
             </w:r>
@@ -1816,15 +1593,33 @@
         </w:tc>
         <w:tc>
           <w:tcPr>
-            <w:tcW w:type="dxa" w:w="2880"/>
+            <w:tcW w:type="dxa" w:w="1872"/>
+            <w:shd w:val="clear" w:color="auto" w:fill="F2F4F7"/>
           </w:tcPr>
           <w:p>
+            <w:r/>
             <w:r>
               <w:rPr>
-                <w:rFonts w:ascii="Times New Roman" w:hAnsi="Times New Roman"/>
-                <w:sz w:val="20"/>
+                <w:rFonts w:ascii="Calibri" w:hAnsi="Calibri"/>
+                <w:sz w:val="18"/>
               </w:rPr>
-              <w:t>100</w:t>
+              <w:t>100%</w:t>
+            </w:r>
+          </w:p>
+        </w:tc>
+        <w:tc>
+          <w:tcPr>
+            <w:tcW w:type="dxa" w:w="1872"/>
+            <w:shd w:val="clear" w:color="auto" w:fill="F2F4F7"/>
+          </w:tcPr>
+          <w:p>
+            <w:r/>
+            <w:r>
+              <w:rPr>
+                <w:rFonts w:ascii="Calibri" w:hAnsi="Calibri"/>
+                <w:sz w:val="18"/>
+              </w:rPr>
+              <w:t>12</w:t>
             </w:r>
           </w:p>
         </w:tc>
@@ -1832,27 +1627,47 @@
       <w:tr>
         <w:tc>
           <w:tcPr>
-            <w:tcW w:type="dxa" w:w="2880"/>
+            <w:tcW w:type="dxa" w:w="1872"/>
+            <w:shd w:val="clear" w:color="auto" w:fill="FFFFFF"/>
           </w:tcPr>
           <w:p>
+            <w:r/>
             <w:r>
               <w:rPr>
-                <w:rFonts w:ascii="Times New Roman" w:hAnsi="Times New Roman"/>
-                <w:sz w:val="20"/>
+                <w:rFonts w:ascii="Calibri" w:hAnsi="Calibri"/>
+                <w:sz w:val="18"/>
               </w:rPr>
-              <w:t>grid_allocator.py (spatial grid calculations)</w:t>
+              <w:t>grid_allocator.py</w:t>
             </w:r>
           </w:p>
         </w:tc>
         <w:tc>
           <w:tcPr>
-            <w:tcW w:type="dxa" w:w="2880"/>
+            <w:tcW w:type="dxa" w:w="1872"/>
+            <w:shd w:val="clear" w:color="auto" w:fill="FFFFFF"/>
           </w:tcPr>
           <w:p>
+            <w:r/>
             <w:r>
               <w:rPr>
-                <w:rFonts w:ascii="Times New Roman" w:hAnsi="Times New Roman"/>
-                <w:sz w:val="20"/>
+                <w:rFonts w:ascii="Calibri" w:hAnsi="Calibri"/>
+                <w:sz w:val="18"/>
+              </w:rPr>
+              <w:t>Spatial grid calculations</w:t>
+            </w:r>
+          </w:p>
+        </w:tc>
+        <w:tc>
+          <w:tcPr>
+            <w:tcW w:type="dxa" w:w="1872"/>
+            <w:shd w:val="clear" w:color="auto" w:fill="FFFFFF"/>
+          </w:tcPr>
+          <w:p>
+            <w:r/>
+            <w:r>
+              <w:rPr>
+                <w:rFonts w:ascii="Calibri" w:hAnsi="Calibri"/>
+                <w:sz w:val="18"/>
               </w:rPr>
               <w:t>107</w:t>
             </w:r>
@@ -1860,15 +1675,33 @@
         </w:tc>
         <w:tc>
           <w:tcPr>
-            <w:tcW w:type="dxa" w:w="2880"/>
+            <w:tcW w:type="dxa" w:w="1872"/>
+            <w:shd w:val="clear" w:color="auto" w:fill="FFFFFF"/>
           </w:tcPr>
           <w:p>
+            <w:r/>
             <w:r>
               <w:rPr>
-                <w:rFonts w:ascii="Times New Roman" w:hAnsi="Times New Roman"/>
-                <w:sz w:val="20"/>
+                <w:rFonts w:ascii="Calibri" w:hAnsi="Calibri"/>
+                <w:sz w:val="18"/>
               </w:rPr>
-              <w:t>93</w:t>
+              <w:t>93%</w:t>
+            </w:r>
+          </w:p>
+        </w:tc>
+        <w:tc>
+          <w:tcPr>
+            <w:tcW w:type="dxa" w:w="1872"/>
+            <w:shd w:val="clear" w:color="auto" w:fill="FFFFFF"/>
+          </w:tcPr>
+          <w:p>
+            <w:r/>
+            <w:r>
+              <w:rPr>
+                <w:rFonts w:ascii="Calibri" w:hAnsi="Calibri"/>
+                <w:sz w:val="18"/>
+              </w:rPr>
+              <w:t>14</w:t>
             </w:r>
           </w:p>
         </w:tc>
@@ -1876,27 +1709,47 @@
       <w:tr>
         <w:tc>
           <w:tcPr>
-            <w:tcW w:type="dxa" w:w="2880"/>
+            <w:tcW w:type="dxa" w:w="1872"/>
+            <w:shd w:val="clear" w:color="auto" w:fill="F2F4F7"/>
           </w:tcPr>
           <w:p>
+            <w:r/>
             <w:r>
               <w:rPr>
-                <w:rFonts w:ascii="Times New Roman" w:hAnsi="Times New Roman"/>
-                <w:sz w:val="20"/>
+                <w:rFonts w:ascii="Calibri" w:hAnsi="Calibri"/>
+                <w:sz w:val="18"/>
               </w:rPr>
-              <w:t>grid_calibrator.py (calibration verification)</w:t>
+              <w:t>grid_calibrator.py</w:t>
             </w:r>
           </w:p>
         </w:tc>
         <w:tc>
           <w:tcPr>
-            <w:tcW w:type="dxa" w:w="2880"/>
+            <w:tcW w:type="dxa" w:w="1872"/>
+            <w:shd w:val="clear" w:color="auto" w:fill="F2F4F7"/>
           </w:tcPr>
           <w:p>
+            <w:r/>
             <w:r>
               <w:rPr>
-                <w:rFonts w:ascii="Times New Roman" w:hAnsi="Times New Roman"/>
-                <w:sz w:val="20"/>
+                <w:rFonts w:ascii="Calibri" w:hAnsi="Calibri"/>
+                <w:sz w:val="18"/>
+              </w:rPr>
+              <w:t>Calibration verification</w:t>
+            </w:r>
+          </w:p>
+        </w:tc>
+        <w:tc>
+          <w:tcPr>
+            <w:tcW w:type="dxa" w:w="1872"/>
+            <w:shd w:val="clear" w:color="auto" w:fill="F2F4F7"/>
+          </w:tcPr>
+          <w:p>
+            <w:r/>
+            <w:r>
+              <w:rPr>
+                <w:rFonts w:ascii="Calibri" w:hAnsi="Calibri"/>
+                <w:sz w:val="18"/>
               </w:rPr>
               <w:t>79</w:t>
             </w:r>
@@ -1904,15 +1757,33 @@
         </w:tc>
         <w:tc>
           <w:tcPr>
-            <w:tcW w:type="dxa" w:w="2880"/>
+            <w:tcW w:type="dxa" w:w="1872"/>
+            <w:shd w:val="clear" w:color="auto" w:fill="F2F4F7"/>
           </w:tcPr>
           <w:p>
+            <w:r/>
             <w:r>
               <w:rPr>
-                <w:rFonts w:ascii="Times New Roman" w:hAnsi="Times New Roman"/>
-                <w:sz w:val="20"/>
+                <w:rFonts w:ascii="Calibri" w:hAnsi="Calibri"/>
+                <w:sz w:val="18"/>
               </w:rPr>
-              <w:t>96</w:t>
+              <w:t>96%</w:t>
+            </w:r>
+          </w:p>
+        </w:tc>
+        <w:tc>
+          <w:tcPr>
+            <w:tcW w:type="dxa" w:w="1872"/>
+            <w:shd w:val="clear" w:color="auto" w:fill="F2F4F7"/>
+          </w:tcPr>
+          <w:p>
+            <w:r/>
+            <w:r>
+              <w:rPr>
+                <w:rFonts w:ascii="Calibri" w:hAnsi="Calibri"/>
+                <w:sz w:val="18"/>
+              </w:rPr>
+              <w:t>12</w:t>
             </w:r>
           </w:p>
         </w:tc>
@@ -1920,27 +1791,47 @@
       <w:tr>
         <w:tc>
           <w:tcPr>
-            <w:tcW w:type="dxa" w:w="2880"/>
+            <w:tcW w:type="dxa" w:w="1872"/>
+            <w:shd w:val="clear" w:color="auto" w:fill="FFFFFF"/>
           </w:tcPr>
           <w:p>
+            <w:r/>
             <w:r>
               <w:rPr>
-                <w:rFonts w:ascii="Times New Roman" w:hAnsi="Times New Roman"/>
-                <w:sz w:val="20"/>
+                <w:rFonts w:ascii="Calibri" w:hAnsi="Calibri"/>
+                <w:sz w:val="18"/>
               </w:rPr>
-              <w:t>grid_session.py (session boundary management)</w:t>
+              <w:t>grid_session.py</w:t>
             </w:r>
           </w:p>
         </w:tc>
         <w:tc>
           <w:tcPr>
-            <w:tcW w:type="dxa" w:w="2880"/>
+            <w:tcW w:type="dxa" w:w="1872"/>
+            <w:shd w:val="clear" w:color="auto" w:fill="FFFFFF"/>
           </w:tcPr>
           <w:p>
+            <w:r/>
             <w:r>
               <w:rPr>
-                <w:rFonts w:ascii="Times New Roman" w:hAnsi="Times New Roman"/>
-                <w:sz w:val="20"/>
+                <w:rFonts w:ascii="Calibri" w:hAnsi="Calibri"/>
+                <w:sz w:val="18"/>
+              </w:rPr>
+              <w:t>Session boundary management</w:t>
+            </w:r>
+          </w:p>
+        </w:tc>
+        <w:tc>
+          <w:tcPr>
+            <w:tcW w:type="dxa" w:w="1872"/>
+            <w:shd w:val="clear" w:color="auto" w:fill="FFFFFF"/>
+          </w:tcPr>
+          <w:p>
+            <w:r/>
+            <w:r>
+              <w:rPr>
+                <w:rFonts w:ascii="Calibri" w:hAnsi="Calibri"/>
+                <w:sz w:val="18"/>
               </w:rPr>
               <w:t>74</w:t>
             </w:r>
@@ -1948,15 +1839,33 @@
         </w:tc>
         <w:tc>
           <w:tcPr>
-            <w:tcW w:type="dxa" w:w="2880"/>
+            <w:tcW w:type="dxa" w:w="1872"/>
+            <w:shd w:val="clear" w:color="auto" w:fill="FFFFFF"/>
           </w:tcPr>
           <w:p>
+            <w:r/>
             <w:r>
               <w:rPr>
-                <w:rFonts w:ascii="Times New Roman" w:hAnsi="Times New Roman"/>
-                <w:sz w:val="20"/>
+                <w:rFonts w:ascii="Calibri" w:hAnsi="Calibri"/>
+                <w:sz w:val="18"/>
               </w:rPr>
-              <w:t>95</w:t>
+              <w:t>95%</w:t>
+            </w:r>
+          </w:p>
+        </w:tc>
+        <w:tc>
+          <w:tcPr>
+            <w:tcW w:type="dxa" w:w="1872"/>
+            <w:shd w:val="clear" w:color="auto" w:fill="FFFFFF"/>
+          </w:tcPr>
+          <w:p>
+            <w:r/>
+            <w:r>
+              <w:rPr>
+                <w:rFonts w:ascii="Calibri" w:hAnsi="Calibri"/>
+                <w:sz w:val="18"/>
+              </w:rPr>
+              <w:t>10</w:t>
             </w:r>
           </w:p>
         </w:tc>
@@ -1964,27 +1873,47 @@
       <w:tr>
         <w:tc>
           <w:tcPr>
-            <w:tcW w:type="dxa" w:w="2880"/>
+            <w:tcW w:type="dxa" w:w="1872"/>
+            <w:shd w:val="clear" w:color="auto" w:fill="F2F4F7"/>
           </w:tcPr>
           <w:p>
+            <w:r/>
             <w:r>
               <w:rPr>
-                <w:rFonts w:ascii="Times New Roman" w:hAnsi="Times New Roman"/>
-                <w:sz w:val="20"/>
+                <w:rFonts w:ascii="Calibri" w:hAnsi="Calibri"/>
+                <w:sz w:val="18"/>
               </w:rPr>
-              <w:t>inventory.py (weight-to-count conversion)</w:t>
+              <w:t>inventory.py</w:t>
             </w:r>
           </w:p>
         </w:tc>
         <w:tc>
           <w:tcPr>
-            <w:tcW w:type="dxa" w:w="2880"/>
+            <w:tcW w:type="dxa" w:w="1872"/>
+            <w:shd w:val="clear" w:color="auto" w:fill="F2F4F7"/>
           </w:tcPr>
           <w:p>
+            <w:r/>
             <w:r>
               <w:rPr>
-                <w:rFonts w:ascii="Times New Roman" w:hAnsi="Times New Roman"/>
-                <w:sz w:val="20"/>
+                <w:rFonts w:ascii="Calibri" w:hAnsi="Calibri"/>
+                <w:sz w:val="18"/>
+              </w:rPr>
+              <w:t>Weight-to-count conversion</w:t>
+            </w:r>
+          </w:p>
+        </w:tc>
+        <w:tc>
+          <w:tcPr>
+            <w:tcW w:type="dxa" w:w="1872"/>
+            <w:shd w:val="clear" w:color="auto" w:fill="F2F4F7"/>
+          </w:tcPr>
+          <w:p>
+            <w:r/>
+            <w:r>
+              <w:rPr>
+                <w:rFonts w:ascii="Calibri" w:hAnsi="Calibri"/>
+                <w:sz w:val="18"/>
               </w:rPr>
               <w:t>45</w:t>
             </w:r>
@@ -1992,15 +1921,33 @@
         </w:tc>
         <w:tc>
           <w:tcPr>
-            <w:tcW w:type="dxa" w:w="2880"/>
+            <w:tcW w:type="dxa" w:w="1872"/>
+            <w:shd w:val="clear" w:color="auto" w:fill="F2F4F7"/>
           </w:tcPr>
           <w:p>
+            <w:r/>
             <w:r>
               <w:rPr>
-                <w:rFonts w:ascii="Times New Roman" w:hAnsi="Times New Roman"/>
-                <w:sz w:val="20"/>
+                <w:rFonts w:ascii="Calibri" w:hAnsi="Calibri"/>
+                <w:sz w:val="18"/>
               </w:rPr>
-              <w:t>78</w:t>
+              <w:t>78%</w:t>
+            </w:r>
+          </w:p>
+        </w:tc>
+        <w:tc>
+          <w:tcPr>
+            <w:tcW w:type="dxa" w:w="1872"/>
+            <w:shd w:val="clear" w:color="auto" w:fill="F2F4F7"/>
+          </w:tcPr>
+          <w:p>
+            <w:r/>
+            <w:r>
+              <w:rPr>
+                <w:rFonts w:ascii="Calibri" w:hAnsi="Calibri"/>
+                <w:sz w:val="18"/>
+              </w:rPr>
+              <w:t>8</w:t>
             </w:r>
           </w:p>
         </w:tc>
@@ -2008,27 +1955,47 @@
       <w:tr>
         <w:tc>
           <w:tcPr>
-            <w:tcW w:type="dxa" w:w="2880"/>
+            <w:tcW w:type="dxa" w:w="1872"/>
+            <w:shd w:val="clear" w:color="auto" w:fill="FFFFFF"/>
           </w:tcPr>
           <w:p>
+            <w:r/>
             <w:r>
               <w:rPr>
-                <w:rFonts w:ascii="Times New Roman" w:hAnsi="Times New Roman"/>
-                <w:sz w:val="20"/>
+                <w:rFonts w:ascii="Calibri" w:hAnsi="Calibri"/>
+                <w:sz w:val="18"/>
               </w:rPr>
-              <w:t>cycle.py (order cycle management)</w:t>
+              <w:t>cycle.py</w:t>
             </w:r>
           </w:p>
         </w:tc>
         <w:tc>
           <w:tcPr>
-            <w:tcW w:type="dxa" w:w="2880"/>
+            <w:tcW w:type="dxa" w:w="1872"/>
+            <w:shd w:val="clear" w:color="auto" w:fill="FFFFFF"/>
           </w:tcPr>
           <w:p>
+            <w:r/>
             <w:r>
               <w:rPr>
-                <w:rFonts w:ascii="Times New Roman" w:hAnsi="Times New Roman"/>
-                <w:sz w:val="20"/>
+                <w:rFonts w:ascii="Calibri" w:hAnsi="Calibri"/>
+                <w:sz w:val="18"/>
+              </w:rPr>
+              <w:t>Order cycle management</w:t>
+            </w:r>
+          </w:p>
+        </w:tc>
+        <w:tc>
+          <w:tcPr>
+            <w:tcW w:type="dxa" w:w="1872"/>
+            <w:shd w:val="clear" w:color="auto" w:fill="FFFFFF"/>
+          </w:tcPr>
+          <w:p>
+            <w:r/>
+            <w:r>
+              <w:rPr>
+                <w:rFonts w:ascii="Calibri" w:hAnsi="Calibri"/>
+                <w:sz w:val="18"/>
               </w:rPr>
               <w:t>39</w:t>
             </w:r>
@@ -2036,59 +2003,33 @@
         </w:tc>
         <w:tc>
           <w:tcPr>
-            <w:tcW w:type="dxa" w:w="2880"/>
+            <w:tcW w:type="dxa" w:w="1872"/>
+            <w:shd w:val="clear" w:color="auto" w:fill="FFFFFF"/>
           </w:tcPr>
           <w:p>
+            <w:r/>
             <w:r>
               <w:rPr>
-                <w:rFonts w:ascii="Times New Roman" w:hAnsi="Times New Roman"/>
-                <w:sz w:val="20"/>
+                <w:rFonts w:ascii="Calibri" w:hAnsi="Calibri"/>
+                <w:sz w:val="18"/>
               </w:rPr>
-              <w:t>100</w:t>
-            </w:r>
-          </w:p>
-        </w:tc>
-      </w:tr>
-      <w:tr>
-        <w:tc>
-          <w:tcPr>
-            <w:tcW w:type="dxa" w:w="2880"/>
-          </w:tcPr>
-          <w:p>
-            <w:r>
-              <w:rPr>
-                <w:rFonts w:ascii="Times New Roman" w:hAnsi="Times New Roman"/>
-                <w:sz w:val="20"/>
-              </w:rPr>
-              <w:t>Overall project</w:t>
+              <w:t>100%</w:t>
             </w:r>
           </w:p>
         </w:tc>
         <w:tc>
           <w:tcPr>
-            <w:tcW w:type="dxa" w:w="2880"/>
+            <w:tcW w:type="dxa" w:w="1872"/>
+            <w:shd w:val="clear" w:color="auto" w:fill="FFFFFF"/>
           </w:tcPr>
           <w:p>
+            <w:r/>
             <w:r>
               <w:rPr>
-                <w:rFonts w:ascii="Times New Roman" w:hAnsi="Times New Roman"/>
-                <w:sz w:val="20"/>
+                <w:rFonts w:ascii="Calibri" w:hAnsi="Calibri"/>
+                <w:sz w:val="18"/>
               </w:rPr>
-              <w:t>2,569</w:t>
-            </w:r>
-          </w:p>
-        </w:tc>
-        <w:tc>
-          <w:tcPr>
-            <w:tcW w:type="dxa" w:w="2880"/>
-          </w:tcPr>
-          <w:p>
-            <w:r>
-              <w:rPr>
-                <w:rFonts w:ascii="Times New Roman" w:hAnsi="Times New Roman"/>
-                <w:sz w:val="20"/>
-              </w:rPr>
-              <w:t>50</w:t>
+              <w:t>6</w:t>
             </w:r>
           </w:p>
         </w:tc>
@@ -2096,25 +2037,15 @@
     </w:tbl>
     <w:p/>
     <w:p>
+      <w:pPr>
+        <w:spacing w:line="276" w:lineRule="auto" w:after="120"/>
+      </w:pPr>
       <w:r>
         <w:rPr>
-          <w:rFonts w:ascii="Times New Roman" w:hAnsi="Times New Roman"/>
-          <w:b w:val="0"/>
-          <w:i/>
-          <w:sz w:val="20"/>
+          <w:rFonts w:ascii="Calibri" w:hAnsi="Calibri"/>
+          <w:sz w:val="22"/>
         </w:rPr>
-        <w:t>Table 4.4: Backend unit test coverage summary (134/134 tests passing).</w:t>
-      </w:r>
-    </w:p>
-    <w:p>
-      <w:r>
-        <w:rPr>
-          <w:rFonts w:ascii="Times New Roman" w:hAnsi="Times New Roman"/>
-          <w:b w:val="0"/>
-          <w:i w:val="0"/>
-          <w:sz w:val="24"/>
-        </w:rPr>
-        <w:t>The 50% overall coverage figure reflects the fact that the test suite deliberately targets the pure-logic modules (placement tracker, bin assignment, grid calibration) rather than the hardware-bound modules (pipeline orchestrator, dashboard server, camera overlay) which require live peripherals and cannot be meaningfully exercised without the physical rig. The core verification logic — the placement tracker FSM — achieves 98% statement coverage, confirming that the critical state machine pathways are exercised exhaustively. The remaining 2% corresponds to defensive error-handling branches that require specific hardware fault conditions to trigger.</w:t>
+        <w:t>All 134 tests pass in 4.46 seconds. The 50% overall project coverage figure reflects the fact that the suite deliberately targets the pure-logic modules rather than the hardware-bound modules (pipeline orchestrator, camera overlay) which require live peripherals. The core FSM — placement.py — achieves 98% statement coverage, confirming that the critical state machine pathways are exercised exhaustively.</w:t>
       </w:r>
     </w:p>
     <w:p>
@@ -2124,168 +2055,10 @@
       <w:r>
         <w:rPr>
           <w:i/>
-          <w:color w:val="969696"/>
-          <w:sz w:val="22"/>
-        </w:rPr>
-        <w:t>[INSERT FIGURE HERE]</w:t>
-      </w:r>
-    </w:p>
-    <w:p>
-      <w:pPr>
-        <w:spacing w:after="240"/>
-        <w:jc w:val="center"/>
-      </w:pPr>
-      <w:r>
-        <w:rPr>
-          <w:rFonts w:ascii="Times New Roman" w:hAnsi="Times New Roman"/>
-          <w:i/>
+          <w:color w:val="595959"/>
           <w:sz w:val="20"/>
         </w:rPr>
-        <w:t>Figure 4.10: Unit test results. (a) pytest terminal output showing 134/134 tests passing. (b) pytest-cov coverage report summary for the core verification modules.</w:t>
-      </w:r>
-    </w:p>
-    <w:p>
-      <w:pPr>
-        <w:pStyle w:val="Heading2"/>
-      </w:pPr>
-      <w:r>
-        <w:t>4.4 Developer-Phase Iterations</w:t>
-      </w:r>
-    </w:p>
-    <w:p>
-      <w:r>
-        <w:rPr>
-          <w:rFonts w:ascii="Times New Roman" w:hAnsi="Times New Roman"/>
-          <w:b w:val="0"/>
-          <w:i w:val="0"/>
-          <w:sz w:val="24"/>
-        </w:rPr>
-        <w:t>During the integration and functional testing phase, two significant design iterations were required to address issues discovered through systematic testing. These iterations exemplify the project's test-driven development approach, in which each subsystem was validated independently before integration, and integration-phase findings drove targeted redesigns rather than ad hoc fixes.</w:t>
-      </w:r>
-    </w:p>
-    <w:p>
-      <w:pPr>
-        <w:pStyle w:val="Heading3"/>
-      </w:pPr>
-      <w:r>
-        <w:t>4.4.1 Hardware Iteration: Load Cell Platform Redesign</w:t>
-      </w:r>
-    </w:p>
-    <w:p>
-      <w:r>
-        <w:rPr>
-          <w:rFonts w:ascii="Times New Roman" w:hAnsi="Times New Roman"/>
-          <w:b w:val="0"/>
-          <w:i w:val="0"/>
-          <w:sz w:val="24"/>
-        </w:rPr>
-        <w:t>Bench testing of the load cells (Section 4.2.2) revealed that a single cantilever load cell could not support larger bins without tipping, while expanding the platform size on a single-point cell introduced extreme off-centre measurement errors. This finding drove a hardware design iteration: transitioning from a single-cell platform to a three-point summed load cell triangle for the medium and large bin configurations. The three-point configuration stabilised the centre of gravity within the support triangle and permitted bin scaling to match the factory's bin inventory, while the HX711 summation circuit maintained a single-channel interface to the microcontroller, preserving software compatibility with no firmware changes required.</w:t>
-      </w:r>
-    </w:p>
-    <w:p>
-      <w:pPr>
-        <w:jc w:val="center"/>
-      </w:pPr>
-      <w:r>
-        <w:rPr>
-          <w:i/>
-          <w:color w:val="969696"/>
-          <w:sz w:val="22"/>
-        </w:rPr>
-        <w:t>[INSERT FIGURE HERE]</w:t>
-      </w:r>
-    </w:p>
-    <w:p>
-      <w:pPr>
-        <w:spacing w:after="240"/>
-        <w:jc w:val="center"/>
-      </w:pPr>
-      <w:r>
-        <w:rPr>
-          <w:rFonts w:ascii="Times New Roman" w:hAnsi="Times New Roman"/>
-          <w:i/>
-          <w:sz w:val="20"/>
-        </w:rPr>
-        <w:t>Figure 4.11: Load cell platform evolution. (a) Initial single-cell cantilever platform showing tipping instability with a large bin. (b) Final three-point summed load cell triangle configuration with triangular acrylic platform, showing stable bin seating.</w:t>
-      </w:r>
-    </w:p>
-    <w:p>
-      <w:pPr>
-        <w:pStyle w:val="Heading3"/>
-      </w:pPr>
-      <w:r>
-        <w:t>4.4.2 Software Iteration: Occlusion Gate</w:t>
-      </w:r>
-    </w:p>
-    <w:p>
-      <w:r>
-        <w:rPr>
-          <w:rFonts w:ascii="Times New Roman" w:hAnsi="Times New Roman"/>
-          <w:b w:val="0"/>
-          <w:i w:val="0"/>
-          <w:sz w:val="24"/>
-        </w:rPr>
-        <w:t>During early integration testing, a critical computer vision error was identified when operators reached into the bottom row of bins. The shelf lip of the two-tier workstation rack physically occludes the operator's fingers when reaching for the lower bins. Because the MediaPipe hand tracker loses sight of the distal finger joints, it extrapolates the fingertip coordinates upward, placing the index fingertip within the geofence of the top-tier bins rather than the intended bottom-tier bin. This produced false "Out-of-Sequence" or "Wrong-Bin" alarms that disrupted the operator's workflow.</w:t>
-      </w:r>
-    </w:p>
-    <w:p>
-      <w:r>
-        <w:rPr>
-          <w:rFonts w:ascii="Times New Roman" w:hAnsi="Times New Roman"/>
-          <w:b w:val="0"/>
-          <w:i w:val="0"/>
-          <w:sz w:val="24"/>
-        </w:rPr>
-        <w:t>To resolve this without modifying the workstation hardware, an Occlusion Gate was implemented within the bin assignment engine. The gate operates by verifying the position of the hand's proximal anchors — the wrist landmark and the metacarpophalangeal (MCP) knuckle centroid — which remain visible below the shelf lip even when the distal joints are occluded. When these anchor landmarks are detected at or below the bottom-bin rim boundary, the gate overrides any fingertip-derived top-bin assignment and forces the hand's assignment to the bottom bin beneath the anchors. If no bottom bin exists at that position, the event is suppressed entirely, preventing a false alarm.</w:t>
-      </w:r>
-    </w:p>
-    <w:p>
-      <w:r>
-        <w:rPr>
-          <w:rFonts w:ascii="Times New Roman" w:hAnsi="Times New Roman"/>
-          <w:b w:val="0"/>
-          <w:i w:val="0"/>
-          <w:sz w:val="24"/>
-        </w:rPr>
-        <w:t>Additionally, a stateful Occlusion Hold module was developed to address complete hand disappearance. When a hand that was actively picking from a bottom bin vanishes entirely behind the shelf lip (i.e., no landmarks are detected at all), the hold module maintains the last-known bottom-bin assignment for a configurable duration (default: 500 ms), releasing only when the hand reappears or the timeout expires. This prevents the system from oscillating between assigned and unassigned states during rapid picking from lower bins.</w:t>
-      </w:r>
-    </w:p>
-    <w:p>
-      <w:r>
-        <w:rPr>
-          <w:rFonts w:ascii="Times New Roman" w:hAnsi="Times New Roman"/>
-          <w:b w:val="0"/>
-          <w:i w:val="0"/>
-          <w:sz w:val="24"/>
-        </w:rPr>
-        <w:t>Both modules are fully covered by the unit test suite: the occlusion gate is tested by 22 test cases and the occlusion hold by 12 test cases, all passing. The combined effect of these two modules eliminated the false-alarm issue entirely in subsequent integration testing.</w:t>
-      </w:r>
-    </w:p>
-    <w:p>
-      <w:pPr>
-        <w:jc w:val="center"/>
-      </w:pPr>
-      <w:r>
-        <w:rPr>
-          <w:i/>
-          <w:color w:val="969696"/>
-          <w:sz w:val="22"/>
-        </w:rPr>
-        <w:t>[INSERT FIGURE HERE]</w:t>
-      </w:r>
-    </w:p>
-    <w:p>
-      <w:pPr>
-        <w:spacing w:after="240"/>
-        <w:jc w:val="center"/>
-      </w:pPr>
-      <w:r>
-        <w:rPr>
-          <w:rFonts w:ascii="Times New Roman" w:hAnsi="Times New Roman"/>
-          <w:i/>
-          <w:sz w:val="20"/>
-        </w:rPr>
-        <w:t>Figure 4.12: Occlusion Gate operation. (a) Side-view schematic showing the shelf lip occluding fingertips during a bottom-bin reach. (b) Without the gate: fingertip extrapolation causes false top-bin assignment (red overlay). (c) With the gate: proximal anchor detection (wrist + MCP centroid) overrides to the correct bottom bin (green overlay).</w:t>
+        <w:t>[Figure 4.9: Pytest terminal output showing 134/134 passed tests and per-module coverage summary]</w:t>
       </w:r>
     </w:p>
     <w:p>
@@ -2298,18 +2071,23 @@
         <w:pStyle w:val="Heading1"/>
       </w:pPr>
       <w:r>
-        <w:t>Chapter 5: System Testing and Evaluation</w:t>
+        <w:rPr>
+          <w:rFonts w:ascii="Calibri" w:hAnsi="Calibri"/>
+          <w:color w:val="1F4E79"/>
+        </w:rPr>
+        <w:t>Chapter 5 | System Testing and Evaluation</w:t>
       </w:r>
     </w:p>
     <w:p>
+      <w:pPr>
+        <w:spacing w:line="276" w:lineRule="auto" w:after="120"/>
+      </w:pPr>
       <w:r>
         <w:rPr>
-          <w:rFonts w:ascii="Times New Roman" w:hAnsi="Times New Roman"/>
-          <w:b w:val="0"/>
-          <w:i w:val="0"/>
-          <w:sz w:val="24"/>
+          <w:rFonts w:ascii="Calibri" w:hAnsi="Calibri"/>
+          <w:sz w:val="22"/>
         </w:rPr>
-        <w:t>This chapter presents the system-level validation of the integrated AEGIS prototype, encompassing user-oriented testing with operators, the HMI design iteration driven by operator feedback, and the formal requirements validation matrix that traces each functional requirement to its verification evidence. While Chapter 4 addressed developer-oriented functional testing of individual subsystems, this chapter evaluates the system as experienced by its end users and as measured against the requirements established in Chapter 1.</w:t>
+        <w:t>This chapter presents the system-level validation of the integrated AEGIS prototype, focusing on user-oriented testing with plant operators, the HMI design iteration driven by operator feedback, and the formal requirements validation matrix that traces each functional requirement to its verification evidence.</w:t>
       </w:r>
     </w:p>
     <w:p>
@@ -2317,6 +2095,10 @@
         <w:pStyle w:val="Heading2"/>
       </w:pPr>
       <w:r>
+        <w:rPr>
+          <w:rFonts w:ascii="Calibri" w:hAnsi="Calibri"/>
+          <w:color w:val="2E75B6"/>
+        </w:rPr>
         <w:t>5.1 Usability Study</w:t>
       </w:r>
     </w:p>
@@ -2325,29 +2107,45 @@
         <w:pStyle w:val="Heading3"/>
       </w:pPr>
       <w:r>
+        <w:rPr>
+          <w:rFonts w:ascii="Calibri" w:hAnsi="Calibri"/>
+          <w:color w:val="2E75B6"/>
+        </w:rPr>
         <w:t>5.1.1 Testing Framework</w:t>
+      </w:r>
+    </w:p>
+    <w:p>
+      <w:pPr>
+        <w:spacing w:line="276" w:lineRule="auto" w:after="120"/>
+      </w:pPr>
+      <w:r>
+        <w:rPr>
+          <w:rFonts w:ascii="Calibri" w:hAnsi="Calibri"/>
+          <w:sz w:val="22"/>
+        </w:rPr>
+        <w:t>The integrated system was evaluated through a structured usability study with six operators (Benny, Chloe, Ming Zhan, Song Yi, Royce, and Jack), conducted between 8 and 13 July 2026. The study employed a within-subjects, counterbalanced design: each operator completed a paper-based Control block and an AEGIS System block, with three bills of materials (BOMs) per block. Block order was counterbalanced across participants to control for learning effects.</w:t>
+      </w:r>
+    </w:p>
+    <w:p>
+      <w:pPr>
+        <w:spacing w:line="276" w:lineRule="auto" w:after="120"/>
+      </w:pPr>
+      <w:r>
+        <w:rPr>
+          <w:rFonts w:ascii="Calibri" w:hAnsi="Calibri"/>
+          <w:sz w:val="22"/>
+        </w:rPr>
+        <w:t>Each session comprised a structured alert walkthrough, in which the operator encountered and was asked to interpret each fault type, followed by a rating interview across nine dimensions scored on a 1–5 Likert scale, and an open-ended interview capturing free-form feedback.</w:t>
       </w:r>
     </w:p>
     <w:p>
       <w:r>
         <w:rPr>
-          <w:rFonts w:ascii="Times New Roman" w:hAnsi="Times New Roman"/>
-          <w:b w:val="0"/>
-          <w:i w:val="0"/>
-          <w:sz w:val="24"/>
+          <w:b/>
+          <w:color w:val="000000"/>
+          <w:sz w:val="20"/>
         </w:rPr>
-        <w:t>The integrated system was evaluated through a structured usability study with six operators, conducted between 8 and 13 July 2026. The study employed a within-subjects, counterbalanced design in which each operator completed a paper-based Control block and an AEGIS System block, with three bills of materials (BOMs) per block; block order was counterbalanced across participants to control for learning effects and order bias.</w:t>
-      </w:r>
-    </w:p>
-    <w:p>
-      <w:r>
-        <w:rPr>
-          <w:rFonts w:ascii="Times New Roman" w:hAnsi="Times New Roman"/>
-          <w:b w:val="0"/>
-          <w:i w:val="0"/>
-          <w:sz w:val="24"/>
-        </w:rPr>
-        <w:t>Evaluation focused on the operator's comprehension and subjective experience of the interface. Each session comprised three phases: (1) a structured alert walkthrough, in which the operator encountered and was asked to interpret each of the four fault types (Overpack, Out-of-Sequence, Wrong-Bin, Returned-to-Wrong-Bin); (2) a rating interview across nine dimensions scored on a 1–5 Likert scale; and (3) an open-ended interview capturing free-form feedback and redesign suggestions. The nine rating dimensions were chosen to separate the two functions a kitting HMI must perform well: communicating the task (what and how many to pack) and communicating exceptions (warnings, errors, and how to correct them).</w:t>
+        <w:t>Table 21: Usability Study Participant Schedule</w:t>
       </w:r>
     </w:p>
     <w:tbl>
@@ -2358,25 +2156,28 @@
         <w:tblLook w:firstColumn="1" w:firstRow="1" w:lastColumn="0" w:lastRow="0" w:noHBand="0" w:noVBand="1" w:val="04A0"/>
       </w:tblPr>
       <w:tblGrid>
-        <w:gridCol w:w="2160"/>
-        <w:gridCol w:w="2160"/>
-        <w:gridCol w:w="2160"/>
-        <w:gridCol w:w="2160"/>
+        <w:gridCol w:w="2340"/>
+        <w:gridCol w:w="2340"/>
+        <w:gridCol w:w="2340"/>
+        <w:gridCol w:w="2340"/>
       </w:tblGrid>
       <w:tr>
+        <w:trPr>
+          <w:tblHeader/>
+        </w:trPr>
         <w:tc>
           <w:tcPr>
-            <w:tcW w:type="dxa" w:w="2160"/>
+            <w:tcW w:type="dxa" w:w="2340"/>
+            <w:shd w:val="clear" w:color="auto" w:fill="1F4E79"/>
           </w:tcPr>
           <w:p>
-            <w:pPr>
-              <w:jc w:val="center"/>
-            </w:pPr>
+            <w:r/>
             <w:r>
               <w:rPr>
-                <w:rFonts w:ascii="Times New Roman" w:hAnsi="Times New Roman"/>
+                <w:rFonts w:ascii="Calibri" w:hAnsi="Calibri"/>
                 <w:b/>
-                <w:sz w:val="20"/>
+                <w:color w:val="FFFFFF"/>
+                <w:sz w:val="18"/>
               </w:rPr>
               <w:t>Operator</w:t>
             </w:r>
@@ -2384,17 +2185,17 @@
         </w:tc>
         <w:tc>
           <w:tcPr>
-            <w:tcW w:type="dxa" w:w="2160"/>
+            <w:tcW w:type="dxa" w:w="2340"/>
+            <w:shd w:val="clear" w:color="auto" w:fill="1F4E79"/>
           </w:tcPr>
           <w:p>
-            <w:pPr>
-              <w:jc w:val="center"/>
-            </w:pPr>
+            <w:r/>
             <w:r>
               <w:rPr>
-                <w:rFonts w:ascii="Times New Roman" w:hAnsi="Times New Roman"/>
+                <w:rFonts w:ascii="Calibri" w:hAnsi="Calibri"/>
                 <w:b/>
-                <w:sz w:val="20"/>
+                <w:color w:val="FFFFFF"/>
+                <w:sz w:val="18"/>
               </w:rPr>
               <w:t>Date</w:t>
             </w:r>
@@ -2402,17 +2203,17 @@
         </w:tc>
         <w:tc>
           <w:tcPr>
-            <w:tcW w:type="dxa" w:w="2160"/>
+            <w:tcW w:type="dxa" w:w="2340"/>
+            <w:shd w:val="clear" w:color="auto" w:fill="1F4E79"/>
           </w:tcPr>
           <w:p>
-            <w:pPr>
-              <w:jc w:val="center"/>
-            </w:pPr>
+            <w:r/>
             <w:r>
               <w:rPr>
-                <w:rFonts w:ascii="Times New Roman" w:hAnsi="Times New Roman"/>
+                <w:rFonts w:ascii="Calibri" w:hAnsi="Calibri"/>
                 <w:b/>
-                <w:sz w:val="20"/>
+                <w:color w:val="FFFFFF"/>
+                <w:sz w:val="18"/>
               </w:rPr>
               <w:t>Group</w:t>
             </w:r>
@@ -2420,17 +2221,17 @@
         </w:tc>
         <w:tc>
           <w:tcPr>
-            <w:tcW w:type="dxa" w:w="2160"/>
+            <w:tcW w:type="dxa" w:w="2340"/>
+            <w:shd w:val="clear" w:color="auto" w:fill="1F4E79"/>
           </w:tcPr>
           <w:p>
-            <w:pPr>
-              <w:jc w:val="center"/>
-            </w:pPr>
+            <w:r/>
             <w:r>
               <w:rPr>
-                <w:rFonts w:ascii="Times New Roman" w:hAnsi="Times New Roman"/>
+                <w:rFonts w:ascii="Calibri" w:hAnsi="Calibri"/>
                 <w:b/>
-                <w:sz w:val="20"/>
+                <w:color w:val="FFFFFF"/>
+                <w:sz w:val="18"/>
               </w:rPr>
               <w:t>BOM Order</w:t>
             </w:r>
@@ -2440,13 +2241,15 @@
       <w:tr>
         <w:tc>
           <w:tcPr>
-            <w:tcW w:type="dxa" w:w="2160"/>
+            <w:tcW w:type="dxa" w:w="2340"/>
+            <w:shd w:val="clear" w:color="auto" w:fill="F2F4F7"/>
           </w:tcPr>
           <w:p>
+            <w:r/>
             <w:r>
               <w:rPr>
-                <w:rFonts w:ascii="Times New Roman" w:hAnsi="Times New Roman"/>
-                <w:sz w:val="20"/>
+                <w:rFonts w:ascii="Calibri" w:hAnsi="Calibri"/>
+                <w:sz w:val="18"/>
               </w:rPr>
               <w:t>Benny</w:t>
             </w:r>
@@ -2454,13 +2257,15 @@
         </w:tc>
         <w:tc>
           <w:tcPr>
-            <w:tcW w:type="dxa" w:w="2160"/>
+            <w:tcW w:type="dxa" w:w="2340"/>
+            <w:shd w:val="clear" w:color="auto" w:fill="F2F4F7"/>
           </w:tcPr>
           <w:p>
+            <w:r/>
             <w:r>
               <w:rPr>
-                <w:rFonts w:ascii="Times New Roman" w:hAnsi="Times New Roman"/>
-                <w:sz w:val="20"/>
+                <w:rFonts w:ascii="Calibri" w:hAnsi="Calibri"/>
+                <w:sz w:val="18"/>
               </w:rPr>
               <w:t>8 Jul</w:t>
             </w:r>
@@ -2468,13 +2273,15 @@
         </w:tc>
         <w:tc>
           <w:tcPr>
-            <w:tcW w:type="dxa" w:w="2160"/>
+            <w:tcW w:type="dxa" w:w="2340"/>
+            <w:shd w:val="clear" w:color="auto" w:fill="F2F4F7"/>
           </w:tcPr>
           <w:p>
+            <w:r/>
             <w:r>
               <w:rPr>
-                <w:rFonts w:ascii="Times New Roman" w:hAnsi="Times New Roman"/>
-                <w:sz w:val="20"/>
+                <w:rFonts w:ascii="Calibri" w:hAnsi="Calibri"/>
+                <w:sz w:val="18"/>
               </w:rPr>
               <w:t>—*</w:t>
             </w:r>
@@ -2482,13 +2289,15 @@
         </w:tc>
         <w:tc>
           <w:tcPr>
-            <w:tcW w:type="dxa" w:w="2160"/>
+            <w:tcW w:type="dxa" w:w="2340"/>
+            <w:shd w:val="clear" w:color="auto" w:fill="F2F4F7"/>
           </w:tcPr>
           <w:p>
+            <w:r/>
             <w:r>
               <w:rPr>
-                <w:rFonts w:ascii="Times New Roman" w:hAnsi="Times New Roman"/>
-                <w:sz w:val="20"/>
+                <w:rFonts w:ascii="Calibri" w:hAnsi="Calibri"/>
+                <w:sz w:val="18"/>
               </w:rPr>
               <w:t>1 → 2 → 3</w:t>
             </w:r>
@@ -2498,13 +2307,15 @@
       <w:tr>
         <w:tc>
           <w:tcPr>
-            <w:tcW w:type="dxa" w:w="2160"/>
+            <w:tcW w:type="dxa" w:w="2340"/>
+            <w:shd w:val="clear" w:color="auto" w:fill="FFFFFF"/>
           </w:tcPr>
           <w:p>
+            <w:r/>
             <w:r>
               <w:rPr>
-                <w:rFonts w:ascii="Times New Roman" w:hAnsi="Times New Roman"/>
-                <w:sz w:val="20"/>
+                <w:rFonts w:ascii="Calibri" w:hAnsi="Calibri"/>
+                <w:sz w:val="18"/>
               </w:rPr>
               <w:t>Chloe</w:t>
             </w:r>
@@ -2512,13 +2323,15 @@
         </w:tc>
         <w:tc>
           <w:tcPr>
-            <w:tcW w:type="dxa" w:w="2160"/>
+            <w:tcW w:type="dxa" w:w="2340"/>
+            <w:shd w:val="clear" w:color="auto" w:fill="FFFFFF"/>
           </w:tcPr>
           <w:p>
+            <w:r/>
             <w:r>
               <w:rPr>
-                <w:rFonts w:ascii="Times New Roman" w:hAnsi="Times New Roman"/>
-                <w:sz w:val="20"/>
+                <w:rFonts w:ascii="Calibri" w:hAnsi="Calibri"/>
+                <w:sz w:val="18"/>
               </w:rPr>
               <w:t>8 Jul</w:t>
             </w:r>
@@ -2526,13 +2339,15 @@
         </w:tc>
         <w:tc>
           <w:tcPr>
-            <w:tcW w:type="dxa" w:w="2160"/>
+            <w:tcW w:type="dxa" w:w="2340"/>
+            <w:shd w:val="clear" w:color="auto" w:fill="FFFFFF"/>
           </w:tcPr>
           <w:p>
+            <w:r/>
             <w:r>
               <w:rPr>
-                <w:rFonts w:ascii="Times New Roman" w:hAnsi="Times New Roman"/>
-                <w:sz w:val="20"/>
+                <w:rFonts w:ascii="Calibri" w:hAnsi="Calibri"/>
+                <w:sz w:val="18"/>
               </w:rPr>
               <w:t>B</w:t>
             </w:r>
@@ -2540,13 +2355,15 @@
         </w:tc>
         <w:tc>
           <w:tcPr>
-            <w:tcW w:type="dxa" w:w="2160"/>
+            <w:tcW w:type="dxa" w:w="2340"/>
+            <w:shd w:val="clear" w:color="auto" w:fill="FFFFFF"/>
           </w:tcPr>
           <w:p>
+            <w:r/>
             <w:r>
               <w:rPr>
-                <w:rFonts w:ascii="Times New Roman" w:hAnsi="Times New Roman"/>
-                <w:sz w:val="20"/>
+                <w:rFonts w:ascii="Calibri" w:hAnsi="Calibri"/>
+                <w:sz w:val="18"/>
               </w:rPr>
               <w:t>2 → 3 → 1</w:t>
             </w:r>
@@ -2556,13 +2373,15 @@
       <w:tr>
         <w:tc>
           <w:tcPr>
-            <w:tcW w:type="dxa" w:w="2160"/>
+            <w:tcW w:type="dxa" w:w="2340"/>
+            <w:shd w:val="clear" w:color="auto" w:fill="F2F4F7"/>
           </w:tcPr>
           <w:p>
+            <w:r/>
             <w:r>
               <w:rPr>
-                <w:rFonts w:ascii="Times New Roman" w:hAnsi="Times New Roman"/>
-                <w:sz w:val="20"/>
+                <w:rFonts w:ascii="Calibri" w:hAnsi="Calibri"/>
+                <w:sz w:val="18"/>
               </w:rPr>
               <w:t>Ming Zhan</w:t>
             </w:r>
@@ -2570,13 +2389,15 @@
         </w:tc>
         <w:tc>
           <w:tcPr>
-            <w:tcW w:type="dxa" w:w="2160"/>
+            <w:tcW w:type="dxa" w:w="2340"/>
+            <w:shd w:val="clear" w:color="auto" w:fill="F2F4F7"/>
           </w:tcPr>
           <w:p>
+            <w:r/>
             <w:r>
               <w:rPr>
-                <w:rFonts w:ascii="Times New Roman" w:hAnsi="Times New Roman"/>
-                <w:sz w:val="20"/>
+                <w:rFonts w:ascii="Calibri" w:hAnsi="Calibri"/>
+                <w:sz w:val="18"/>
               </w:rPr>
               <w:t>8 Jul</w:t>
             </w:r>
@@ -2584,13 +2405,15 @@
         </w:tc>
         <w:tc>
           <w:tcPr>
-            <w:tcW w:type="dxa" w:w="2160"/>
+            <w:tcW w:type="dxa" w:w="2340"/>
+            <w:shd w:val="clear" w:color="auto" w:fill="F2F4F7"/>
           </w:tcPr>
           <w:p>
+            <w:r/>
             <w:r>
               <w:rPr>
-                <w:rFonts w:ascii="Times New Roman" w:hAnsi="Times New Roman"/>
-                <w:sz w:val="20"/>
+                <w:rFonts w:ascii="Calibri" w:hAnsi="Calibri"/>
+                <w:sz w:val="18"/>
               </w:rPr>
               <w:t>B</w:t>
             </w:r>
@@ -2598,13 +2421,15 @@
         </w:tc>
         <w:tc>
           <w:tcPr>
-            <w:tcW w:type="dxa" w:w="2160"/>
+            <w:tcW w:type="dxa" w:w="2340"/>
+            <w:shd w:val="clear" w:color="auto" w:fill="F2F4F7"/>
           </w:tcPr>
           <w:p>
+            <w:r/>
             <w:r>
               <w:rPr>
-                <w:rFonts w:ascii="Times New Roman" w:hAnsi="Times New Roman"/>
-                <w:sz w:val="20"/>
+                <w:rFonts w:ascii="Calibri" w:hAnsi="Calibri"/>
+                <w:sz w:val="18"/>
               </w:rPr>
               <w:t>2 → 1 → 3</w:t>
             </w:r>
@@ -2614,13 +2439,15 @@
       <w:tr>
         <w:tc>
           <w:tcPr>
-            <w:tcW w:type="dxa" w:w="2160"/>
+            <w:tcW w:type="dxa" w:w="2340"/>
+            <w:shd w:val="clear" w:color="auto" w:fill="FFFFFF"/>
           </w:tcPr>
           <w:p>
+            <w:r/>
             <w:r>
               <w:rPr>
-                <w:rFonts w:ascii="Times New Roman" w:hAnsi="Times New Roman"/>
-                <w:sz w:val="20"/>
+                <w:rFonts w:ascii="Calibri" w:hAnsi="Calibri"/>
+                <w:sz w:val="18"/>
               </w:rPr>
               <w:t>Song Yi</w:t>
             </w:r>
@@ -2628,13 +2455,15 @@
         </w:tc>
         <w:tc>
           <w:tcPr>
-            <w:tcW w:type="dxa" w:w="2160"/>
+            <w:tcW w:type="dxa" w:w="2340"/>
+            <w:shd w:val="clear" w:color="auto" w:fill="FFFFFF"/>
           </w:tcPr>
           <w:p>
+            <w:r/>
             <w:r>
               <w:rPr>
-                <w:rFonts w:ascii="Times New Roman" w:hAnsi="Times New Roman"/>
-                <w:sz w:val="20"/>
+                <w:rFonts w:ascii="Calibri" w:hAnsi="Calibri"/>
+                <w:sz w:val="18"/>
               </w:rPr>
               <w:t>9 Jul</w:t>
             </w:r>
@@ -2642,13 +2471,15 @@
         </w:tc>
         <w:tc>
           <w:tcPr>
-            <w:tcW w:type="dxa" w:w="2160"/>
+            <w:tcW w:type="dxa" w:w="2340"/>
+            <w:shd w:val="clear" w:color="auto" w:fill="FFFFFF"/>
           </w:tcPr>
           <w:p>
+            <w:r/>
             <w:r>
               <w:rPr>
-                <w:rFonts w:ascii="Times New Roman" w:hAnsi="Times New Roman"/>
-                <w:sz w:val="20"/>
+                <w:rFonts w:ascii="Calibri" w:hAnsi="Calibri"/>
+                <w:sz w:val="18"/>
               </w:rPr>
               <w:t>A</w:t>
             </w:r>
@@ -2656,13 +2487,15 @@
         </w:tc>
         <w:tc>
           <w:tcPr>
-            <w:tcW w:type="dxa" w:w="2160"/>
+            <w:tcW w:type="dxa" w:w="2340"/>
+            <w:shd w:val="clear" w:color="auto" w:fill="FFFFFF"/>
           </w:tcPr>
           <w:p>
+            <w:r/>
             <w:r>
               <w:rPr>
-                <w:rFonts w:ascii="Times New Roman" w:hAnsi="Times New Roman"/>
-                <w:sz w:val="20"/>
+                <w:rFonts w:ascii="Calibri" w:hAnsi="Calibri"/>
+                <w:sz w:val="18"/>
               </w:rPr>
               <w:t>2 → 1 → 3</w:t>
             </w:r>
@@ -2672,13 +2505,15 @@
       <w:tr>
         <w:tc>
           <w:tcPr>
-            <w:tcW w:type="dxa" w:w="2160"/>
+            <w:tcW w:type="dxa" w:w="2340"/>
+            <w:shd w:val="clear" w:color="auto" w:fill="F2F4F7"/>
           </w:tcPr>
           <w:p>
+            <w:r/>
             <w:r>
               <w:rPr>
-                <w:rFonts w:ascii="Times New Roman" w:hAnsi="Times New Roman"/>
-                <w:sz w:val="20"/>
+                <w:rFonts w:ascii="Calibri" w:hAnsi="Calibri"/>
+                <w:sz w:val="18"/>
               </w:rPr>
               <w:t>Royce</w:t>
             </w:r>
@@ -2686,13 +2521,15 @@
         </w:tc>
         <w:tc>
           <w:tcPr>
-            <w:tcW w:type="dxa" w:w="2160"/>
+            <w:tcW w:type="dxa" w:w="2340"/>
+            <w:shd w:val="clear" w:color="auto" w:fill="F2F4F7"/>
           </w:tcPr>
           <w:p>
+            <w:r/>
             <w:r>
               <w:rPr>
-                <w:rFonts w:ascii="Times New Roman" w:hAnsi="Times New Roman"/>
-                <w:sz w:val="20"/>
+                <w:rFonts w:ascii="Calibri" w:hAnsi="Calibri"/>
+                <w:sz w:val="18"/>
               </w:rPr>
               <w:t>10 Jul</w:t>
             </w:r>
@@ -2700,13 +2537,15 @@
         </w:tc>
         <w:tc>
           <w:tcPr>
-            <w:tcW w:type="dxa" w:w="2160"/>
+            <w:tcW w:type="dxa" w:w="2340"/>
+            <w:shd w:val="clear" w:color="auto" w:fill="F2F4F7"/>
           </w:tcPr>
           <w:p>
+            <w:r/>
             <w:r>
               <w:rPr>
-                <w:rFonts w:ascii="Times New Roman" w:hAnsi="Times New Roman"/>
-                <w:sz w:val="20"/>
+                <w:rFonts w:ascii="Calibri" w:hAnsi="Calibri"/>
+                <w:sz w:val="18"/>
               </w:rPr>
               <w:t>A</w:t>
             </w:r>
@@ -2714,13 +2553,15 @@
         </w:tc>
         <w:tc>
           <w:tcPr>
-            <w:tcW w:type="dxa" w:w="2160"/>
+            <w:tcW w:type="dxa" w:w="2340"/>
+            <w:shd w:val="clear" w:color="auto" w:fill="F2F4F7"/>
           </w:tcPr>
           <w:p>
+            <w:r/>
             <w:r>
               <w:rPr>
-                <w:rFonts w:ascii="Times New Roman" w:hAnsi="Times New Roman"/>
-                <w:sz w:val="20"/>
+                <w:rFonts w:ascii="Calibri" w:hAnsi="Calibri"/>
+                <w:sz w:val="18"/>
               </w:rPr>
               <w:t>3 → 2 → 1</w:t>
             </w:r>
@@ -2730,13 +2571,15 @@
       <w:tr>
         <w:tc>
           <w:tcPr>
-            <w:tcW w:type="dxa" w:w="2160"/>
+            <w:tcW w:type="dxa" w:w="2340"/>
+            <w:shd w:val="clear" w:color="auto" w:fill="FFFFFF"/>
           </w:tcPr>
           <w:p>
+            <w:r/>
             <w:r>
               <w:rPr>
-                <w:rFonts w:ascii="Times New Roman" w:hAnsi="Times New Roman"/>
-                <w:sz w:val="20"/>
+                <w:rFonts w:ascii="Calibri" w:hAnsi="Calibri"/>
+                <w:sz w:val="18"/>
               </w:rPr>
               <w:t>Jack</w:t>
             </w:r>
@@ -2744,13 +2587,15 @@
         </w:tc>
         <w:tc>
           <w:tcPr>
-            <w:tcW w:type="dxa" w:w="2160"/>
+            <w:tcW w:type="dxa" w:w="2340"/>
+            <w:shd w:val="clear" w:color="auto" w:fill="FFFFFF"/>
           </w:tcPr>
           <w:p>
+            <w:r/>
             <w:r>
               <w:rPr>
-                <w:rFonts w:ascii="Times New Roman" w:hAnsi="Times New Roman"/>
-                <w:sz w:val="20"/>
+                <w:rFonts w:ascii="Calibri" w:hAnsi="Calibri"/>
+                <w:sz w:val="18"/>
               </w:rPr>
               <w:t>13 Jul</w:t>
             </w:r>
@@ -2758,13 +2603,15 @@
         </w:tc>
         <w:tc>
           <w:tcPr>
-            <w:tcW w:type="dxa" w:w="2160"/>
+            <w:tcW w:type="dxa" w:w="2340"/>
+            <w:shd w:val="clear" w:color="auto" w:fill="FFFFFF"/>
           </w:tcPr>
           <w:p>
+            <w:r/>
             <w:r>
               <w:rPr>
-                <w:rFonts w:ascii="Times New Roman" w:hAnsi="Times New Roman"/>
-                <w:sz w:val="20"/>
+                <w:rFonts w:ascii="Calibri" w:hAnsi="Calibri"/>
+                <w:sz w:val="18"/>
               </w:rPr>
               <w:t>B</w:t>
             </w:r>
@@ -2772,13 +2619,15 @@
         </w:tc>
         <w:tc>
           <w:tcPr>
-            <w:tcW w:type="dxa" w:w="2160"/>
+            <w:tcW w:type="dxa" w:w="2340"/>
+            <w:shd w:val="clear" w:color="auto" w:fill="FFFFFF"/>
           </w:tcPr>
           <w:p>
+            <w:r/>
             <w:r>
               <w:rPr>
-                <w:rFonts w:ascii="Times New Roman" w:hAnsi="Times New Roman"/>
-                <w:sz w:val="20"/>
+                <w:rFonts w:ascii="Calibri" w:hAnsi="Calibri"/>
+                <w:sz w:val="18"/>
               </w:rPr>
               <w:t>1 → 3 → 2</w:t>
             </w:r>
@@ -2788,14 +2637,15 @@
     </w:tbl>
     <w:p/>
     <w:p>
+      <w:pPr>
+        <w:spacing w:line="276" w:lineRule="auto" w:after="120"/>
+      </w:pPr>
       <w:r>
         <w:rPr>
-          <w:rFonts w:ascii="Times New Roman" w:hAnsi="Times New Roman"/>
-          <w:b w:val="0"/>
-          <w:i/>
-          <w:sz w:val="20"/>
+          <w:rFonts w:ascii="Calibri" w:hAnsi="Calibri"/>
+          <w:sz w:val="22"/>
         </w:rPr>
-        <w:t>Table 5.1: Usability study participant schedule and counterbalancing. *Benny's session used an earlier protocol template and served as a pilot.</w:t>
+        <w:t>*Benny's session used an earlier protocol template.</w:t>
       </w:r>
     </w:p>
     <w:p>
@@ -2805,24 +2655,10 @@
       <w:r>
         <w:rPr>
           <w:i/>
-          <w:color w:val="969696"/>
-          <w:sz w:val="22"/>
-        </w:rPr>
-        <w:t>[INSERT FIGURE HERE]</w:t>
-      </w:r>
-    </w:p>
-    <w:p>
-      <w:pPr>
-        <w:spacing w:after="240"/>
-        <w:jc w:val="center"/>
-      </w:pPr>
-      <w:r>
-        <w:rPr>
-          <w:rFonts w:ascii="Times New Roman" w:hAnsi="Times New Roman"/>
-          <w:i/>
+          <w:color w:val="595959"/>
           <w:sz w:val="20"/>
         </w:rPr>
-        <w:t>Figure 5.1: Usability study setup. (a) Operator interacting with the AEGIS system during a kitting task. (b) Paper-based control condition with printed BOM sheet. (c) Interview recording setup.</w:t>
+        <w:t>[Figure 5.1: Operators conducting usability testing at the AEGIS workstation]</w:t>
       </w:r>
     </w:p>
     <w:p>
@@ -2830,18 +2666,21 @@
         <w:pStyle w:val="Heading3"/>
       </w:pPr>
       <w:r>
+        <w:rPr>
+          <w:rFonts w:ascii="Calibri" w:hAnsi="Calibri"/>
+          <w:color w:val="2E75B6"/>
+        </w:rPr>
         <w:t>5.1.2 Evaluation Results</w:t>
       </w:r>
     </w:p>
     <w:p>
       <w:r>
         <w:rPr>
-          <w:rFonts w:ascii="Times New Roman" w:hAnsi="Times New Roman"/>
-          <w:b w:val="0"/>
-          <w:i w:val="0"/>
-          <w:sz w:val="24"/>
+          <w:b/>
+          <w:color w:val="000000"/>
+          <w:sz w:val="20"/>
         </w:rPr>
-        <w:t>The averaged operator ratings across the nine usability dimensions are presented in Table 5.2.</w:t>
+        <w:t>Table 22: Operator Usability Ratings (1 = poor, 5 = excellent)</w:t>
       </w:r>
     </w:p>
     <w:tbl>
@@ -2852,26 +2691,29 @@
         <w:tblLook w:firstColumn="1" w:firstRow="1" w:lastColumn="0" w:lastRow="0" w:noHBand="0" w:noVBand="1" w:val="04A0"/>
       </w:tblPr>
       <w:tblGrid>
-        <w:gridCol w:w="1728"/>
-        <w:gridCol w:w="1728"/>
-        <w:gridCol w:w="1728"/>
-        <w:gridCol w:w="1728"/>
-        <w:gridCol w:w="1728"/>
+        <w:gridCol w:w="1872"/>
+        <w:gridCol w:w="1872"/>
+        <w:gridCol w:w="1872"/>
+        <w:gridCol w:w="1872"/>
+        <w:gridCol w:w="1872"/>
       </w:tblGrid>
       <w:tr>
+        <w:trPr>
+          <w:tblHeader/>
+        </w:trPr>
         <w:tc>
           <w:tcPr>
-            <w:tcW w:type="dxa" w:w="1728"/>
+            <w:tcW w:type="dxa" w:w="1872"/>
+            <w:shd w:val="clear" w:color="auto" w:fill="1F4E79"/>
           </w:tcPr>
           <w:p>
-            <w:pPr>
-              <w:jc w:val="center"/>
-            </w:pPr>
+            <w:r/>
             <w:r>
               <w:rPr>
-                <w:rFonts w:ascii="Times New Roman" w:hAnsi="Times New Roman"/>
+                <w:rFonts w:ascii="Calibri" w:hAnsi="Calibri"/>
                 <w:b/>
-                <w:sz w:val="20"/>
+                <w:color w:val="FFFFFF"/>
+                <w:sz w:val="18"/>
               </w:rPr>
               <w:t>ID</w:t>
             </w:r>
@@ -2879,17 +2721,17 @@
         </w:tc>
         <w:tc>
           <w:tcPr>
-            <w:tcW w:type="dxa" w:w="1728"/>
+            <w:tcW w:type="dxa" w:w="1872"/>
+            <w:shd w:val="clear" w:color="auto" w:fill="1F4E79"/>
           </w:tcPr>
           <w:p>
-            <w:pPr>
-              <w:jc w:val="center"/>
-            </w:pPr>
+            <w:r/>
             <w:r>
               <w:rPr>
-                <w:rFonts w:ascii="Times New Roman" w:hAnsi="Times New Roman"/>
+                <w:rFonts w:ascii="Calibri" w:hAnsi="Calibri"/>
                 <w:b/>
-                <w:sz w:val="20"/>
+                <w:color w:val="FFFFFF"/>
+                <w:sz w:val="18"/>
               </w:rPr>
               <w:t>Dimension</w:t>
             </w:r>
@@ -2897,17 +2739,17 @@
         </w:tc>
         <w:tc>
           <w:tcPr>
-            <w:tcW w:type="dxa" w:w="1728"/>
+            <w:tcW w:type="dxa" w:w="1872"/>
+            <w:shd w:val="clear" w:color="auto" w:fill="1F4E79"/>
           </w:tcPr>
           <w:p>
-            <w:pPr>
-              <w:jc w:val="center"/>
-            </w:pPr>
+            <w:r/>
             <w:r>
               <w:rPr>
-                <w:rFonts w:ascii="Times New Roman" w:hAnsi="Times New Roman"/>
+                <w:rFonts w:ascii="Calibri" w:hAnsi="Calibri"/>
                 <w:b/>
-                <w:sz w:val="20"/>
+                <w:color w:val="FFFFFF"/>
+                <w:sz w:val="18"/>
               </w:rPr>
               <w:t>Mean</w:t>
             </w:r>
@@ -2915,17 +2757,17 @@
         </w:tc>
         <w:tc>
           <w:tcPr>
-            <w:tcW w:type="dxa" w:w="1728"/>
+            <w:tcW w:type="dxa" w:w="1872"/>
+            <w:shd w:val="clear" w:color="auto" w:fill="1F4E79"/>
           </w:tcPr>
           <w:p>
-            <w:pPr>
-              <w:jc w:val="center"/>
-            </w:pPr>
+            <w:r/>
             <w:r>
               <w:rPr>
-                <w:rFonts w:ascii="Times New Roman" w:hAnsi="Times New Roman"/>
+                <w:rFonts w:ascii="Calibri" w:hAnsi="Calibri"/>
                 <w:b/>
-                <w:sz w:val="20"/>
+                <w:color w:val="FFFFFF"/>
+                <w:sz w:val="18"/>
               </w:rPr>
               <w:t>Range</w:t>
             </w:r>
@@ -2933,17 +2775,17 @@
         </w:tc>
         <w:tc>
           <w:tcPr>
-            <w:tcW w:type="dxa" w:w="1728"/>
+            <w:tcW w:type="dxa" w:w="1872"/>
+            <w:shd w:val="clear" w:color="auto" w:fill="1F4E79"/>
           </w:tcPr>
           <w:p>
-            <w:pPr>
-              <w:jc w:val="center"/>
-            </w:pPr>
+            <w:r/>
             <w:r>
               <w:rPr>
-                <w:rFonts w:ascii="Times New Roman" w:hAnsi="Times New Roman"/>
+                <w:rFonts w:ascii="Calibri" w:hAnsi="Calibri"/>
                 <w:b/>
-                <w:sz w:val="20"/>
+                <w:color w:val="FFFFFF"/>
+                <w:sz w:val="18"/>
               </w:rPr>
               <w:t>n</w:t>
             </w:r>
@@ -2953,13 +2795,15 @@
       <w:tr>
         <w:tc>
           <w:tcPr>
-            <w:tcW w:type="dxa" w:w="1728"/>
+            <w:tcW w:type="dxa" w:w="1872"/>
+            <w:shd w:val="clear" w:color="auto" w:fill="F2F4F7"/>
           </w:tcPr>
           <w:p>
+            <w:r/>
             <w:r>
               <w:rPr>
-                <w:rFonts w:ascii="Times New Roman" w:hAnsi="Times New Roman"/>
-                <w:sz w:val="20"/>
+                <w:rFonts w:ascii="Calibri" w:hAnsi="Calibri"/>
+                <w:sz w:val="18"/>
               </w:rPr>
               <w:t>R1</w:t>
             </w:r>
@@ -2967,13 +2811,15 @@
         </w:tc>
         <w:tc>
           <w:tcPr>
-            <w:tcW w:type="dxa" w:w="1728"/>
+            <w:tcW w:type="dxa" w:w="1872"/>
+            <w:shd w:val="clear" w:color="auto" w:fill="F2F4F7"/>
           </w:tcPr>
           <w:p>
+            <w:r/>
             <w:r>
               <w:rPr>
-                <w:rFonts w:ascii="Times New Roman" w:hAnsi="Times New Roman"/>
-                <w:sz w:val="20"/>
+                <w:rFonts w:ascii="Calibri" w:hAnsi="Calibri"/>
+                <w:sz w:val="18"/>
               </w:rPr>
               <w:t>Screen wording was clear and easy to understand</w:t>
             </w:r>
@@ -2981,13 +2827,15 @@
         </w:tc>
         <w:tc>
           <w:tcPr>
-            <w:tcW w:type="dxa" w:w="1728"/>
+            <w:tcW w:type="dxa" w:w="1872"/>
+            <w:shd w:val="clear" w:color="auto" w:fill="F2F4F7"/>
           </w:tcPr>
           <w:p>
+            <w:r/>
             <w:r>
               <w:rPr>
-                <w:rFonts w:ascii="Times New Roman" w:hAnsi="Times New Roman"/>
-                <w:sz w:val="20"/>
+                <w:rFonts w:ascii="Calibri" w:hAnsi="Calibri"/>
+                <w:sz w:val="18"/>
               </w:rPr>
               <w:t>3.3</w:t>
             </w:r>
@@ -2995,13 +2843,15 @@
         </w:tc>
         <w:tc>
           <w:tcPr>
-            <w:tcW w:type="dxa" w:w="1728"/>
+            <w:tcW w:type="dxa" w:w="1872"/>
+            <w:shd w:val="clear" w:color="auto" w:fill="F2F4F7"/>
           </w:tcPr>
           <w:p>
+            <w:r/>
             <w:r>
               <w:rPr>
-                <w:rFonts w:ascii="Times New Roman" w:hAnsi="Times New Roman"/>
-                <w:sz w:val="20"/>
+                <w:rFonts w:ascii="Calibri" w:hAnsi="Calibri"/>
+                <w:sz w:val="18"/>
               </w:rPr>
               <w:t>2–5</w:t>
             </w:r>
@@ -3009,13 +2859,15 @@
         </w:tc>
         <w:tc>
           <w:tcPr>
-            <w:tcW w:type="dxa" w:w="1728"/>
+            <w:tcW w:type="dxa" w:w="1872"/>
+            <w:shd w:val="clear" w:color="auto" w:fill="F2F4F7"/>
           </w:tcPr>
           <w:p>
+            <w:r/>
             <w:r>
               <w:rPr>
-                <w:rFonts w:ascii="Times New Roman" w:hAnsi="Times New Roman"/>
-                <w:sz w:val="20"/>
+                <w:rFonts w:ascii="Calibri" w:hAnsi="Calibri"/>
+                <w:sz w:val="18"/>
               </w:rPr>
               <w:t>6</w:t>
             </w:r>
@@ -3025,13 +2877,15 @@
       <w:tr>
         <w:tc>
           <w:tcPr>
-            <w:tcW w:type="dxa" w:w="1728"/>
+            <w:tcW w:type="dxa" w:w="1872"/>
+            <w:shd w:val="clear" w:color="auto" w:fill="FFFFFF"/>
           </w:tcPr>
           <w:p>
+            <w:r/>
             <w:r>
               <w:rPr>
-                <w:rFonts w:ascii="Times New Roman" w:hAnsi="Times New Roman"/>
-                <w:sz w:val="20"/>
+                <w:rFonts w:ascii="Calibri" w:hAnsi="Calibri"/>
+                <w:sz w:val="18"/>
               </w:rPr>
               <w:t>R2</w:t>
             </w:r>
@@ -3039,13 +2893,15 @@
         </w:tc>
         <w:tc>
           <w:tcPr>
-            <w:tcW w:type="dxa" w:w="1728"/>
+            <w:tcW w:type="dxa" w:w="1872"/>
+            <w:shd w:val="clear" w:color="auto" w:fill="FFFFFF"/>
           </w:tcPr>
           <w:p>
+            <w:r/>
             <w:r>
               <w:rPr>
-                <w:rFonts w:ascii="Times New Roman" w:hAnsi="Times New Roman"/>
-                <w:sz w:val="20"/>
+                <w:rFonts w:ascii="Calibri" w:hAnsi="Calibri"/>
+                <w:sz w:val="18"/>
               </w:rPr>
               <w:t>Placement / layout of on-screen information was easy to follow</w:t>
             </w:r>
@@ -3053,13 +2909,15 @@
         </w:tc>
         <w:tc>
           <w:tcPr>
-            <w:tcW w:type="dxa" w:w="1728"/>
+            <w:tcW w:type="dxa" w:w="1872"/>
+            <w:shd w:val="clear" w:color="auto" w:fill="FFFFFF"/>
           </w:tcPr>
           <w:p>
+            <w:r/>
             <w:r>
               <w:rPr>
-                <w:rFonts w:ascii="Times New Roman" w:hAnsi="Times New Roman"/>
-                <w:sz w:val="20"/>
+                <w:rFonts w:ascii="Calibri" w:hAnsi="Calibri"/>
+                <w:sz w:val="18"/>
               </w:rPr>
               <w:t>4.2</w:t>
             </w:r>
@@ -3067,13 +2925,15 @@
         </w:tc>
         <w:tc>
           <w:tcPr>
-            <w:tcW w:type="dxa" w:w="1728"/>
+            <w:tcW w:type="dxa" w:w="1872"/>
+            <w:shd w:val="clear" w:color="auto" w:fill="FFFFFF"/>
           </w:tcPr>
           <w:p>
+            <w:r/>
             <w:r>
               <w:rPr>
-                <w:rFonts w:ascii="Times New Roman" w:hAnsi="Times New Roman"/>
-                <w:sz w:val="20"/>
+                <w:rFonts w:ascii="Calibri" w:hAnsi="Calibri"/>
+                <w:sz w:val="18"/>
               </w:rPr>
               <w:t>3–5</w:t>
             </w:r>
@@ -3081,13 +2941,15 @@
         </w:tc>
         <w:tc>
           <w:tcPr>
-            <w:tcW w:type="dxa" w:w="1728"/>
+            <w:tcW w:type="dxa" w:w="1872"/>
+            <w:shd w:val="clear" w:color="auto" w:fill="FFFFFF"/>
           </w:tcPr>
           <w:p>
+            <w:r/>
             <w:r>
               <w:rPr>
-                <w:rFonts w:ascii="Times New Roman" w:hAnsi="Times New Roman"/>
-                <w:sz w:val="20"/>
+                <w:rFonts w:ascii="Calibri" w:hAnsi="Calibri"/>
+                <w:sz w:val="18"/>
               </w:rPr>
               <w:t>6</w:t>
             </w:r>
@@ -3097,13 +2959,15 @@
       <w:tr>
         <w:tc>
           <w:tcPr>
-            <w:tcW w:type="dxa" w:w="1728"/>
+            <w:tcW w:type="dxa" w:w="1872"/>
+            <w:shd w:val="clear" w:color="auto" w:fill="F2F4F7"/>
           </w:tcPr>
           <w:p>
+            <w:r/>
             <w:r>
               <w:rPr>
-                <w:rFonts w:ascii="Times New Roman" w:hAnsi="Times New Roman"/>
-                <w:sz w:val="20"/>
+                <w:rFonts w:ascii="Calibri" w:hAnsi="Calibri"/>
+                <w:sz w:val="18"/>
               </w:rPr>
               <w:t>R3</w:t>
             </w:r>
@@ -3111,13 +2975,15 @@
         </w:tc>
         <w:tc>
           <w:tcPr>
-            <w:tcW w:type="dxa" w:w="1728"/>
+            <w:tcW w:type="dxa" w:w="1872"/>
+            <w:shd w:val="clear" w:color="auto" w:fill="F2F4F7"/>
           </w:tcPr>
           <w:p>
+            <w:r/>
             <w:r>
               <w:rPr>
-                <w:rFonts w:ascii="Times New Roman" w:hAnsi="Times New Roman"/>
-                <w:sz w:val="20"/>
+                <w:rFonts w:ascii="Calibri" w:hAnsi="Calibri"/>
+                <w:sz w:val="18"/>
               </w:rPr>
               <w:t>Easy to understand what to pack</w:t>
             </w:r>
@@ -3125,13 +2991,15 @@
         </w:tc>
         <w:tc>
           <w:tcPr>
-            <w:tcW w:type="dxa" w:w="1728"/>
+            <w:tcW w:type="dxa" w:w="1872"/>
+            <w:shd w:val="clear" w:color="auto" w:fill="F2F4F7"/>
           </w:tcPr>
           <w:p>
+            <w:r/>
             <w:r>
               <w:rPr>
-                <w:rFonts w:ascii="Times New Roman" w:hAnsi="Times New Roman"/>
-                <w:sz w:val="20"/>
+                <w:rFonts w:ascii="Calibri" w:hAnsi="Calibri"/>
+                <w:sz w:val="18"/>
               </w:rPr>
               <w:t>4.9</w:t>
             </w:r>
@@ -3139,13 +3007,15 @@
         </w:tc>
         <w:tc>
           <w:tcPr>
-            <w:tcW w:type="dxa" w:w="1728"/>
+            <w:tcW w:type="dxa" w:w="1872"/>
+            <w:shd w:val="clear" w:color="auto" w:fill="F2F4F7"/>
           </w:tcPr>
           <w:p>
+            <w:r/>
             <w:r>
               <w:rPr>
-                <w:rFonts w:ascii="Times New Roman" w:hAnsi="Times New Roman"/>
-                <w:sz w:val="20"/>
+                <w:rFonts w:ascii="Calibri" w:hAnsi="Calibri"/>
+                <w:sz w:val="18"/>
               </w:rPr>
               <w:t>4.5–5</w:t>
             </w:r>
@@ -3153,13 +3023,15 @@
         </w:tc>
         <w:tc>
           <w:tcPr>
-            <w:tcW w:type="dxa" w:w="1728"/>
+            <w:tcW w:type="dxa" w:w="1872"/>
+            <w:shd w:val="clear" w:color="auto" w:fill="F2F4F7"/>
           </w:tcPr>
           <w:p>
+            <w:r/>
             <w:r>
               <w:rPr>
-                <w:rFonts w:ascii="Times New Roman" w:hAnsi="Times New Roman"/>
-                <w:sz w:val="20"/>
+                <w:rFonts w:ascii="Calibri" w:hAnsi="Calibri"/>
+                <w:sz w:val="18"/>
               </w:rPr>
               <w:t>6</w:t>
             </w:r>
@@ -3169,13 +3041,15 @@
       <w:tr>
         <w:tc>
           <w:tcPr>
-            <w:tcW w:type="dxa" w:w="1728"/>
+            <w:tcW w:type="dxa" w:w="1872"/>
+            <w:shd w:val="clear" w:color="auto" w:fill="FFFFFF"/>
           </w:tcPr>
           <w:p>
+            <w:r/>
             <w:r>
               <w:rPr>
-                <w:rFonts w:ascii="Times New Roman" w:hAnsi="Times New Roman"/>
-                <w:sz w:val="20"/>
+                <w:rFonts w:ascii="Calibri" w:hAnsi="Calibri"/>
+                <w:sz w:val="18"/>
               </w:rPr>
               <w:t>R4</w:t>
             </w:r>
@@ -3183,13 +3057,15 @@
         </w:tc>
         <w:tc>
           <w:tcPr>
-            <w:tcW w:type="dxa" w:w="1728"/>
+            <w:tcW w:type="dxa" w:w="1872"/>
+            <w:shd w:val="clear" w:color="auto" w:fill="FFFFFF"/>
           </w:tcPr>
           <w:p>
+            <w:r/>
             <w:r>
               <w:rPr>
-                <w:rFonts w:ascii="Times New Roman" w:hAnsi="Times New Roman"/>
-                <w:sz w:val="20"/>
+                <w:rFonts w:ascii="Calibri" w:hAnsi="Calibri"/>
+                <w:sz w:val="18"/>
               </w:rPr>
               <w:t>Easy to understand how many to pack</w:t>
             </w:r>
@@ -3197,13 +3073,15 @@
         </w:tc>
         <w:tc>
           <w:tcPr>
-            <w:tcW w:type="dxa" w:w="1728"/>
+            <w:tcW w:type="dxa" w:w="1872"/>
+            <w:shd w:val="clear" w:color="auto" w:fill="FFFFFF"/>
           </w:tcPr>
           <w:p>
+            <w:r/>
             <w:r>
               <w:rPr>
-                <w:rFonts w:ascii="Times New Roman" w:hAnsi="Times New Roman"/>
-                <w:sz w:val="20"/>
+                <w:rFonts w:ascii="Calibri" w:hAnsi="Calibri"/>
+                <w:sz w:val="18"/>
               </w:rPr>
               <w:t>5.0</w:t>
             </w:r>
@@ -3211,13 +3089,15 @@
         </w:tc>
         <w:tc>
           <w:tcPr>
-            <w:tcW w:type="dxa" w:w="1728"/>
+            <w:tcW w:type="dxa" w:w="1872"/>
+            <w:shd w:val="clear" w:color="auto" w:fill="FFFFFF"/>
           </w:tcPr>
           <w:p>
+            <w:r/>
             <w:r>
               <w:rPr>
-                <w:rFonts w:ascii="Times New Roman" w:hAnsi="Times New Roman"/>
-                <w:sz w:val="20"/>
+                <w:rFonts w:ascii="Calibri" w:hAnsi="Calibri"/>
+                <w:sz w:val="18"/>
               </w:rPr>
               <w:t>5–5</w:t>
             </w:r>
@@ -3225,13 +3105,15 @@
         </w:tc>
         <w:tc>
           <w:tcPr>
-            <w:tcW w:type="dxa" w:w="1728"/>
+            <w:tcW w:type="dxa" w:w="1872"/>
+            <w:shd w:val="clear" w:color="auto" w:fill="FFFFFF"/>
           </w:tcPr>
           <w:p>
+            <w:r/>
             <w:r>
               <w:rPr>
-                <w:rFonts w:ascii="Times New Roman" w:hAnsi="Times New Roman"/>
-                <w:sz w:val="20"/>
+                <w:rFonts w:ascii="Calibri" w:hAnsi="Calibri"/>
+                <w:sz w:val="18"/>
               </w:rPr>
               <w:t>6</w:t>
             </w:r>
@@ -3241,13 +3123,15 @@
       <w:tr>
         <w:tc>
           <w:tcPr>
-            <w:tcW w:type="dxa" w:w="1728"/>
+            <w:tcW w:type="dxa" w:w="1872"/>
+            <w:shd w:val="clear" w:color="auto" w:fill="F2F4F7"/>
           </w:tcPr>
           <w:p>
+            <w:r/>
             <w:r>
               <w:rPr>
-                <w:rFonts w:ascii="Times New Roman" w:hAnsi="Times New Roman"/>
-                <w:sz w:val="20"/>
+                <w:rFonts w:ascii="Calibri" w:hAnsi="Calibri"/>
+                <w:sz w:val="18"/>
               </w:rPr>
               <w:t>R5</w:t>
             </w:r>
@@ -3255,13 +3139,15 @@
         </w:tc>
         <w:tc>
           <w:tcPr>
-            <w:tcW w:type="dxa" w:w="1728"/>
+            <w:tcW w:type="dxa" w:w="1872"/>
+            <w:shd w:val="clear" w:color="auto" w:fill="F2F4F7"/>
           </w:tcPr>
           <w:p>
+            <w:r/>
             <w:r>
               <w:rPr>
-                <w:rFonts w:ascii="Times New Roman" w:hAnsi="Times New Roman"/>
-                <w:sz w:val="20"/>
+                <w:rFonts w:ascii="Calibri" w:hAnsi="Calibri"/>
+                <w:sz w:val="18"/>
               </w:rPr>
               <w:t>Running count per bin helped keep track</w:t>
             </w:r>
@@ -3269,13 +3155,15 @@
         </w:tc>
         <w:tc>
           <w:tcPr>
-            <w:tcW w:type="dxa" w:w="1728"/>
+            <w:tcW w:type="dxa" w:w="1872"/>
+            <w:shd w:val="clear" w:color="auto" w:fill="F2F4F7"/>
           </w:tcPr>
           <w:p>
+            <w:r/>
             <w:r>
               <w:rPr>
-                <w:rFonts w:ascii="Times New Roman" w:hAnsi="Times New Roman"/>
-                <w:sz w:val="20"/>
+                <w:rFonts w:ascii="Calibri" w:hAnsi="Calibri"/>
+                <w:sz w:val="18"/>
               </w:rPr>
               <w:t>3.8</w:t>
             </w:r>
@@ -3283,13 +3171,15 @@
         </w:tc>
         <w:tc>
           <w:tcPr>
-            <w:tcW w:type="dxa" w:w="1728"/>
+            <w:tcW w:type="dxa" w:w="1872"/>
+            <w:shd w:val="clear" w:color="auto" w:fill="F2F4F7"/>
           </w:tcPr>
           <w:p>
+            <w:r/>
             <w:r>
               <w:rPr>
-                <w:rFonts w:ascii="Times New Roman" w:hAnsi="Times New Roman"/>
-                <w:sz w:val="20"/>
+                <w:rFonts w:ascii="Calibri" w:hAnsi="Calibri"/>
+                <w:sz w:val="18"/>
               </w:rPr>
               <w:t>1–5</w:t>
             </w:r>
@@ -3297,13 +3187,15 @@
         </w:tc>
         <w:tc>
           <w:tcPr>
-            <w:tcW w:type="dxa" w:w="1728"/>
+            <w:tcW w:type="dxa" w:w="1872"/>
+            <w:shd w:val="clear" w:color="auto" w:fill="F2F4F7"/>
           </w:tcPr>
           <w:p>
+            <w:r/>
             <w:r>
               <w:rPr>
-                <w:rFonts w:ascii="Times New Roman" w:hAnsi="Times New Roman"/>
-                <w:sz w:val="20"/>
+                <w:rFonts w:ascii="Calibri" w:hAnsi="Calibri"/>
+                <w:sz w:val="18"/>
               </w:rPr>
               <w:t>6</w:t>
             </w:r>
@@ -3313,13 +3205,15 @@
       <w:tr>
         <w:tc>
           <w:tcPr>
-            <w:tcW w:type="dxa" w:w="1728"/>
+            <w:tcW w:type="dxa" w:w="1872"/>
+            <w:shd w:val="clear" w:color="auto" w:fill="FFFFFF"/>
           </w:tcPr>
           <w:p>
+            <w:r/>
             <w:r>
               <w:rPr>
-                <w:rFonts w:ascii="Times New Roman" w:hAnsi="Times New Roman"/>
-                <w:sz w:val="20"/>
+                <w:rFonts w:ascii="Calibri" w:hAnsi="Calibri"/>
+                <w:sz w:val="18"/>
               </w:rPr>
               <w:t>R6</w:t>
             </w:r>
@@ -3327,13 +3221,15 @@
         </w:tc>
         <w:tc>
           <w:tcPr>
-            <w:tcW w:type="dxa" w:w="1728"/>
+            <w:tcW w:type="dxa" w:w="1872"/>
+            <w:shd w:val="clear" w:color="auto" w:fill="FFFFFF"/>
           </w:tcPr>
           <w:p>
+            <w:r/>
             <w:r>
               <w:rPr>
-                <w:rFonts w:ascii="Times New Roman" w:hAnsi="Times New Roman"/>
-                <w:sz w:val="20"/>
+                <w:rFonts w:ascii="Calibri" w:hAnsi="Calibri"/>
+                <w:sz w:val="18"/>
               </w:rPr>
               <w:t>Warnings / error alerts were easy to understand</w:t>
             </w:r>
@@ -3341,13 +3237,15 @@
         </w:tc>
         <w:tc>
           <w:tcPr>
-            <w:tcW w:type="dxa" w:w="1728"/>
+            <w:tcW w:type="dxa" w:w="1872"/>
+            <w:shd w:val="clear" w:color="auto" w:fill="FFFFFF"/>
           </w:tcPr>
           <w:p>
+            <w:r/>
             <w:r>
               <w:rPr>
-                <w:rFonts w:ascii="Times New Roman" w:hAnsi="Times New Roman"/>
-                <w:sz w:val="20"/>
+                <w:rFonts w:ascii="Calibri" w:hAnsi="Calibri"/>
+                <w:sz w:val="18"/>
               </w:rPr>
               <w:t>3.3</w:t>
             </w:r>
@@ -3355,13 +3253,15 @@
         </w:tc>
         <w:tc>
           <w:tcPr>
-            <w:tcW w:type="dxa" w:w="1728"/>
+            <w:tcW w:type="dxa" w:w="1872"/>
+            <w:shd w:val="clear" w:color="auto" w:fill="FFFFFF"/>
           </w:tcPr>
           <w:p>
+            <w:r/>
             <w:r>
               <w:rPr>
-                <w:rFonts w:ascii="Times New Roman" w:hAnsi="Times New Roman"/>
-                <w:sz w:val="20"/>
+                <w:rFonts w:ascii="Calibri" w:hAnsi="Calibri"/>
+                <w:sz w:val="18"/>
               </w:rPr>
               <w:t>2–5</w:t>
             </w:r>
@@ -3369,13 +3269,15 @@
         </w:tc>
         <w:tc>
           <w:tcPr>
-            <w:tcW w:type="dxa" w:w="1728"/>
+            <w:tcW w:type="dxa" w:w="1872"/>
+            <w:shd w:val="clear" w:color="auto" w:fill="FFFFFF"/>
           </w:tcPr>
           <w:p>
+            <w:r/>
             <w:r>
               <w:rPr>
-                <w:rFonts w:ascii="Times New Roman" w:hAnsi="Times New Roman"/>
-                <w:sz w:val="20"/>
+                <w:rFonts w:ascii="Calibri" w:hAnsi="Calibri"/>
+                <w:sz w:val="18"/>
               </w:rPr>
               <w:t>6</w:t>
             </w:r>
@@ -3385,13 +3287,15 @@
       <w:tr>
         <w:tc>
           <w:tcPr>
-            <w:tcW w:type="dxa" w:w="1728"/>
+            <w:tcW w:type="dxa" w:w="1872"/>
+            <w:shd w:val="clear" w:color="auto" w:fill="F2F4F7"/>
           </w:tcPr>
           <w:p>
+            <w:r/>
             <w:r>
               <w:rPr>
-                <w:rFonts w:ascii="Times New Roman" w:hAnsi="Times New Roman"/>
-                <w:sz w:val="20"/>
+                <w:rFonts w:ascii="Calibri" w:hAnsi="Calibri"/>
+                <w:sz w:val="18"/>
               </w:rPr>
               <w:t>R7</w:t>
             </w:r>
@@ -3399,13 +3303,15 @@
         </w:tc>
         <w:tc>
           <w:tcPr>
-            <w:tcW w:type="dxa" w:w="1728"/>
+            <w:tcW w:type="dxa" w:w="1872"/>
+            <w:shd w:val="clear" w:color="auto" w:fill="F2F4F7"/>
           </w:tcPr>
           <w:p>
+            <w:r/>
             <w:r>
               <w:rPr>
-                <w:rFonts w:ascii="Times New Roman" w:hAnsi="Times New Roman"/>
-                <w:sz w:val="20"/>
+                <w:rFonts w:ascii="Calibri" w:hAnsi="Calibri"/>
+                <w:sz w:val="18"/>
               </w:rPr>
               <w:t>Corrective instructions clearly explained the fix</w:t>
             </w:r>
@@ -3413,13 +3319,15 @@
         </w:tc>
         <w:tc>
           <w:tcPr>
-            <w:tcW w:type="dxa" w:w="1728"/>
+            <w:tcW w:type="dxa" w:w="1872"/>
+            <w:shd w:val="clear" w:color="auto" w:fill="F2F4F7"/>
           </w:tcPr>
           <w:p>
+            <w:r/>
             <w:r>
               <w:rPr>
-                <w:rFonts w:ascii="Times New Roman" w:hAnsi="Times New Roman"/>
-                <w:sz w:val="20"/>
+                <w:rFonts w:ascii="Calibri" w:hAnsi="Calibri"/>
+                <w:sz w:val="18"/>
               </w:rPr>
               <w:t>3.0</w:t>
             </w:r>
@@ -3427,13 +3335,15 @@
         </w:tc>
         <w:tc>
           <w:tcPr>
-            <w:tcW w:type="dxa" w:w="1728"/>
+            <w:tcW w:type="dxa" w:w="1872"/>
+            <w:shd w:val="clear" w:color="auto" w:fill="F2F4F7"/>
           </w:tcPr>
           <w:p>
+            <w:r/>
             <w:r>
               <w:rPr>
-                <w:rFonts w:ascii="Times New Roman" w:hAnsi="Times New Roman"/>
-                <w:sz w:val="20"/>
+                <w:rFonts w:ascii="Calibri" w:hAnsi="Calibri"/>
+                <w:sz w:val="18"/>
               </w:rPr>
               <w:t>1–4</w:t>
             </w:r>
@@ -3441,13 +3351,15 @@
         </w:tc>
         <w:tc>
           <w:tcPr>
-            <w:tcW w:type="dxa" w:w="1728"/>
+            <w:tcW w:type="dxa" w:w="1872"/>
+            <w:shd w:val="clear" w:color="auto" w:fill="F2F4F7"/>
           </w:tcPr>
           <w:p>
+            <w:r/>
             <w:r>
               <w:rPr>
-                <w:rFonts w:ascii="Times New Roman" w:hAnsi="Times New Roman"/>
-                <w:sz w:val="20"/>
+                <w:rFonts w:ascii="Calibri" w:hAnsi="Calibri"/>
+                <w:sz w:val="18"/>
               </w:rPr>
               <w:t>5*</w:t>
             </w:r>
@@ -3457,13 +3369,15 @@
       <w:tr>
         <w:tc>
           <w:tcPr>
-            <w:tcW w:type="dxa" w:w="1728"/>
+            <w:tcW w:type="dxa" w:w="1872"/>
+            <w:shd w:val="clear" w:color="auto" w:fill="FFFFFF"/>
           </w:tcPr>
           <w:p>
+            <w:r/>
             <w:r>
               <w:rPr>
-                <w:rFonts w:ascii="Times New Roman" w:hAnsi="Times New Roman"/>
-                <w:sz w:val="20"/>
+                <w:rFonts w:ascii="Calibri" w:hAnsi="Calibri"/>
+                <w:sz w:val="18"/>
               </w:rPr>
               <w:t>R8</w:t>
             </w:r>
@@ -3471,13 +3385,15 @@
         </w:tc>
         <w:tc>
           <w:tcPr>
-            <w:tcW w:type="dxa" w:w="1728"/>
+            <w:tcW w:type="dxa" w:w="1872"/>
+            <w:shd w:val="clear" w:color="auto" w:fill="FFFFFF"/>
           </w:tcPr>
           <w:p>
+            <w:r/>
             <w:r>
               <w:rPr>
-                <w:rFonts w:ascii="Times New Roman" w:hAnsi="Times New Roman"/>
-                <w:sz w:val="20"/>
+                <w:rFonts w:ascii="Calibri" w:hAnsi="Calibri"/>
+                <w:sz w:val="18"/>
               </w:rPr>
               <w:t>Overall trust that the system would catch mistakes</w:t>
             </w:r>
@@ -3485,13 +3401,15 @@
         </w:tc>
         <w:tc>
           <w:tcPr>
-            <w:tcW w:type="dxa" w:w="1728"/>
+            <w:tcW w:type="dxa" w:w="1872"/>
+            <w:shd w:val="clear" w:color="auto" w:fill="FFFFFF"/>
           </w:tcPr>
           <w:p>
+            <w:r/>
             <w:r>
               <w:rPr>
-                <w:rFonts w:ascii="Times New Roman" w:hAnsi="Times New Roman"/>
-                <w:sz w:val="20"/>
+                <w:rFonts w:ascii="Calibri" w:hAnsi="Calibri"/>
+                <w:sz w:val="18"/>
               </w:rPr>
               <w:t>4.0</w:t>
             </w:r>
@@ -3499,13 +3417,15 @@
         </w:tc>
         <w:tc>
           <w:tcPr>
-            <w:tcW w:type="dxa" w:w="1728"/>
+            <w:tcW w:type="dxa" w:w="1872"/>
+            <w:shd w:val="clear" w:color="auto" w:fill="FFFFFF"/>
           </w:tcPr>
           <w:p>
+            <w:r/>
             <w:r>
               <w:rPr>
-                <w:rFonts w:ascii="Times New Roman" w:hAnsi="Times New Roman"/>
-                <w:sz w:val="20"/>
+                <w:rFonts w:ascii="Calibri" w:hAnsi="Calibri"/>
+                <w:sz w:val="18"/>
               </w:rPr>
               <w:t>3–5</w:t>
             </w:r>
@@ -3513,13 +3433,15 @@
         </w:tc>
         <w:tc>
           <w:tcPr>
-            <w:tcW w:type="dxa" w:w="1728"/>
+            <w:tcW w:type="dxa" w:w="1872"/>
+            <w:shd w:val="clear" w:color="auto" w:fill="FFFFFF"/>
           </w:tcPr>
           <w:p>
+            <w:r/>
             <w:r>
               <w:rPr>
-                <w:rFonts w:ascii="Times New Roman" w:hAnsi="Times New Roman"/>
-                <w:sz w:val="20"/>
+                <w:rFonts w:ascii="Calibri" w:hAnsi="Calibri"/>
+                <w:sz w:val="18"/>
               </w:rPr>
               <w:t>6</w:t>
             </w:r>
@@ -3529,13 +3451,15 @@
       <w:tr>
         <w:tc>
           <w:tcPr>
-            <w:tcW w:type="dxa" w:w="1728"/>
+            <w:tcW w:type="dxa" w:w="1872"/>
+            <w:shd w:val="clear" w:color="auto" w:fill="F2F4F7"/>
           </w:tcPr>
           <w:p>
+            <w:r/>
             <w:r>
               <w:rPr>
-                <w:rFonts w:ascii="Times New Roman" w:hAnsi="Times New Roman"/>
-                <w:sz w:val="20"/>
+                <w:rFonts w:ascii="Calibri" w:hAnsi="Calibri"/>
+                <w:sz w:val="18"/>
               </w:rPr>
               <w:t>R9</w:t>
             </w:r>
@@ -3543,13 +3467,15 @@
         </w:tc>
         <w:tc>
           <w:tcPr>
-            <w:tcW w:type="dxa" w:w="1728"/>
+            <w:tcW w:type="dxa" w:w="1872"/>
+            <w:shd w:val="clear" w:color="auto" w:fill="F2F4F7"/>
           </w:tcPr>
           <w:p>
+            <w:r/>
             <w:r>
               <w:rPr>
-                <w:rFonts w:ascii="Times New Roman" w:hAnsi="Times New Roman"/>
-                <w:sz w:val="20"/>
+                <w:rFonts w:ascii="Calibri" w:hAnsi="Calibri"/>
+                <w:sz w:val="18"/>
               </w:rPr>
               <w:t>Overall, the system made kitting easier than without it</w:t>
             </w:r>
@@ -3557,13 +3483,15 @@
         </w:tc>
         <w:tc>
           <w:tcPr>
-            <w:tcW w:type="dxa" w:w="1728"/>
+            <w:tcW w:type="dxa" w:w="1872"/>
+            <w:shd w:val="clear" w:color="auto" w:fill="F2F4F7"/>
           </w:tcPr>
           <w:p>
+            <w:r/>
             <w:r>
               <w:rPr>
-                <w:rFonts w:ascii="Times New Roman" w:hAnsi="Times New Roman"/>
-                <w:sz w:val="20"/>
+                <w:rFonts w:ascii="Calibri" w:hAnsi="Calibri"/>
+                <w:sz w:val="18"/>
               </w:rPr>
               <w:t>4.3</w:t>
             </w:r>
@@ -3571,13 +3499,15 @@
         </w:tc>
         <w:tc>
           <w:tcPr>
-            <w:tcW w:type="dxa" w:w="1728"/>
+            <w:tcW w:type="dxa" w:w="1872"/>
+            <w:shd w:val="clear" w:color="auto" w:fill="F2F4F7"/>
           </w:tcPr>
           <w:p>
+            <w:r/>
             <w:r>
               <w:rPr>
-                <w:rFonts w:ascii="Times New Roman" w:hAnsi="Times New Roman"/>
-                <w:sz w:val="20"/>
+                <w:rFonts w:ascii="Calibri" w:hAnsi="Calibri"/>
+                <w:sz w:val="18"/>
               </w:rPr>
               <w:t>2–5</w:t>
             </w:r>
@@ -3585,13 +3515,15 @@
         </w:tc>
         <w:tc>
           <w:tcPr>
-            <w:tcW w:type="dxa" w:w="1728"/>
+            <w:tcW w:type="dxa" w:w="1872"/>
+            <w:shd w:val="clear" w:color="auto" w:fill="F2F4F7"/>
           </w:tcPr>
           <w:p>
+            <w:r/>
             <w:r>
               <w:rPr>
-                <w:rFonts w:ascii="Times New Roman" w:hAnsi="Times New Roman"/>
-                <w:sz w:val="20"/>
+                <w:rFonts w:ascii="Calibri" w:hAnsi="Calibri"/>
+                <w:sz w:val="18"/>
               </w:rPr>
               <w:t>6</w:t>
             </w:r>
@@ -3601,108 +3533,87 @@
     </w:tbl>
     <w:p/>
     <w:p>
+      <w:pPr>
+        <w:spacing w:line="276" w:lineRule="auto" w:after="120"/>
+      </w:pPr>
       <w:r>
         <w:rPr>
-          <w:rFonts w:ascii="Times New Roman" w:hAnsi="Times New Roman"/>
-          <w:b w:val="0"/>
-          <w:i/>
-          <w:sz w:val="20"/>
+          <w:rFonts w:ascii="Calibri" w:hAnsi="Calibri"/>
+          <w:sz w:val="22"/>
         </w:rPr>
-        <w:t>Table 5.2: Operator usability ratings (1 = poor/strongly disagree, 5 = excellent/strongly agree). *One operator did not trigger any errors during live runs; R7 was not scored for that participant (n = 5).</w:t>
-      </w:r>
-    </w:p>
-    <w:p>
-      <w:r>
-        <w:rPr>
-          <w:rFonts w:ascii="Times New Roman" w:hAnsi="Times New Roman"/>
-          <w:b w:val="0"/>
-          <w:i w:val="0"/>
-          <w:sz w:val="24"/>
-        </w:rPr>
-        <w:t>The results reveal a clear and instructive pattern. Operators rated the system's core guidance — understanding what to pack (R3: 4.9) and how many to pack (R4: 5.0) — at or near ceiling, and the visual, position-based bin layout was repeatedly cited in the open-ended feedback as the reason; the build list was the interface's unambiguous strength. The system was also rated as making kitting easier than the paper baseline (R9: 4.3), and operators expressed moderate trust in the system's ability to catch mistakes (R8: 4.0).</w:t>
-      </w:r>
-    </w:p>
-    <w:p>
-      <w:r>
-        <w:rPr>
-          <w:rFonts w:ascii="Times New Roman" w:hAnsi="Times New Roman"/>
-          <w:b w:val="0"/>
-          <w:i w:val="0"/>
-          <w:sz w:val="24"/>
-        </w:rPr>
-        <w:t>The weakest dimensions concerned the communication of exceptions rather than the task itself. On-screen wording clarity (R1: 3.3), alert legibility (R6: 3.3), and — the lowest-rated dimension — the completeness of corrective instructions (R7: 3.0) all scored below the midpoint for several operators. The open-ended feedback localised these scores to the following specific issues:</w:t>
+        <w:t>*One operator did not trigger any errors during live runs; R7 was not scored (n = 5).</w:t>
       </w:r>
     </w:p>
     <w:p>
       <w:pPr>
-        <w:pStyle w:val="ListBullet"/>
+        <w:spacing w:line="276" w:lineRule="auto" w:after="120"/>
       </w:pPr>
       <w:r>
         <w:rPr>
-          <w:rFonts w:ascii="Times New Roman" w:hAnsi="Times New Roman"/>
+          <w:rFonts w:ascii="Calibri" w:hAnsi="Calibri"/>
           <w:sz w:val="22"/>
         </w:rPr>
-        <w:t>Small font size on alerts: This was the single most frequently raised complaint, reported independently by four of six operators. Representative quotes: "fonts small" (Royce); "wording small" (Ming Zhan); "cannot see the error text clearly from arm's length" (Song Yi).</w:t>
+        <w:t>The results reveal a clear pattern. Operators rated the system's core guidance — understanding what to pack (R3: 4.9) and how many (R4: 5.0) — at or near ceiling, and cited the spatial bin grid as the reason. The system was also rated as making kitting easier than the paper baseline (R9: 4.3), and operators expressed moderate trust in its ability to catch mistakes (R8: 4.0).</w:t>
       </w:r>
     </w:p>
     <w:p>
       <w:pPr>
-        <w:pStyle w:val="ListBullet"/>
+        <w:spacing w:line="276" w:lineRule="auto" w:after="120"/>
       </w:pPr>
       <w:r>
         <w:rPr>
-          <w:rFonts w:ascii="Times New Roman" w:hAnsi="Times New Roman"/>
+          <w:rFonts w:ascii="Calibri" w:hAnsi="Calibri"/>
           <w:sz w:val="22"/>
         </w:rPr>
-        <w:t>Warning-versus-error differentiation: Operators could discern that an alert had been triggered but frequently could not distinguish severity or type at a glance, compounded by inconsistent alert colours (white-on-red combined with red-on-black in different banner positions on screen).</w:t>
+        <w:t>The weakest dimensions concerned the communication of exceptions. On-screen wording clarity (R1: 3.3), alert legibility (R6: 3.3), and corrective instruction completeness (R7: 3.0) all scored below the midpoint for several operators. The open-ended feedback localised these scores to the following issues:</w:t>
       </w:r>
     </w:p>
     <w:p>
       <w:pPr>
-        <w:pStyle w:val="ListBullet"/>
+        <w:pStyle w:val="ListNumber"/>
       </w:pPr>
       <w:r>
         <w:rPr>
-          <w:rFonts w:ascii="Times New Roman" w:hAnsi="Times New Roman"/>
+          <w:rFonts w:ascii="Calibri" w:hAnsi="Calibri"/>
           <w:sz w:val="22"/>
         </w:rPr>
-        <w:t>Incomplete corrective instructions: The wrong-bin-return correction message did not specify how many units to return or which bin was involved. This was the lowest-rated dimension overall (R7: 3.0) and represents the most actionable improvement opportunity.</w:t>
+        <w:t>Small font size on alerts — the single most frequently raised complaint, reported independently by four of six operators.</w:t>
       </w:r>
     </w:p>
     <w:p>
       <w:pPr>
-        <w:pStyle w:val="ListBullet"/>
+        <w:pStyle w:val="ListNumber"/>
       </w:pPr>
       <w:r>
         <w:rPr>
-          <w:rFonts w:ascii="Times New Roman" w:hAnsi="Times New Roman"/>
+          <w:rFonts w:ascii="Calibri" w:hAnsi="Calibri"/>
           <w:sz w:val="22"/>
         </w:rPr>
-        <w:t>Load-cell responsiveness on light components: Multiple operators independently reported perceived lag or missed reads on the smallest, lightest bins. Representative quote: "sensor doesn't detect piece sometimes, requiring extra action" (Benny). This observation is consistent with the metrology limits characterised in Section 4.2.2.</w:t>
+        <w:t>Incomplete corrective instructions — the wrong-bin return message did not state which bin the item belonged to or how many units needed to be returned.</w:t>
       </w:r>
     </w:p>
     <w:p>
       <w:pPr>
-        <w:pStyle w:val="ListBullet"/>
+        <w:pStyle w:val="ListNumber"/>
       </w:pPr>
       <w:r>
         <w:rPr>
-          <w:rFonts w:ascii="Times New Roman" w:hAnsi="Times New Roman"/>
+          <w:rFonts w:ascii="Calibri" w:hAnsi="Calibri"/>
           <w:sz w:val="22"/>
         </w:rPr>
-        <w:t>Consolidation friction: Emptying completed bins into the kit container was a recurring fatigue point, especially for larger bins. The on-screen "Complete Set" / "Bin Emptied" touch confirmation did not always register on the first tap, requiring repeated interaction.</w:t>
+        <w:t>Dual warning banners at the top and bottom of the display were visually disorienting, with conflicting colours.</w:t>
       </w:r>
     </w:p>
     <w:p>
       <w:pPr>
-        <w:pStyle w:val="ListBullet"/>
+        <w:pStyle w:val="ListNumber"/>
       </w:pPr>
       <w:r>
         <w:rPr>
-          <w:rFonts w:ascii="Times New Roman" w:hAnsi="Times New Roman"/>
+          <w:rFonts w:ascii="Calibri" w:hAnsi="Calibri"/>
           <w:sz w:val="22"/>
         </w:rPr>
-        <w:t>Absence of progress indicator: Two operators independently requested a remaining-sets indicator to provide awareness of how much of the order had been completed and how much remained.</w:t>
+        <w:t>The on-screen "Complete Set" confirmation button occasionally failed to register touch inputs.</w:t>
       </w:r>
     </w:p>
     <w:p>
@@ -3712,24 +3623,10 @@
       <w:r>
         <w:rPr>
           <w:i/>
-          <w:color w:val="969696"/>
-          <w:sz w:val="22"/>
-        </w:rPr>
-        <w:t>[INSERT FIGURE HERE]</w:t>
-      </w:r>
-    </w:p>
-    <w:p>
-      <w:pPr>
-        <w:spacing w:after="240"/>
-        <w:jc w:val="center"/>
-      </w:pPr>
-      <w:r>
-        <w:rPr>
-          <w:rFonts w:ascii="Times New Roman" w:hAnsi="Times New Roman"/>
-          <w:i/>
+          <w:color w:val="595959"/>
           <w:sz w:val="20"/>
         </w:rPr>
-        <w:t>Figure 5.2: Operator usability rating distribution across the nine dimensions. Bar chart showing means with individual data points overlaid. Strongest dimensions: R3 and R4 (task guidance). Weakest dimensions: R1, R6, and R7 (exception communication).</w:t>
+        <w:t>[Figure 5.2: Operator rating distribution across the nine usability dimensions, showing means and ranges]</w:t>
       </w:r>
     </w:p>
     <w:p>
@@ -3737,160 +3634,33 @@
         <w:pStyle w:val="Heading2"/>
       </w:pPr>
       <w:r>
+        <w:rPr>
+          <w:rFonts w:ascii="Calibri" w:hAnsi="Calibri"/>
+          <w:color w:val="2E75B6"/>
+        </w:rPr>
         <w:t>5.2 User-Facing HMI Iteration</w:t>
+      </w:r>
+    </w:p>
+    <w:p>
+      <w:pPr>
+        <w:spacing w:line="276" w:lineRule="auto" w:after="120"/>
+      </w:pPr>
+      <w:r>
+        <w:rPr>
+          <w:rFonts w:ascii="Calibri" w:hAnsi="Calibri"/>
+          <w:sz w:val="22"/>
+        </w:rPr>
+        <w:t>The qualitative and quantitative findings from the usability study directly drove a targeted iteration of the frontend HMI. The changes were prioritised by frequency of operator complaint and by their mapping to the lowest-rated dimensions.</w:t>
       </w:r>
     </w:p>
     <w:p>
       <w:r>
         <w:rPr>
-          <w:rFonts w:ascii="Times New Roman" w:hAnsi="Times New Roman"/>
-          <w:b w:val="0"/>
-          <w:i w:val="0"/>
-          <w:sz w:val="24"/>
-        </w:rPr>
-        <w:t>The qualitative and quantitative findings from the usability study (Section 5.1) directly drove a targeted iteration of the frontend HMI. The changes were prioritised by frequency of operator complaint and by their mapping to the lowest-rated dimensions. Each modification addresses a specific finding from the user study:</w:t>
-      </w:r>
-    </w:p>
-    <w:p>
-      <w:pPr>
-        <w:pStyle w:val="ListBullet"/>
-      </w:pPr>
-      <w:r>
-        <w:rPr>
-          <w:rFonts w:ascii="Times New Roman" w:hAnsi="Times New Roman"/>
-          <w:sz w:val="22"/>
-        </w:rPr>
-        <w:t>Enlarged alert typography: Font sizes for all warning and error banners were increased by approximately 50%, directly addressing the most frequently raised complaint (small font, reported by 4/6 operators). The alert text is now legible at arm's length from the touch display.</w:t>
-      </w:r>
-    </w:p>
-    <w:p>
-      <w:pPr>
-        <w:pStyle w:val="ListBullet"/>
-      </w:pPr>
-      <w:r>
-        <w:rPr>
-          <w:rFonts w:ascii="Times New Roman" w:hAnsi="Times New Roman"/>
-          <w:sz w:val="22"/>
-        </w:rPr>
-        <w:t>Unified fault banner: The previous dual-banner layout (top and bottom of screen) was consolidated into a single, full-width banner at the top of the display. The banner presents a single large keyword (e.g., "OVERPACK", "PICKED FROM WRONG BIN") with the specific corrective action as a subtitle naming the bin and the quantity to move, in a consistent red-and-white colour scheme. This eliminates the warning-versus-error colour confusion reported by operators.</w:t>
-      </w:r>
-    </w:p>
-    <w:p>
-      <w:pPr>
-        <w:pStyle w:val="ListBullet"/>
-      </w:pPr>
-      <w:r>
-        <w:rPr>
-          <w:rFonts w:ascii="Times New Roman" w:hAnsi="Times New Roman"/>
-          <w:sz w:val="22"/>
-        </w:rPr>
-        <w:t>Explicit corrective prompts: The wrong-bin-return alert was updated to compute and display the exact correction required — specifying the destination bin and the number of units to return — rather than presenting a generic message. This directly addresses the lowest-rated dimension (R7: 3.0).</w:t>
-      </w:r>
-    </w:p>
-    <w:p>
-      <w:pPr>
-        <w:pStyle w:val="ListBullet"/>
-      </w:pPr>
-      <w:r>
-        <w:rPr>
-          <w:rFonts w:ascii="Times New Roman" w:hAnsi="Times New Roman"/>
-          <w:sz w:val="22"/>
-        </w:rPr>
-        <w:t>Fault reclassification: A completed bin picked from is now classified as a "Wrong Bin" error rather than an "Out-of-Sequence" error, which operators found more intuitive — a bin already completed is no longer part of the active sequence and therefore cannot meaningfully be "out of sequence".</w:t>
-      </w:r>
-    </w:p>
-    <w:p>
-      <w:pPr>
-        <w:pStyle w:val="ListBullet"/>
-      </w:pPr>
-      <w:r>
-        <w:rPr>
-          <w:rFonts w:ascii="Times New Roman" w:hAnsi="Times New Roman"/>
-          <w:sz w:val="22"/>
-        </w:rPr>
-        <w:t>Bold, colour-coded hand-in-bin halo: The hand position indicator was enhanced with an animated halo around the active bin tile, colour-coded teal for valid bins and red for invalid bins (completed, locked out of sequence, or not in the order). A misdirected reach is therefore signalled the instant the hand enters the wrong bin, before any item is removed.</w:t>
-      </w:r>
-    </w:p>
-    <w:p>
-      <w:pPr>
-        <w:pStyle w:val="ListBullet"/>
-      </w:pPr>
-      <w:r>
-        <w:rPr>
-          <w:rFonts w:ascii="Times New Roman" w:hAnsi="Times New Roman"/>
-          <w:sz w:val="22"/>
-        </w:rPr>
-        <w:t>Automatic completion-to-empty flow: The unreliable manual "Bin Emptied" confirmation tap was replaced with automatic detection via load cell weight change on the kit box. When the kit box weight drops to near-zero (indicating the operator has emptied it), the system advances to the next set automatically, eliminating the touch-registration issues reported by two operators.</w:t>
-      </w:r>
-    </w:p>
-    <w:p>
-      <w:pPr>
-        <w:pStyle w:val="ListBullet"/>
-      </w:pPr>
-      <w:r>
-        <w:rPr>
-          <w:rFonts w:ascii="Times New Roman" w:hAnsi="Times New Roman"/>
-          <w:sz w:val="22"/>
-        </w:rPr>
-        <w:t>1-indexed bin and layer labels: Bin identifiers were changed from 0-indexed (programmer convention) to 1-indexed (operator convention) to match the numbering system operators naturally expect.</w:t>
-      </w:r>
-    </w:p>
-    <w:p>
-      <w:pPr>
-        <w:pStyle w:val="ListBullet"/>
-      </w:pPr>
-      <w:r>
-        <w:rPr>
-          <w:rFonts w:ascii="Times New Roman" w:hAnsi="Times New Roman"/>
-          <w:sz w:val="22"/>
-        </w:rPr>
-        <w:t>Remaining-sets progress indicator: A visible indicator of sets remaining in the order was added to the HMI header, addressing the unprompted request from two operators.</w:t>
-      </w:r>
-    </w:p>
-    <w:p>
-      <w:pPr>
-        <w:jc w:val="center"/>
-      </w:pPr>
-      <w:r>
-        <w:rPr>
-          <w:i/>
-          <w:color w:val="969696"/>
-          <w:sz w:val="22"/>
-        </w:rPr>
-        <w:t>[INSERT FIGURE HERE]</w:t>
-      </w:r>
-    </w:p>
-    <w:p>
-      <w:pPr>
-        <w:spacing w:after="240"/>
-        <w:jc w:val="center"/>
-      </w:pPr>
-      <w:r>
-        <w:rPr>
-          <w:rFonts w:ascii="Times New Roman" w:hAnsi="Times New Roman"/>
-          <w:i/>
+          <w:b/>
+          <w:color w:val="000000"/>
           <w:sz w:val="20"/>
         </w:rPr>
-        <w:t>Figure 5.3: HMI before and after the user-driven iteration. (a) Pre-iteration: small-font error banners, dual-position alerts, 0-indexed bin labels, no progress indicator. (b) Post-iteration: enlarged single-banner fault display with explicit corrective instruction, colour-coded hand halo, 1-indexed labels, and sets-remaining progress indicator.</w:t>
-      </w:r>
-    </w:p>
-    <w:p>
-      <w:pPr>
-        <w:pStyle w:val="Heading2"/>
-      </w:pPr>
-      <w:r>
-        <w:t>5.3 Requirements Validation</w:t>
-      </w:r>
-    </w:p>
-    <w:p>
-      <w:r>
-        <w:rPr>
-          <w:rFonts w:ascii="Times New Roman" w:hAnsi="Times New Roman"/>
-          <w:b w:val="0"/>
-          <w:i w:val="0"/>
-          <w:sz w:val="24"/>
-        </w:rPr>
-        <w:t>To formally evaluate system compliance, the integrated prototype was validated against each functional requirement defined in Section 1.5. The results are summarised in Table 5.3. Requirements marked as "Met" have been verified through the testing evidence documented in Chapters 4 and 5. Requirements marked as "Partially Met" identify specific boundary conditions where the current prototype does not fully satisfy the requirement, with the nature and extent of the gap documented alongside the mitigation strategy employed.</w:t>
+        <w:t>Table 23: HMI Iteration Changes and Rationale</w:t>
       </w:r>
     </w:p>
     <w:tbl>
@@ -3901,25 +3671,450 @@
         <w:tblLook w:firstColumn="1" w:firstRow="1" w:lastColumn="0" w:lastRow="0" w:noHBand="0" w:noVBand="1" w:val="04A0"/>
       </w:tblPr>
       <w:tblGrid>
-        <w:gridCol w:w="2160"/>
-        <w:gridCol w:w="2160"/>
-        <w:gridCol w:w="2160"/>
-        <w:gridCol w:w="2160"/>
+        <w:gridCol w:w="3120"/>
+        <w:gridCol w:w="3120"/>
+        <w:gridCol w:w="3120"/>
       </w:tblGrid>
+      <w:tr>
+        <w:trPr>
+          <w:tblHeader/>
+        </w:trPr>
+        <w:tc>
+          <w:tcPr>
+            <w:tcW w:type="dxa" w:w="3120"/>
+            <w:shd w:val="clear" w:color="auto" w:fill="1F4E79"/>
+          </w:tcPr>
+          <w:p>
+            <w:r/>
+            <w:r>
+              <w:rPr>
+                <w:rFonts w:ascii="Calibri" w:hAnsi="Calibri"/>
+                <w:b/>
+                <w:color w:val="FFFFFF"/>
+                <w:sz w:val="18"/>
+              </w:rPr>
+              <w:t>Change</w:t>
+            </w:r>
+          </w:p>
+        </w:tc>
+        <w:tc>
+          <w:tcPr>
+            <w:tcW w:type="dxa" w:w="3120"/>
+            <w:shd w:val="clear" w:color="auto" w:fill="1F4E79"/>
+          </w:tcPr>
+          <w:p>
+            <w:r/>
+            <w:r>
+              <w:rPr>
+                <w:rFonts w:ascii="Calibri" w:hAnsi="Calibri"/>
+                <w:b/>
+                <w:color w:val="FFFFFF"/>
+                <w:sz w:val="18"/>
+              </w:rPr>
+              <w:t>Rationale</w:t>
+            </w:r>
+          </w:p>
+        </w:tc>
+        <w:tc>
+          <w:tcPr>
+            <w:tcW w:type="dxa" w:w="3120"/>
+            <w:shd w:val="clear" w:color="auto" w:fill="1F4E79"/>
+          </w:tcPr>
+          <w:p>
+            <w:r/>
+            <w:r>
+              <w:rPr>
+                <w:rFonts w:ascii="Calibri" w:hAnsi="Calibri"/>
+                <w:b/>
+                <w:color w:val="FFFFFF"/>
+                <w:sz w:val="18"/>
+              </w:rPr>
+              <w:t>Dimension Addressed</w:t>
+            </w:r>
+          </w:p>
+        </w:tc>
+      </w:tr>
       <w:tr>
         <w:tc>
           <w:tcPr>
-            <w:tcW w:type="dxa" w:w="2160"/>
+            <w:tcW w:type="dxa" w:w="3120"/>
+            <w:shd w:val="clear" w:color="auto" w:fill="F2F4F7"/>
           </w:tcPr>
           <w:p>
-            <w:pPr>
-              <w:jc w:val="center"/>
-            </w:pPr>
+            <w:r/>
             <w:r>
               <w:rPr>
-                <w:rFonts w:ascii="Times New Roman" w:hAnsi="Times New Roman"/>
+                <w:rFonts w:ascii="Calibri" w:hAnsi="Calibri"/>
+                <w:sz w:val="18"/>
+              </w:rPr>
+              <w:t>Enlarged alert typography (+50%)</w:t>
+            </w:r>
+          </w:p>
+        </w:tc>
+        <w:tc>
+          <w:tcPr>
+            <w:tcW w:type="dxa" w:w="3120"/>
+            <w:shd w:val="clear" w:color="auto" w:fill="F2F4F7"/>
+          </w:tcPr>
+          <w:p>
+            <w:r/>
+            <w:r>
+              <w:rPr>
+                <w:rFonts w:ascii="Calibri" w:hAnsi="Calibri"/>
+                <w:sz w:val="18"/>
+              </w:rPr>
+              <w:t>Most frequently raised complaint (4/6 operators)</w:t>
+            </w:r>
+          </w:p>
+        </w:tc>
+        <w:tc>
+          <w:tcPr>
+            <w:tcW w:type="dxa" w:w="3120"/>
+            <w:shd w:val="clear" w:color="auto" w:fill="F2F4F7"/>
+          </w:tcPr>
+          <w:p>
+            <w:r/>
+            <w:r>
+              <w:rPr>
+                <w:rFonts w:ascii="Calibri" w:hAnsi="Calibri"/>
+                <w:sz w:val="18"/>
+              </w:rPr>
+              <w:t>R1, R6</w:t>
+            </w:r>
+          </w:p>
+        </w:tc>
+      </w:tr>
+      <w:tr>
+        <w:tc>
+          <w:tcPr>
+            <w:tcW w:type="dxa" w:w="3120"/>
+            <w:shd w:val="clear" w:color="auto" w:fill="FFFFFF"/>
+          </w:tcPr>
+          <w:p>
+            <w:r/>
+            <w:r>
+              <w:rPr>
+                <w:rFonts w:ascii="Calibri" w:hAnsi="Calibri"/>
+                <w:sz w:val="18"/>
+              </w:rPr>
+              <w:t>Unified single top banner (red/white)</w:t>
+            </w:r>
+          </w:p>
+        </w:tc>
+        <w:tc>
+          <w:tcPr>
+            <w:tcW w:type="dxa" w:w="3120"/>
+            <w:shd w:val="clear" w:color="auto" w:fill="FFFFFF"/>
+          </w:tcPr>
+          <w:p>
+            <w:r/>
+            <w:r>
+              <w:rPr>
+                <w:rFonts w:ascii="Calibri" w:hAnsi="Calibri"/>
+                <w:sz w:val="18"/>
+              </w:rPr>
+              <w:t>Replaced confusing dual top/bottom banners</w:t>
+            </w:r>
+          </w:p>
+        </w:tc>
+        <w:tc>
+          <w:tcPr>
+            <w:tcW w:type="dxa" w:w="3120"/>
+            <w:shd w:val="clear" w:color="auto" w:fill="FFFFFF"/>
+          </w:tcPr>
+          <w:p>
+            <w:r/>
+            <w:r>
+              <w:rPr>
+                <w:rFonts w:ascii="Calibri" w:hAnsi="Calibri"/>
+                <w:sz w:val="18"/>
+              </w:rPr>
+              <w:t>R6</w:t>
+            </w:r>
+          </w:p>
+        </w:tc>
+      </w:tr>
+      <w:tr>
+        <w:tc>
+          <w:tcPr>
+            <w:tcW w:type="dxa" w:w="3120"/>
+            <w:shd w:val="clear" w:color="auto" w:fill="F2F4F7"/>
+          </w:tcPr>
+          <w:p>
+            <w:r/>
+            <w:r>
+              <w:rPr>
+                <w:rFonts w:ascii="Calibri" w:hAnsi="Calibri"/>
+                <w:sz w:val="18"/>
+              </w:rPr>
+              <w:t>Explicit corrective prompts</w:t>
+              <w:br/>
+              <w:t>(e.g. "WRONG BIN: Return 2 units to Bin 1_0")</w:t>
+            </w:r>
+          </w:p>
+        </w:tc>
+        <w:tc>
+          <w:tcPr>
+            <w:tcW w:type="dxa" w:w="3120"/>
+            <w:shd w:val="clear" w:color="auto" w:fill="F2F4F7"/>
+          </w:tcPr>
+          <w:p>
+            <w:r/>
+            <w:r>
+              <w:rPr>
+                <w:rFonts w:ascii="Calibri" w:hAnsi="Calibri"/>
+                <w:sz w:val="18"/>
+              </w:rPr>
+              <w:t>Lowest-rated dimension (R7: 3.0)</w:t>
+            </w:r>
+          </w:p>
+        </w:tc>
+        <w:tc>
+          <w:tcPr>
+            <w:tcW w:type="dxa" w:w="3120"/>
+            <w:shd w:val="clear" w:color="auto" w:fill="F2F4F7"/>
+          </w:tcPr>
+          <w:p>
+            <w:r/>
+            <w:r>
+              <w:rPr>
+                <w:rFonts w:ascii="Calibri" w:hAnsi="Calibri"/>
+                <w:sz w:val="18"/>
+              </w:rPr>
+              <w:t>R7</w:t>
+            </w:r>
+          </w:p>
+        </w:tc>
+      </w:tr>
+      <w:tr>
+        <w:tc>
+          <w:tcPr>
+            <w:tcW w:type="dxa" w:w="3120"/>
+            <w:shd w:val="clear" w:color="auto" w:fill="FFFFFF"/>
+          </w:tcPr>
+          <w:p>
+            <w:r/>
+            <w:r>
+              <w:rPr>
+                <w:rFonts w:ascii="Calibri" w:hAnsi="Calibri"/>
+                <w:sz w:val="18"/>
+              </w:rPr>
+              <w:t>Automatic consolidation via load cell weight change</w:t>
+            </w:r>
+          </w:p>
+        </w:tc>
+        <w:tc>
+          <w:tcPr>
+            <w:tcW w:type="dxa" w:w="3120"/>
+            <w:shd w:val="clear" w:color="auto" w:fill="FFFFFF"/>
+          </w:tcPr>
+          <w:p>
+            <w:r/>
+            <w:r>
+              <w:rPr>
+                <w:rFonts w:ascii="Calibri" w:hAnsi="Calibri"/>
+                <w:sz w:val="18"/>
+              </w:rPr>
+              <w:t>Eliminated unreliable touchscreen taps</w:t>
+            </w:r>
+          </w:p>
+        </w:tc>
+        <w:tc>
+          <w:tcPr>
+            <w:tcW w:type="dxa" w:w="3120"/>
+            <w:shd w:val="clear" w:color="auto" w:fill="FFFFFF"/>
+          </w:tcPr>
+          <w:p>
+            <w:r/>
+            <w:r>
+              <w:rPr>
+                <w:rFonts w:ascii="Calibri" w:hAnsi="Calibri"/>
+                <w:sz w:val="18"/>
+              </w:rPr>
+              <w:t>R5</w:t>
+            </w:r>
+          </w:p>
+        </w:tc>
+      </w:tr>
+      <w:tr>
+        <w:tc>
+          <w:tcPr>
+            <w:tcW w:type="dxa" w:w="3120"/>
+            <w:shd w:val="clear" w:color="auto" w:fill="F2F4F7"/>
+          </w:tcPr>
+          <w:p>
+            <w:r/>
+            <w:r>
+              <w:rPr>
+                <w:rFonts w:ascii="Calibri" w:hAnsi="Calibri"/>
+                <w:sz w:val="18"/>
+              </w:rPr>
+              <w:t>1-indexed bin labels (Bins 1–9)</w:t>
+            </w:r>
+          </w:p>
+        </w:tc>
+        <w:tc>
+          <w:tcPr>
+            <w:tcW w:type="dxa" w:w="3120"/>
+            <w:shd w:val="clear" w:color="auto" w:fill="F2F4F7"/>
+          </w:tcPr>
+          <w:p>
+            <w:r/>
+            <w:r>
+              <w:rPr>
+                <w:rFonts w:ascii="Calibri" w:hAnsi="Calibri"/>
+                <w:sz w:val="18"/>
+              </w:rPr>
+              <w:t>Matched operator mental model</w:t>
+            </w:r>
+          </w:p>
+        </w:tc>
+        <w:tc>
+          <w:tcPr>
+            <w:tcW w:type="dxa" w:w="3120"/>
+            <w:shd w:val="clear" w:color="auto" w:fill="F2F4F7"/>
+          </w:tcPr>
+          <w:p>
+            <w:r/>
+            <w:r>
+              <w:rPr>
+                <w:rFonts w:ascii="Calibri" w:hAnsi="Calibri"/>
+                <w:sz w:val="18"/>
+              </w:rPr>
+              <w:t>R1, R2</w:t>
+            </w:r>
+          </w:p>
+        </w:tc>
+      </w:tr>
+      <w:tr>
+        <w:tc>
+          <w:tcPr>
+            <w:tcW w:type="dxa" w:w="3120"/>
+            <w:shd w:val="clear" w:color="auto" w:fill="FFFFFF"/>
+          </w:tcPr>
+          <w:p>
+            <w:r/>
+            <w:r>
+              <w:rPr>
+                <w:rFonts w:ascii="Calibri" w:hAnsi="Calibri"/>
+                <w:sz w:val="18"/>
+              </w:rPr>
+              <w:t>Sets-remaining progress bar</w:t>
+            </w:r>
+          </w:p>
+        </w:tc>
+        <w:tc>
+          <w:tcPr>
+            <w:tcW w:type="dxa" w:w="3120"/>
+            <w:shd w:val="clear" w:color="auto" w:fill="FFFFFF"/>
+          </w:tcPr>
+          <w:p>
+            <w:r/>
+            <w:r>
+              <w:rPr>
+                <w:rFonts w:ascii="Calibri" w:hAnsi="Calibri"/>
+                <w:sz w:val="18"/>
+              </w:rPr>
+              <w:t>Unprompted request from two operators</w:t>
+            </w:r>
+          </w:p>
+        </w:tc>
+        <w:tc>
+          <w:tcPr>
+            <w:tcW w:type="dxa" w:w="3120"/>
+            <w:shd w:val="clear" w:color="auto" w:fill="FFFFFF"/>
+          </w:tcPr>
+          <w:p>
+            <w:r/>
+            <w:r>
+              <w:rPr>
+                <w:rFonts w:ascii="Calibri" w:hAnsi="Calibri"/>
+                <w:sz w:val="18"/>
+              </w:rPr>
+              <w:t>R5</w:t>
+            </w:r>
+          </w:p>
+        </w:tc>
+      </w:tr>
+    </w:tbl>
+    <w:p/>
+    <w:p>
+      <w:pPr>
+        <w:jc w:val="center"/>
+      </w:pPr>
+      <w:r>
+        <w:rPr>
+          <w:i/>
+          <w:color w:val="595959"/>
+          <w:sz w:val="20"/>
+        </w:rPr>
+        <w:t>[Figure 5.3: HMI before and after user-driven iteration — (a) pre-iteration: small font, dual banners, 0-indexed labels; (b) post-iteration: enlarged single banner, explicit corrective instruction, 1-indexed labels, progress indicator]</w:t>
+      </w:r>
+    </w:p>
+    <w:p>
+      <w:pPr>
+        <w:pStyle w:val="Heading2"/>
+      </w:pPr>
+      <w:r>
+        <w:rPr>
+          <w:rFonts w:ascii="Calibri" w:hAnsi="Calibri"/>
+          <w:color w:val="2E75B6"/>
+        </w:rPr>
+        <w:t>5.3 Requirements Validation</w:t>
+      </w:r>
+    </w:p>
+    <w:p>
+      <w:pPr>
+        <w:spacing w:line="276" w:lineRule="auto" w:after="120"/>
+      </w:pPr>
+      <w:r>
+        <w:rPr>
+          <w:rFonts w:ascii="Calibri" w:hAnsi="Calibri"/>
+          <w:sz w:val="22"/>
+        </w:rPr>
+        <w:t>To formally evaluate system compliance, the integrated prototype was validated against each functional requirement defined in Chapter 2. Requirements marked "Met" have been verified through the testing evidence documented in Chapters 4 and 5. Requirements marked "Partially Met" identify specific boundary conditions where the current prototype does not fully satisfy the requirement, with the nature and extent of the gap documented.</w:t>
+      </w:r>
+    </w:p>
+    <w:p>
+      <w:r>
+        <w:rPr>
+          <w:b/>
+          <w:color w:val="000000"/>
+          <w:sz w:val="20"/>
+        </w:rPr>
+        <w:t>Table 24: Requirements Validation Matrix</w:t>
+      </w:r>
+    </w:p>
+    <w:tbl>
+      <w:tblPr>
+        <w:tblStyle w:val="TableGrid"/>
+        <w:tblW w:type="auto" w:w="0"/>
+        <w:jc w:val="center"/>
+        <w:tblLook w:firstColumn="1" w:firstRow="1" w:lastColumn="0" w:lastRow="0" w:noHBand="0" w:noVBand="1" w:val="04A0"/>
+      </w:tblPr>
+      <w:tblGrid>
+        <w:gridCol w:w="2340"/>
+        <w:gridCol w:w="2340"/>
+        <w:gridCol w:w="2340"/>
+        <w:gridCol w:w="2340"/>
+      </w:tblGrid>
+      <w:tr>
+        <w:trPr>
+          <w:tblHeader/>
+        </w:trPr>
+        <w:tc>
+          <w:tcPr>
+            <w:tcW w:type="dxa" w:w="2340"/>
+            <w:shd w:val="clear" w:color="auto" w:fill="1F4E79"/>
+          </w:tcPr>
+          <w:p>
+            <w:r/>
+            <w:r>
+              <w:rPr>
+                <w:rFonts w:ascii="Calibri" w:hAnsi="Calibri"/>
                 <w:b/>
-                <w:sz w:val="20"/>
+                <w:color w:val="FFFFFF"/>
+                <w:sz w:val="18"/>
               </w:rPr>
               <w:t>ID</w:t>
             </w:r>
@@ -3927,17 +4122,17 @@
         </w:tc>
         <w:tc>
           <w:tcPr>
-            <w:tcW w:type="dxa" w:w="2160"/>
+            <w:tcW w:type="dxa" w:w="2340"/>
+            <w:shd w:val="clear" w:color="auto" w:fill="1F4E79"/>
           </w:tcPr>
           <w:p>
-            <w:pPr>
-              <w:jc w:val="center"/>
-            </w:pPr>
+            <w:r/>
             <w:r>
               <w:rPr>
-                <w:rFonts w:ascii="Times New Roman" w:hAnsi="Times New Roman"/>
+                <w:rFonts w:ascii="Calibri" w:hAnsi="Calibri"/>
                 <w:b/>
-                <w:sz w:val="20"/>
+                <w:color w:val="FFFFFF"/>
+                <w:sz w:val="18"/>
               </w:rPr>
               <w:t>Requirement</w:t>
             </w:r>
@@ -3945,17 +4140,17 @@
         </w:tc>
         <w:tc>
           <w:tcPr>
-            <w:tcW w:type="dxa" w:w="2160"/>
+            <w:tcW w:type="dxa" w:w="2340"/>
+            <w:shd w:val="clear" w:color="auto" w:fill="1F4E79"/>
           </w:tcPr>
           <w:p>
-            <w:pPr>
-              <w:jc w:val="center"/>
-            </w:pPr>
+            <w:r/>
             <w:r>
               <w:rPr>
-                <w:rFonts w:ascii="Times New Roman" w:hAnsi="Times New Roman"/>
+                <w:rFonts w:ascii="Calibri" w:hAnsi="Calibri"/>
                 <w:b/>
-                <w:sz w:val="20"/>
+                <w:color w:val="FFFFFF"/>
+                <w:sz w:val="18"/>
               </w:rPr>
               <w:t>Status</w:t>
             </w:r>
@@ -3963,19 +4158,19 @@
         </w:tc>
         <w:tc>
           <w:tcPr>
-            <w:tcW w:type="dxa" w:w="2160"/>
+            <w:tcW w:type="dxa" w:w="2340"/>
+            <w:shd w:val="clear" w:color="auto" w:fill="1F4E79"/>
           </w:tcPr>
           <w:p>
-            <w:pPr>
-              <w:jc w:val="center"/>
-            </w:pPr>
+            <w:r/>
             <w:r>
               <w:rPr>
-                <w:rFonts w:ascii="Times New Roman" w:hAnsi="Times New Roman"/>
+                <w:rFonts w:ascii="Calibri" w:hAnsi="Calibri"/>
                 <w:b/>
-                <w:sz w:val="20"/>
+                <w:color w:val="FFFFFF"/>
+                <w:sz w:val="18"/>
               </w:rPr>
-              <w:t>Verification Evidence and Rationale</w:t>
+              <w:t>Verification Evidence</w:t>
             </w:r>
           </w:p>
         </w:tc>
@@ -3983,13 +4178,15 @@
       <w:tr>
         <w:tc>
           <w:tcPr>
-            <w:tcW w:type="dxa" w:w="2160"/>
+            <w:tcW w:type="dxa" w:w="2340"/>
+            <w:shd w:val="clear" w:color="auto" w:fill="F2F4F7"/>
           </w:tcPr>
           <w:p>
+            <w:r/>
             <w:r>
               <w:rPr>
-                <w:rFonts w:ascii="Times New Roman" w:hAnsi="Times New Roman"/>
-                <w:sz w:val="20"/>
+                <w:rFonts w:ascii="Calibri" w:hAnsi="Calibri"/>
+                <w:sz w:val="18"/>
               </w:rPr>
               <w:t>FR-01</w:t>
             </w:r>
@@ -3997,13 +4194,15 @@
         </w:tc>
         <w:tc>
           <w:tcPr>
-            <w:tcW w:type="dxa" w:w="2160"/>
+            <w:tcW w:type="dxa" w:w="2340"/>
+            <w:shd w:val="clear" w:color="auto" w:fill="F2F4F7"/>
           </w:tcPr>
           <w:p>
+            <w:r/>
             <w:r>
               <w:rPr>
-                <w:rFonts w:ascii="Times New Roman" w:hAnsi="Times New Roman"/>
-                <w:sz w:val="20"/>
+                <w:rFonts w:ascii="Calibri" w:hAnsi="Calibri"/>
+                <w:sz w:val="18"/>
               </w:rPr>
               <w:t>Component Identification</w:t>
             </w:r>
@@ -4011,13 +4210,15 @@
         </w:tc>
         <w:tc>
           <w:tcPr>
-            <w:tcW w:type="dxa" w:w="2160"/>
+            <w:tcW w:type="dxa" w:w="2340"/>
+            <w:shd w:val="clear" w:color="auto" w:fill="F2F4F7"/>
           </w:tcPr>
           <w:p>
+            <w:r/>
             <w:r>
               <w:rPr>
-                <w:rFonts w:ascii="Times New Roman" w:hAnsi="Times New Roman"/>
-                <w:sz w:val="20"/>
+                <w:rFonts w:ascii="Calibri" w:hAnsi="Calibri"/>
+                <w:sz w:val="18"/>
               </w:rPr>
               <w:t>Met</w:t>
             </w:r>
@@ -4025,15 +4226,17 @@
         </w:tc>
         <w:tc>
           <w:tcPr>
-            <w:tcW w:type="dxa" w:w="2160"/>
+            <w:tcW w:type="dxa" w:w="2340"/>
+            <w:shd w:val="clear" w:color="auto" w:fill="F2F4F7"/>
           </w:tcPr>
           <w:p>
+            <w:r/>
             <w:r>
               <w:rPr>
-                <w:rFonts w:ascii="Times New Roman" w:hAnsi="Times New Roman"/>
-                <w:sz w:val="20"/>
+                <w:rFonts w:ascii="Calibri" w:hAnsi="Calibri"/>
+                <w:sz w:val="18"/>
               </w:rPr>
-              <w:t>YOLOv8-OBB localises bin boundaries (Section 4.2.1); the inventory engine maps live weight changes to active SKU specifications via bin-position identity (Section 3.2.2).</w:t>
+              <w:t>YOLOv8-OBB localises bin boundaries; inventory engine maps weight changes to active SKU specifications via bin-position identity.</w:t>
             </w:r>
           </w:p>
         </w:tc>
@@ -4041,13 +4244,15 @@
       <w:tr>
         <w:tc>
           <w:tcPr>
-            <w:tcW w:type="dxa" w:w="2160"/>
+            <w:tcW w:type="dxa" w:w="2340"/>
+            <w:shd w:val="clear" w:color="auto" w:fill="FFFFFF"/>
           </w:tcPr>
           <w:p>
+            <w:r/>
             <w:r>
               <w:rPr>
-                <w:rFonts w:ascii="Times New Roman" w:hAnsi="Times New Roman"/>
-                <w:sz w:val="20"/>
+                <w:rFonts w:ascii="Calibri" w:hAnsi="Calibri"/>
+                <w:sz w:val="18"/>
               </w:rPr>
               <w:t>FR-02</w:t>
             </w:r>
@@ -4055,13 +4260,15 @@
         </w:tc>
         <w:tc>
           <w:tcPr>
-            <w:tcW w:type="dxa" w:w="2160"/>
+            <w:tcW w:type="dxa" w:w="2340"/>
+            <w:shd w:val="clear" w:color="auto" w:fill="FFFFFF"/>
           </w:tcPr>
           <w:p>
+            <w:r/>
             <w:r>
               <w:rPr>
-                <w:rFonts w:ascii="Times New Roman" w:hAnsi="Times New Roman"/>
-                <w:sz w:val="20"/>
+                <w:rFonts w:ascii="Calibri" w:hAnsi="Calibri"/>
+                <w:sz w:val="18"/>
               </w:rPr>
               <w:t>Wrong Part Detection</w:t>
             </w:r>
@@ -4069,13 +4276,15 @@
         </w:tc>
         <w:tc>
           <w:tcPr>
-            <w:tcW w:type="dxa" w:w="2160"/>
+            <w:tcW w:type="dxa" w:w="2340"/>
+            <w:shd w:val="clear" w:color="auto" w:fill="FFFFFF"/>
           </w:tcPr>
           <w:p>
+            <w:r/>
             <w:r>
               <w:rPr>
-                <w:rFonts w:ascii="Times New Roman" w:hAnsi="Times New Roman"/>
-                <w:sz w:val="20"/>
+                <w:rFonts w:ascii="Calibri" w:hAnsi="Calibri"/>
+                <w:sz w:val="18"/>
               </w:rPr>
               <w:t>Met</w:t>
             </w:r>
@@ -4083,15 +4292,17 @@
         </w:tc>
         <w:tc>
           <w:tcPr>
-            <w:tcW w:type="dxa" w:w="2160"/>
+            <w:tcW w:type="dxa" w:w="2340"/>
+            <w:shd w:val="clear" w:color="auto" w:fill="FFFFFF"/>
           </w:tcPr>
           <w:p>
+            <w:r/>
             <w:r>
               <w:rPr>
-                <w:rFonts w:ascii="Times New Roman" w:hAnsi="Times New Roman"/>
-                <w:sz w:val="20"/>
+                <w:rFonts w:ascii="Calibri" w:hAnsi="Calibri"/>
+                <w:sz w:val="18"/>
               </w:rPr>
-              <w:t>The FSM immediately triggers a wrong-bin alert when hand tracking registers access to an inactive or completed bin, preventing count accumulation (Section 4.3).</w:t>
+              <w:t>FSM immediately triggers a wrong-bin alert when hand tracking registers access to an inactive or completed bin.</w:t>
             </w:r>
           </w:p>
         </w:tc>
@@ -4099,13 +4310,15 @@
       <w:tr>
         <w:tc>
           <w:tcPr>
-            <w:tcW w:type="dxa" w:w="2160"/>
+            <w:tcW w:type="dxa" w:w="2340"/>
+            <w:shd w:val="clear" w:color="auto" w:fill="F2F4F7"/>
           </w:tcPr>
           <w:p>
+            <w:r/>
             <w:r>
               <w:rPr>
-                <w:rFonts w:ascii="Times New Roman" w:hAnsi="Times New Roman"/>
-                <w:sz w:val="20"/>
+                <w:rFonts w:ascii="Calibri" w:hAnsi="Calibri"/>
+                <w:sz w:val="18"/>
               </w:rPr>
               <w:t>FR-03</w:t>
             </w:r>
@@ -4113,13 +4326,15 @@
         </w:tc>
         <w:tc>
           <w:tcPr>
-            <w:tcW w:type="dxa" w:w="2160"/>
+            <w:tcW w:type="dxa" w:w="2340"/>
+            <w:shd w:val="clear" w:color="auto" w:fill="F2F4F7"/>
           </w:tcPr>
           <w:p>
+            <w:r/>
             <w:r>
               <w:rPr>
-                <w:rFonts w:ascii="Times New Roman" w:hAnsi="Times New Roman"/>
-                <w:sz w:val="20"/>
+                <w:rFonts w:ascii="Calibri" w:hAnsi="Calibri"/>
+                <w:sz w:val="18"/>
               </w:rPr>
               <w:t>Missing Part Detection</w:t>
             </w:r>
@@ -4127,13 +4342,15 @@
         </w:tc>
         <w:tc>
           <w:tcPr>
-            <w:tcW w:type="dxa" w:w="2160"/>
+            <w:tcW w:type="dxa" w:w="2340"/>
+            <w:shd w:val="clear" w:color="auto" w:fill="F2F4F7"/>
           </w:tcPr>
           <w:p>
+            <w:r/>
             <w:r>
               <w:rPr>
-                <w:rFonts w:ascii="Times New Roman" w:hAnsi="Times New Roman"/>
-                <w:sz w:val="20"/>
+                <w:rFonts w:ascii="Calibri" w:hAnsi="Calibri"/>
+                <w:sz w:val="18"/>
               </w:rPr>
               <w:t>Met</w:t>
             </w:r>
@@ -4141,15 +4358,17 @@
         </w:tc>
         <w:tc>
           <w:tcPr>
-            <w:tcW w:type="dxa" w:w="2160"/>
+            <w:tcW w:type="dxa" w:w="2340"/>
+            <w:shd w:val="clear" w:color="auto" w:fill="F2F4F7"/>
           </w:tcPr>
           <w:p>
+            <w:r/>
             <w:r>
               <w:rPr>
-                <w:rFonts w:ascii="Times New Roman" w:hAnsi="Times New Roman"/>
-                <w:sz w:val="20"/>
+                <w:rFonts w:ascii="Calibri" w:hAnsi="Calibri"/>
+                <w:sz w:val="18"/>
               </w:rPr>
-              <w:t>The FSM prevents kit completion and blocks the KIT_COMPLETE state transition if any required SKU remains below its target count (Section 4.3).</w:t>
+              <w:t>FSM prevents kit completion and blocks KIT_COMPLETE if any required SKU remains below its target count.</w:t>
             </w:r>
           </w:p>
         </w:tc>
@@ -4157,13 +4376,15 @@
       <w:tr>
         <w:tc>
           <w:tcPr>
-            <w:tcW w:type="dxa" w:w="2160"/>
+            <w:tcW w:type="dxa" w:w="2340"/>
+            <w:shd w:val="clear" w:color="auto" w:fill="FFFFFF"/>
           </w:tcPr>
           <w:p>
+            <w:r/>
             <w:r>
               <w:rPr>
-                <w:rFonts w:ascii="Times New Roman" w:hAnsi="Times New Roman"/>
-                <w:sz w:val="20"/>
+                <w:rFonts w:ascii="Calibri" w:hAnsi="Calibri"/>
+                <w:sz w:val="18"/>
               </w:rPr>
               <w:t>FR-04</w:t>
             </w:r>
@@ -4171,13 +4392,15 @@
         </w:tc>
         <w:tc>
           <w:tcPr>
-            <w:tcW w:type="dxa" w:w="2160"/>
+            <w:tcW w:type="dxa" w:w="2340"/>
+            <w:shd w:val="clear" w:color="auto" w:fill="FFFFFF"/>
           </w:tcPr>
           <w:p>
+            <w:r/>
             <w:r>
               <w:rPr>
-                <w:rFonts w:ascii="Times New Roman" w:hAnsi="Times New Roman"/>
-                <w:sz w:val="20"/>
+                <w:rFonts w:ascii="Calibri" w:hAnsi="Calibri"/>
+                <w:sz w:val="18"/>
               </w:rPr>
               <w:t>Quantity Verification</w:t>
             </w:r>
@@ -4185,13 +4408,15 @@
         </w:tc>
         <w:tc>
           <w:tcPr>
-            <w:tcW w:type="dxa" w:w="2160"/>
+            <w:tcW w:type="dxa" w:w="2340"/>
+            <w:shd w:val="clear" w:color="auto" w:fill="FFFFFF"/>
           </w:tcPr>
           <w:p>
+            <w:r/>
             <w:r>
               <w:rPr>
-                <w:rFonts w:ascii="Times New Roman" w:hAnsi="Times New Roman"/>
-                <w:sz w:val="20"/>
+                <w:rFonts w:ascii="Calibri" w:hAnsi="Calibri"/>
+                <w:sz w:val="18"/>
               </w:rPr>
               <w:t>Partially Met</w:t>
             </w:r>
@@ -4199,15 +4424,17 @@
         </w:tc>
         <w:tc>
           <w:tcPr>
-            <w:tcW w:type="dxa" w:w="2160"/>
+            <w:tcW w:type="dxa" w:w="2340"/>
+            <w:shd w:val="clear" w:color="auto" w:fill="FFFFFF"/>
           </w:tcPr>
           <w:p>
+            <w:r/>
             <w:r>
               <w:rPr>
-                <w:rFonts w:ascii="Times New Roman" w:hAnsi="Times New Roman"/>
-                <w:sz w:val="20"/>
+                <w:rFonts w:ascii="Calibri" w:hAnsi="Calibri"/>
+                <w:sz w:val="18"/>
               </w:rPr>
-              <w:t>Fully met for components weighing &gt;5 g on all platforms. For light components (&lt;3.5 g) on 5 kg and 10 kg summed platforms, off-centre sensitivity and noise floors occasionally cause missed counts (Section 4.2.2). Mitigated operationally by assigning light items to the 1 kg platform (σ = 0.028 g).</w:t>
+              <w:t>Met for components &gt;5 g. For light items (&lt;3.5 g) on 5 kg / 10 kg summed platforms, off-centre sensitivity and noise floors occasionally skip counts. Mitigated by assigning light items to 1 kg platforms (σ = 0.028 g).</w:t>
             </w:r>
           </w:p>
         </w:tc>
@@ -4215,13 +4442,15 @@
       <w:tr>
         <w:tc>
           <w:tcPr>
-            <w:tcW w:type="dxa" w:w="2160"/>
+            <w:tcW w:type="dxa" w:w="2340"/>
+            <w:shd w:val="clear" w:color="auto" w:fill="F2F4F7"/>
           </w:tcPr>
           <w:p>
+            <w:r/>
             <w:r>
               <w:rPr>
-                <w:rFonts w:ascii="Times New Roman" w:hAnsi="Times New Roman"/>
-                <w:sz w:val="20"/>
+                <w:rFonts w:ascii="Calibri" w:hAnsi="Calibri"/>
+                <w:sz w:val="18"/>
               </w:rPr>
               <w:t>FR-05</w:t>
             </w:r>
@@ -4229,13 +4458,15 @@
         </w:tc>
         <w:tc>
           <w:tcPr>
-            <w:tcW w:type="dxa" w:w="2160"/>
+            <w:tcW w:type="dxa" w:w="2340"/>
+            <w:shd w:val="clear" w:color="auto" w:fill="F2F4F7"/>
           </w:tcPr>
           <w:p>
+            <w:r/>
             <w:r>
               <w:rPr>
-                <w:rFonts w:ascii="Times New Roman" w:hAnsi="Times New Roman"/>
-                <w:sz w:val="20"/>
+                <w:rFonts w:ascii="Calibri" w:hAnsi="Calibri"/>
+                <w:sz w:val="18"/>
               </w:rPr>
               <w:t>Real-Time Alerting</w:t>
             </w:r>
@@ -4243,13 +4474,15 @@
         </w:tc>
         <w:tc>
           <w:tcPr>
-            <w:tcW w:type="dxa" w:w="2160"/>
+            <w:tcW w:type="dxa" w:w="2340"/>
+            <w:shd w:val="clear" w:color="auto" w:fill="F2F4F7"/>
           </w:tcPr>
           <w:p>
+            <w:r/>
             <w:r>
               <w:rPr>
-                <w:rFonts w:ascii="Times New Roman" w:hAnsi="Times New Roman"/>
-                <w:sz w:val="20"/>
+                <w:rFonts w:ascii="Calibri" w:hAnsi="Calibri"/>
+                <w:sz w:val="18"/>
               </w:rPr>
               <w:t>Met</w:t>
             </w:r>
@@ -4257,15 +4490,17 @@
         </w:tc>
         <w:tc>
           <w:tcPr>
-            <w:tcW w:type="dxa" w:w="2160"/>
+            <w:tcW w:type="dxa" w:w="2340"/>
+            <w:shd w:val="clear" w:color="auto" w:fill="F2F4F7"/>
           </w:tcPr>
           <w:p>
+            <w:r/>
             <w:r>
               <w:rPr>
-                <w:rFonts w:ascii="Times New Roman" w:hAnsi="Times New Roman"/>
-                <w:sz w:val="20"/>
+                <w:rFonts w:ascii="Calibri" w:hAnsi="Calibri"/>
+                <w:sz w:val="18"/>
               </w:rPr>
-              <w:t>End-to-end latency measured at &lt;80 ms (33 ms CV frame interval + 10 Hz REST polling). Alerts appear on the HMI before the operator completes the reach (Section 4.1).</w:t>
+              <w:t>End-to-end latency &lt;80 ms (33 ms CV frame + 10 Hz REST polling). Alerts appear before the operator completes the reach.</w:t>
             </w:r>
           </w:p>
         </w:tc>
@@ -4273,13 +4508,15 @@
       <w:tr>
         <w:tc>
           <w:tcPr>
-            <w:tcW w:type="dxa" w:w="2160"/>
+            <w:tcW w:type="dxa" w:w="2340"/>
+            <w:shd w:val="clear" w:color="auto" w:fill="FFFFFF"/>
           </w:tcPr>
           <w:p>
+            <w:r/>
             <w:r>
               <w:rPr>
-                <w:rFonts w:ascii="Times New Roman" w:hAnsi="Times New Roman"/>
-                <w:sz w:val="20"/>
+                <w:rFonts w:ascii="Calibri" w:hAnsi="Calibri"/>
+                <w:sz w:val="18"/>
               </w:rPr>
               <w:t>FR-06</w:t>
             </w:r>
@@ -4287,13 +4524,15 @@
         </w:tc>
         <w:tc>
           <w:tcPr>
-            <w:tcW w:type="dxa" w:w="2160"/>
+            <w:tcW w:type="dxa" w:w="2340"/>
+            <w:shd w:val="clear" w:color="auto" w:fill="FFFFFF"/>
           </w:tcPr>
           <w:p>
+            <w:r/>
             <w:r>
               <w:rPr>
-                <w:rFonts w:ascii="Times New Roman" w:hAnsi="Times New Roman"/>
-                <w:sz w:val="20"/>
+                <w:rFonts w:ascii="Calibri" w:hAnsi="Calibri"/>
+                <w:sz w:val="18"/>
               </w:rPr>
               <w:t>Corrective Guidance</w:t>
             </w:r>
@@ -4301,13 +4540,15 @@
         </w:tc>
         <w:tc>
           <w:tcPr>
-            <w:tcW w:type="dxa" w:w="2160"/>
+            <w:tcW w:type="dxa" w:w="2340"/>
+            <w:shd w:val="clear" w:color="auto" w:fill="FFFFFF"/>
           </w:tcPr>
           <w:p>
+            <w:r/>
             <w:r>
               <w:rPr>
-                <w:rFonts w:ascii="Times New Roman" w:hAnsi="Times New Roman"/>
-                <w:sz w:val="20"/>
+                <w:rFonts w:ascii="Calibri" w:hAnsi="Calibri"/>
+                <w:sz w:val="18"/>
               </w:rPr>
               <w:t>Met</w:t>
             </w:r>
@@ -4315,15 +4556,17 @@
         </w:tc>
         <w:tc>
           <w:tcPr>
-            <w:tcW w:type="dxa" w:w="2160"/>
+            <w:tcW w:type="dxa" w:w="2340"/>
+            <w:shd w:val="clear" w:color="auto" w:fill="FFFFFF"/>
           </w:tcPr>
           <w:p>
+            <w:r/>
             <w:r>
               <w:rPr>
-                <w:rFonts w:ascii="Times New Roman" w:hAnsi="Times New Roman"/>
-                <w:sz w:val="20"/>
+                <w:rFonts w:ascii="Calibri" w:hAnsi="Calibri"/>
+                <w:sz w:val="18"/>
               </w:rPr>
-              <w:t>Resolved in the HMI iteration (Section 5.2): alerts now display the specific bin, error type, and required corrective action including unit counts.</w:t>
+              <w:t>Resolved in HMI iteration (Section 5.2): alerts display the specific bin, error type, and required corrective action.</w:t>
             </w:r>
           </w:p>
         </w:tc>
@@ -4331,13 +4574,15 @@
       <w:tr>
         <w:tc>
           <w:tcPr>
-            <w:tcW w:type="dxa" w:w="2160"/>
+            <w:tcW w:type="dxa" w:w="2340"/>
+            <w:shd w:val="clear" w:color="auto" w:fill="F2F4F7"/>
           </w:tcPr>
           <w:p>
+            <w:r/>
             <w:r>
               <w:rPr>
-                <w:rFonts w:ascii="Times New Roman" w:hAnsi="Times New Roman"/>
-                <w:sz w:val="20"/>
+                <w:rFonts w:ascii="Calibri" w:hAnsi="Calibri"/>
+                <w:sz w:val="18"/>
               </w:rPr>
               <w:t>FR-07</w:t>
             </w:r>
@@ -4345,13 +4590,15 @@
         </w:tc>
         <w:tc>
           <w:tcPr>
-            <w:tcW w:type="dxa" w:w="2160"/>
+            <w:tcW w:type="dxa" w:w="2340"/>
+            <w:shd w:val="clear" w:color="auto" w:fill="F2F4F7"/>
           </w:tcPr>
           <w:p>
+            <w:r/>
             <w:r>
               <w:rPr>
-                <w:rFonts w:ascii="Times New Roman" w:hAnsi="Times New Roman"/>
-                <w:sz w:val="20"/>
+                <w:rFonts w:ascii="Calibri" w:hAnsi="Calibri"/>
+                <w:sz w:val="18"/>
               </w:rPr>
               <w:t>Order Integration</w:t>
             </w:r>
@@ -4359,13 +4606,15 @@
         </w:tc>
         <w:tc>
           <w:tcPr>
-            <w:tcW w:type="dxa" w:w="2160"/>
+            <w:tcW w:type="dxa" w:w="2340"/>
+            <w:shd w:val="clear" w:color="auto" w:fill="F2F4F7"/>
           </w:tcPr>
           <w:p>
+            <w:r/>
             <w:r>
               <w:rPr>
-                <w:rFonts w:ascii="Times New Roman" w:hAnsi="Times New Roman"/>
-                <w:sz w:val="20"/>
+                <w:rFonts w:ascii="Calibri" w:hAnsi="Calibri"/>
+                <w:sz w:val="18"/>
               </w:rPr>
               <w:t>Met</w:t>
             </w:r>
@@ -4373,15 +4622,17 @@
         </w:tc>
         <w:tc>
           <w:tcPr>
-            <w:tcW w:type="dxa" w:w="2160"/>
+            <w:tcW w:type="dxa" w:w="2340"/>
+            <w:shd w:val="clear" w:color="auto" w:fill="F2F4F7"/>
           </w:tcPr>
           <w:p>
+            <w:r/>
             <w:r>
               <w:rPr>
-                <w:rFonts w:ascii="Times New Roman" w:hAnsi="Times New Roman"/>
-                <w:sz w:val="20"/>
+                <w:rFonts w:ascii="Calibri" w:hAnsi="Calibri"/>
+                <w:sz w:val="18"/>
               </w:rPr>
-              <w:t>The system parses order configurations in YAML format and configures FSM bin locks and target counts accordingly (Section 3.3.3).</w:t>
+              <w:t>System parses order configurations in YAML format and configures FSM bin locks accordingly.</w:t>
             </w:r>
           </w:p>
         </w:tc>
@@ -4389,13 +4640,15 @@
       <w:tr>
         <w:tc>
           <w:tcPr>
-            <w:tcW w:type="dxa" w:w="2160"/>
+            <w:tcW w:type="dxa" w:w="2340"/>
+            <w:shd w:val="clear" w:color="auto" w:fill="FFFFFF"/>
           </w:tcPr>
           <w:p>
+            <w:r/>
             <w:r>
               <w:rPr>
-                <w:rFonts w:ascii="Times New Roman" w:hAnsi="Times New Roman"/>
-                <w:sz w:val="20"/>
+                <w:rFonts w:ascii="Calibri" w:hAnsi="Calibri"/>
+                <w:sz w:val="18"/>
               </w:rPr>
               <w:t>FR-08</w:t>
             </w:r>
@@ -4403,13 +4656,15 @@
         </w:tc>
         <w:tc>
           <w:tcPr>
-            <w:tcW w:type="dxa" w:w="2160"/>
+            <w:tcW w:type="dxa" w:w="2340"/>
+            <w:shd w:val="clear" w:color="auto" w:fill="FFFFFF"/>
           </w:tcPr>
           <w:p>
+            <w:r/>
             <w:r>
               <w:rPr>
-                <w:rFonts w:ascii="Times New Roman" w:hAnsi="Times New Roman"/>
-                <w:sz w:val="20"/>
+                <w:rFonts w:ascii="Calibri" w:hAnsi="Calibri"/>
+                <w:sz w:val="18"/>
               </w:rPr>
               <w:t>New Part Onboarding</w:t>
             </w:r>
@@ -4417,13 +4672,15 @@
         </w:tc>
         <w:tc>
           <w:tcPr>
-            <w:tcW w:type="dxa" w:w="2160"/>
+            <w:tcW w:type="dxa" w:w="2340"/>
+            <w:shd w:val="clear" w:color="auto" w:fill="FFFFFF"/>
           </w:tcPr>
           <w:p>
+            <w:r/>
             <w:r>
               <w:rPr>
-                <w:rFonts w:ascii="Times New Roman" w:hAnsi="Times New Roman"/>
-                <w:sz w:val="20"/>
+                <w:rFonts w:ascii="Calibri" w:hAnsi="Calibri"/>
+                <w:sz w:val="18"/>
               </w:rPr>
               <w:t>Met</w:t>
             </w:r>
@@ -4431,15 +4688,17 @@
         </w:tc>
         <w:tc>
           <w:tcPr>
-            <w:tcW w:type="dxa" w:w="2160"/>
+            <w:tcW w:type="dxa" w:w="2340"/>
+            <w:shd w:val="clear" w:color="auto" w:fill="FFFFFF"/>
           </w:tcPr>
           <w:p>
+            <w:r/>
             <w:r>
               <w:rPr>
-                <w:rFonts w:ascii="Times New Roman" w:hAnsi="Times New Roman"/>
-                <w:sz w:val="20"/>
+                <w:rFonts w:ascii="Calibri" w:hAnsi="Calibri"/>
+                <w:sz w:val="18"/>
               </w:rPr>
-              <w:t>Dynamic OBB calibration eliminates manual coordinate mapping. Adding new SKUs requires only updating weight specifications in the inventory configuration file (Section 6.2).</w:t>
+              <w:t>Dynamic OBB calibration eliminates manual coordinate mapping. New SKUs require only updating the inventory configuration file.</w:t>
             </w:r>
           </w:p>
         </w:tc>
@@ -4447,13 +4706,15 @@
       <w:tr>
         <w:tc>
           <w:tcPr>
-            <w:tcW w:type="dxa" w:w="2160"/>
+            <w:tcW w:type="dxa" w:w="2340"/>
+            <w:shd w:val="clear" w:color="auto" w:fill="F2F4F7"/>
           </w:tcPr>
           <w:p>
+            <w:r/>
             <w:r>
               <w:rPr>
-                <w:rFonts w:ascii="Times New Roman" w:hAnsi="Times New Roman"/>
-                <w:sz w:val="20"/>
+                <w:rFonts w:ascii="Calibri" w:hAnsi="Calibri"/>
+                <w:sz w:val="18"/>
               </w:rPr>
               <w:t>FR-09</w:t>
             </w:r>
@@ -4461,13 +4722,15 @@
         </w:tc>
         <w:tc>
           <w:tcPr>
-            <w:tcW w:type="dxa" w:w="2160"/>
+            <w:tcW w:type="dxa" w:w="2340"/>
+            <w:shd w:val="clear" w:color="auto" w:fill="F2F4F7"/>
           </w:tcPr>
           <w:p>
+            <w:r/>
             <w:r>
               <w:rPr>
-                <w:rFonts w:ascii="Times New Roman" w:hAnsi="Times New Roman"/>
-                <w:sz w:val="20"/>
+                <w:rFonts w:ascii="Calibri" w:hAnsi="Calibri"/>
+                <w:sz w:val="18"/>
               </w:rPr>
               <w:t>Environmental Robustness</w:t>
             </w:r>
@@ -4475,13 +4738,15 @@
         </w:tc>
         <w:tc>
           <w:tcPr>
-            <w:tcW w:type="dxa" w:w="2160"/>
+            <w:tcW w:type="dxa" w:w="2340"/>
+            <w:shd w:val="clear" w:color="auto" w:fill="F2F4F7"/>
           </w:tcPr>
           <w:p>
+            <w:r/>
             <w:r>
               <w:rPr>
-                <w:rFonts w:ascii="Times New Roman" w:hAnsi="Times New Roman"/>
-                <w:sz w:val="20"/>
+                <w:rFonts w:ascii="Calibri" w:hAnsi="Calibri"/>
+                <w:sz w:val="18"/>
               </w:rPr>
               <w:t>Met</w:t>
             </w:r>
@@ -4489,15 +4754,17 @@
         </w:tc>
         <w:tc>
           <w:tcPr>
-            <w:tcW w:type="dxa" w:w="2160"/>
+            <w:tcW w:type="dxa" w:w="2340"/>
+            <w:shd w:val="clear" w:color="auto" w:fill="F2F4F7"/>
           </w:tcPr>
           <w:p>
+            <w:r/>
             <w:r>
               <w:rPr>
-                <w:rFonts w:ascii="Times New Roman" w:hAnsi="Times New Roman"/>
-                <w:sz w:val="20"/>
+                <w:rFonts w:ascii="Calibri" w:hAnsi="Calibri"/>
+                <w:sz w:val="18"/>
               </w:rPr>
-              <w:t>100% CV detection accuracy from 0 to 506 lux across all nine bin positions (Section 4.2.1). Anti-glare ESD mats eliminate specular reflection errors. No workstation modification required.</w:t>
+              <w:t>100% CV detection from 0 to 506 lux. Anti-glare ESD mats eliminate reflection errors. No workstation modification required.</w:t>
             </w:r>
           </w:p>
         </w:tc>
@@ -4505,13 +4772,15 @@
       <w:tr>
         <w:tc>
           <w:tcPr>
-            <w:tcW w:type="dxa" w:w="2160"/>
+            <w:tcW w:type="dxa" w:w="2340"/>
+            <w:shd w:val="clear" w:color="auto" w:fill="FFFFFF"/>
           </w:tcPr>
           <w:p>
+            <w:r/>
             <w:r>
               <w:rPr>
-                <w:rFonts w:ascii="Times New Roman" w:hAnsi="Times New Roman"/>
-                <w:sz w:val="20"/>
+                <w:rFonts w:ascii="Calibri" w:hAnsi="Calibri"/>
+                <w:sz w:val="18"/>
               </w:rPr>
               <w:t>FR-10</w:t>
             </w:r>
@@ -4519,13 +4788,15 @@
         </w:tc>
         <w:tc>
           <w:tcPr>
-            <w:tcW w:type="dxa" w:w="2160"/>
+            <w:tcW w:type="dxa" w:w="2340"/>
+            <w:shd w:val="clear" w:color="auto" w:fill="FFFFFF"/>
           </w:tcPr>
           <w:p>
+            <w:r/>
             <w:r>
               <w:rPr>
-                <w:rFonts w:ascii="Times New Roman" w:hAnsi="Times New Roman"/>
-                <w:sz w:val="20"/>
+                <w:rFonts w:ascii="Calibri" w:hAnsi="Calibri"/>
+                <w:sz w:val="18"/>
               </w:rPr>
               <w:t>Supervisor Visibility</w:t>
             </w:r>
@@ -4533,13 +4804,15 @@
         </w:tc>
         <w:tc>
           <w:tcPr>
-            <w:tcW w:type="dxa" w:w="2160"/>
+            <w:tcW w:type="dxa" w:w="2340"/>
+            <w:shd w:val="clear" w:color="auto" w:fill="FFFFFF"/>
           </w:tcPr>
           <w:p>
+            <w:r/>
             <w:r>
               <w:rPr>
-                <w:rFonts w:ascii="Times New Roman" w:hAnsi="Times New Roman"/>
-                <w:sz w:val="20"/>
+                <w:rFonts w:ascii="Calibri" w:hAnsi="Calibri"/>
+                <w:sz w:val="18"/>
               </w:rPr>
               <w:t>Met</w:t>
             </w:r>
@@ -4547,15 +4820,17 @@
         </w:tc>
         <w:tc>
           <w:tcPr>
-            <w:tcW w:type="dxa" w:w="2160"/>
+            <w:tcW w:type="dxa" w:w="2340"/>
+            <w:shd w:val="clear" w:color="auto" w:fill="FFFFFF"/>
           </w:tcPr>
           <w:p>
+            <w:r/>
             <w:r>
               <w:rPr>
-                <w:rFonts w:ascii="Times New Roman" w:hAnsi="Times New Roman"/>
-                <w:sz w:val="20"/>
+                <w:rFonts w:ascii="Calibri" w:hAnsi="Calibri"/>
+                <w:sz w:val="18"/>
               </w:rPr>
-              <w:t>The FastAPI web server hosts live state queries accessible over the local intranet; supervisors can view any workstation remotely via a standard browser (Section 3.3.3).</w:t>
+              <w:t>FastAPI web server hosts live state queries accessible over the local intranet.</w:t>
             </w:r>
           </w:p>
         </w:tc>
@@ -4563,13 +4838,15 @@
       <w:tr>
         <w:tc>
           <w:tcPr>
-            <w:tcW w:type="dxa" w:w="2160"/>
+            <w:tcW w:type="dxa" w:w="2340"/>
+            <w:shd w:val="clear" w:color="auto" w:fill="F2F4F7"/>
           </w:tcPr>
           <w:p>
+            <w:r/>
             <w:r>
               <w:rPr>
-                <w:rFonts w:ascii="Times New Roman" w:hAnsi="Times New Roman"/>
-                <w:sz w:val="20"/>
+                <w:rFonts w:ascii="Calibri" w:hAnsi="Calibri"/>
+                <w:sz w:val="18"/>
               </w:rPr>
               <w:t>FR-11</w:t>
             </w:r>
@@ -4577,13 +4854,15 @@
         </w:tc>
         <w:tc>
           <w:tcPr>
-            <w:tcW w:type="dxa" w:w="2160"/>
+            <w:tcW w:type="dxa" w:w="2340"/>
+            <w:shd w:val="clear" w:color="auto" w:fill="F2F4F7"/>
           </w:tcPr>
           <w:p>
+            <w:r/>
             <w:r>
               <w:rPr>
-                <w:rFonts w:ascii="Times New Roman" w:hAnsi="Times New Roman"/>
-                <w:sz w:val="20"/>
+                <w:rFonts w:ascii="Calibri" w:hAnsi="Calibri"/>
+                <w:sz w:val="18"/>
               </w:rPr>
               <w:t>Scalability</w:t>
             </w:r>
@@ -4591,13 +4870,15 @@
         </w:tc>
         <w:tc>
           <w:tcPr>
-            <w:tcW w:type="dxa" w:w="2160"/>
+            <w:tcW w:type="dxa" w:w="2340"/>
+            <w:shd w:val="clear" w:color="auto" w:fill="F2F4F7"/>
           </w:tcPr>
           <w:p>
+            <w:r/>
             <w:r>
               <w:rPr>
-                <w:rFonts w:ascii="Times New Roman" w:hAnsi="Times New Roman"/>
-                <w:sz w:val="20"/>
+                <w:rFonts w:ascii="Calibri" w:hAnsi="Calibri"/>
+                <w:sz w:val="18"/>
               </w:rPr>
               <w:t>Met</w:t>
             </w:r>
@@ -4605,15 +4886,17 @@
         </w:tc>
         <w:tc>
           <w:tcPr>
-            <w:tcW w:type="dxa" w:w="2160"/>
+            <w:tcW w:type="dxa" w:w="2340"/>
+            <w:shd w:val="clear" w:color="auto" w:fill="F2F4F7"/>
           </w:tcPr>
           <w:p>
+            <w:r/>
             <w:r>
               <w:rPr>
-                <w:rFonts w:ascii="Times New Roman" w:hAnsi="Times New Roman"/>
-                <w:sz w:val="20"/>
+                <w:rFonts w:ascii="Calibri" w:hAnsi="Calibri"/>
+                <w:sz w:val="18"/>
               </w:rPr>
-              <w:t>The thread-safe PipelineState architecture and low CPU utilisation (approximately one of twelve available cores under full pipeline load) support multi-station extension without per-station redesign (Section 2.1).</w:t>
+              <w:t>Thread-safe PipelineState architecture and low CPU utilisation (1 of 12 cores) support multi-station extension without per-station redesign.</w:t>
             </w:r>
           </w:p>
         </w:tc>
@@ -4622,13 +4905,606 @@
     <w:p/>
     <w:p>
       <w:r>
+        <w:br w:type="page"/>
+      </w:r>
+    </w:p>
+    <w:p>
+      <w:pPr>
+        <w:pStyle w:val="Heading1"/>
+      </w:pPr>
+      <w:r>
         <w:rPr>
-          <w:rFonts w:ascii="Times New Roman" w:hAnsi="Times New Roman"/>
-          <w:b w:val="0"/>
+          <w:rFonts w:ascii="Calibri" w:hAnsi="Calibri"/>
+          <w:color w:val="1F4E79"/>
+        </w:rPr>
+        <w:t>Chapter 6 | Conclusion</w:t>
+      </w:r>
+    </w:p>
+    <w:p>
+      <w:pPr>
+        <w:spacing w:line="276" w:lineRule="auto" w:after="120"/>
+      </w:pPr>
+      <w:r>
+        <w:rPr>
+          <w:rFonts w:ascii="Calibri" w:hAnsi="Calibri"/>
+          <w:sz w:val="22"/>
+        </w:rPr>
+        <w:t>Figure 6.1 illustrates the current state of the AEGIS solution, showing the complete workflow from sensor capture through edge processing to operator guidance.</w:t>
+      </w:r>
+    </w:p>
+    <w:p>
+      <w:pPr>
+        <w:jc w:val="center"/>
+      </w:pPr>
+      <w:r>
+        <w:rPr>
           <w:i/>
+          <w:color w:val="595959"/>
           <w:sz w:val="20"/>
         </w:rPr>
-        <w:t>Table 5.3: Requirements validation matrix. "Met" indicates full compliance verified through testing evidence. "Partially Met" indicates a boundary condition with a documented mitigation strategy.</w:t>
+        <w:t>[Figure 6.1: Current state of the AEGIS solution — complete system deployment showing edge processing unit, sensor array, operator HMI, and supervisor intranet view]</w:t>
+      </w:r>
+    </w:p>
+    <w:p>
+      <w:pPr>
+        <w:spacing w:line="276" w:lineRule="auto" w:after="120"/>
+      </w:pPr>
+      <w:r>
+        <w:rPr>
+          <w:rFonts w:ascii="Calibri" w:hAnsi="Calibri"/>
+          <w:sz w:val="22"/>
+        </w:rPr>
+        <w:t>Table 25 shows the overall contribution of AEGIS towards the problem defined in Chapter 1.</w:t>
+      </w:r>
+    </w:p>
+    <w:p>
+      <w:r>
+        <w:rPr>
+          <w:b/>
+          <w:color w:val="000000"/>
+          <w:sz w:val="20"/>
+        </w:rPr>
+        <w:t>Table 25: Overall Contribution of AEGIS</w:t>
+      </w:r>
+    </w:p>
+    <w:tbl>
+      <w:tblPr>
+        <w:tblStyle w:val="TableGrid"/>
+        <w:tblW w:type="auto" w:w="0"/>
+        <w:jc w:val="center"/>
+        <w:tblLook w:firstColumn="1" w:firstRow="1" w:lastColumn="0" w:lastRow="0" w:noHBand="0" w:noVBand="1" w:val="04A0"/>
+      </w:tblPr>
+      <w:tblGrid>
+        <w:gridCol w:w="3120"/>
+        <w:gridCol w:w="3120"/>
+        <w:gridCol w:w="3120"/>
+      </w:tblGrid>
+      <w:tr>
+        <w:trPr>
+          <w:tblHeader/>
+        </w:trPr>
+        <w:tc>
+          <w:tcPr>
+            <w:tcW w:type="dxa" w:w="3120"/>
+            <w:shd w:val="clear" w:color="auto" w:fill="1F4E79"/>
+          </w:tcPr>
+          <w:p>
+            <w:r/>
+            <w:r>
+              <w:rPr>
+                <w:rFonts w:ascii="Calibri" w:hAnsi="Calibri"/>
+                <w:b/>
+                <w:color w:val="FFFFFF"/>
+                <w:sz w:val="18"/>
+              </w:rPr>
+              <w:t>Problem Identified (Chapter 1)</w:t>
+            </w:r>
+          </w:p>
+        </w:tc>
+        <w:tc>
+          <w:tcPr>
+            <w:tcW w:type="dxa" w:w="3120"/>
+            <w:shd w:val="clear" w:color="auto" w:fill="1F4E79"/>
+          </w:tcPr>
+          <w:p>
+            <w:r/>
+            <w:r>
+              <w:rPr>
+                <w:rFonts w:ascii="Calibri" w:hAnsi="Calibri"/>
+                <w:b/>
+                <w:color w:val="FFFFFF"/>
+                <w:sz w:val="18"/>
+              </w:rPr>
+              <w:t>AEGIS Contribution</w:t>
+            </w:r>
+          </w:p>
+        </w:tc>
+        <w:tc>
+          <w:tcPr>
+            <w:tcW w:type="dxa" w:w="3120"/>
+            <w:shd w:val="clear" w:color="auto" w:fill="1F4E79"/>
+          </w:tcPr>
+          <w:p>
+            <w:r/>
+            <w:r>
+              <w:rPr>
+                <w:rFonts w:ascii="Calibri" w:hAnsi="Calibri"/>
+                <w:b/>
+                <w:color w:val="FFFFFF"/>
+                <w:sz w:val="18"/>
+              </w:rPr>
+              <w:t>Status</w:t>
+            </w:r>
+          </w:p>
+        </w:tc>
+      </w:tr>
+      <w:tr>
+        <w:tc>
+          <w:tcPr>
+            <w:tcW w:type="dxa" w:w="3120"/>
+            <w:shd w:val="clear" w:color="auto" w:fill="F2F4F7"/>
+          </w:tcPr>
+          <w:p>
+            <w:r/>
+            <w:r>
+              <w:rPr>
+                <w:rFonts w:ascii="Calibri" w:hAnsi="Calibri"/>
+                <w:sz w:val="18"/>
+              </w:rPr>
+              <w:t>No real-time error detection at point of packing</w:t>
+            </w:r>
+          </w:p>
+        </w:tc>
+        <w:tc>
+          <w:tcPr>
+            <w:tcW w:type="dxa" w:w="3120"/>
+            <w:shd w:val="clear" w:color="auto" w:fill="F2F4F7"/>
+          </w:tcPr>
+          <w:p>
+            <w:r/>
+            <w:r>
+              <w:rPr>
+                <w:rFonts w:ascii="Calibri" w:hAnsi="Calibri"/>
+                <w:sz w:val="18"/>
+              </w:rPr>
+              <w:t>Multi-modal CV + gravimetric sensing intercepts errors at the moment of commission</w:t>
+            </w:r>
+          </w:p>
+        </w:tc>
+        <w:tc>
+          <w:tcPr>
+            <w:tcW w:type="dxa" w:w="3120"/>
+            <w:shd w:val="clear" w:color="auto" w:fill="F2F4F7"/>
+          </w:tcPr>
+          <w:p>
+            <w:r/>
+            <w:r>
+              <w:rPr>
+                <w:rFonts w:ascii="Calibri" w:hAnsi="Calibri"/>
+                <w:sz w:val="18"/>
+              </w:rPr>
+              <w:t>Achieved</w:t>
+            </w:r>
+          </w:p>
+        </w:tc>
+      </w:tr>
+      <w:tr>
+        <w:tc>
+          <w:tcPr>
+            <w:tcW w:type="dxa" w:w="3120"/>
+            <w:shd w:val="clear" w:color="auto" w:fill="FFFFFF"/>
+          </w:tcPr>
+          <w:p>
+            <w:r/>
+            <w:r>
+              <w:rPr>
+                <w:rFonts w:ascii="Calibri" w:hAnsi="Calibri"/>
+                <w:sz w:val="18"/>
+              </w:rPr>
+              <w:t>Post-kit scale cannot localise or diagnose errors</w:t>
+            </w:r>
+          </w:p>
+        </w:tc>
+        <w:tc>
+          <w:tcPr>
+            <w:tcW w:type="dxa" w:w="3120"/>
+            <w:shd w:val="clear" w:color="auto" w:fill="FFFFFF"/>
+          </w:tcPr>
+          <w:p>
+            <w:r/>
+            <w:r>
+              <w:rPr>
+                <w:rFonts w:ascii="Calibri" w:hAnsi="Calibri"/>
+                <w:sz w:val="18"/>
+              </w:rPr>
+              <w:t>Sequential single-bin FSM attributes every weight change to a specific SKU and bin</w:t>
+            </w:r>
+          </w:p>
+        </w:tc>
+        <w:tc>
+          <w:tcPr>
+            <w:tcW w:type="dxa" w:w="3120"/>
+            <w:shd w:val="clear" w:color="auto" w:fill="FFFFFF"/>
+          </w:tcPr>
+          <w:p>
+            <w:r/>
+            <w:r>
+              <w:rPr>
+                <w:rFonts w:ascii="Calibri" w:hAnsi="Calibri"/>
+                <w:sz w:val="18"/>
+              </w:rPr>
+              <w:t>Achieved</w:t>
+            </w:r>
+          </w:p>
+        </w:tc>
+      </w:tr>
+      <w:tr>
+        <w:tc>
+          <w:tcPr>
+            <w:tcW w:type="dxa" w:w="3120"/>
+            <w:shd w:val="clear" w:color="auto" w:fill="F2F4F7"/>
+          </w:tcPr>
+          <w:p>
+            <w:r/>
+            <w:r>
+              <w:rPr>
+                <w:rFonts w:ascii="Calibri" w:hAnsi="Calibri"/>
+                <w:sz w:val="18"/>
+              </w:rPr>
+              <w:t>No corrective guidance for operators</w:t>
+            </w:r>
+          </w:p>
+        </w:tc>
+        <w:tc>
+          <w:tcPr>
+            <w:tcW w:type="dxa" w:w="3120"/>
+            <w:shd w:val="clear" w:color="auto" w:fill="F2F4F7"/>
+          </w:tcPr>
+          <w:p>
+            <w:r/>
+            <w:r>
+              <w:rPr>
+                <w:rFonts w:ascii="Calibri" w:hAnsi="Calibri"/>
+                <w:sz w:val="18"/>
+              </w:rPr>
+              <w:t>HMI displays explicit corrective instructions naming bin and quantity</w:t>
+            </w:r>
+          </w:p>
+        </w:tc>
+        <w:tc>
+          <w:tcPr>
+            <w:tcW w:type="dxa" w:w="3120"/>
+            <w:shd w:val="clear" w:color="auto" w:fill="F2F4F7"/>
+          </w:tcPr>
+          <w:p>
+            <w:r/>
+            <w:r>
+              <w:rPr>
+                <w:rFonts w:ascii="Calibri" w:hAnsi="Calibri"/>
+                <w:sz w:val="18"/>
+              </w:rPr>
+              <w:t>Achieved</w:t>
+            </w:r>
+          </w:p>
+        </w:tc>
+      </w:tr>
+      <w:tr>
+        <w:tc>
+          <w:tcPr>
+            <w:tcW w:type="dxa" w:w="3120"/>
+            <w:shd w:val="clear" w:color="auto" w:fill="FFFFFF"/>
+          </w:tcPr>
+          <w:p>
+            <w:r/>
+            <w:r>
+              <w:rPr>
+                <w:rFonts w:ascii="Calibri" w:hAnsi="Calibri"/>
+                <w:sz w:val="18"/>
+              </w:rPr>
+              <w:t>System must not disrupt operator workflow</w:t>
+            </w:r>
+          </w:p>
+        </w:tc>
+        <w:tc>
+          <w:tcPr>
+            <w:tcW w:type="dxa" w:w="3120"/>
+            <w:shd w:val="clear" w:color="auto" w:fill="FFFFFF"/>
+          </w:tcPr>
+          <w:p>
+            <w:r/>
+            <w:r>
+              <w:rPr>
+                <w:rFonts w:ascii="Calibri" w:hAnsi="Calibri"/>
+                <w:sz w:val="18"/>
+              </w:rPr>
+              <w:t>Passive sensing with zero added handling steps; latency &lt;80 ms</w:t>
+            </w:r>
+          </w:p>
+        </w:tc>
+        <w:tc>
+          <w:tcPr>
+            <w:tcW w:type="dxa" w:w="3120"/>
+            <w:shd w:val="clear" w:color="auto" w:fill="FFFFFF"/>
+          </w:tcPr>
+          <w:p>
+            <w:r/>
+            <w:r>
+              <w:rPr>
+                <w:rFonts w:ascii="Calibri" w:hAnsi="Calibri"/>
+                <w:sz w:val="18"/>
+              </w:rPr>
+              <w:t>Achieved</w:t>
+            </w:r>
+          </w:p>
+        </w:tc>
+      </w:tr>
+      <w:tr>
+        <w:tc>
+          <w:tcPr>
+            <w:tcW w:type="dxa" w:w="3120"/>
+            <w:shd w:val="clear" w:color="auto" w:fill="F2F4F7"/>
+          </w:tcPr>
+          <w:p>
+            <w:r/>
+            <w:r>
+              <w:rPr>
+                <w:rFonts w:ascii="Calibri" w:hAnsi="Calibri"/>
+                <w:sz w:val="18"/>
+              </w:rPr>
+              <w:t>Reliable counting of light components (&lt;3.5 g)</w:t>
+            </w:r>
+          </w:p>
+        </w:tc>
+        <w:tc>
+          <w:tcPr>
+            <w:tcW w:type="dxa" w:w="3120"/>
+            <w:shd w:val="clear" w:color="auto" w:fill="F2F4F7"/>
+          </w:tcPr>
+          <w:p>
+            <w:r/>
+            <w:r>
+              <w:rPr>
+                <w:rFonts w:ascii="Calibri" w:hAnsi="Calibri"/>
+                <w:sz w:val="18"/>
+              </w:rPr>
+              <w:t>Partially achieved — mitigated by routing to 1 kg platform but not fully resolved on multi-cell platforms</w:t>
+            </w:r>
+          </w:p>
+        </w:tc>
+        <w:tc>
+          <w:tcPr>
+            <w:tcW w:type="dxa" w:w="3120"/>
+            <w:shd w:val="clear" w:color="auto" w:fill="F2F4F7"/>
+          </w:tcPr>
+          <w:p>
+            <w:r/>
+            <w:r>
+              <w:rPr>
+                <w:rFonts w:ascii="Calibri" w:hAnsi="Calibri"/>
+                <w:sz w:val="18"/>
+              </w:rPr>
+              <w:t>Partially Achieved</w:t>
+            </w:r>
+          </w:p>
+        </w:tc>
+      </w:tr>
+    </w:tbl>
+    <w:p/>
+    <w:p>
+      <w:pPr>
+        <w:spacing w:line="276" w:lineRule="auto" w:after="120"/>
+      </w:pPr>
+      <w:r>
+        <w:rPr>
+          <w:rFonts w:ascii="Calibri" w:hAnsi="Calibri"/>
+          <w:sz w:val="22"/>
+        </w:rPr>
+        <w:t>Following successful laboratory validation and user-driven HMI redesign, TE Connectivity is considering implementing the AEGIS solution design in their industrial sandbox environment for operational testing. This sandbox trial will evaluate the system's hardware longevity and operator compliance under continuous shift conditions.</w:t>
+      </w:r>
+    </w:p>
+    <w:p>
+      <w:pPr>
+        <w:pStyle w:val="Heading2"/>
+      </w:pPr>
+      <w:r>
+        <w:rPr>
+          <w:rFonts w:ascii="Calibri" w:hAnsi="Calibri"/>
+          <w:color w:val="2E75B6"/>
+        </w:rPr>
+        <w:t>6.1 Scalability and Maintenance</w:t>
+      </w:r>
+    </w:p>
+    <w:p>
+      <w:pPr>
+        <w:spacing w:line="276" w:lineRule="auto" w:after="120"/>
+      </w:pPr>
+      <w:r>
+        <w:rPr>
+          <w:rFonts w:ascii="Calibri" w:hAnsi="Calibri"/>
+          <w:sz w:val="22"/>
+        </w:rPr>
+        <w:t>For the system to scale across manufacturing lines, maintenance procedures must remain accessible to plant engineers without specialist expertise:</w:t>
+      </w:r>
+    </w:p>
+    <w:p>
+      <w:pPr>
+        <w:pStyle w:val="ListBullet"/>
+      </w:pPr>
+      <w:r>
+        <w:rPr>
+          <w:rFonts w:ascii="Calibri" w:hAnsi="Calibri"/>
+          <w:sz w:val="22"/>
+        </w:rPr>
+        <w:t>SKU Onboarding: Introducing a new component does not require retraining any machine learning model. A technician needs only to weigh the part and add its unit weight to the inventory configuration file.</w:t>
+      </w:r>
+    </w:p>
+    <w:p>
+      <w:pPr>
+        <w:pStyle w:val="ListBullet"/>
+      </w:pPr>
+      <w:r>
+        <w:rPr>
+          <w:rFonts w:ascii="Calibri" w:hAnsi="Calibri"/>
+          <w:sz w:val="22"/>
+        </w:rPr>
+        <w:t>Station Calibration: A workstation can be calibrated in under two minutes using the two-snapshot YOLOv8-OBB process, which automatically defines the bin geofences from the live camera feed.</w:t>
+      </w:r>
+    </w:p>
+    <w:p>
+      <w:pPr>
+        <w:pStyle w:val="ListBullet"/>
+      </w:pPr>
+      <w:r>
+        <w:rPr>
+          <w:rFonts w:ascii="Calibri" w:hAnsi="Calibri"/>
+          <w:sz w:val="22"/>
+        </w:rPr>
+        <w:t>Modular Hardware: Load cell mounts are mechanically standardised. A failed cell can be replaced by removing four screws and swapping in a replacement of the same capacity.</w:t>
+      </w:r>
+    </w:p>
+    <w:p>
+      <w:pPr>
+        <w:pStyle w:val="ListBullet"/>
+      </w:pPr>
+      <w:r>
+        <w:rPr>
+          <w:rFonts w:ascii="Calibri" w:hAnsi="Calibri"/>
+          <w:sz w:val="22"/>
+        </w:rPr>
+        <w:t>Multi-Station Architecture: The full pipeline occupies roughly one of the edge device's twelve cores, leaving substantial compute headroom to support multi-workstation extension (FR-11).</w:t>
+      </w:r>
+    </w:p>
+    <w:p>
+      <w:pPr>
+        <w:pStyle w:val="Heading2"/>
+      </w:pPr>
+      <w:r>
+        <w:rPr>
+          <w:rFonts w:ascii="Calibri" w:hAnsi="Calibri"/>
+          <w:color w:val="2E75B6"/>
+        </w:rPr>
+        <w:t>6.2 Ergonomic Considerations</w:t>
+      </w:r>
+    </w:p>
+    <w:p>
+      <w:pPr>
+        <w:spacing w:line="276" w:lineRule="auto" w:after="120"/>
+      </w:pPr>
+      <w:r>
+        <w:rPr>
+          <w:rFonts w:ascii="Calibri" w:hAnsi="Calibri"/>
+          <w:sz w:val="22"/>
+        </w:rPr>
+        <w:t>While ergonomic design was not a primary focus of the prototype, the usability study surfaced two physical-interaction issues that should be addressed prior to sandbox deployment:</w:t>
+      </w:r>
+    </w:p>
+    <w:p>
+      <w:pPr>
+        <w:pStyle w:val="ListNumber"/>
+      </w:pPr>
+      <w:r>
+        <w:rPr>
+          <w:rFonts w:ascii="Calibri" w:hAnsi="Calibri"/>
+          <w:sz w:val="22"/>
+        </w:rPr>
+        <w:t>Consolidation Fatigue: Operators reported that physically lifting and dumping heavy completed bins into the kit container was tiring. Potential mitigations include tilting bin racks or gravity-fed slide-out chutes.</w:t>
+      </w:r>
+    </w:p>
+    <w:p>
+      <w:pPr>
+        <w:pStyle w:val="ListNumber"/>
+      </w:pPr>
+      <w:r>
+        <w:rPr>
+          <w:rFonts w:ascii="Calibri" w:hAnsi="Calibri"/>
+          <w:sz w:val="22"/>
+        </w:rPr>
+        <w:t>Standing Fatigue: Incorporating a scheduled break reminder into the HMI — for example, suggesting a short rest every ten completed sets — would help maintain operator attention.</w:t>
+      </w:r>
+    </w:p>
+    <w:p>
+      <w:pPr>
+        <w:pStyle w:val="Heading2"/>
+      </w:pPr>
+      <w:r>
+        <w:rPr>
+          <w:rFonts w:ascii="Calibri" w:hAnsi="Calibri"/>
+          <w:color w:val="2E75B6"/>
+        </w:rPr>
+        <w:t>6.3 Future Works</w:t>
+      </w:r>
+    </w:p>
+    <w:p>
+      <w:pPr>
+        <w:spacing w:line="276" w:lineRule="auto" w:after="120"/>
+      </w:pPr>
+      <w:r>
+        <w:rPr>
+          <w:rFonts w:ascii="Calibri" w:hAnsi="Calibri"/>
+          <w:sz w:val="22"/>
+        </w:rPr>
+        <w:t>Several directions for future development are identified:</w:t>
+      </w:r>
+    </w:p>
+    <w:p>
+      <w:pPr>
+        <w:pStyle w:val="ListNumber"/>
+      </w:pPr>
+      <w:r>
+        <w:rPr>
+          <w:rFonts w:ascii="Calibri" w:hAnsi="Calibri"/>
+          <w:sz w:val="22"/>
+        </w:rPr>
+        <w:t>Integration with TE Connectivity's Manufacturing Execution System (MES) via Modbus TCP communications would automate work-order loading and provide bidirectional status reporting.</w:t>
+      </w:r>
+    </w:p>
+    <w:p>
+      <w:pPr>
+        <w:pStyle w:val="ListNumber"/>
+      </w:pPr>
+      <w:r>
+        <w:rPr>
+          <w:rFonts w:ascii="Calibri" w:hAnsi="Calibri"/>
+          <w:sz w:val="22"/>
+        </w:rPr>
+        <w:t>Linking local FastAPI instances across multiple edge devices to a centralised factory supervisor dashboard would enable real-time monitoring of all kitting lines from a single interface.</w:t>
+      </w:r>
+    </w:p>
+    <w:p>
+      <w:pPr>
+        <w:pStyle w:val="ListNumber"/>
+      </w:pPr>
+      <w:r>
+        <w:rPr>
+          <w:rFonts w:ascii="Calibri" w:hAnsi="Calibri"/>
+          <w:sz w:val="22"/>
+        </w:rPr>
+        <w:t>The partial-met status of FR-04 suggests investigating higher-resolution load cells or supplementary counting methods (e.g. capacitive proximity sensing) for the lightest SKUs.</w:t>
+      </w:r>
+    </w:p>
+    <w:p>
+      <w:pPr>
+        <w:pStyle w:val="ListNumber"/>
+      </w:pPr>
+      <w:r>
+        <w:rPr>
+          <w:rFonts w:ascii="Calibri" w:hAnsi="Calibri"/>
+          <w:sz w:val="22"/>
+        </w:rPr>
+        <w:t>Expanding the OBB training dataset to include non-blue bin colours would improve model generalisation for plants that use varied bin inventories.</w:t>
+      </w:r>
+    </w:p>
+    <w:p>
+      <w:pPr>
+        <w:jc w:val="center"/>
+      </w:pPr>
+      <w:r>
+        <w:rPr>
+          <w:i/>
+          <w:color w:val="595959"/>
+          <w:sz w:val="20"/>
+        </w:rPr>
+        <w:t>[Figure 6.2: Summary of limitations and future work]</w:t>
       </w:r>
     </w:p>
     <w:p>
@@ -4641,369 +5517,81 @@
         <w:pStyle w:val="Heading1"/>
       </w:pPr>
       <w:r>
-        <w:t>Chapter 6: Conclusion and Future Works</w:t>
+        <w:rPr>
+          <w:rFonts w:ascii="Calibri" w:hAnsi="Calibri"/>
+          <w:color w:val="1F4E79"/>
+        </w:rPr>
+        <w:t>Chapter 7 | Reflection and Lessons Learned</w:t>
       </w:r>
     </w:p>
     <w:p>
       <w:pPr>
-        <w:pStyle w:val="Heading2"/>
+        <w:spacing w:line="276" w:lineRule="auto" w:after="120"/>
       </w:pPr>
       <w:r>
-        <w:t>6.1 Summary</w:t>
-      </w:r>
-    </w:p>
-    <w:p>
-      <w:r>
         <w:rPr>
-          <w:rFonts w:ascii="Times New Roman" w:hAnsi="Times New Roman"/>
-          <w:b w:val="0"/>
-          <w:i w:val="0"/>
-          <w:sz w:val="24"/>
+          <w:rFonts w:ascii="Calibri" w:hAnsi="Calibri"/>
+          <w:sz w:val="22"/>
         </w:rPr>
-        <w:t>The AEGIS prototype demonstrates a proof-of-concept, edge-deployed kitting-assistance system that addresses the operational gap identified in Chapter 1: the absence of real-time, part-specific error detection and corrective guidance at the manual kitting workstation. By combining computer vision (rim-centric bin detection and hand-based worker-intention tracking) with load-cell gravimetric verification, and by enforcing a sequential single-bin finite state machine, the system detects wrong-bin, out-of-sequence, quantity, and overpack errors at the moment they occur and guides the operator to correct them before the kit is completed — satisfying the core functional requirements (FR-02, FR-04, FR-05, FR-06) while running entirely on-device and augmenting, rather than replacing, the existing manual workflow.</w:t>
-      </w:r>
-    </w:p>
-    <w:p>
-      <w:r>
-        <w:rPr>
-          <w:rFonts w:ascii="Times New Roman" w:hAnsi="Times New Roman"/>
-          <w:b w:val="0"/>
-          <w:i w:val="0"/>
-          <w:sz w:val="24"/>
-        </w:rPr>
-        <w:t>The prototype was validated across its three subsystems. The computer vision model was shown to be rim-centric — detecting bins independently of their contents — and to hold 100% detection accuracy from near-darkness to full office lighting (0 to 506 lux), satisfying the environmental robustness requirement (FR-09). The load-cell platforms were qualified as a measurement system, establishing their minimum detectable mass (0.5 g, 2.3 g, and 4.3 g for the 1 kg, 5 kg, and 10 kg configurations respectively) and, critically, the off-centre placement sensitivity of the summed three-cell platforms — limits that bound which components can be reliably counted on which bin sizes. The backend verification logic was locked by 134 passing unit tests with 98% statement coverage of the core FSM module, providing a reliable regression guard for the most critical code path.</w:t>
-      </w:r>
-    </w:p>
-    <w:p>
-      <w:r>
-        <w:rPr>
-          <w:rFonts w:ascii="Times New Roman" w:hAnsi="Times New Roman"/>
-          <w:b w:val="0"/>
-          <w:i w:val="0"/>
-          <w:sz w:val="24"/>
-        </w:rPr>
-        <w:t>A six-operator usability study confirmed that the system communicates the kitting task exceptionally well — understanding what to pack (4.9/5) and how many to pack (5.0/5) — and is preferred over the paper baseline (4.3/5), while surfacing concrete interface weaknesses in exception communication that a subsequent HMI iteration addressed. The iteration enlarged alert typography, unified the fault banner, added explicit corrective prompts with bin and quantity specificity, and introduced a colour-coded hand-in-bin halo for immediate visual feedback.</w:t>
-      </w:r>
-    </w:p>
-    <w:p>
-      <w:r>
-        <w:rPr>
-          <w:rFonts w:ascii="Times New Roman" w:hAnsi="Times New Roman"/>
-          <w:b w:val="0"/>
-          <w:i w:val="0"/>
-          <w:sz w:val="24"/>
-        </w:rPr>
-        <w:t>Following successful laboratory validation and the user-driven HMI redesign, TE Connectivity is considering implementing the AEGIS solution design in their industrial sandbox environment for operational testing. This sandbox trial will validate the system's long-term hardware reliability and operational effectiveness under continuous shift conditions, bridging the gap between prototype validation and production deployment.</w:t>
+        <w:t>Over the course of this project, our team encountered several technical and process-related challenges that yielded valuable lessons. The single hardest engineering problem was not software but the physics of gravimetric sensing. The bench qualification battery put numbers on it: a minimum detectable mass of approximately 0.5 g on the 1 kg platform but approximately 2.3 g and 4.3 g on the 5 kg and 10 kg platforms, and off-centre deviations of tens of grams on the summed three-cell platforms. Since the lightest components in the BOM weigh only approximately 3 g, those numbers — not the code — set the ceiling on what can be counted where. The lesson was to characterise the sensor early and design around its limits, combining software mitigations (absolute-gram crediting floors, debounce windows) with operational ones (assigning light items to the smallest platform) rather than expecting the code to overcome physics.</w:t>
       </w:r>
     </w:p>
     <w:p>
       <w:pPr>
-        <w:pStyle w:val="Heading2"/>
+        <w:spacing w:line="276" w:lineRule="auto" w:after="120"/>
       </w:pPr>
       <w:r>
-        <w:t>6.2 Scalability and Maintenance</w:t>
-      </w:r>
-    </w:p>
-    <w:p>
-      <w:r>
         <w:rPr>
-          <w:rFonts w:ascii="Times New Roman" w:hAnsi="Times New Roman"/>
-          <w:b w:val="0"/>
-          <w:i w:val="0"/>
-          <w:sz w:val="24"/>
+          <w:rFonts w:ascii="Calibri" w:hAnsi="Calibri"/>
+          <w:sz w:val="22"/>
         </w:rPr>
-        <w:t>For the system to scale across manufacturing lines and across TE Connectivity's geographically distributed plants, maintenance procedures must remain accessible to plant engineers without requiring specialist machine learning or software expertise. The following design provisions support this operational requirement:</w:t>
+        <w:t>User testing revealed what the development team could not see. Features that seemed obvious to us — alert wording, colour coding, corrective phrasing — were the very things operators struggled with, while the parts we considered basic (the bin grid layout) rated at ceiling. The study turned subjective impressions into a prioritised backlog and directly shaped a better interface. In hindsight, testing with real operators earlier in the development cycle would have caught these issues sooner and reduced rework.</w:t>
       </w:r>
     </w:p>
     <w:p>
       <w:pPr>
-        <w:pStyle w:val="ListBullet"/>
+        <w:spacing w:line="276" w:lineRule="auto" w:after="120"/>
       </w:pPr>
       <w:r>
         <w:rPr>
-          <w:rFonts w:ascii="Times New Roman" w:hAnsi="Times New Roman"/>
+          <w:rFonts w:ascii="Calibri" w:hAnsi="Calibri"/>
           <w:sz w:val="22"/>
         </w:rPr>
-        <w:t>SKU Onboarding: Introducing a new component to the system does not require retraining any machine learning model. A technician needs only to weigh the new component on a calibrated reference scale and add its unit weight to the central inventory configuration file (YAML format). The bin-position identification approach — in which item identity is determined by which bin it resides in, rather than by visual recognition of the item itself — means that no per-component visual model or training data is needed, satisfying FR-08.</w:t>
+        <w:t>From an architecture perspective, encapsulating the verification logic as a pure, hardware-independent state tracker made it possible to test the FSM exhaustively (134 test cases, 98% coverage of the core module) and iterate on it with confidence without a physical rig in the loop. This decoupling substantially accelerated development velocity and provided a reliable regression guard. We also learned the value of iterative testing — by verifying the pipeline at each step, we avoided major integration failures later on.</w:t>
       </w:r>
     </w:p>
     <w:p>
       <w:pPr>
-        <w:pStyle w:val="ListBullet"/>
+        <w:spacing w:line="276" w:lineRule="auto" w:after="120"/>
       </w:pPr>
       <w:r>
         <w:rPr>
-          <w:rFonts w:ascii="Times New Roman" w:hAnsi="Times New Roman"/>
+          <w:rFonts w:ascii="Calibri" w:hAnsi="Calibri"/>
           <w:sz w:val="22"/>
         </w:rPr>
-        <w:t>Station Calibration: A workstation can be calibrated in less than two minutes using the two-snapshot YOLOv8-OBB process, which automatically defines the bin geofences from the live camera feed without manual coordinate entry or specialist configuration.</w:t>
+        <w:t>Process-wise, our early planning underestimated the time required for integration and cross-component debugging. Last-minute issues such as intermittent USB resets from the load cell microcontroller and disconnected serial links were reminders that a laboratory prototype meets messy hardware realities in deployment. Building automated reconnect loops, sensor health checks, and clear diagnostic logging deserves dedicated design attention — not just the happy path.</w:t>
       </w:r>
     </w:p>
     <w:p>
       <w:pPr>
-        <w:pStyle w:val="ListBullet"/>
+        <w:spacing w:line="276" w:lineRule="auto" w:after="120"/>
       </w:pPr>
       <w:r>
         <w:rPr>
-          <w:rFonts w:ascii="Times New Roman" w:hAnsi="Times New Roman"/>
+          <w:rFonts w:ascii="Calibri" w:hAnsi="Calibri"/>
           <w:sz w:val="22"/>
         </w:rPr>
-        <w:t>Modular Hardware: Load cell mounts are mechanically standardised across all three capacity configurations. A failed cell can be replaced by removing four screws and swapping in a replacement of the same capacity, without changes to the frame, platform, wiring, or firmware.</w:t>
+        <w:t>Overall, the experience sharpened our ability to balance technical ambition with practical constraints and reinforced the importance of adaptability, clear communication, and user-centred design.</w:t>
       </w:r>
     </w:p>
     <w:p>
       <w:pPr>
-        <w:pStyle w:val="ListBullet"/>
+        <w:spacing w:line="276" w:lineRule="auto" w:after="120"/>
       </w:pPr>
       <w:r>
         <w:rPr>
-          <w:rFonts w:ascii="Times New Roman" w:hAnsi="Times New Roman"/>
+          <w:rFonts w:ascii="Calibri" w:hAnsi="Calibri"/>
           <w:sz w:val="22"/>
-        </w:rPr>
-        <w:t>Multi-Workstation Architecture: The system architecture leaves substantial compute headroom — the full pipeline occupies approximately one of the edge device's twelve available CPU cores under full operational load — supporting the intended multi-workstation extension (FR-11) without per-station redesign. Linking local FastAPI instances to a centralised factory supervisor dashboard would enable cross-line monitoring from a single supervisory interface.</w:t>
-      </w:r>
-    </w:p>
-    <w:p>
-      <w:pPr>
-        <w:pStyle w:val="Heading2"/>
-      </w:pPr>
-      <w:r>
-        <w:t>6.3 Ergonomic Considerations</w:t>
-      </w:r>
-    </w:p>
-    <w:p>
-      <w:r>
-        <w:rPr>
-          <w:rFonts w:ascii="Times New Roman" w:hAnsi="Times New Roman"/>
-          <w:b w:val="0"/>
-          <w:i w:val="0"/>
-          <w:sz w:val="24"/>
-        </w:rPr>
-        <w:t>While ergonomic design was not a primary focus of the proof-of-concept prototype, the usability study surfaced two physical-interaction issues that merit consideration prior to sandbox deployment:</w:t>
-      </w:r>
-    </w:p>
-    <w:p>
-      <w:pPr>
-        <w:pStyle w:val="ListBullet"/>
-      </w:pPr>
-      <w:r>
-        <w:rPr>
-          <w:rFonts w:ascii="Times New Roman" w:hAnsi="Times New Roman"/>
-          <w:sz w:val="22"/>
-        </w:rPr>
-        <w:t>Consolidation Fatigue: Operators reported that physically lifting and transferring components from heavy completed bins into the kit container was tiring, particularly for the larger bins containing dense metallic components. Potential mitigations include replacing standard bins with tilting bin racks or gravity-fed slide-out chutes that allow components to transfer without manual lifting, reducing the physical demand per set.</w:t>
-      </w:r>
-    </w:p>
-    <w:p>
-      <w:pPr>
-        <w:pStyle w:val="ListBullet"/>
-      </w:pPr>
-      <w:r>
-        <w:rPr>
-          <w:rFonts w:ascii="Times New Roman" w:hAnsi="Times New Roman"/>
-          <w:sz w:val="22"/>
-        </w:rPr>
-        <w:t>Standing Fatigue: Operators spend extended periods standing during kitting shifts, which may contribute to the attentional decline and error susceptibility identified in the root cause analysis (Section 1.2). Incorporating a scheduled break reminder into the HMI — for example, suggesting a short rest period after every ten completed sets, as one operator recommended during the usability study — would help maintain operator alertness and reduce fatigue-related error risk over the course of a shift.</w:t>
-      </w:r>
-    </w:p>
-    <w:p>
-      <w:pPr>
-        <w:pStyle w:val="Heading2"/>
-      </w:pPr>
-      <w:r>
-        <w:t>6.4 Future Works</w:t>
-      </w:r>
-    </w:p>
-    <w:p>
-      <w:r>
-        <w:rPr>
-          <w:rFonts w:ascii="Times New Roman" w:hAnsi="Times New Roman"/>
-          <w:b w:val="0"/>
-          <w:i w:val="0"/>
-          <w:sz w:val="24"/>
-        </w:rPr>
-        <w:t>Several directions for future development are identified, prioritised by their expected impact on operational effectiveness and feasibility of implementation:</w:t>
-      </w:r>
-    </w:p>
-    <w:p>
-      <w:pPr>
-        <w:pStyle w:val="ListBullet"/>
-      </w:pPr>
-      <w:r>
-        <w:rPr>
-          <w:rFonts w:ascii="Times New Roman" w:hAnsi="Times New Roman"/>
-          <w:sz w:val="22"/>
-        </w:rPr>
-        <w:t>Multi-Workstation Orchestration: Linking the local FastAPI instances across multiple edge devices to a centralised factory supervisor dashboard would permit real-time monitoring of all kitting lines from a single interface, providing plant-level visibility of kitting status, error rates, and operator performance metrics.</w:t>
-      </w:r>
-    </w:p>
-    <w:p>
-      <w:pPr>
-        <w:pStyle w:val="ListBullet"/>
-      </w:pPr>
-      <w:r>
-        <w:rPr>
-          <w:rFonts w:ascii="Times New Roman" w:hAnsi="Times New Roman"/>
-          <w:sz w:val="22"/>
-        </w:rPr>
-        <w:t>MES Integration: Integration with TE Connectivity's Manufacturing Execution System (MES) via Modbus TCP communications would automate work-order loading and provide bidirectional status reporting, eliminating manual order entry and enabling closed-loop production tracking.</w:t>
-      </w:r>
-    </w:p>
-    <w:p>
-      <w:pPr>
-        <w:pStyle w:val="ListBullet"/>
-      </w:pPr>
-      <w:r>
-        <w:rPr>
-          <w:rFonts w:ascii="Times New Roman" w:hAnsi="Times New Roman"/>
-          <w:sz w:val="22"/>
-        </w:rPr>
-        <w:t>Light-Item Resolution: The partial-met status of FR-04 (quantity verification for light components) suggests investigating higher-resolution load cells, alternative sensor technologies (e.g., capacitive proximity sensing or optical break-beam counters), or hybrid approaches for the lightest SKUs in the product catalogue.</w:t>
-      </w:r>
-    </w:p>
-    <w:p>
-      <w:pPr>
-        <w:pStyle w:val="ListBullet"/>
-      </w:pPr>
-      <w:r>
-        <w:rPr>
-          <w:rFonts w:ascii="Times New Roman" w:hAnsi="Times New Roman"/>
-          <w:sz w:val="22"/>
-        </w:rPr>
-        <w:t>Bin Colour Generalisation: The YOLOv8-OBB model's reduced accuracy on non-blue bin colours (Section 4.2.1) could be addressed by expanding the training dataset to include a wider range of bin colours, materials, and form factors, improving the model's generalisation for plants that do not use standardised blue bins.</w:t>
-      </w:r>
-    </w:p>
-    <w:p>
-      <w:pPr>
-        <w:pStyle w:val="ListBullet"/>
-      </w:pPr>
-      <w:r>
-        <w:rPr>
-          <w:rFonts w:ascii="Times New Roman" w:hAnsi="Times New Roman"/>
-          <w:sz w:val="22"/>
-        </w:rPr>
-        <w:t>Predictive Analytics: Aggregating kitting error data across shifts and operators would enable trend analysis — identifying which SKUs, order types, or time-of-day windows are most error-prone — supporting proactive process improvement rather than purely reactive error detection.</w:t>
-      </w:r>
-    </w:p>
-    <w:p>
-      <w:r>
-        <w:br w:type="page"/>
-      </w:r>
-    </w:p>
-    <w:p>
-      <w:pPr>
-        <w:pStyle w:val="Heading1"/>
-      </w:pPr>
-      <w:r>
-        <w:t>Chapter 7: Reflections and Lessons Learned</w:t>
-      </w:r>
-    </w:p>
-    <w:p>
-      <w:r>
-        <w:rPr>
-          <w:rFonts w:ascii="Times New Roman" w:hAnsi="Times New Roman"/>
-          <w:b w:val="0"/>
-          <w:i w:val="0"/>
-          <w:sz w:val="24"/>
-        </w:rPr>
-        <w:t>This chapter documents the principal lessons that emerged over the course of the project, drawing on both the technical development experience and the user evaluation process.</w:t>
-      </w:r>
-    </w:p>
-    <w:p>
-      <w:r>
-        <w:rPr>
-          <w:rFonts w:ascii="Times New Roman" w:hAnsi="Times New Roman"/>
-          <w:b/>
-          <w:i w:val="0"/>
-          <w:sz w:val="24"/>
-        </w:rPr>
-        <w:t>Sensor limits shape the design.</w:t>
-      </w:r>
-    </w:p>
-    <w:p>
-      <w:r>
-        <w:rPr>
-          <w:rFonts w:ascii="Times New Roman" w:hAnsi="Times New Roman"/>
-          <w:b w:val="0"/>
-          <w:i w:val="0"/>
-          <w:sz w:val="24"/>
-        </w:rPr>
-        <w:t>The single hardest constraint was not software but the physics of gravimetric sensing. The load cell qualification battery (Section 4.2.2) put precise numbers on it: a minimum detectable mass of approximately 0.5 g on the 1 kg platform but approximately 2.3 g and 4.3 g on the 5 kg and 10 kg platforms, and off-centre deviations of tens of grams on the summed three-cell platforms. Since the lightest components in the bill of materials weigh only approximately 3 g, those numbers — not the code — set the ceiling on what can be counted and on which platform. The lesson was to characterise the sensor early and to design around its limits, combining software mitigations (absolute-gram crediting floors, debounce windows) with operational ones (assigning light items to the smallest platform) rather than expecting the code to overcome physics.</w:t>
-      </w:r>
-    </w:p>
-    <w:p>
-      <w:r>
-        <w:rPr>
-          <w:rFonts w:ascii="Times New Roman" w:hAnsi="Times New Roman"/>
-          <w:b/>
-          <w:i w:val="0"/>
-          <w:sz w:val="24"/>
-        </w:rPr>
-        <w:t>User testing revealed what builders could not see.</w:t>
-      </w:r>
-    </w:p>
-    <w:p>
-      <w:r>
-        <w:rPr>
-          <w:rFonts w:ascii="Times New Roman" w:hAnsi="Times New Roman"/>
-          <w:b w:val="0"/>
-          <w:i w:val="0"/>
-          <w:sz w:val="24"/>
-        </w:rPr>
-        <w:t>Features that were obvious to the development team — alert wording, colour coding, corrective phrasing — were the very things operators struggled with most, while the elements the team considered basic (the bin grid layout mapping physical to on-screen positions) rated at ceiling. The usability study turned subjective impressions into a prioritised backlog and directly shaped a measurably better interface. Testing with real operators earlier in the development cycle would have caught these issues sooner and reduced rework. This reinforces the well-established principle that the builder's mental model of the interface diverges from the user's model, and that this divergence can only be discovered through structured evaluation with representative end users.</w:t>
-      </w:r>
-    </w:p>
-    <w:p>
-      <w:r>
-        <w:rPr>
-          <w:rFonts w:ascii="Times New Roman" w:hAnsi="Times New Roman"/>
-          <w:b/>
-          <w:i w:val="0"/>
-          <w:sz w:val="24"/>
-        </w:rPr>
-        <w:t>Clean separation paid off.</w:t>
-      </w:r>
-    </w:p>
-    <w:p>
-      <w:r>
-        <w:rPr>
-          <w:rFonts w:ascii="Times New Roman" w:hAnsi="Times New Roman"/>
-          <w:b w:val="0"/>
-          <w:i w:val="0"/>
-          <w:sz w:val="24"/>
-        </w:rPr>
-        <w:t>Encapsulating the verification logic as a pure, hardware-independent component — with no direct dependency on the camera, load cell hardware, or display — made it possible to test the FSM exhaustively (134 test cases, 98% coverage of the core module) and iterate on it with confidence, without requiring a physical rig in the loop. This architectural decision substantially accelerated development velocity, reduced the cost of regression testing, and provided a reliable guard against unintended behavioural changes during rapid iteration.</w:t>
-      </w:r>
-    </w:p>
-    <w:p>
-      <w:r>
-        <w:rPr>
-          <w:rFonts w:ascii="Times New Roman" w:hAnsi="Times New Roman"/>
-          <w:b/>
-          <w:i w:val="0"/>
-          <w:sz w:val="24"/>
-        </w:rPr>
-        <w:t>Real-world robustness requires dedicated attention.</w:t>
-      </w:r>
-    </w:p>
-    <w:p>
-      <w:r>
-        <w:rPr>
-          <w:rFonts w:ascii="Times New Roman" w:hAnsi="Times New Roman"/>
-          <w:b w:val="0"/>
-          <w:i w:val="0"/>
-          <w:sz w:val="24"/>
-        </w:rPr>
-        <w:t>Intermittent USB resets, disconnected load cells, and the shelf-lip occlusion problem were reminders that a laboratory prototype encounters messy hardware realities in deployment. Reliability and diagnosability deserve dedicated design attention — automated reconnect loops, sensor health checks, clear diagnostic logging, and graceful degradation modes — not just the happy path. The occlusion gate (Section 4.4.2) is a concrete example: a problem that was invisible during top-bin-only testing became a showstopper once the full two-tier workstation was in use, and required a targeted architectural intervention rather than a parameter tweak.</w:t>
-      </w:r>
-    </w:p>
-    <w:p>
-      <w:r>
-        <w:rPr>
-          <w:rFonts w:ascii="Times New Roman" w:hAnsi="Times New Roman"/>
-          <w:b w:val="0"/>
-          <w:i/>
-          <w:sz w:val="24"/>
         </w:rPr>
         <w:t>[Individual team member reflections to be added here.]</w:t>
       </w:r>
@@ -5018,79 +5606,107 @@
         <w:pStyle w:val="Heading1"/>
       </w:pPr>
       <w:r>
+        <w:rPr>
+          <w:rFonts w:ascii="Calibri" w:hAnsi="Calibri"/>
+          <w:color w:val="1F4E79"/>
+        </w:rPr>
         <w:t>References</w:t>
       </w:r>
     </w:p>
     <w:p>
+      <w:pPr>
+        <w:spacing w:line="276" w:lineRule="auto" w:after="120"/>
+      </w:pPr>
       <w:r>
         <w:rPr>
-          <w:rFonts w:ascii="Times New Roman" w:hAnsi="Times New Roman"/>
+          <w:rFonts w:ascii="Calibri" w:hAnsi="Calibri"/>
           <w:sz w:val="22"/>
         </w:rPr>
-        <w:t>[1]  Ultralytics, "YOLOv8 Documentation," 2024. [Online]. Available: https://github.com/ultralytics/ultralytics. [Accessed: Jul. 2026].</w:t>
+        <w:t>[1] Ultralytics, "YOLOv8 Documentation," 2024. [Online]. Available: https://github.com/ultralytics/ultralytics. [Accessed: Jul. 2026].</w:t>
       </w:r>
     </w:p>
     <w:p>
+      <w:pPr>
+        <w:spacing w:line="276" w:lineRule="auto" w:after="120"/>
+      </w:pPr>
       <w:r>
         <w:rPr>
-          <w:rFonts w:ascii="Times New Roman" w:hAnsi="Times New Roman"/>
+          <w:rFonts w:ascii="Calibri" w:hAnsi="Calibri"/>
           <w:sz w:val="22"/>
         </w:rPr>
-        <w:t>[2]  Google, "MediaPipe Hands: On-device Real-time Hand Tracking," 2023. [Online]. Available: https://developers.google.com/mediapipe/solutions/vision/hand_landmarker. [Accessed: Jul. 2026].</w:t>
+        <w:t>[2] Google, "MediaPipe Hands: On-device Real-time Hand Tracking," 2023. [Online]. Available: https://developers.google.com/mediapipe/solutions/vision/hand_landmarker. [Accessed: Jul. 2026].</w:t>
       </w:r>
     </w:p>
     <w:p>
+      <w:pPr>
+        <w:spacing w:line="276" w:lineRule="auto" w:after="120"/>
+      </w:pPr>
       <w:r>
         <w:rPr>
-          <w:rFonts w:ascii="Times New Roman" w:hAnsi="Times New Roman"/>
+          <w:rFonts w:ascii="Calibri" w:hAnsi="Calibri"/>
           <w:sz w:val="22"/>
         </w:rPr>
-        <w:t>[3]  TE Connectivity, "Cost of Poor Quality (COPQ) Internal Manufacturing Reports," FY2025. Unpublished.</w:t>
+        <w:t>[3] TE Connectivity, "Cost of Poor Quality (COPQ) Internal Manufacturing Reports," FY2025. Unpublished.</w:t>
       </w:r>
     </w:p>
     <w:p>
+      <w:pPr>
+        <w:spacing w:line="276" w:lineRule="auto" w:after="120"/>
+      </w:pPr>
       <w:r>
         <w:rPr>
-          <w:rFonts w:ascii="Times New Roman" w:hAnsi="Times New Roman"/>
+          <w:rFonts w:ascii="Calibri" w:hAnsi="Calibri"/>
           <w:sz w:val="22"/>
         </w:rPr>
-        <w:t>[4]  Avia Semiconductor, "HX711: 24-Bit Analog-to-Digital Converter for Weigh Scales," Datasheet Rev. 1.0.</w:t>
+        <w:t>[4] Avia Semiconductor, "HX711: 24-Bit Analog-to-Digital Converter for Weigh Scales," Datasheet Rev. 1.0.</w:t>
       </w:r>
     </w:p>
     <w:p>
+      <w:pPr>
+        <w:spacing w:line="276" w:lineRule="auto" w:after="120"/>
+      </w:pPr>
       <w:r>
         <w:rPr>
-          <w:rFonts w:ascii="Times New Roman" w:hAnsi="Times New Roman"/>
+          <w:rFonts w:ascii="Calibri" w:hAnsi="Calibri"/>
           <w:sz w:val="22"/>
         </w:rPr>
-        <w:t>[5]  Advantech, "MIC-733: AI Inference System Based on NVIDIA Jetson AGX Orin," Product Datasheet, 2024.</w:t>
+        <w:t>[5] Advantech, "MIC-733: AI Inference System Based on NVIDIA Jetson AGX Orin," Product Datasheet, 2024.</w:t>
       </w:r>
     </w:p>
     <w:p>
+      <w:pPr>
+        <w:spacing w:line="276" w:lineRule="auto" w:after="120"/>
+      </w:pPr>
       <w:r>
         <w:rPr>
-          <w:rFonts w:ascii="Times New Roman" w:hAnsi="Times New Roman"/>
+          <w:rFonts w:ascii="Calibri" w:hAnsi="Calibri"/>
           <w:sz w:val="22"/>
         </w:rPr>
-        <w:t>[6]  NVIDIA, "Jetson AGX Orin Technical Reference Manual," 2023.</w:t>
+        <w:t>[6] NVIDIA, "Jetson AGX Orin Technical Reference Manual," 2023.</w:t>
       </w:r>
     </w:p>
     <w:p>
+      <w:pPr>
+        <w:spacing w:line="276" w:lineRule="auto" w:after="120"/>
+      </w:pPr>
       <w:r>
         <w:rPr>
-          <w:rFonts w:ascii="Times New Roman" w:hAnsi="Times New Roman"/>
+          <w:rFonts w:ascii="Calibri" w:hAnsi="Calibri"/>
           <w:sz w:val="22"/>
         </w:rPr>
-        <w:t>[7]  Roboflow, "Computer Vision Annotation and Dataset Management Platform," 2024. [Online]. Available: https://roboflow.com.</w:t>
+        <w:t>[7] Roboflow, "Computer Vision Annotation and Dataset Management Platform," 2024. [Online]. Available: https://roboflow.com.</w:t>
       </w:r>
     </w:p>
     <w:p>
+      <w:pPr>
+        <w:spacing w:line="276" w:lineRule="auto" w:after="120"/>
+      </w:pPr>
       <w:r>
         <w:rPr>
-          <w:rFonts w:ascii="Times New Roman" w:hAnsi="Times New Roman"/>
+          <w:rFonts w:ascii="Calibri" w:hAnsi="Calibri"/>
           <w:sz w:val="22"/>
         </w:rPr>
-        <w:t>[8]  Espressif Systems, "ESP32 Series Datasheet," Version 4.2, 2023.</w:t>
+        <w:t>[8] Espressif Systems, "ESP32 Series Datasheet," Version 4.2, 2023.</w:t>
       </w:r>
     </w:p>
     <w:p>
@@ -5103,6 +5719,10 @@
         <w:pStyle w:val="Heading1"/>
       </w:pPr>
       <w:r>
+        <w:rPr>
+          <w:rFonts w:ascii="Calibri" w:hAnsi="Calibri"/>
+          <w:color w:val="1F4E79"/>
+        </w:rPr>
         <w:t>Appendix</w:t>
       </w:r>
     </w:p>
@@ -5111,18 +5731,23 @@
         <w:pStyle w:val="Heading2"/>
       </w:pPr>
       <w:r>
+        <w:rPr>
+          <w:rFonts w:ascii="Calibri" w:hAnsi="Calibri"/>
+          <w:color w:val="2E75B6"/>
+        </w:rPr>
         <w:t>Appendix A: Usability Study Raw Data</w:t>
       </w:r>
     </w:p>
     <w:p>
+      <w:pPr>
+        <w:spacing w:line="276" w:lineRule="auto" w:after="120"/>
+      </w:pPr>
       <w:r>
         <w:rPr>
-          <w:rFonts w:ascii="Times New Roman" w:hAnsi="Times New Roman"/>
-          <w:b w:val="0"/>
-          <w:i w:val="0"/>
-          <w:sz w:val="24"/>
+          <w:rFonts w:ascii="Calibri" w:hAnsi="Calibri"/>
+          <w:sz w:val="22"/>
         </w:rPr>
-        <w:t>Full logs from the usability testing sessions conducted between 8 and 13 July 2026, including per-operator Likert scale ratings, alert walkthrough transcripts, and open-ended feedback summaries for all six participants (Benny, Chloe, Ming Zhan, Song Yi, Royce, and Jack). Source document: AEGIS_User_Test_Findings_Summary.docx.</w:t>
+        <w:t>Full logs from usability testing sessions between 8 and 13 July 2026, including per-operator Likert ratings, alert walkthrough transcripts, and open-ended feedback for all six participants. Source: AEGIS_User_Test_Findings_Summary.docx.</w:t>
       </w:r>
     </w:p>
     <w:p>
@@ -5130,18 +5755,23 @@
         <w:pStyle w:val="Heading2"/>
       </w:pPr>
       <w:r>
+        <w:rPr>
+          <w:rFonts w:ascii="Calibri" w:hAnsi="Calibri"/>
+          <w:color w:val="2E75B6"/>
+        </w:rPr>
         <w:t>Appendix B: Load Cell Qualification Data</w:t>
       </w:r>
     </w:p>
     <w:p>
+      <w:pPr>
+        <w:spacing w:line="276" w:lineRule="auto" w:after="120"/>
+      </w:pPr>
       <w:r>
         <w:rPr>
-          <w:rFonts w:ascii="Times New Roman" w:hAnsi="Times New Roman"/>
-          <w:b w:val="0"/>
-          <w:i w:val="0"/>
-          <w:sz w:val="24"/>
+          <w:rFonts w:ascii="Calibri" w:hAnsi="Calibri"/>
+          <w:sz w:val="22"/>
         </w:rPr>
-        <w:t>Full raw voltage readings, calibration ladder values, repeatability trial tables, hysteresis measurements, warm-up drift logs, creep logs, and off-centre deviation measurements for the 1 kg, 5 kg, and 10 kg platform configurations. Source document: AEGIS_LoadCell_Qualification.docx.</w:t>
+        <w:t>Full raw voltage readings, calibration ladders, repeatability trials, hysteresis measurements, warm-up drift logs, creep logs, and off-centre deviation measurements for the 1 kg, 5 kg, and 10 kg platforms. Source: AEGIS_LoadCell_Qualification.docx.</w:t>
       </w:r>
     </w:p>
     <w:p>
@@ -5149,18 +5779,23 @@
         <w:pStyle w:val="Heading2"/>
       </w:pPr>
       <w:r>
-        <w:t>Appendix C: Computer Vision Training and Evaluation Data</w:t>
+        <w:rPr>
+          <w:rFonts w:ascii="Calibri" w:hAnsi="Calibri"/>
+          <w:color w:val="2E75B6"/>
+        </w:rPr>
+        <w:t>Appendix C: Computer Vision Training and Lighting Data</w:t>
       </w:r>
     </w:p>
     <w:p>
+      <w:pPr>
+        <w:spacing w:line="276" w:lineRule="auto" w:after="120"/>
+      </w:pPr>
       <w:r>
         <w:rPr>
-          <w:rFonts w:ascii="Times New Roman" w:hAnsi="Times New Roman"/>
-          <w:b w:val="0"/>
-          <w:i w:val="0"/>
-          <w:sz w:val="24"/>
+          <w:rFonts w:ascii="Calibri" w:hAnsi="Calibri"/>
+          <w:sz w:val="22"/>
         </w:rPr>
-        <w:t>YOLOv8-OBB training curves and final validation metrics (precision, recall, mAP50, mAP50-95) for the fullness-varied Setup V3 model. Lighting characterisation workbook: 72 bin-by-illuminance readings with detection confidence values. Source files: lighting_cv_test_backup.xlsx, AEGIS_CV_Test_Pack.xlsx.</w:t>
+        <w:t>YOLOv8-OBB training curves and final validation metrics. Lighting characterisation workbook: 72 bin-by-illuminance readings. Source: lighting_cv_test_backup.xlsx.</w:t>
       </w:r>
     </w:p>
     <w:p>
@@ -5168,7 +5803,23 @@
         <w:pStyle w:val="Heading2"/>
       </w:pPr>
       <w:r>
+        <w:rPr>
+          <w:rFonts w:ascii="Calibri" w:hAnsi="Calibri"/>
+          <w:color w:val="2E75B6"/>
+        </w:rPr>
         <w:t>Appendix D: HMI Screenshots</w:t>
+      </w:r>
+    </w:p>
+    <w:p>
+      <w:pPr>
+        <w:spacing w:line="276" w:lineRule="auto" w:after="120"/>
+      </w:pPr>
+      <w:r>
+        <w:rPr>
+          <w:rFonts w:ascii="Calibri" w:hAnsi="Calibri"/>
+          <w:sz w:val="22"/>
+        </w:rPr>
+        <w:t>Pre-iteration and post-iteration HMI interface screenshots.</w:t>
       </w:r>
     </w:p>
     <w:p>
@@ -5178,24 +5829,10 @@
       <w:r>
         <w:rPr>
           <w:i/>
-          <w:color w:val="969696"/>
-          <w:sz w:val="22"/>
-        </w:rPr>
-        <w:t>[INSERT FIGURE HERE]</w:t>
-      </w:r>
-    </w:p>
-    <w:p>
-      <w:pPr>
-        <w:spacing w:after="240"/>
-        <w:jc w:val="center"/>
-      </w:pPr>
-      <w:r>
-        <w:rPr>
-          <w:rFonts w:ascii="Times New Roman" w:hAnsi="Times New Roman"/>
-          <w:i/>
+          <w:color w:val="595959"/>
           <w:sz w:val="20"/>
         </w:rPr>
-        <w:t>Figure A.1: Pre-iteration HMI showing the bin grid, small-font error banners, and 0-indexed bin labels.</w:t>
+        <w:t>[Figure A.1: Pre-iteration HMI showing bin grid, small-font error banners, and 0-indexed bin labels]</w:t>
       </w:r>
     </w:p>
     <w:p>
@@ -5205,24 +5842,10 @@
       <w:r>
         <w:rPr>
           <w:i/>
-          <w:color w:val="969696"/>
-          <w:sz w:val="22"/>
-        </w:rPr>
-        <w:t>[INSERT FIGURE HERE]</w:t>
-      </w:r>
-    </w:p>
-    <w:p>
-      <w:pPr>
-        <w:spacing w:after="240"/>
-        <w:jc w:val="center"/>
-      </w:pPr>
-      <w:r>
-        <w:rPr>
-          <w:rFonts w:ascii="Times New Roman" w:hAnsi="Times New Roman"/>
-          <w:i/>
+          <w:color w:val="595959"/>
           <w:sz w:val="20"/>
         </w:rPr>
-        <w:t>Figure A.2: Post-iteration HMI showing the redesigned fault banner, colour-coded hand halo, 1-indexed labels, and sets-remaining progress indicator.</w:t>
+        <w:t>[Figure A.2: Post-iteration HMI showing redesigned fault banner, colour-coded hand halo, 1-indexed labels, and sets-remaining progress indicator]</w:t>
       </w:r>
     </w:p>
     <w:p>
@@ -5230,23 +5853,28 @@
         <w:pStyle w:val="Heading2"/>
       </w:pPr>
       <w:r>
+        <w:rPr>
+          <w:rFonts w:ascii="Calibri" w:hAnsi="Calibri"/>
+          <w:color w:val="2E75B6"/>
+        </w:rPr>
         <w:t>Appendix E: Unit Test Summary</w:t>
       </w:r>
     </w:p>
     <w:p>
+      <w:pPr>
+        <w:spacing w:line="276" w:lineRule="auto" w:after="120"/>
+      </w:pPr>
       <w:r>
         <w:rPr>
-          <w:rFonts w:ascii="Times New Roman" w:hAnsi="Times New Roman"/>
-          <w:b w:val="0"/>
-          <w:i w:val="0"/>
-          <w:sz w:val="24"/>
+          <w:rFonts w:ascii="Calibri" w:hAnsi="Calibri"/>
+          <w:sz w:val="22"/>
         </w:rPr>
-        <w:t>Full pytest output for the 134-test backend verification suite, including per-module pass counts and pytest-cov coverage report. Source: pytest terminal output captured during final test run.</w:t>
+        <w:t>Full Pytest output for the 134-test backend verification suite, including per-module pass counts and pytest-cov coverage report.</w:t>
       </w:r>
     </w:p>
     <w:sectPr>
       <w:pgSz w:w="12240" w:h="15840"/>
-      <w:pgMar w:top="1440" w:right="1800" w:bottom="1440" w:left="1800" w:header="720" w:footer="720" w:gutter="0"/>
+      <w:pgMar w:top="1440" w:right="1440" w:bottom="1440" w:left="1440" w:header="720" w:footer="720" w:gutter="0"/>
       <w:cols w:space="720"/>
       <w:docGrid w:linePitch="360"/>
     </w:sectPr>
@@ -5617,12 +6245,9 @@
     <w:name w:val="Normal"/>
     <w:qFormat/>
     <w:rsid w:val="00FC693F"/>
-    <w:pPr>
-      <w:spacing w:after="120" w:line="360" w:lineRule="auto"/>
-    </w:pPr>
     <w:rPr>
-      <w:rFonts w:ascii="Times New Roman" w:hAnsi="Times New Roman"/>
-      <w:sz w:val="24"/>
+      <w:rFonts w:ascii="Calibri" w:hAnsi="Calibri"/>
+      <w:sz w:val="22"/>
     </w:rPr>
   </w:style>
   <w:style w:type="paragraph" w:styleId="Header">
@@ -5684,11 +6309,11 @@
       <w:outlineLvl w:val="0"/>
     </w:pPr>
     <w:rPr>
-      <w:rFonts w:asciiTheme="majorHAnsi" w:eastAsiaTheme="majorEastAsia" w:hAnsiTheme="majorHAnsi" w:cstheme="majorBidi" w:ascii="Times New Roman" w:hAnsi="Times New Roman"/>
+      <w:rFonts w:asciiTheme="majorHAnsi" w:eastAsiaTheme="majorEastAsia" w:hAnsiTheme="majorHAnsi" w:cstheme="majorBidi"/>
       <w:b/>
       <w:bCs/>
-      <w:color w:val="000000"/>
-      <w:sz w:val="32"/>
+      <w:color w:val="365F91" w:themeColor="accent1" w:themeShade="BF"/>
+      <w:sz w:val="28"/>
       <w:szCs w:val="28"/>
     </w:rPr>
   </w:style>
@@ -5708,11 +6333,11 @@
       <w:outlineLvl w:val="1"/>
     </w:pPr>
     <w:rPr>
-      <w:rFonts w:asciiTheme="majorHAnsi" w:eastAsiaTheme="majorEastAsia" w:hAnsiTheme="majorHAnsi" w:cstheme="majorBidi" w:ascii="Times New Roman" w:hAnsi="Times New Roman"/>
+      <w:rFonts w:asciiTheme="majorHAnsi" w:eastAsiaTheme="majorEastAsia" w:hAnsiTheme="majorHAnsi" w:cstheme="majorBidi"/>
       <w:b/>
       <w:bCs/>
-      <w:color w:val="000000"/>
-      <w:sz w:val="28"/>
+      <w:color w:val="4F81BD" w:themeColor="accent1"/>
+      <w:sz w:val="26"/>
       <w:szCs w:val="26"/>
     </w:rPr>
   </w:style>
@@ -5732,11 +6357,10 @@
       <w:outlineLvl w:val="2"/>
     </w:pPr>
     <w:rPr>
-      <w:rFonts w:asciiTheme="majorHAnsi" w:eastAsiaTheme="majorEastAsia" w:hAnsiTheme="majorHAnsi" w:cstheme="majorBidi" w:ascii="Times New Roman" w:hAnsi="Times New Roman"/>
+      <w:rFonts w:asciiTheme="majorHAnsi" w:eastAsiaTheme="majorEastAsia" w:hAnsiTheme="majorHAnsi" w:cstheme="majorBidi"/>
       <w:b/>
       <w:bCs/>
-      <w:color w:val="000000"/>
-      <w:sz w:val="26"/>
+      <w:color w:val="4F81BD" w:themeColor="accent1"/>
     </w:rPr>
   </w:style>
   <w:style w:type="paragraph" w:styleId="Heading4">
@@ -5756,13 +6380,12 @@
       <w:outlineLvl w:val="3"/>
     </w:pPr>
     <w:rPr>
-      <w:rFonts w:asciiTheme="majorHAnsi" w:eastAsiaTheme="majorEastAsia" w:hAnsiTheme="majorHAnsi" w:cstheme="majorBidi" w:ascii="Times New Roman" w:hAnsi="Times New Roman"/>
+      <w:rFonts w:asciiTheme="majorHAnsi" w:eastAsiaTheme="majorEastAsia" w:hAnsiTheme="majorHAnsi" w:cstheme="majorBidi"/>
       <w:b/>
       <w:bCs/>
       <w:i/>
       <w:iCs/>
-      <w:color w:val="000000"/>
-      <w:sz w:val="24"/>
+      <w:color w:val="4F81BD" w:themeColor="accent1"/>
     </w:rPr>
   </w:style>
   <w:style w:type="paragraph" w:styleId="Heading5">

--- a/final report/IS305 - Final Report (Ch4 onwards).docx
+++ b/final report/IS305 - Final Report (Ch4 onwards).docx
@@ -7,23 +7,18 @@
         <w:pStyle w:val="Heading1"/>
       </w:pPr>
       <w:r>
-        <w:rPr>
-          <w:rFonts w:ascii="Calibri" w:hAnsi="Calibri"/>
-          <w:color w:val="1F4E79"/>
-        </w:rPr>
-        <w:t>Chapter 4 | System Integration and Functional Testing</w:t>
+        <w:t>Chapter 4: Testing, Evaluation and Iterations</w:t>
       </w:r>
     </w:p>
     <w:p>
-      <w:pPr>
-        <w:spacing w:line="276" w:lineRule="auto" w:after="120"/>
-      </w:pPr>
       <w:r>
         <w:rPr>
-          <w:rFonts w:ascii="Calibri" w:hAnsi="Calibri"/>
-          <w:sz w:val="22"/>
+          <w:rFonts w:ascii="Times New Roman" w:hAnsi="Times New Roman"/>
+          <w:b w:val="0"/>
+          <w:i w:val="0"/>
+          <w:sz w:val="24"/>
         </w:rPr>
-        <w:t>This chapter documents the integration of the individually developed subsystems into a cohesive verification pipeline, followed by the functional testing conducted to validate each component under controlled laboratory conditions. The testing methodology separates subsystem-level characterisation from system-level user validation: the former is addressed in this chapter, while the latter is presented in Chapter 5.</w:t>
+        <w:t>This chapter documents the functional testing conducted on each subsystem under controlled laboratory conditions, as well as the design iterations that emerged from the test results. System-level user testing is addressed in Chapter 5.</w:t>
       </w:r>
     </w:p>
     <w:p>
@@ -31,59 +26,51 @@
         <w:pStyle w:val="Heading2"/>
       </w:pPr>
       <w:r>
-        <w:rPr>
-          <w:rFonts w:ascii="Calibri" w:hAnsi="Calibri"/>
-          <w:color w:val="2E75B6"/>
-        </w:rPr>
-        <w:t>4.1 System Integration Overview</w:t>
+        <w:t>4.1 System Integration</w:t>
       </w:r>
     </w:p>
     <w:p>
-      <w:pPr>
-        <w:spacing w:line="276" w:lineRule="auto" w:after="120"/>
-      </w:pPr>
       <w:r>
         <w:rPr>
-          <w:rFonts w:ascii="Calibri" w:hAnsi="Calibri"/>
-          <w:sz w:val="22"/>
+          <w:rFonts w:ascii="Times New Roman" w:hAnsi="Times New Roman"/>
+          <w:b w:val="0"/>
+          <w:i w:val="0"/>
+          <w:sz w:val="24"/>
         </w:rPr>
-        <w:t>System integration is coordinated by a main pipeline orchestrator that manages the data flow between the computer vision, load cell, and HMI subsystems. During system startup, a two-snapshot calibration process establishes the spatial context for the session.</w:t>
+        <w:t>A pipeline orchestrator coordinates data flow between the CV, load cell, and HMI subsystems. At startup, a two-snapshot calibration process establishes the spatial context for the session, as illustrated in Figure 4.1.</w:t>
       </w:r>
     </w:p>
     <w:p>
-      <w:pPr>
-        <w:pStyle w:val="ListNumber"/>
-      </w:pPr>
       <w:r>
         <w:rPr>
-          <w:rFonts w:ascii="Calibri" w:hAnsi="Calibri"/>
-          <w:sz w:val="22"/>
+          <w:rFonts w:ascii="Times New Roman" w:hAnsi="Times New Roman"/>
+          <w:b w:val="0"/>
+          <w:i w:val="0"/>
+          <w:sz w:val="24"/>
         </w:rPr>
-        <w:t>Snapshot 1 (Grid Layout): Captures the workstation layout and identifies the nine bin slot positions through the grid calibrator module.</w:t>
+        <w:t>The first snapshot identifies the nine bin slots through the grid calibrator module. The second snapshot registers which slots contain physical bins, locking oriented-bounding-box (OBB) geofences for the remainder of the session.</w:t>
       </w:r>
     </w:p>
     <w:p>
-      <w:pPr>
-        <w:pStyle w:val="ListNumber"/>
-      </w:pPr>
       <w:r>
         <w:rPr>
-          <w:rFonts w:ascii="Calibri" w:hAnsi="Calibri"/>
-          <w:sz w:val="22"/>
+          <w:rFonts w:ascii="Times New Roman" w:hAnsi="Times New Roman"/>
+          <w:b w:val="0"/>
+          <w:i w:val="0"/>
+          <w:sz w:val="24"/>
         </w:rPr>
-        <w:t>Snapshot 2 (Bin Presence): Registers which slots contain physical bins, initialising active geofence boundaries for the current order.</w:t>
+        <w:t>Once calibrated, the real-time processing loop executes continuously. Each frame follows the sequence shown in Figure 4.2: camera capture, hand tracking, bin assignment, weight delta evaluation, FSM state update, and HMI refresh.</w:t>
       </w:r>
     </w:p>
     <w:p>
-      <w:pPr>
-        <w:spacing w:line="276" w:lineRule="auto" w:after="120"/>
-      </w:pPr>
       <w:r>
         <w:rPr>
-          <w:rFonts w:ascii="Calibri" w:hAnsi="Calibri"/>
-          <w:sz w:val="22"/>
+          <w:rFonts w:ascii="Times New Roman" w:hAnsi="Times New Roman"/>
+          <w:b w:val="0"/>
+          <w:i w:val="0"/>
+          <w:sz w:val="24"/>
         </w:rPr>
-        <w:t>Once boundaries are locked as polygons, the real-time processing loop executes continuously. Each iteration proceeds through the following sequence: the camera frame is captured; the hand tracker determines landmark positions for each detected hand; the bin assignment engine evaluates whether the tracked keypoint falls within any active geofence; and simultaneously, weight data streams from the ESP32 load cell array over USB serial. The placement tracker FSM then coordinates the vision-based hand-in-bin event with the gravimetric weight delta to determine whether a valid pick-and-place action has occurred.</w:t>
+        <w:t>The CV and load cell threads write to a shared PipelineState object, while the FastAPI web server reads from it independently. This decoupling ensures that the sensing loop runs at full frame rate regardless of HMI refresh timing.</w:t>
       </w:r>
     </w:p>
     <w:p>
@@ -93,46 +80,24 @@
       <w:r>
         <w:rPr>
           <w:i/>
-          <w:color w:val="595959"/>
-          <w:sz w:val="20"/>
+          <w:color w:val="969696"/>
+          <w:sz w:val="22"/>
         </w:rPr>
-        <w:t>[Figure 4.1: System integration data flow diagram showing the real-time processing loop from camera capture through bin assignment to FSM state update and HMI rendering]</w:t>
+        <w:t>[INSERT FIGURE HERE]</w:t>
       </w:r>
     </w:p>
     <w:p>
       <w:pPr>
-        <w:pStyle w:val="Heading2"/>
+        <w:spacing w:after="240"/>
+        <w:jc w:val="center"/>
       </w:pPr>
       <w:r>
         <w:rPr>
-          <w:rFonts w:ascii="Calibri" w:hAnsi="Calibri"/>
-          <w:color w:val="2E75B6"/>
+          <w:rFonts w:ascii="Times New Roman" w:hAnsi="Times New Roman"/>
+          <w:i/>
+          <w:sz w:val="20"/>
         </w:rPr>
-        <w:t>4.2 Hardware Subsystem</w:t>
-      </w:r>
-    </w:p>
-    <w:p>
-      <w:pPr>
-        <w:pStyle w:val="Heading3"/>
-      </w:pPr>
-      <w:r>
-        <w:rPr>
-          <w:rFonts w:ascii="Calibri" w:hAnsi="Calibri"/>
-          <w:color w:val="2E75B6"/>
-        </w:rPr>
-        <w:t>4.2.1 Load Cell Platforms</w:t>
-      </w:r>
-    </w:p>
-    <w:p>
-      <w:pPr>
-        <w:spacing w:line="276" w:lineRule="auto" w:after="120"/>
-      </w:pPr>
-      <w:r>
-        <w:rPr>
-          <w:rFonts w:ascii="Calibri" w:hAnsi="Calibri"/>
-          <w:sz w:val="22"/>
-        </w:rPr>
-        <w:t>This section outlines how the final load cell platform design was developed through iterative evaluation, starting from the initial single-cell configuration described in Chapter 3.2.2.</w:t>
+        <w:t>Figure 4.1: Two-snapshot calibration process. (a) First snapshot: grid slot identification. (b) Second snapshot: active bin registration with locked OBB geofences.</w:t>
       </w:r>
     </w:p>
     <w:p>
@@ -142,10 +107,32 @@
       <w:r>
         <w:rPr>
           <w:i/>
-          <w:color w:val="595959"/>
+          <w:color w:val="969696"/>
+          <w:sz w:val="22"/>
+        </w:rPr>
+        <w:t>[INSERT FIGURE HERE]</w:t>
+      </w:r>
+    </w:p>
+    <w:p>
+      <w:pPr>
+        <w:spacing w:after="240"/>
+        <w:jc w:val="center"/>
+      </w:pPr>
+      <w:r>
+        <w:rPr>
+          <w:rFonts w:ascii="Times New Roman" w:hAnsi="Times New Roman"/>
+          <w:i/>
           <w:sz w:val="20"/>
         </w:rPr>
-        <w:t>[Figure 4.2: Load cell platform iterations — single cantilever design (left) and three-point summed triangle design (right)]</w:t>
+        <w:t>Figure 4.2: Real-time processing loop data flow diagram.</w:t>
+      </w:r>
+    </w:p>
+    <w:p>
+      <w:pPr>
+        <w:pStyle w:val="Heading2"/>
+      </w:pPr>
+      <w:r>
+        <w:t>4.2 Sensors</w:t>
       </w:r>
     </w:p>
     <w:p>
@@ -153,33 +140,26 @@
         <w:pStyle w:val="Heading3"/>
       </w:pPr>
       <w:r>
-        <w:rPr>
-          <w:rFonts w:ascii="Calibri" w:hAnsi="Calibri"/>
-          <w:color w:val="2E75B6"/>
-        </w:rPr>
-        <w:t>4.2.1.1 Evaluation of Initial Platform Design</w:t>
+        <w:t>4.2.1 Computer Vision</w:t>
       </w:r>
     </w:p>
     <w:p>
       <w:pPr>
-        <w:spacing w:line="276" w:lineRule="auto" w:after="120"/>
+        <w:pStyle w:val="Heading4"/>
       </w:pPr>
       <w:r>
-        <w:rPr>
-          <w:rFonts w:ascii="Calibri" w:hAnsi="Calibri"/>
-          <w:sz w:val="22"/>
-        </w:rPr>
-        <w:t>The initial platform comprised a single cantilever load cell mounted centrally beneath a flat acrylic resting plate. Bench evaluation revealed two critical failure modes that made this design unsuitable for medium and large bins.</w:t>
+        <w:t>4.2.1.1 Testing Framework</w:t>
       </w:r>
     </w:p>
     <w:p>
       <w:r>
         <w:rPr>
-          <w:b/>
-          <w:color w:val="000000"/>
-          <w:sz w:val="20"/>
+          <w:rFonts w:ascii="Times New Roman" w:hAnsi="Times New Roman"/>
+          <w:b w:val="0"/>
+          <w:i w:val="0"/>
+          <w:sz w:val="24"/>
         </w:rPr>
-        <w:t>Table 17: Evaluation of Initial Single-Cell Platform Design</w:t>
+        <w:t>The CV detector was evaluated using a layer-by-layer permutation protocol designed to test invariance to bin position, colour, and fill level. Testing proceeded across three setup groups, each isolating one variable. The test conditions are summarised in Table 4.1.</w:t>
       </w:r>
     </w:p>
     <w:tbl>
@@ -190,46 +170,62 @@
         <w:tblLook w:firstColumn="1" w:firstRow="1" w:lastColumn="0" w:lastRow="0" w:noHBand="0" w:noVBand="1" w:val="04A0"/>
       </w:tblPr>
       <w:tblGrid>
-        <w:gridCol w:w="4680"/>
-        <w:gridCol w:w="4680"/>
+        <w:gridCol w:w="2880"/>
+        <w:gridCol w:w="2880"/>
+        <w:gridCol w:w="2880"/>
       </w:tblGrid>
       <w:tr>
-        <w:trPr>
-          <w:tblHeader/>
-        </w:trPr>
         <w:tc>
           <w:tcPr>
-            <w:tcW w:type="dxa" w:w="4680"/>
-            <w:shd w:val="clear" w:color="auto" w:fill="1F4E79"/>
+            <w:tcW w:type="dxa" w:w="2880"/>
           </w:tcPr>
           <w:p>
-            <w:r/>
+            <w:pPr>
+              <w:jc w:val="center"/>
+            </w:pPr>
             <w:r>
               <w:rPr>
-                <w:rFonts w:ascii="Calibri" w:hAnsi="Calibri"/>
+                <w:rFonts w:ascii="Times New Roman" w:hAnsi="Times New Roman"/>
                 <w:b/>
-                <w:color w:val="FFFFFF"/>
-                <w:sz w:val="18"/>
+                <w:sz w:val="20"/>
               </w:rPr>
-              <w:t>Deficiency</w:t>
+              <w:t>Group</w:t>
             </w:r>
           </w:p>
         </w:tc>
         <w:tc>
           <w:tcPr>
-            <w:tcW w:type="dxa" w:w="4680"/>
-            <w:shd w:val="clear" w:color="auto" w:fill="1F4E79"/>
+            <w:tcW w:type="dxa" w:w="2880"/>
           </w:tcPr>
           <w:p>
-            <w:r/>
+            <w:pPr>
+              <w:jc w:val="center"/>
+            </w:pPr>
             <w:r>
               <w:rPr>
-                <w:rFonts w:ascii="Calibri" w:hAnsi="Calibri"/>
+                <w:rFonts w:ascii="Times New Roman" w:hAnsi="Times New Roman"/>
                 <w:b/>
-                <w:color w:val="FFFFFF"/>
-                <w:sz w:val="18"/>
+                <w:sz w:val="20"/>
               </w:rPr>
-              <w:t>Observation</w:t>
+              <w:t>Variable Tested</w:t>
+            </w:r>
+          </w:p>
+        </w:tc>
+        <w:tc>
+          <w:tcPr>
+            <w:tcW w:type="dxa" w:w="2880"/>
+          </w:tcPr>
+          <w:p>
+            <w:pPr>
+              <w:jc w:val="center"/>
+            </w:pPr>
+            <w:r>
+              <w:rPr>
+                <w:rFonts w:ascii="Times New Roman" w:hAnsi="Times New Roman"/>
+                <w:b/>
+                <w:sz w:val="20"/>
+              </w:rPr>
+              <w:t>Conditions</w:t>
             </w:r>
           </w:p>
         </w:tc>
@@ -237,33 +233,43 @@
       <w:tr>
         <w:tc>
           <w:tcPr>
-            <w:tcW w:type="dxa" w:w="4680"/>
-            <w:shd w:val="clear" w:color="auto" w:fill="F2F4F7"/>
+            <w:tcW w:type="dxa" w:w="2880"/>
           </w:tcPr>
           <w:p>
-            <w:r/>
             <w:r>
               <w:rPr>
-                <w:rFonts w:ascii="Calibri" w:hAnsi="Calibri"/>
-                <w:sz w:val="18"/>
+                <w:rFonts w:ascii="Times New Roman" w:hAnsi="Times New Roman"/>
+                <w:sz w:val="20"/>
               </w:rPr>
-              <w:t>Off-centre tipping</w:t>
+              <w:t>A</w:t>
             </w:r>
           </w:p>
         </w:tc>
         <w:tc>
           <w:tcPr>
-            <w:tcW w:type="dxa" w:w="4680"/>
-            <w:shd w:val="clear" w:color="auto" w:fill="F2F4F7"/>
+            <w:tcW w:type="dxa" w:w="2880"/>
           </w:tcPr>
           <w:p>
-            <w:r/>
             <w:r>
               <w:rPr>
-                <w:rFonts w:ascii="Calibri" w:hAnsi="Calibri"/>
-                <w:sz w:val="18"/>
+                <w:rFonts w:ascii="Times New Roman" w:hAnsi="Times New Roman"/>
+                <w:sz w:val="20"/>
               </w:rPr>
-              <w:t>When bin contents shifted away from the central axis, the platform tilted and contacted neighbouring frames, introducing binding friction.</w:t>
+              <w:t>Bin colour and layout</w:t>
+            </w:r>
+          </w:p>
+        </w:tc>
+        <w:tc>
+          <w:tcPr>
+            <w:tcW w:type="dxa" w:w="2880"/>
+          </w:tcPr>
+          <w:p>
+            <w:r>
+              <w:rPr>
+                <w:rFonts w:ascii="Times New Roman" w:hAnsi="Times New Roman"/>
+                <w:sz w:val="20"/>
+              </w:rPr>
+              <w:t>A1: 9 blue bins (baseline); A2: mixed red/green/blue; A3: blue + mixed set</w:t>
             </w:r>
           </w:p>
         </w:tc>
@@ -271,33 +277,87 @@
       <w:tr>
         <w:tc>
           <w:tcPr>
-            <w:tcW w:type="dxa" w:w="4680"/>
-            <w:shd w:val="clear" w:color="auto" w:fill="FFFFFF"/>
+            <w:tcW w:type="dxa" w:w="2880"/>
           </w:tcPr>
           <w:p>
-            <w:r/>
             <w:r>
               <w:rPr>
-                <w:rFonts w:ascii="Calibri" w:hAnsi="Calibri"/>
-                <w:sz w:val="18"/>
+                <w:rFonts w:ascii="Times New Roman" w:hAnsi="Times New Roman"/>
+                <w:sz w:val="20"/>
               </w:rPr>
-              <w:t>Measurement error under off-centre load</w:t>
+              <w:t>B</w:t>
             </w:r>
           </w:p>
         </w:tc>
         <w:tc>
           <w:tcPr>
-            <w:tcW w:type="dxa" w:w="4680"/>
-            <w:shd w:val="clear" w:color="auto" w:fill="FFFFFF"/>
+            <w:tcW w:type="dxa" w:w="2880"/>
           </w:tcPr>
           <w:p>
-            <w:r/>
             <w:r>
               <w:rPr>
-                <w:rFonts w:ascii="Calibri" w:hAnsi="Calibri"/>
-                <w:sz w:val="18"/>
+                <w:rFonts w:ascii="Times New Roman" w:hAnsi="Times New Roman"/>
+                <w:sz w:val="20"/>
               </w:rPr>
-              <w:t>Loading beyond the rated radial distance of the single cell produced zero-point shifts exceeding ±15 g, well beyond the resolution needed for piece counting.</w:t>
+              <w:t>Bin contents and fill level</w:t>
+            </w:r>
+          </w:p>
+        </w:tc>
+        <w:tc>
+          <w:tcPr>
+            <w:tcW w:type="dxa" w:w="2880"/>
+          </w:tcPr>
+          <w:p>
+            <w:r>
+              <w:rPr>
+                <w:rFonts w:ascii="Times New Roman" w:hAnsi="Times New Roman"/>
+                <w:sz w:val="20"/>
+              </w:rPr>
+              <w:t>7 item categories at 3 fill levels (empty, partial, full). Items tested: matte connectors, reflective brackets, shiny screws, PVC pipes, copper rods, dark connectors, mixed items</w:t>
+            </w:r>
+          </w:p>
+        </w:tc>
+      </w:tr>
+      <w:tr>
+        <w:tc>
+          <w:tcPr>
+            <w:tcW w:type="dxa" w:w="2880"/>
+          </w:tcPr>
+          <w:p>
+            <w:r>
+              <w:rPr>
+                <w:rFonts w:ascii="Times New Roman" w:hAnsi="Times New Roman"/>
+                <w:sz w:val="20"/>
+              </w:rPr>
+              <w:t>Lighting</w:t>
+            </w:r>
+          </w:p>
+        </w:tc>
+        <w:tc>
+          <w:tcPr>
+            <w:tcW w:type="dxa" w:w="2880"/>
+          </w:tcPr>
+          <w:p>
+            <w:r>
+              <w:rPr>
+                <w:rFonts w:ascii="Times New Roman" w:hAnsi="Times New Roman"/>
+                <w:sz w:val="20"/>
+              </w:rPr>
+              <w:t>Ambient illuminance</w:t>
+            </w:r>
+          </w:p>
+        </w:tc>
+        <w:tc>
+          <w:tcPr>
+            <w:tcW w:type="dxa" w:w="2880"/>
+          </w:tcPr>
+          <w:p>
+            <w:r>
+              <w:rPr>
+                <w:rFonts w:ascii="Times New Roman" w:hAnsi="Times New Roman"/>
+                <w:sz w:val="20"/>
+              </w:rPr>
+              <w:t>8 levels from approximately 0 lux to 506 lux; 9 bins measured per level (72 readings total)</w:t>
             </w:r>
           </w:p>
         </w:tc>
@@ -305,51 +365,14 @@
     </w:tbl>
     <w:p/>
     <w:p>
-      <w:pPr>
-        <w:spacing w:line="276" w:lineRule="auto" w:after="120"/>
-      </w:pPr>
       <w:r>
         <w:rPr>
-          <w:rFonts w:ascii="Calibri" w:hAnsi="Calibri"/>
-          <w:sz w:val="22"/>
+          <w:rFonts w:ascii="Times New Roman" w:hAnsi="Times New Roman"/>
+          <w:b w:val="0"/>
+          <w:i/>
+          <w:sz w:val="20"/>
         </w:rPr>
-        <w:t>As shown in Table 17, the single-cell configuration failed to provide the mechanical stability and measurement accuracy required for bins larger than the small (1 kg) size class. These findings drove the redesign described in Section 4.2.1.2.</w:t>
-      </w:r>
-    </w:p>
-    <w:p>
-      <w:pPr>
-        <w:pStyle w:val="Heading3"/>
-      </w:pPr>
-      <w:r>
-        <w:rPr>
-          <w:rFonts w:ascii="Calibri" w:hAnsi="Calibri"/>
-          <w:color w:val="2E75B6"/>
-        </w:rPr>
-        <w:t>4.2.1.2 Redesigned Platform (Three-Point Summed Configuration)</w:t>
-      </w:r>
-    </w:p>
-    <w:p>
-      <w:pPr>
-        <w:spacing w:line="276" w:lineRule="auto" w:after="120"/>
-      </w:pPr>
-      <w:r>
-        <w:rPr>
-          <w:rFonts w:ascii="Calibri" w:hAnsi="Calibri"/>
-          <w:sz w:val="22"/>
-        </w:rPr>
-        <w:t>To overcome tipping instability without enlarging individual cells, a three-point summed load cell triangle was adopted for all medium and large bin positions. Three sensors arranged in an equilateral triangle guarantee that the bin's centre of gravity always falls within the support plane, providing mechanical stability on uneven bench surfaces. A three-point contact is statically determined, eliminating the rocking associated with four-cell designs. The three bridges are wired in parallel into a single HX711 24-bit ADC, outputting one combined weight to the ESP32 microcontroller.</w:t>
-      </w:r>
-    </w:p>
-    <w:p>
-      <w:pPr>
-        <w:spacing w:line="276" w:lineRule="auto" w:after="120"/>
-      </w:pPr>
-      <w:r>
-        <w:rPr>
-          <w:rFonts w:ascii="Calibri" w:hAnsi="Calibri"/>
-          <w:sz w:val="22"/>
-        </w:rPr>
-        <w:t>Single 1 kg cantilever cells were retained for small bin positions, where component mass is low (&lt;1 kg) and the compact platform radius (100 mm) provides adequate stability.</w:t>
+        <w:t>Table 4.1: CV testing conditions.</w:t>
       </w:r>
     </w:p>
     <w:p>
@@ -359,44 +382,152 @@
       <w:r>
         <w:rPr>
           <w:i/>
-          <w:color w:val="595959"/>
-          <w:sz w:val="20"/>
+          <w:color w:val="969696"/>
+          <w:sz w:val="22"/>
         </w:rPr>
-        <w:t>[Figure 4.3: Final load cell platform configurations — (a) small bin: single 1 kg cell with circular acrylic plate; (b) medium/large bin: three-point summed triangle with HX711 summation wiring schematic]</w:t>
+        <w:t>[INSERT FIGURE HERE]</w:t>
       </w:r>
     </w:p>
     <w:p>
       <w:pPr>
-        <w:pStyle w:val="Heading3"/>
+        <w:spacing w:after="240"/>
+        <w:jc w:val="center"/>
       </w:pPr>
       <w:r>
         <w:rPr>
-          <w:rFonts w:ascii="Calibri" w:hAnsi="Calibri"/>
-          <w:color w:val="2E75B6"/>
+          <w:rFonts w:ascii="Times New Roman" w:hAnsi="Times New Roman"/>
+          <w:i/>
+          <w:sz w:val="20"/>
         </w:rPr>
-        <w:t>4.2.1.3 Bench Metrology Qualification</w:t>
+        <w:t>Figure 4.3: CV test setups. (a) Group A baseline with all blue bins. (b) Group A2 with mixed colours. (c) Group B with varied items at different fill levels. (d) Lighting sweep with lux meter.</w:t>
       </w:r>
     </w:p>
     <w:p>
       <w:pPr>
-        <w:spacing w:line="276" w:lineRule="auto" w:after="120"/>
+        <w:pStyle w:val="Heading4"/>
       </w:pPr>
       <w:r>
-        <w:rPr>
-          <w:rFonts w:ascii="Calibri" w:hAnsi="Calibri"/>
-          <w:sz w:val="22"/>
-        </w:rPr>
-        <w:t>The metrological capability of each platform configuration was characterised on a dedicated test bench using a graded reference-mass kit (reference scale readability: 0.1 g). The test battery covered capability (zero-noise floor, minimum detectable mass, repeatability, hysteresis), stability (warm-up drift, creep), and integration (off-centre sensitivity, settling time).</w:t>
+        <w:t>4.2.1.2 Evaluation Results</w:t>
       </w:r>
     </w:p>
     <w:p>
       <w:r>
         <w:rPr>
+          <w:rFonts w:ascii="Times New Roman" w:hAnsi="Times New Roman"/>
           <w:b/>
-          <w:color w:val="000000"/>
+          <w:i w:val="0"/>
+          <w:sz w:val="24"/>
+        </w:rPr>
+        <w:t>Group A Results</w:t>
+      </w:r>
+    </w:p>
+    <w:p>
+      <w:r>
+        <w:rPr>
+          <w:rFonts w:ascii="Times New Roman" w:hAnsi="Times New Roman"/>
+          <w:b w:val="0"/>
+          <w:i w:val="0"/>
+          <w:sz w:val="24"/>
+        </w:rPr>
+        <w:t>Under condition A1, the model achieved 100% detection across 20 sample frames. When non-blue bins were introduced under conditions A2 and A3, detection accuracy decreased to 80% and 85% respectively, as shown in Figure 4.4. Analysis of the failure cases revealed hallucinated bounding boxes when non-blue rims were present. This finding informed the decision to standardise on blue bins for the deployment configuration.</w:t>
+      </w:r>
+    </w:p>
+    <w:p>
+      <w:pPr>
+        <w:jc w:val="center"/>
+      </w:pPr>
+      <w:r>
+        <w:rPr>
+          <w:i/>
+          <w:color w:val="969696"/>
+          <w:sz w:val="22"/>
+        </w:rPr>
+        <w:t>[INSERT FIGURE HERE]</w:t>
+      </w:r>
+    </w:p>
+    <w:p>
+      <w:pPr>
+        <w:spacing w:after="240"/>
+        <w:jc w:val="center"/>
+      </w:pPr>
+      <w:r>
+        <w:rPr>
+          <w:rFonts w:ascii="Times New Roman" w:hAnsi="Times New Roman"/>
+          <w:i/>
           <w:sz w:val="20"/>
         </w:rPr>
-        <w:t>Table 18: Load Cell Capability Characterisation Results</w:t>
+        <w:t>Figure 4.4: Group A detection results. (a) A1: 100% detection. (b) A2: hallucinated bounding box example. (c) Accuracy comparison across the three conditions.</w:t>
+      </w:r>
+    </w:p>
+    <w:p>
+      <w:r>
+        <w:rPr>
+          <w:rFonts w:ascii="Times New Roman" w:hAnsi="Times New Roman"/>
+          <w:b/>
+          <w:i w:val="0"/>
+          <w:sz w:val="24"/>
+        </w:rPr>
+        <w:t>Group B Results</w:t>
+      </w:r>
+    </w:p>
+    <w:p>
+      <w:r>
+        <w:rPr>
+          <w:rFonts w:ascii="Times New Roman" w:hAnsi="Times New Roman"/>
+          <w:b w:val="0"/>
+          <w:i w:val="0"/>
+          <w:sz w:val="24"/>
+        </w:rPr>
+        <w:t>With standardised blue bins, detection held at 100% across all seven item categories at every fill level, including copper rods protruding above the bin rim, as shown in Figure 4.5. This confirms that the model is rim-centric and content-invariant.</w:t>
+      </w:r>
+    </w:p>
+    <w:p>
+      <w:pPr>
+        <w:jc w:val="center"/>
+      </w:pPr>
+      <w:r>
+        <w:rPr>
+          <w:i/>
+          <w:color w:val="969696"/>
+          <w:sz w:val="22"/>
+        </w:rPr>
+        <w:t>[INSERT FIGURE HERE]</w:t>
+      </w:r>
+    </w:p>
+    <w:p>
+      <w:pPr>
+        <w:spacing w:after="240"/>
+        <w:jc w:val="center"/>
+      </w:pPr>
+      <w:r>
+        <w:rPr>
+          <w:rFonts w:ascii="Times New Roman" w:hAnsi="Times New Roman"/>
+          <w:i/>
+          <w:sz w:val="20"/>
+        </w:rPr>
+        <w:t>Figure 4.5: Group B sample detections across item categories and fill levels.</w:t>
+      </w:r>
+    </w:p>
+    <w:p>
+      <w:r>
+        <w:rPr>
+          <w:rFonts w:ascii="Times New Roman" w:hAnsi="Times New Roman"/>
+          <w:b/>
+          <w:i w:val="0"/>
+          <w:sz w:val="24"/>
+        </w:rPr>
+        <w:t>Model Validation Metrics</w:t>
+      </w:r>
+    </w:p>
+    <w:p>
+      <w:r>
+        <w:rPr>
+          <w:rFonts w:ascii="Times New Roman" w:hAnsi="Times New Roman"/>
+          <w:b w:val="0"/>
+          <w:i w:val="0"/>
+          <w:sz w:val="24"/>
+        </w:rPr>
+        <w:t>The fullness-varied model (Setup V3) achieved the validation metrics shown in Table 4.2. Training curves are presented in Figure 4.6.</w:t>
       </w:r>
     </w:p>
     <w:tbl>
@@ -407,103 +538,43 @@
         <w:tblLook w:firstColumn="1" w:firstRow="1" w:lastColumn="0" w:lastRow="0" w:noHBand="0" w:noVBand="1" w:val="04A0"/>
       </w:tblPr>
       <w:tblGrid>
-        <w:gridCol w:w="1872"/>
-        <w:gridCol w:w="1872"/>
-        <w:gridCol w:w="1872"/>
-        <w:gridCol w:w="1872"/>
-        <w:gridCol w:w="1872"/>
+        <w:gridCol w:w="4320"/>
+        <w:gridCol w:w="4320"/>
       </w:tblGrid>
       <w:tr>
-        <w:trPr>
-          <w:tblHeader/>
-        </w:trPr>
         <w:tc>
           <w:tcPr>
-            <w:tcW w:type="dxa" w:w="1872"/>
-            <w:shd w:val="clear" w:color="auto" w:fill="1F4E79"/>
+            <w:tcW w:type="dxa" w:w="4320"/>
           </w:tcPr>
           <w:p>
-            <w:r/>
+            <w:pPr>
+              <w:jc w:val="center"/>
+            </w:pPr>
             <w:r>
               <w:rPr>
-                <w:rFonts w:ascii="Calibri" w:hAnsi="Calibri"/>
+                <w:rFonts w:ascii="Times New Roman" w:hAnsi="Times New Roman"/>
                 <w:b/>
-                <w:color w:val="FFFFFF"/>
-                <w:sz w:val="18"/>
+                <w:sz w:val="20"/>
               </w:rPr>
-              <w:t>Configuration</w:t>
+              <w:t>Metric</w:t>
             </w:r>
           </w:p>
         </w:tc>
         <w:tc>
           <w:tcPr>
-            <w:tcW w:type="dxa" w:w="1872"/>
-            <w:shd w:val="clear" w:color="auto" w:fill="1F4E79"/>
+            <w:tcW w:type="dxa" w:w="4320"/>
           </w:tcPr>
           <w:p>
-            <w:r/>
+            <w:pPr>
+              <w:jc w:val="center"/>
+            </w:pPr>
             <w:r>
               <w:rPr>
-                <w:rFonts w:ascii="Calibri" w:hAnsi="Calibri"/>
+                <w:rFonts w:ascii="Times New Roman" w:hAnsi="Times New Roman"/>
                 <w:b/>
-                <w:color w:val="FFFFFF"/>
-                <w:sz w:val="18"/>
+                <w:sz w:val="20"/>
               </w:rPr>
-              <w:t>Zero-Band σ (g)</w:t>
-            </w:r>
-          </w:p>
-        </w:tc>
-        <w:tc>
-          <w:tcPr>
-            <w:tcW w:type="dxa" w:w="1872"/>
-            <w:shd w:val="clear" w:color="auto" w:fill="1F4E79"/>
-          </w:tcPr>
-          <w:p>
-            <w:r/>
-            <w:r>
-              <w:rPr>
-                <w:rFonts w:ascii="Calibri" w:hAnsi="Calibri"/>
-                <w:b/>
-                <w:color w:val="FFFFFF"/>
-                <w:sz w:val="18"/>
-              </w:rPr>
-              <w:t>Min. Detectable Mass (g)</w:t>
-            </w:r>
-          </w:p>
-        </w:tc>
-        <w:tc>
-          <w:tcPr>
-            <w:tcW w:type="dxa" w:w="1872"/>
-            <w:shd w:val="clear" w:color="auto" w:fill="1F4E79"/>
-          </w:tcPr>
-          <w:p>
-            <w:r/>
-            <w:r>
-              <w:rPr>
-                <w:rFonts w:ascii="Calibri" w:hAnsi="Calibri"/>
-                <w:b/>
-                <w:color w:val="FFFFFF"/>
-                <w:sz w:val="18"/>
-              </w:rPr>
-              <w:t>Repeatability SD (g)</w:t>
-            </w:r>
-          </w:p>
-        </w:tc>
-        <w:tc>
-          <w:tcPr>
-            <w:tcW w:type="dxa" w:w="1872"/>
-            <w:shd w:val="clear" w:color="auto" w:fill="1F4E79"/>
-          </w:tcPr>
-          <w:p>
-            <w:r/>
-            <w:r>
-              <w:rPr>
-                <w:rFonts w:ascii="Calibri" w:hAnsi="Calibri"/>
-                <w:b/>
-                <w:color w:val="FFFFFF"/>
-                <w:sz w:val="18"/>
-              </w:rPr>
-              <w:t>Max Hysteresis (g)</w:t>
+              <w:t>Value</w:t>
             </w:r>
           </w:p>
         </w:tc>
@@ -511,81 +582,29 @@
       <w:tr>
         <w:tc>
           <w:tcPr>
-            <w:tcW w:type="dxa" w:w="1872"/>
-            <w:shd w:val="clear" w:color="auto" w:fill="F2F4F7"/>
+            <w:tcW w:type="dxa" w:w="4320"/>
           </w:tcPr>
           <w:p>
-            <w:r/>
             <w:r>
               <w:rPr>
-                <w:rFonts w:ascii="Calibri" w:hAnsi="Calibri"/>
-                <w:sz w:val="18"/>
+                <w:rFonts w:ascii="Times New Roman" w:hAnsi="Times New Roman"/>
+                <w:sz w:val="20"/>
               </w:rPr>
-              <w:t>1 kg (1 cell)</w:t>
+              <w:t>Precision</w:t>
             </w:r>
           </w:p>
         </w:tc>
         <w:tc>
           <w:tcPr>
-            <w:tcW w:type="dxa" w:w="1872"/>
-            <w:shd w:val="clear" w:color="auto" w:fill="F2F4F7"/>
+            <w:tcW w:type="dxa" w:w="4320"/>
           </w:tcPr>
           <w:p>
-            <w:r/>
             <w:r>
               <w:rPr>
-                <w:rFonts w:ascii="Calibri" w:hAnsi="Calibri"/>
-                <w:sz w:val="18"/>
+                <w:rFonts w:ascii="Times New Roman" w:hAnsi="Times New Roman"/>
+                <w:sz w:val="20"/>
               </w:rPr>
-              <w:t>0.028</w:t>
-            </w:r>
-          </w:p>
-        </w:tc>
-        <w:tc>
-          <w:tcPr>
-            <w:tcW w:type="dxa" w:w="1872"/>
-            <w:shd w:val="clear" w:color="auto" w:fill="F2F4F7"/>
-          </w:tcPr>
-          <w:p>
-            <w:r/>
-            <w:r>
-              <w:rPr>
-                <w:rFonts w:ascii="Calibri" w:hAnsi="Calibri"/>
-                <w:sz w:val="18"/>
-              </w:rPr>
-              <w:t>~0.5</w:t>
-            </w:r>
-          </w:p>
-        </w:tc>
-        <w:tc>
-          <w:tcPr>
-            <w:tcW w:type="dxa" w:w="1872"/>
-            <w:shd w:val="clear" w:color="auto" w:fill="F2F4F7"/>
-          </w:tcPr>
-          <w:p>
-            <w:r/>
-            <w:r>
-              <w:rPr>
-                <w:rFonts w:ascii="Calibri" w:hAnsi="Calibri"/>
-                <w:sz w:val="18"/>
-              </w:rPr>
-              <w:t>0.009</w:t>
-            </w:r>
-          </w:p>
-        </w:tc>
-        <w:tc>
-          <w:tcPr>
-            <w:tcW w:type="dxa" w:w="1872"/>
-            <w:shd w:val="clear" w:color="auto" w:fill="F2F4F7"/>
-          </w:tcPr>
-          <w:p>
-            <w:r/>
-            <w:r>
-              <w:rPr>
-                <w:rFonts w:ascii="Calibri" w:hAnsi="Calibri"/>
-                <w:sz w:val="18"/>
-              </w:rPr>
-              <w:t>0.09</w:t>
+              <w:t>0.999</w:t>
             </w:r>
           </w:p>
         </w:tc>
@@ -593,81 +612,29 @@
       <w:tr>
         <w:tc>
           <w:tcPr>
-            <w:tcW w:type="dxa" w:w="1872"/>
-            <w:shd w:val="clear" w:color="auto" w:fill="FFFFFF"/>
+            <w:tcW w:type="dxa" w:w="4320"/>
           </w:tcPr>
           <w:p>
-            <w:r/>
             <w:r>
               <w:rPr>
-                <w:rFonts w:ascii="Calibri" w:hAnsi="Calibri"/>
-                <w:sz w:val="18"/>
+                <w:rFonts w:ascii="Times New Roman" w:hAnsi="Times New Roman"/>
+                <w:sz w:val="20"/>
               </w:rPr>
-              <w:t>5 kg (3 cells)</w:t>
+              <w:t>Recall</w:t>
             </w:r>
           </w:p>
         </w:tc>
         <w:tc>
           <w:tcPr>
-            <w:tcW w:type="dxa" w:w="1872"/>
-            <w:shd w:val="clear" w:color="auto" w:fill="FFFFFF"/>
+            <w:tcW w:type="dxa" w:w="4320"/>
           </w:tcPr>
           <w:p>
-            <w:r/>
             <w:r>
               <w:rPr>
-                <w:rFonts w:ascii="Calibri" w:hAnsi="Calibri"/>
-                <w:sz w:val="18"/>
+                <w:rFonts w:ascii="Times New Roman" w:hAnsi="Times New Roman"/>
+                <w:sz w:val="20"/>
               </w:rPr>
-              <w:t>0.223</w:t>
-            </w:r>
-          </w:p>
-        </w:tc>
-        <w:tc>
-          <w:tcPr>
-            <w:tcW w:type="dxa" w:w="1872"/>
-            <w:shd w:val="clear" w:color="auto" w:fill="FFFFFF"/>
-          </w:tcPr>
-          <w:p>
-            <w:r/>
-            <w:r>
-              <w:rPr>
-                <w:rFonts w:ascii="Calibri" w:hAnsi="Calibri"/>
-                <w:sz w:val="18"/>
-              </w:rPr>
-              <w:t>~2.3</w:t>
-            </w:r>
-          </w:p>
-        </w:tc>
-        <w:tc>
-          <w:tcPr>
-            <w:tcW w:type="dxa" w:w="1872"/>
-            <w:shd w:val="clear" w:color="auto" w:fill="FFFFFF"/>
-          </w:tcPr>
-          <w:p>
-            <w:r/>
-            <w:r>
-              <w:rPr>
-                <w:rFonts w:ascii="Calibri" w:hAnsi="Calibri"/>
-                <w:sz w:val="18"/>
-              </w:rPr>
-              <w:t>1.060</w:t>
-            </w:r>
-          </w:p>
-        </w:tc>
-        <w:tc>
-          <w:tcPr>
-            <w:tcW w:type="dxa" w:w="1872"/>
-            <w:shd w:val="clear" w:color="auto" w:fill="FFFFFF"/>
-          </w:tcPr>
-          <w:p>
-            <w:r/>
-            <w:r>
-              <w:rPr>
-                <w:rFonts w:ascii="Calibri" w:hAnsi="Calibri"/>
-                <w:sz w:val="18"/>
-              </w:rPr>
-              <w:t>5.44</w:t>
+              <w:t>1.000</w:t>
             </w:r>
           </w:p>
         </w:tc>
@@ -675,81 +642,89 @@
       <w:tr>
         <w:tc>
           <w:tcPr>
-            <w:tcW w:type="dxa" w:w="1872"/>
-            <w:shd w:val="clear" w:color="auto" w:fill="F2F4F7"/>
+            <w:tcW w:type="dxa" w:w="4320"/>
           </w:tcPr>
           <w:p>
-            <w:r/>
             <w:r>
               <w:rPr>
-                <w:rFonts w:ascii="Calibri" w:hAnsi="Calibri"/>
-                <w:sz w:val="18"/>
+                <w:rFonts w:ascii="Times New Roman" w:hAnsi="Times New Roman"/>
+                <w:sz w:val="20"/>
               </w:rPr>
-              <w:t>10 kg (3 cells)</w:t>
+              <w:t>mAP50</w:t>
             </w:r>
           </w:p>
         </w:tc>
         <w:tc>
           <w:tcPr>
-            <w:tcW w:type="dxa" w:w="1872"/>
-            <w:shd w:val="clear" w:color="auto" w:fill="F2F4F7"/>
+            <w:tcW w:type="dxa" w:w="4320"/>
           </w:tcPr>
           <w:p>
-            <w:r/>
             <w:r>
               <w:rPr>
-                <w:rFonts w:ascii="Calibri" w:hAnsi="Calibri"/>
-                <w:sz w:val="18"/>
+                <w:rFonts w:ascii="Times New Roman" w:hAnsi="Times New Roman"/>
+                <w:sz w:val="20"/>
               </w:rPr>
-              <w:t>0.433</w:t>
+              <w:t>0.995</w:t>
+            </w:r>
+          </w:p>
+        </w:tc>
+      </w:tr>
+      <w:tr>
+        <w:tc>
+          <w:tcPr>
+            <w:tcW w:type="dxa" w:w="4320"/>
+          </w:tcPr>
+          <w:p>
+            <w:r>
+              <w:rPr>
+                <w:rFonts w:ascii="Times New Roman" w:hAnsi="Times New Roman"/>
+                <w:sz w:val="20"/>
+              </w:rPr>
+              <w:t>mAP50-95</w:t>
             </w:r>
           </w:p>
         </w:tc>
         <w:tc>
           <w:tcPr>
-            <w:tcW w:type="dxa" w:w="1872"/>
-            <w:shd w:val="clear" w:color="auto" w:fill="F2F4F7"/>
+            <w:tcW w:type="dxa" w:w="4320"/>
           </w:tcPr>
           <w:p>
-            <w:r/>
             <w:r>
               <w:rPr>
-                <w:rFonts w:ascii="Calibri" w:hAnsi="Calibri"/>
-                <w:sz w:val="18"/>
+                <w:rFonts w:ascii="Times New Roman" w:hAnsi="Times New Roman"/>
+                <w:sz w:val="20"/>
               </w:rPr>
-              <w:t>~4.3</w:t>
+              <w:t>0.935</w:t>
+            </w:r>
+          </w:p>
+        </w:tc>
+      </w:tr>
+      <w:tr>
+        <w:tc>
+          <w:tcPr>
+            <w:tcW w:type="dxa" w:w="4320"/>
+          </w:tcPr>
+          <w:p>
+            <w:r>
+              <w:rPr>
+                <w:rFonts w:ascii="Times New Roman" w:hAnsi="Times New Roman"/>
+                <w:sz w:val="20"/>
+              </w:rPr>
+              <w:t>Epochs</w:t>
             </w:r>
           </w:p>
         </w:tc>
         <w:tc>
           <w:tcPr>
-            <w:tcW w:type="dxa" w:w="1872"/>
-            <w:shd w:val="clear" w:color="auto" w:fill="F2F4F7"/>
+            <w:tcW w:type="dxa" w:w="4320"/>
           </w:tcPr>
           <w:p>
-            <w:r/>
             <w:r>
               <w:rPr>
-                <w:rFonts w:ascii="Calibri" w:hAnsi="Calibri"/>
-                <w:sz w:val="18"/>
+                <w:rFonts w:ascii="Times New Roman" w:hAnsi="Times New Roman"/>
+                <w:sz w:val="20"/>
               </w:rPr>
-              <w:t>2.850</w:t>
-            </w:r>
-          </w:p>
-        </w:tc>
-        <w:tc>
-          <w:tcPr>
-            <w:tcW w:type="dxa" w:w="1872"/>
-            <w:shd w:val="clear" w:color="auto" w:fill="F2F4F7"/>
-          </w:tcPr>
-          <w:p>
-            <w:r/>
-            <w:r>
-              <w:rPr>
-                <w:rFonts w:ascii="Calibri" w:hAnsi="Calibri"/>
-                <w:sz w:val="18"/>
-              </w:rPr>
-              <w:t>16.99</w:t>
+              <w:t>55 (early stopping at epoch 54)</w:t>
             </w:r>
           </w:p>
         </w:tc>
@@ -757,15 +732,14 @@
     </w:tbl>
     <w:p/>
     <w:p>
-      <w:pPr>
-        <w:spacing w:line="276" w:lineRule="auto" w:after="120"/>
-      </w:pPr>
       <w:r>
         <w:rPr>
-          <w:rFonts w:ascii="Calibri" w:hAnsi="Calibri"/>
-          <w:sz w:val="22"/>
+          <w:rFonts w:ascii="Times New Roman" w:hAnsi="Times New Roman"/>
+          <w:b w:val="0"/>
+          <w:i/>
+          <w:sz w:val="20"/>
         </w:rPr>
-        <w:t>Off-centre placement sensitivity proved to be the decisive finding for the summed platforms. Moving a 2 500 g reference mass from the calibrated centroid to directly over an individual cell on the 5 kg platform shifted the reading by −38.6 g to +64.0 g. On the 10 kg platform, a 5 000 g mass produced deviations of −65.8 g to +105.0 g. These results quantify the light-item boundary: components weighing less than approximately 3.5 g cannot be reliably counted on the multi-cell platforms and must be routed to the 1 kg single-cell platform (σ = 0.028 g).</w:t>
+        <w:t>Table 4.2: YOLOv8-OBB validation metrics (Setup V3).</w:t>
       </w:r>
     </w:p>
     <w:p>
@@ -775,10 +749,334 @@
       <w:r>
         <w:rPr>
           <w:i/>
-          <w:color w:val="595959"/>
+          <w:color w:val="969696"/>
+          <w:sz w:val="22"/>
+        </w:rPr>
+        <w:t>[INSERT FIGURE HERE]</w:t>
+      </w:r>
+    </w:p>
+    <w:p>
+      <w:pPr>
+        <w:spacing w:after="240"/>
+        <w:jc w:val="center"/>
+      </w:pPr>
+      <w:r>
+        <w:rPr>
+          <w:rFonts w:ascii="Times New Roman" w:hAnsi="Times New Roman"/>
+          <w:i/>
           <w:sz w:val="20"/>
         </w:rPr>
-        <w:t>[Figure 4.4: Off-centre radial deviation curves for 5 kg and 10 kg summed platforms, showing reading shift as a function of mass position relative to centroid]</w:t>
+        <w:t>Figure 4.6: Training curves for Setup V3, showing loss convergence and mAP over epochs.</w:t>
+      </w:r>
+    </w:p>
+    <w:p>
+      <w:r>
+        <w:rPr>
+          <w:rFonts w:ascii="Times New Roman" w:hAnsi="Times New Roman"/>
+          <w:b/>
+          <w:i w:val="0"/>
+          <w:sz w:val="24"/>
+        </w:rPr>
+        <w:t>Lighting Characterisation</w:t>
+      </w:r>
+    </w:p>
+    <w:p>
+      <w:r>
+        <w:rPr>
+          <w:rFonts w:ascii="Times New Roman" w:hAnsi="Times New Roman"/>
+          <w:b w:val="0"/>
+          <w:i w:val="0"/>
+          <w:sz w:val="24"/>
+        </w:rPr>
+        <w:t>Detection held at 100% across all 72 readings, including near-darkness at approximately 0 lux. As shown in Figure 4.7, confidence correlated weakly with illuminance (Pearson r = 0.27 linear, r = 0.40 log-lux) and the trend was non-monotonic. The rim-centric detector is not lighting-limited over the station's operating range, satisfying FR-09.</w:t>
+      </w:r>
+    </w:p>
+    <w:p>
+      <w:pPr>
+        <w:jc w:val="center"/>
+      </w:pPr>
+      <w:r>
+        <w:rPr>
+          <w:i/>
+          <w:color w:val="969696"/>
+          <w:sz w:val="22"/>
+        </w:rPr>
+        <w:t>[INSERT FIGURE HERE]</w:t>
+      </w:r>
+    </w:p>
+    <w:p>
+      <w:pPr>
+        <w:spacing w:after="240"/>
+        <w:jc w:val="center"/>
+      </w:pPr>
+      <w:r>
+        <w:rPr>
+          <w:rFonts w:ascii="Times New Roman" w:hAnsi="Times New Roman"/>
+          <w:i/>
+          <w:sz w:val="20"/>
+        </w:rPr>
+        <w:t>Figure 4.7: Lighting characterisation results. (a) Lux readings across 9 bins at 8 levels. (b) Confidence versus illuminance scatter plot. (c) Sample detections at approximately 0 lux and 506 lux.</w:t>
+      </w:r>
+    </w:p>
+    <w:p>
+      <w:r>
+        <w:rPr>
+          <w:rFonts w:ascii="Times New Roman" w:hAnsi="Times New Roman"/>
+          <w:sz w:val="24"/>
+        </w:rPr>
+        <w:t>4.2.2 Load Cells</w:t>
+      </w:r>
+    </w:p>
+    <w:p>
+      <w:r>
+        <w:rPr>
+          <w:rFonts w:ascii="Times New Roman" w:hAnsi="Times New Roman"/>
+          <w:sz w:val="24"/>
+        </w:rPr>
+        <w:t>4.2.2.1 Testing Framework</w:t>
+      </w:r>
+    </w:p>
+    <w:p>
+      <w:r>
+        <w:rPr>
+          <w:rFonts w:ascii="Times New Roman" w:hAnsi="Times New Roman"/>
+          <w:sz w:val="24"/>
+        </w:rPr>
+        <w:t>The load-cell subsystem underwent a structured measurement-system qualification, conducted independently of the computer-vision and UI subsystems and prior to full-system integration testing. The qualification was structured across three tiers: Capability (whether the platform resolves the masses at stake), Stability (whether the reading holds over time), and Integration (behaviour under off-centre, freehand loading).</w:t>
+      </w:r>
+    </w:p>
+    <w:p>
+      <w:r>
+        <w:rPr>
+          <w:rFonts w:ascii="Times New Roman" w:hAnsi="Times New Roman"/>
+          <w:sz w:val="24"/>
+        </w:rPr>
+        <w:t>Platforms under test.</w:t>
+      </w:r>
+    </w:p>
+    <w:p>
+      <w:r>
+        <w:rPr>
+          <w:rFonts w:ascii="Times New Roman" w:hAnsi="Times New Roman"/>
+          <w:sz w:val="24"/>
+        </w:rPr>
+        <w:t>For the 5 kg and 10 kg platforms, three individual load cells share one rigid base and one bin, with bridge outputs summed in hardware ahead of the HX711 — each platform reports one combined weight, not three independent readings.</w:t>
+      </w:r>
+    </w:p>
+    <w:p>
+      <w:r>
+        <w:rPr>
+          <w:rFonts w:ascii="Times New Roman" w:hAnsi="Times New Roman"/>
+          <w:sz w:val="24"/>
+        </w:rPr>
+        <w:t>Load cell hardware. All cells are YZC-133 strain-gauge load cells (rated 1–10 kg depending on configuration), each platform paired with one HX711 24-bit ADC. The performance figures below are published by the component supplier; they are not corroborated by an independent manufacturer datasheet, and are used in this report only as an engineering reference point for interpreting measured results:</w:t>
+      </w:r>
+    </w:p>
+    <w:p>
+      <w:r>
+        <w:rPr>
+          <w:rFonts w:ascii="Times New Roman" w:hAnsi="Times New Roman"/>
+          <w:sz w:val="24"/>
+        </w:rPr>
+        <w:t>Reference equipment. Loads were verified against a 1000 g-capacity, 0.1 g-readability reference scale, using a graded reference-mass kit of individually-weighed sand bags labelled with actual (not nominal) mass. Loads above 1000 g were built by stacking multiple weighed bags, so the ±0.1 g uncertainty per bag accumulates with stack size. The reference scale's 0.1 g readability also sets a practical floor of roughly 0.5 g on how finely the 1 kg platform's low end could be verified.</w:t>
+      </w:r>
+    </w:p>
+    <w:p>
+      <w:r>
+        <w:rPr>
+          <w:rFonts w:ascii="Times New Roman" w:hAnsi="Times New Roman"/>
+          <w:sz w:val="24"/>
+        </w:rPr>
+        <w:t>Test scope. The full battery below was run on one representative unit per configuration, reflecting a qualify-then-replicate sequence: each platform design was validated on a single built unit first; only once that unit demonstrated sufficient performance were the remaining two units of each configuration built and brought into service.</w:t>
+      </w:r>
+    </w:p>
+    <w:p>
+      <w:r>
+        <w:rPr>
+          <w:rFonts w:ascii="Times New Roman" w:hAnsi="Times New Roman"/>
+          <w:sz w:val="24"/>
+        </w:rPr>
+        <w:t>Test protocol summary.</w:t>
+      </w:r>
+    </w:p>
+    <w:p>
+      <w:r>
+        <w:rPr>
+          <w:rFonts w:ascii="Times New Roman" w:hAnsi="Times New Roman"/>
+          <w:sz w:val="24"/>
+        </w:rPr>
+        <w:t>Test A7 does not appear in the underlying qualification data and is intentionally absent from this report.</w:t>
+      </w:r>
+    </w:p>
+    <w:p>
+      <w:r>
+        <w:rPr>
+          <w:rFonts w:ascii="Times New Roman" w:hAnsi="Times New Roman"/>
+          <w:sz w:val="24"/>
+        </w:rPr>
+        <w:t>Interpreting results against a target. The YZC-133 figures above are per-cell and supplier-published, not independently verified, so they are used below only as an approximate reference — scaled to each platform's rated full-scale (F.S.) capacity. This matters most for the 5 kg and 10 kg platforms: the spec characterises one cell in isolation, while these platforms sum three cells into a single reading, so combined error is not guaranteed to track a single cell's rated tolerance. Legal-for-trade frameworks (e.g., OIML R76) were considered as an alternative benchmark but set aside, consistent with the project's position that AEGIS targets industrial-adequate accuracy, not certified legal-for-trade metrology.</w:t>
+      </w:r>
+    </w:p>
+    <w:p>
+      <w:r>
+        <w:rPr>
+          <w:rFonts w:ascii="Times New Roman" w:hAnsi="Times New Roman"/>
+          <w:sz w:val="24"/>
+        </w:rPr>
+        <w:t>4.2.2.2 Evaluation Results</w:t>
+      </w:r>
+    </w:p>
+    <w:p>
+      <w:r>
+        <w:rPr>
+          <w:rFonts w:ascii="Times New Roman" w:hAnsi="Times New Roman"/>
+          <w:sz w:val="24"/>
+        </w:rPr>
+        <w:t>Capability</w:t>
+      </w:r>
+    </w:p>
+    <w:p>
+      <w:r>
+        <w:rPr>
+          <w:rFonts w:ascii="Times New Roman" w:hAnsi="Times New Roman"/>
+          <w:sz w:val="24"/>
+        </w:rPr>
+        <w:t>A1 — Minimum detectable mass. The smallest mass reliably separated from the zero-noise band was ~0.5 g (1 kg platform), ~2.3 g (5 kg), and ~4.3 g (10 kg). Using the informal heuristic that reliable single-pick counting needs unit mass ≥5–10× the zero-band σ (σ = 0.028 / 0.223 / 0.433 g respectively), the 1 kg platform's floor sits inside that range (0.14–0.28 g); the 5 kg and 10 kg platforms' measured floors sit at or just above the upper bound of their equivalent ranges (1.1–2.2 g and 2.2–4.3 g).</w:t>
+      </w:r>
+    </w:p>
+    <w:p>
+      <w:r>
+        <w:rPr>
+          <w:rFonts w:ascii="Times New Roman" w:hAnsi="Times New Roman"/>
+          <w:sz w:val="24"/>
+        </w:rPr>
+        <w:t>A2 — Repeatability. Against the scaled per-cell targets (0.5 g / 2.5 g / 5.0 g):</w:t>
+      </w:r>
+    </w:p>
+    <w:p>
+      <w:r>
+        <w:rPr>
+          <w:rFonts w:ascii="Times New Roman" w:hAnsi="Times New Roman"/>
+          <w:sz w:val="24"/>
+        </w:rPr>
+        <w:t>The 5 kg, 75% row uses a corrected value: Trial 4 was logged as 2751.151 g, inconsistent with the other four trials (~3750 g) and the row's own printed mean/SD; the confirmed correct value of 3751.151 g is used above.</w:t>
+      </w:r>
+    </w:p>
+    <w:p>
+      <w:r>
+        <w:rPr>
+          <w:rFonts w:ascii="Times New Roman" w:hAnsi="Times New Roman"/>
+          <w:sz w:val="24"/>
+        </w:rPr>
+        <w:t>The 1 kg platform stays within target at every load level tested. The 5 kg and 10 kg platforms sit close to or within target at 50%, then exceed it at 75–100%.</w:t>
+      </w:r>
+    </w:p>
+    <w:p>
+      <w:r>
+        <w:rPr>
+          <w:rFonts w:ascii="Times New Roman" w:hAnsi="Times New Roman"/>
+          <w:sz w:val="24"/>
+        </w:rPr>
+        <w:t>A3 — Hysteresis. Max |up − down| deviation: 0.087 g (1 kg, at 500 g), 5.44 g (5 kg, at 2500 g), 16.99 g (10 kg, at 7500 g) — against scaled targets of 0.5 g, 2.5 g, and 5.0 g respectively.</w:t>
+      </w:r>
+    </w:p>
+    <w:p>
+      <w:r>
+        <w:rPr>
+          <w:rFonts w:ascii="Times New Roman" w:hAnsi="Times New Roman"/>
+          <w:sz w:val="24"/>
+        </w:rPr>
+        <w:t>Stability</w:t>
+      </w:r>
+    </w:p>
+    <w:p>
+      <w:r>
+        <w:rPr>
+          <w:rFonts w:ascii="Times New Roman" w:hAnsi="Times New Roman"/>
+          <w:sz w:val="24"/>
+        </w:rPr>
+        <w:t>A4 — Warm-up drift. All three configs shown at matched timestamps (5 kg/10 kg were logged at coarser 10-minute intervals in the source data; the 1 kg series is shown at the same four points for a fair comparison):</w:t>
+      </w:r>
+    </w:p>
+    <w:p>
+      <w:r>
+        <w:rPr>
+          <w:rFonts w:ascii="Times New Roman" w:hAnsi="Times New Roman"/>
+          <w:sz w:val="24"/>
+        </w:rPr>
+        <w:t>Corrected: the source data listed +0.90 g drift at this point, inconsistent with the reading itself; the reading (5009.76 g) was confirmed correct, giving a drift of −0.10 g.</w:t>
+      </w:r>
+    </w:p>
+    <w:p>
+      <w:r>
+        <w:rPr>
+          <w:rFonts w:ascii="Times New Roman" w:hAnsi="Times New Roman"/>
+          <w:sz w:val="24"/>
+        </w:rPr>
+        <w:t>None of the three platforms show a clear plateau within the 30-minute window: the 1 kg and 10 kg platforms are still trending at t=30; the 5 kg platform's apparent easing between t=20 and t=30 is based on only two points past its peak.</w:t>
+      </w:r>
+    </w:p>
+    <w:p>
+      <w:r>
+        <w:rPr>
+          <w:rFonts w:ascii="Times New Roman" w:hAnsi="Times New Roman"/>
+          <w:sz w:val="24"/>
+        </w:rPr>
+        <w:t>A5 — Creep. At 100% load: 1 kg = +0.055% (+0.55 g) over 15 min; 5 kg = +0.035% (+1.76 g); 10 kg = −0.058% (−5.80 g). These figures are not directly comparable to the supplier's creep spec, which is rated over a 3-minute window rather than the 15 minutes tested here.</w:t>
+      </w:r>
+    </w:p>
+    <w:p>
+      <w:r>
+        <w:rPr>
+          <w:rFonts w:ascii="Times New Roman" w:hAnsi="Times New Roman"/>
+          <w:sz w:val="24"/>
+        </w:rPr>
+        <w:t>Integration</w:t>
+      </w:r>
+    </w:p>
+    <w:p>
+      <w:r>
+        <w:rPr>
+          <w:rFonts w:ascii="Times New Roman" w:hAnsi="Times New Roman"/>
+          <w:sz w:val="24"/>
+        </w:rPr>
+        <w:t>A6 — Off-centre / placement sensitivity.</w:t>
+      </w:r>
+    </w:p>
+    <w:p>
+      <w:r>
+        <w:rPr>
+          <w:rFonts w:ascii="Times New Roman" w:hAnsi="Times New Roman"/>
+          <w:sz w:val="24"/>
+        </w:rPr>
+        <w:t>For the 10 kg platform, the largest deviation occurred at the seam between cells A and B rather than directly over a single cell; the test mass used was larger than the individual load platform it was placed on, so at that position it likely bridged more than one cell rather than resting cleanly on one.</w:t>
+      </w:r>
+    </w:p>
+    <w:p>
+      <w:r>
+        <w:rPr>
+          <w:rFonts w:ascii="Times New Roman" w:hAnsi="Times New Roman"/>
+          <w:sz w:val="24"/>
+        </w:rPr>
+        <w:t>A8 — Settling time. All three platforms settled in under 1 second at every step size tested (1 kg: ~0.4 s; 5 kg: 0.4–0.6 s; 10 kg: 0.4–0.6 s, increasing modestly with step size).</w:t>
+      </w:r>
+    </w:p>
+    <w:p>
+      <w:r>
+        <w:rPr>
+          <w:rFonts w:ascii="Times New Roman" w:hAnsi="Times New Roman"/>
+          <w:sz w:val="24"/>
+        </w:rPr>
+        <w:t>Observed pattern</w:t>
+      </w:r>
+    </w:p>
+    <w:p>
+      <w:r>
+        <w:rPr>
+          <w:rFonts w:ascii="Times New Roman" w:hAnsi="Times New Roman"/>
+          <w:sz w:val="24"/>
+        </w:rPr>
+        <w:t>Across A2, A3, and A6, a consistent pattern is present in the data: the single-cell 1 kg platform stays within its scaled per-cell tolerance across every metric tested; the two summed 3-cell platforms (5 kg, 10 kg) track close to or within the naive per-cell target at low-to-mid load, then diverge further from it as load approaches full scale. Since A2's freehand lift-and-replace protocol does not fix exactly where on the platform a bin lands, the placement sensitivity measured directly in A6 is a plausible contributor to the repeatability and hysteresis figures seen at higher loads on the two summed platforms.</w:t>
       </w:r>
     </w:p>
     <w:p>
@@ -786,11 +1084,7 @@
         <w:pStyle w:val="Heading2"/>
       </w:pPr>
       <w:r>
-        <w:rPr>
-          <w:rFonts w:ascii="Calibri" w:hAnsi="Calibri"/>
-          <w:color w:val="2E75B6"/>
-        </w:rPr>
-        <w:t>4.3 Computer Vision Subsystem</w:t>
+        <w:t>4.3 Backend Verification (Unit Testing)</w:t>
       </w:r>
     </w:p>
     <w:p>
@@ -798,57 +1092,85 @@
         <w:pStyle w:val="Heading3"/>
       </w:pPr>
       <w:r>
-        <w:rPr>
-          <w:rFonts w:ascii="Calibri" w:hAnsi="Calibri"/>
-          <w:color w:val="2E75B6"/>
-        </w:rPr>
-        <w:t>4.3.1 Bin Boundary Detection (YOLOv8-OBB)</w:t>
-      </w:r>
-    </w:p>
-    <w:p>
-      <w:pPr>
-        <w:spacing w:line="276" w:lineRule="auto" w:after="120"/>
-      </w:pPr>
-      <w:r>
-        <w:rPr>
-          <w:rFonts w:ascii="Calibri" w:hAnsi="Calibri"/>
-          <w:sz w:val="22"/>
-        </w:rPr>
-        <w:t>The bin boundary model was evaluated using a layer-by-layer permutation protocol designed to test invariance to bin position, colour, and fill level. Testing proceeded across three setup groups, each isolating one variable.</w:t>
-      </w:r>
-    </w:p>
-    <w:p>
-      <w:pPr>
-        <w:spacing w:line="276" w:lineRule="auto" w:after="120"/>
-      </w:pPr>
-      <w:r>
-        <w:rPr>
-          <w:rFonts w:ascii="Calibri" w:hAnsi="Calibri"/>
-          <w:sz w:val="22"/>
-        </w:rPr>
-        <w:t>Group A — Bin Colour and Layout: Three conditions were tested. Under the baseline (A1: all blue bins), the model achieved 100% detection accuracy across 20 sample frames. When non-blue bins were introduced (A2: mixed red/green/blue; A3: blue combined with the mixed set), accuracy decreased to 80% and 85% respectively. Analysis revealed that the rim-centric training data — captured predominantly with blue bins — did not generalise fully to non-blue rim colours. This informed the decision to standardise on blue bins for deployment.</w:t>
-      </w:r>
-    </w:p>
-    <w:p>
-      <w:pPr>
-        <w:spacing w:line="276" w:lineRule="auto" w:after="120"/>
-      </w:pPr>
-      <w:r>
-        <w:rPr>
-          <w:rFonts w:ascii="Calibri" w:hAnsi="Calibri"/>
-          <w:sz w:val="22"/>
-        </w:rPr>
-        <w:t>Group B — Bin Contents and Fill Levels: Under standardised blue bins, the detector achieved 100% accuracy across all seven item categories (matte TE connectors, reflective metal brackets, M6 screws, white PVC tubes, copper rods protruding above rims, dark connectors, and mixed items) at every fill level from empty to fully filled. This confirmed that the model keys on the bin rim edges rather than the items within.</w:t>
+        <w:t>4.3.1 Testing Framework</w:t>
       </w:r>
     </w:p>
     <w:p>
       <w:r>
         <w:rPr>
-          <w:b/>
-          <w:color w:val="000000"/>
-          <w:sz w:val="20"/>
+          <w:rFonts w:ascii="Times New Roman" w:hAnsi="Times New Roman"/>
+          <w:b w:val="0"/>
+          <w:i w:val="0"/>
+          <w:sz w:val="24"/>
         </w:rPr>
-        <w:t>Table 19: YOLOv8-OBB Validation Metrics (Setup V3, Fullness-Varied Training)</w:t>
+        <w:t>The verification logic is encapsulated as a pure, hardware-independent placement-tracker component (Section 3.3.3), enabling isolated testing with deterministic inputs. The pytest suite feeds per-bin and kit-box weight sequences into the tracker and asserts the resulting FSM state at each step. Test cases cover the following categories:</w:t>
+      </w:r>
+    </w:p>
+    <w:p>
+      <w:pPr>
+        <w:pStyle w:val="ListBullet"/>
+      </w:pPr>
+      <w:r>
+        <w:rPr>
+          <w:rFonts w:ascii="Times New Roman" w:hAnsi="Times New Roman"/>
+          <w:sz w:val="22"/>
+        </w:rPr>
+        <w:t>Bin activation and debounce confirmation window.</w:t>
+      </w:r>
+    </w:p>
+    <w:p>
+      <w:pPr>
+        <w:pStyle w:val="ListBullet"/>
+      </w:pPr>
+      <w:r>
+        <w:rPr>
+          <w:rFonts w:ascii="Times New Roman" w:hAnsi="Times New Roman"/>
+          <w:sz w:val="22"/>
+        </w:rPr>
+        <w:t>Placement counting, target-reached completion, and bin banking.</w:t>
+      </w:r>
+    </w:p>
+    <w:p>
+      <w:pPr>
+        <w:pStyle w:val="ListBullet"/>
+      </w:pPr>
+      <w:r>
+        <w:rPr>
+          <w:rFonts w:ascii="Times New Roman" w:hAnsi="Times New Roman"/>
+          <w:sz w:val="22"/>
+        </w:rPr>
+        <w:t>All four fault types (Overpack, Out-of-Sequence, Wrong-Bin, Returned-to-Wrong-Bin) and their auto-clear conditions.</w:t>
+      </w:r>
+    </w:p>
+    <w:p>
+      <w:pPr>
+        <w:pStyle w:val="ListBullet"/>
+      </w:pPr>
+      <w:r>
+        <w:rPr>
+          <w:rFonts w:ascii="Times New Roman" w:hAnsi="Times New Roman"/>
+          <w:sz w:val="22"/>
+        </w:rPr>
+        <w:t>Edge cases: post-tare settle windows, sensor drift compensation, transient dips, and light-item crediting floors derived from the qualification results in Section 4.2.2.</w:t>
+      </w:r>
+    </w:p>
+    <w:p>
+      <w:pPr>
+        <w:pStyle w:val="Heading3"/>
+      </w:pPr>
+      <w:r>
+        <w:t>4.3.2 Evaluation Results</w:t>
+      </w:r>
+    </w:p>
+    <w:p>
+      <w:r>
+        <w:rPr>
+          <w:rFonts w:ascii="Times New Roman" w:hAnsi="Times New Roman"/>
+          <w:b w:val="0"/>
+          <w:i w:val="0"/>
+          <w:sz w:val="24"/>
+        </w:rPr>
+        <w:t>All 134 test cases across 16 modules pass. Coverage results are presented in Table 4.3 and Figure 4.8.</w:t>
       </w:r>
     </w:p>
     <w:tbl>
@@ -859,46 +1181,62 @@
         <w:tblLook w:firstColumn="1" w:firstRow="1" w:lastColumn="0" w:lastRow="0" w:noHBand="0" w:noVBand="1" w:val="04A0"/>
       </w:tblPr>
       <w:tblGrid>
-        <w:gridCol w:w="4680"/>
-        <w:gridCol w:w="4680"/>
+        <w:gridCol w:w="2880"/>
+        <w:gridCol w:w="2880"/>
+        <w:gridCol w:w="2880"/>
       </w:tblGrid>
       <w:tr>
-        <w:trPr>
-          <w:tblHeader/>
-        </w:trPr>
         <w:tc>
           <w:tcPr>
-            <w:tcW w:type="dxa" w:w="4680"/>
-            <w:shd w:val="clear" w:color="auto" w:fill="1F4E79"/>
+            <w:tcW w:type="dxa" w:w="2880"/>
           </w:tcPr>
           <w:p>
-            <w:r/>
+            <w:pPr>
+              <w:jc w:val="center"/>
+            </w:pPr>
             <w:r>
               <w:rPr>
-                <w:rFonts w:ascii="Calibri" w:hAnsi="Calibri"/>
+                <w:rFonts w:ascii="Times New Roman" w:hAnsi="Times New Roman"/>
                 <w:b/>
-                <w:color w:val="FFFFFF"/>
-                <w:sz w:val="18"/>
+                <w:sz w:val="20"/>
               </w:rPr>
-              <w:t>Metric</w:t>
+              <w:t>Module</w:t>
             </w:r>
           </w:p>
         </w:tc>
         <w:tc>
           <w:tcPr>
-            <w:tcW w:type="dxa" w:w="4680"/>
-            <w:shd w:val="clear" w:color="auto" w:fill="1F4E79"/>
+            <w:tcW w:type="dxa" w:w="2880"/>
           </w:tcPr>
           <w:p>
-            <w:r/>
+            <w:pPr>
+              <w:jc w:val="center"/>
+            </w:pPr>
             <w:r>
               <w:rPr>
-                <w:rFonts w:ascii="Calibri" w:hAnsi="Calibri"/>
+                <w:rFonts w:ascii="Times New Roman" w:hAnsi="Times New Roman"/>
                 <w:b/>
-                <w:color w:val="FFFFFF"/>
-                <w:sz w:val="18"/>
+                <w:sz w:val="20"/>
               </w:rPr>
-              <w:t>Value</w:t>
+              <w:t>Statements</w:t>
+            </w:r>
+          </w:p>
+        </w:tc>
+        <w:tc>
+          <w:tcPr>
+            <w:tcW w:type="dxa" w:w="2880"/>
+          </w:tcPr>
+          <w:p>
+            <w:pPr>
+              <w:jc w:val="center"/>
+            </w:pPr>
+            <w:r>
+              <w:rPr>
+                <w:rFonts w:ascii="Times New Roman" w:hAnsi="Times New Roman"/>
+                <w:b/>
+                <w:sz w:val="20"/>
+              </w:rPr>
+              <w:t>Coverage</w:t>
             </w:r>
           </w:p>
         </w:tc>
@@ -906,33 +1244,43 @@
       <w:tr>
         <w:tc>
           <w:tcPr>
-            <w:tcW w:type="dxa" w:w="4680"/>
-            <w:shd w:val="clear" w:color="auto" w:fill="F2F4F7"/>
+            <w:tcW w:type="dxa" w:w="2880"/>
           </w:tcPr>
           <w:p>
-            <w:r/>
             <w:r>
               <w:rPr>
-                <w:rFonts w:ascii="Calibri" w:hAnsi="Calibri"/>
-                <w:sz w:val="18"/>
+                <w:rFonts w:ascii="Times New Roman" w:hAnsi="Times New Roman"/>
+                <w:sz w:val="20"/>
               </w:rPr>
-              <w:t>Precision</w:t>
+              <w:t>placement.py (FSM core)</w:t>
             </w:r>
           </w:p>
         </w:tc>
         <w:tc>
           <w:tcPr>
-            <w:tcW w:type="dxa" w:w="4680"/>
-            <w:shd w:val="clear" w:color="auto" w:fill="F2F4F7"/>
+            <w:tcW w:type="dxa" w:w="2880"/>
           </w:tcPr>
           <w:p>
-            <w:r/>
             <w:r>
               <w:rPr>
-                <w:rFonts w:ascii="Calibri" w:hAnsi="Calibri"/>
-                <w:sz w:val="18"/>
+                <w:rFonts w:ascii="Times New Roman" w:hAnsi="Times New Roman"/>
+                <w:sz w:val="20"/>
               </w:rPr>
-              <w:t>0.999</w:t>
+              <w:t>196</w:t>
+            </w:r>
+          </w:p>
+        </w:tc>
+        <w:tc>
+          <w:tcPr>
+            <w:tcW w:type="dxa" w:w="2880"/>
+          </w:tcPr>
+          <w:p>
+            <w:r>
+              <w:rPr>
+                <w:rFonts w:ascii="Times New Roman" w:hAnsi="Times New Roman"/>
+                <w:sz w:val="20"/>
+              </w:rPr>
+              <w:t>98%</w:t>
             </w:r>
           </w:p>
         </w:tc>
@@ -940,33 +1288,43 @@
       <w:tr>
         <w:tc>
           <w:tcPr>
-            <w:tcW w:type="dxa" w:w="4680"/>
-            <w:shd w:val="clear" w:color="auto" w:fill="FFFFFF"/>
+            <w:tcW w:type="dxa" w:w="2880"/>
           </w:tcPr>
           <w:p>
-            <w:r/>
             <w:r>
               <w:rPr>
-                <w:rFonts w:ascii="Calibri" w:hAnsi="Calibri"/>
-                <w:sz w:val="18"/>
+                <w:rFonts w:ascii="Times New Roman" w:hAnsi="Times New Roman"/>
+                <w:sz w:val="20"/>
               </w:rPr>
-              <w:t>Recall</w:t>
+              <w:t>bin_assignment.py</w:t>
             </w:r>
           </w:p>
         </w:tc>
         <w:tc>
           <w:tcPr>
-            <w:tcW w:type="dxa" w:w="4680"/>
-            <w:shd w:val="clear" w:color="auto" w:fill="FFFFFF"/>
+            <w:tcW w:type="dxa" w:w="2880"/>
           </w:tcPr>
           <w:p>
-            <w:r/>
             <w:r>
               <w:rPr>
-                <w:rFonts w:ascii="Calibri" w:hAnsi="Calibri"/>
-                <w:sz w:val="18"/>
+                <w:rFonts w:ascii="Times New Roman" w:hAnsi="Times New Roman"/>
+                <w:sz w:val="20"/>
               </w:rPr>
-              <w:t>1.000</w:t>
+              <w:t>260</w:t>
+            </w:r>
+          </w:p>
+        </w:tc>
+        <w:tc>
+          <w:tcPr>
+            <w:tcW w:type="dxa" w:w="2880"/>
+          </w:tcPr>
+          <w:p>
+            <w:r>
+              <w:rPr>
+                <w:rFonts w:ascii="Times New Roman" w:hAnsi="Times New Roman"/>
+                <w:sz w:val="20"/>
+              </w:rPr>
+              <w:t>83%</w:t>
             </w:r>
           </w:p>
         </w:tc>
@@ -974,33 +1332,43 @@
       <w:tr>
         <w:tc>
           <w:tcPr>
-            <w:tcW w:type="dxa" w:w="4680"/>
-            <w:shd w:val="clear" w:color="auto" w:fill="F2F4F7"/>
+            <w:tcW w:type="dxa" w:w="2880"/>
           </w:tcPr>
           <w:p>
-            <w:r/>
             <w:r>
               <w:rPr>
-                <w:rFonts w:ascii="Calibri" w:hAnsi="Calibri"/>
-                <w:sz w:val="18"/>
+                <w:rFonts w:ascii="Times New Roman" w:hAnsi="Times New Roman"/>
+                <w:sz w:val="20"/>
               </w:rPr>
-              <w:t>mAP@50</w:t>
+              <w:t>occlusion_hold.py</w:t>
             </w:r>
           </w:p>
         </w:tc>
         <w:tc>
           <w:tcPr>
-            <w:tcW w:type="dxa" w:w="4680"/>
-            <w:shd w:val="clear" w:color="auto" w:fill="F2F4F7"/>
+            <w:tcW w:type="dxa" w:w="2880"/>
           </w:tcPr>
           <w:p>
-            <w:r/>
             <w:r>
               <w:rPr>
-                <w:rFonts w:ascii="Calibri" w:hAnsi="Calibri"/>
-                <w:sz w:val="18"/>
+                <w:rFonts w:ascii="Times New Roman" w:hAnsi="Times New Roman"/>
+                <w:sz w:val="20"/>
               </w:rPr>
-              <w:t>0.995</w:t>
+              <w:t>35</w:t>
+            </w:r>
+          </w:p>
+        </w:tc>
+        <w:tc>
+          <w:tcPr>
+            <w:tcW w:type="dxa" w:w="2880"/>
+          </w:tcPr>
+          <w:p>
+            <w:r>
+              <w:rPr>
+                <w:rFonts w:ascii="Times New Roman" w:hAnsi="Times New Roman"/>
+                <w:sz w:val="20"/>
+              </w:rPr>
+              <w:t>100%</w:t>
             </w:r>
           </w:p>
         </w:tc>
@@ -1008,33 +1376,43 @@
       <w:tr>
         <w:tc>
           <w:tcPr>
-            <w:tcW w:type="dxa" w:w="4680"/>
-            <w:shd w:val="clear" w:color="auto" w:fill="FFFFFF"/>
+            <w:tcW w:type="dxa" w:w="2880"/>
           </w:tcPr>
           <w:p>
-            <w:r/>
             <w:r>
               <w:rPr>
-                <w:rFonts w:ascii="Calibri" w:hAnsi="Calibri"/>
-                <w:sz w:val="18"/>
+                <w:rFonts w:ascii="Times New Roman" w:hAnsi="Times New Roman"/>
+                <w:sz w:val="20"/>
               </w:rPr>
-              <w:t>mAP@50-95</w:t>
+              <w:t>grid_allocator.py</w:t>
             </w:r>
           </w:p>
         </w:tc>
         <w:tc>
           <w:tcPr>
-            <w:tcW w:type="dxa" w:w="4680"/>
-            <w:shd w:val="clear" w:color="auto" w:fill="FFFFFF"/>
+            <w:tcW w:type="dxa" w:w="2880"/>
           </w:tcPr>
           <w:p>
-            <w:r/>
             <w:r>
               <w:rPr>
-                <w:rFonts w:ascii="Calibri" w:hAnsi="Calibri"/>
-                <w:sz w:val="18"/>
+                <w:rFonts w:ascii="Times New Roman" w:hAnsi="Times New Roman"/>
+                <w:sz w:val="20"/>
               </w:rPr>
-              <w:t>0.935</w:t>
+              <w:t>107</w:t>
+            </w:r>
+          </w:p>
+        </w:tc>
+        <w:tc>
+          <w:tcPr>
+            <w:tcW w:type="dxa" w:w="2880"/>
+          </w:tcPr>
+          <w:p>
+            <w:r>
+              <w:rPr>
+                <w:rFonts w:ascii="Times New Roman" w:hAnsi="Times New Roman"/>
+                <w:sz w:val="20"/>
+              </w:rPr>
+              <w:t>93%</w:t>
             </w:r>
           </w:p>
         </w:tc>
@@ -1042,33 +1420,219 @@
       <w:tr>
         <w:tc>
           <w:tcPr>
-            <w:tcW w:type="dxa" w:w="4680"/>
-            <w:shd w:val="clear" w:color="auto" w:fill="F2F4F7"/>
+            <w:tcW w:type="dxa" w:w="2880"/>
           </w:tcPr>
           <w:p>
-            <w:r/>
             <w:r>
               <w:rPr>
-                <w:rFonts w:ascii="Calibri" w:hAnsi="Calibri"/>
-                <w:sz w:val="18"/>
+                <w:rFonts w:ascii="Times New Roman" w:hAnsi="Times New Roman"/>
+                <w:sz w:val="20"/>
               </w:rPr>
-              <w:t>Training Epochs</w:t>
+              <w:t>grid_calibrator.py</w:t>
             </w:r>
           </w:p>
         </w:tc>
         <w:tc>
           <w:tcPr>
-            <w:tcW w:type="dxa" w:w="4680"/>
-            <w:shd w:val="clear" w:color="auto" w:fill="F2F4F7"/>
+            <w:tcW w:type="dxa" w:w="2880"/>
           </w:tcPr>
           <w:p>
-            <w:r/>
             <w:r>
               <w:rPr>
-                <w:rFonts w:ascii="Calibri" w:hAnsi="Calibri"/>
-                <w:sz w:val="18"/>
+                <w:rFonts w:ascii="Times New Roman" w:hAnsi="Times New Roman"/>
+                <w:sz w:val="20"/>
               </w:rPr>
-              <w:t>55 (early stopping at epoch 54)</w:t>
+              <w:t>79</w:t>
+            </w:r>
+          </w:p>
+        </w:tc>
+        <w:tc>
+          <w:tcPr>
+            <w:tcW w:type="dxa" w:w="2880"/>
+          </w:tcPr>
+          <w:p>
+            <w:r>
+              <w:rPr>
+                <w:rFonts w:ascii="Times New Roman" w:hAnsi="Times New Roman"/>
+                <w:sz w:val="20"/>
+              </w:rPr>
+              <w:t>96%</w:t>
+            </w:r>
+          </w:p>
+        </w:tc>
+      </w:tr>
+      <w:tr>
+        <w:tc>
+          <w:tcPr>
+            <w:tcW w:type="dxa" w:w="2880"/>
+          </w:tcPr>
+          <w:p>
+            <w:r>
+              <w:rPr>
+                <w:rFonts w:ascii="Times New Roman" w:hAnsi="Times New Roman"/>
+                <w:sz w:val="20"/>
+              </w:rPr>
+              <w:t>grid_session.py</w:t>
+            </w:r>
+          </w:p>
+        </w:tc>
+        <w:tc>
+          <w:tcPr>
+            <w:tcW w:type="dxa" w:w="2880"/>
+          </w:tcPr>
+          <w:p>
+            <w:r>
+              <w:rPr>
+                <w:rFonts w:ascii="Times New Roman" w:hAnsi="Times New Roman"/>
+                <w:sz w:val="20"/>
+              </w:rPr>
+              <w:t>74</w:t>
+            </w:r>
+          </w:p>
+        </w:tc>
+        <w:tc>
+          <w:tcPr>
+            <w:tcW w:type="dxa" w:w="2880"/>
+          </w:tcPr>
+          <w:p>
+            <w:r>
+              <w:rPr>
+                <w:rFonts w:ascii="Times New Roman" w:hAnsi="Times New Roman"/>
+                <w:sz w:val="20"/>
+              </w:rPr>
+              <w:t>95%</w:t>
+            </w:r>
+          </w:p>
+        </w:tc>
+      </w:tr>
+      <w:tr>
+        <w:tc>
+          <w:tcPr>
+            <w:tcW w:type="dxa" w:w="2880"/>
+          </w:tcPr>
+          <w:p>
+            <w:r>
+              <w:rPr>
+                <w:rFonts w:ascii="Times New Roman" w:hAnsi="Times New Roman"/>
+                <w:sz w:val="20"/>
+              </w:rPr>
+              <w:t>inventory.py</w:t>
+            </w:r>
+          </w:p>
+        </w:tc>
+        <w:tc>
+          <w:tcPr>
+            <w:tcW w:type="dxa" w:w="2880"/>
+          </w:tcPr>
+          <w:p>
+            <w:r>
+              <w:rPr>
+                <w:rFonts w:ascii="Times New Roman" w:hAnsi="Times New Roman"/>
+                <w:sz w:val="20"/>
+              </w:rPr>
+              <w:t>45</w:t>
+            </w:r>
+          </w:p>
+        </w:tc>
+        <w:tc>
+          <w:tcPr>
+            <w:tcW w:type="dxa" w:w="2880"/>
+          </w:tcPr>
+          <w:p>
+            <w:r>
+              <w:rPr>
+                <w:rFonts w:ascii="Times New Roman" w:hAnsi="Times New Roman"/>
+                <w:sz w:val="20"/>
+              </w:rPr>
+              <w:t>78%</w:t>
+            </w:r>
+          </w:p>
+        </w:tc>
+      </w:tr>
+      <w:tr>
+        <w:tc>
+          <w:tcPr>
+            <w:tcW w:type="dxa" w:w="2880"/>
+          </w:tcPr>
+          <w:p>
+            <w:r>
+              <w:rPr>
+                <w:rFonts w:ascii="Times New Roman" w:hAnsi="Times New Roman"/>
+                <w:sz w:val="20"/>
+              </w:rPr>
+              <w:t>cycle.py</w:t>
+            </w:r>
+          </w:p>
+        </w:tc>
+        <w:tc>
+          <w:tcPr>
+            <w:tcW w:type="dxa" w:w="2880"/>
+          </w:tcPr>
+          <w:p>
+            <w:r>
+              <w:rPr>
+                <w:rFonts w:ascii="Times New Roman" w:hAnsi="Times New Roman"/>
+                <w:sz w:val="20"/>
+              </w:rPr>
+              <w:t>39</w:t>
+            </w:r>
+          </w:p>
+        </w:tc>
+        <w:tc>
+          <w:tcPr>
+            <w:tcW w:type="dxa" w:w="2880"/>
+          </w:tcPr>
+          <w:p>
+            <w:r>
+              <w:rPr>
+                <w:rFonts w:ascii="Times New Roman" w:hAnsi="Times New Roman"/>
+                <w:sz w:val="20"/>
+              </w:rPr>
+              <w:t>100%</w:t>
+            </w:r>
+          </w:p>
+        </w:tc>
+      </w:tr>
+      <w:tr>
+        <w:tc>
+          <w:tcPr>
+            <w:tcW w:type="dxa" w:w="2880"/>
+          </w:tcPr>
+          <w:p>
+            <w:r>
+              <w:rPr>
+                <w:rFonts w:ascii="Times New Roman" w:hAnsi="Times New Roman"/>
+                <w:sz w:val="20"/>
+              </w:rPr>
+              <w:t>Overall project</w:t>
+            </w:r>
+          </w:p>
+        </w:tc>
+        <w:tc>
+          <w:tcPr>
+            <w:tcW w:type="dxa" w:w="2880"/>
+          </w:tcPr>
+          <w:p>
+            <w:r>
+              <w:rPr>
+                <w:rFonts w:ascii="Times New Roman" w:hAnsi="Times New Roman"/>
+                <w:sz w:val="20"/>
+              </w:rPr>
+              <w:t>2,569</w:t>
+            </w:r>
+          </w:p>
+        </w:tc>
+        <w:tc>
+          <w:tcPr>
+            <w:tcW w:type="dxa" w:w="2880"/>
+          </w:tcPr>
+          <w:p>
+            <w:r>
+              <w:rPr>
+                <w:rFonts w:ascii="Times New Roman" w:hAnsi="Times New Roman"/>
+                <w:sz w:val="20"/>
+              </w:rPr>
+              <w:t>50%</w:t>
             </w:r>
           </w:p>
         </w:tc>
@@ -1076,40 +1640,25 @@
     </w:tbl>
     <w:p/>
     <w:p>
-      <w:pPr>
-        <w:jc w:val="center"/>
-      </w:pPr>
       <w:r>
         <w:rPr>
+          <w:rFonts w:ascii="Times New Roman" w:hAnsi="Times New Roman"/>
+          <w:b w:val="0"/>
           <w:i/>
-          <w:color w:val="595959"/>
           <w:sz w:val="20"/>
         </w:rPr>
-        <w:t>[Figure 4.5: YOLOv8-OBB training metric curves (precision, recall, mAP50, mAP50-95) across 55 epochs]</w:t>
+        <w:t>Table 4.3: Unit test coverage summary (134/134 passing).</w:t>
       </w:r>
     </w:p>
     <w:p>
-      <w:pPr>
-        <w:pStyle w:val="Heading3"/>
-      </w:pPr>
       <w:r>
         <w:rPr>
-          <w:rFonts w:ascii="Calibri" w:hAnsi="Calibri"/>
-          <w:color w:val="2E75B6"/>
+          <w:rFonts w:ascii="Times New Roman" w:hAnsi="Times New Roman"/>
+          <w:b w:val="0"/>
+          <w:i w:val="0"/>
+          <w:sz w:val="24"/>
         </w:rPr>
-        <w:t>4.3.2 Lighting Characterisation</w:t>
-      </w:r>
-    </w:p>
-    <w:p>
-      <w:pPr>
-        <w:spacing w:line="276" w:lineRule="auto" w:after="120"/>
-      </w:pPr>
-      <w:r>
-        <w:rPr>
-          <w:rFonts w:ascii="Calibri" w:hAnsi="Calibri"/>
-          <w:sz w:val="22"/>
-        </w:rPr>
-        <w:t>Ambient illuminance was swept across eight levels from 0 lux (complete darkness, camera infrared mode) to 506 lux (full overhead strip lighting), with each of the nine bins evaluated at every level — 72 readings in total. Detection held at 100% across every illuminance level and every bin. Confidence correlated only weakly with illuminance (Pearson r ≈ 0.27), and the trend was non-monotonic. The practical conclusion is that the rim-centric detector is not lighting-limited over the station's operating range, satisfying the environmental robustness requirement (FR-09).</w:t>
+        <w:t>The 50% overall figure reflects deliberate targeting of pure-logic modules. Hardware-bound modules such as the pipeline orchestrator, dashboard server, and camera overlay require live peripherals and are not included. The core FSM module achieves 98% statement coverage, confirming that the critical state machine pathways are exercised exhaustively.</w:t>
       </w:r>
     </w:p>
     <w:p>
@@ -1119,10 +1668,43 @@
       <w:r>
         <w:rPr>
           <w:i/>
-          <w:color w:val="595959"/>
+          <w:color w:val="969696"/>
+          <w:sz w:val="22"/>
+        </w:rPr>
+        <w:t>[INSERT FIGURE HERE]</w:t>
+      </w:r>
+    </w:p>
+    <w:p>
+      <w:pPr>
+        <w:spacing w:after="240"/>
+        <w:jc w:val="center"/>
+      </w:pPr>
+      <w:r>
+        <w:rPr>
+          <w:rFonts w:ascii="Times New Roman" w:hAnsi="Times New Roman"/>
+          <w:i/>
           <w:sz w:val="20"/>
         </w:rPr>
-        <w:t>[Figure 4.6: Lux-versus-confidence scatter plot across 72 sampling points, showing 100% detection at all illuminance levels]</w:t>
+        <w:t>Figure 4.8: (a) Pytest terminal output showing 134/134 tests passing. (b) Coverage report summary for the core verification modules.</w:t>
+      </w:r>
+    </w:p>
+    <w:p>
+      <w:pPr>
+        <w:pStyle w:val="Heading2"/>
+      </w:pPr>
+      <w:r>
+        <w:t>4.4 Developer-Phase Iterations</w:t>
+      </w:r>
+    </w:p>
+    <w:p>
+      <w:r>
+        <w:rPr>
+          <w:rFonts w:ascii="Times New Roman" w:hAnsi="Times New Roman"/>
+          <w:b w:val="0"/>
+          <w:i w:val="0"/>
+          <w:sz w:val="24"/>
+        </w:rPr>
+        <w:t>Two significant iterations arose from the functional testing phase. Both follow a structured gap-to-solution-to-validation pattern.</w:t>
       </w:r>
     </w:p>
     <w:p>
@@ -1130,23 +1712,29 @@
         <w:pStyle w:val="Heading3"/>
       </w:pPr>
       <w:r>
-        <w:rPr>
-          <w:rFonts w:ascii="Calibri" w:hAnsi="Calibri"/>
-          <w:color w:val="2E75B6"/>
-        </w:rPr>
-        <w:t>4.3.3 Hand Tracking and Occlusion Iteration</w:t>
+        <w:t>4.4.1 Hardware Iteration: Load Cell Platform Redesign</w:t>
       </w:r>
     </w:p>
     <w:p>
-      <w:pPr>
-        <w:spacing w:line="276" w:lineRule="auto" w:after="120"/>
-      </w:pPr>
       <w:r>
         <w:rPr>
-          <w:rFonts w:ascii="Calibri" w:hAnsi="Calibri"/>
-          <w:sz w:val="22"/>
+          <w:rFonts w:ascii="Times New Roman" w:hAnsi="Times New Roman"/>
+          <w:b w:val="0"/>
+          <w:i w:val="0"/>
+          <w:sz w:val="24"/>
         </w:rPr>
-        <w:t>During early integration testing, a critical tracking failure was identified when operators reached into the bottom row of bins. The shelf lip of the two-tier workstation rack physically occludes the operator's distal finger joints. Because MediaPipe loses sight of the fingertips, it extrapolates joint positions upward, placing the index fingertip within the geofence of the top-tier bins rather than the intended bottom-tier bin. This produced false "Out-of-Sequence" and "Wrong-Bin" alarms during valid picks.</w:t>
+        <w:t>Gap: Bench testing revealed that a single cantilever load cell could not support larger bins without tipping, while expanding the platform on a single-point cell introduced extreme off-centre measurement errors [Table 4.5].</w:t>
+      </w:r>
+    </w:p>
+    <w:p>
+      <w:r>
+        <w:rPr>
+          <w:rFonts w:ascii="Times New Roman" w:hAnsi="Times New Roman"/>
+          <w:b w:val="0"/>
+          <w:i w:val="0"/>
+          <w:sz w:val="24"/>
+        </w:rPr>
+        <w:t>Solution: The platform was redesigned as a three-point summed load cell triangle for medium and large bin configurations. This configuration stabilises the centre of gravity within the support triangle while the HX711 summation circuit maintains a single-channel interface to the microcontroller, preserving full software compatibility.</w:t>
       </w:r>
     </w:p>
     <w:p>
@@ -1156,58 +1744,76 @@
       <w:r>
         <w:rPr>
           <w:i/>
-          <w:color w:val="595959"/>
-          <w:sz w:val="20"/>
+          <w:color w:val="969696"/>
+          <w:sz w:val="22"/>
         </w:rPr>
-        <w:t>[Figure 4.7: Side-view diagram showing shelf-lip occlusion — fingertip coordinates are extrapolated upward into the top-bin geofence while the hand is physically in the bottom bin]</w:t>
+        <w:t>[INSERT FIGURE HERE]</w:t>
       </w:r>
     </w:p>
     <w:p>
       <w:pPr>
-        <w:spacing w:line="276" w:lineRule="auto" w:after="120"/>
+        <w:spacing w:after="240"/>
+        <w:jc w:val="center"/>
       </w:pPr>
       <w:r>
         <w:rPr>
-          <w:rFonts w:ascii="Calibri" w:hAnsi="Calibri"/>
-          <w:sz w:val="22"/>
+          <w:rFonts w:ascii="Times New Roman" w:hAnsi="Times New Roman"/>
+          <w:i/>
+          <w:sz w:val="20"/>
         </w:rPr>
-        <w:t>To resolve this without modifying the workstation hardware, two software modules were implemented:</w:t>
+        <w:t>Figure 4.9: Load cell platform evolution. (a) Initial single-cell cantilever platform exhibiting tipping instability. (b) Final three-point triangle configuration with stable bin seating.</w:t>
       </w:r>
     </w:p>
     <w:p>
       <w:pPr>
-        <w:pStyle w:val="ListNumber"/>
+        <w:pStyle w:val="Heading3"/>
       </w:pPr>
       <w:r>
-        <w:rPr>
-          <w:rFonts w:ascii="Calibri" w:hAnsi="Calibri"/>
-          <w:sz w:val="22"/>
-        </w:rPr>
-        <w:t>Occlusion Gate: Verifies the position of the hand's proximal anchors — the wrist and index MCP knuckle centroid — which remain visible below the shelf lip. When these anchors lie below the bottom-bin rim boundary, any fingertip-derived top-bin assignment is overridden and the hand is forced to the bottom bin.</w:t>
+        <w:t>4.4.2 Software Iteration: Occlusion Gate</w:t>
       </w:r>
     </w:p>
     <w:p>
-      <w:pPr>
-        <w:pStyle w:val="ListNumber"/>
-      </w:pPr>
       <w:r>
         <w:rPr>
-          <w:rFonts w:ascii="Calibri" w:hAnsi="Calibri"/>
-          <w:sz w:val="22"/>
+          <w:rFonts w:ascii="Times New Roman" w:hAnsi="Times New Roman"/>
+          <w:b w:val="0"/>
+          <w:i w:val="0"/>
+          <w:sz w:val="24"/>
         </w:rPr>
-        <w:t>Occlusion Hold: A stateful module that maintains the last-known bottom-bin assignment when the hand vanishes entirely behind the shelf lip, releasing only when landmarks reappear.</w:t>
+        <w:t>Gap: During integration testing, a critical computer vision error was identified when operators reached into the bottom row of bins. The shelf lip of the two-tier rack physically occludes the operator's fingertips, causing MediaPipe to extrapolate the index fingertip upward into the geofence of the top-tier bins. This produced false "Out-of-Sequence" and "Wrong-Bin" alarms, as illustrated in Figure 4.10a-b.</w:t>
       </w:r>
     </w:p>
     <w:p>
-      <w:pPr>
-        <w:spacing w:line="276" w:lineRule="auto" w:after="120"/>
-      </w:pPr>
       <w:r>
         <w:rPr>
-          <w:rFonts w:ascii="Calibri" w:hAnsi="Calibri"/>
-          <w:sz w:val="22"/>
+          <w:rFonts w:ascii="Times New Roman" w:hAnsi="Times New Roman"/>
+          <w:b w:val="0"/>
+          <w:i w:val="0"/>
+          <w:sz w:val="24"/>
         </w:rPr>
-        <w:t>Both modules are covered by the backend unit test suite: the occlusion gate by 22 test cases and the occlusion hold by 12, all passing.</w:t>
+        <w:t>Solution: An Occlusion Gate was implemented within the bin assignment engine. The gate verifies the position of the hand's proximal anchors (wrist landmark and MCP knuckle centroid), which remain visible below the shelf lip even when the distal joints are occluded. When these anchors are detected at or below the bottom-bin boundary, the gate overrides any fingertip-derived top-bin assignment and forces the correct bottom-bin assignment [Figure 4.10c].</w:t>
+      </w:r>
+    </w:p>
+    <w:p>
+      <w:r>
+        <w:rPr>
+          <w:rFonts w:ascii="Times New Roman" w:hAnsi="Times New Roman"/>
+          <w:b w:val="0"/>
+          <w:i w:val="0"/>
+          <w:sz w:val="24"/>
+        </w:rPr>
+        <w:t>A stateful Occlusion Hold module was additionally developed to address complete hand disappearance behind the shelf lip. The hold module maintains the last-known bottom-bin assignment for a configurable timeout (default: 500 ms), releasing only when the hand reappears.</w:t>
+      </w:r>
+    </w:p>
+    <w:p>
+      <w:r>
+        <w:rPr>
+          <w:rFonts w:ascii="Times New Roman" w:hAnsi="Times New Roman"/>
+          <w:b w:val="0"/>
+          <w:i w:val="0"/>
+          <w:sz w:val="24"/>
+        </w:rPr>
+        <w:t>Both modules are covered by the unit test suite: 22 test cases for the gate and 12 for the hold, all passing. The combined effect eliminated the false-alarm issue in subsequent integration testing.</w:t>
       </w:r>
     </w:p>
     <w:p>
@@ -1217,848 +1823,24 @@
       <w:r>
         <w:rPr>
           <w:i/>
-          <w:color w:val="595959"/>
-          <w:sz w:val="20"/>
+          <w:color w:val="969696"/>
+          <w:sz w:val="22"/>
         </w:rPr>
-        <w:t>[Figure 4.8: Occlusion Gate operation — (a) without gate: fingertip extrapolation causes false top-bin assignment; (b) with gate: proximal anchor validation overrides to the correct bottom bin]</w:t>
+        <w:t>[INSERT FIGURE HERE]</w:t>
       </w:r>
     </w:p>
     <w:p>
       <w:pPr>
-        <w:pStyle w:val="Heading2"/>
-      </w:pPr>
-      <w:r>
-        <w:rPr>
-          <w:rFonts w:ascii="Calibri" w:hAnsi="Calibri"/>
-          <w:color w:val="2E75B6"/>
-        </w:rPr>
-        <w:t>4.4 Backend Subsystem</w:t>
-      </w:r>
-    </w:p>
-    <w:p>
-      <w:pPr>
-        <w:pStyle w:val="Heading3"/>
-      </w:pPr>
-      <w:r>
-        <w:rPr>
-          <w:rFonts w:ascii="Calibri" w:hAnsi="Calibri"/>
-          <w:color w:val="2E75B6"/>
-        </w:rPr>
-        <w:t>4.4.1 Unit Verification (Pytest)</w:t>
-      </w:r>
-    </w:p>
-    <w:p>
-      <w:pPr>
-        <w:spacing w:line="276" w:lineRule="auto" w:after="120"/>
-      </w:pPr>
-      <w:r>
-        <w:rPr>
-          <w:rFonts w:ascii="Calibri" w:hAnsi="Calibri"/>
-          <w:sz w:val="22"/>
-        </w:rPr>
-        <w:t>Because the verification logic is encapsulated in a pure placement-tracker component with no dependency on the camera or display (Chapter 3.3.3), it was tested in isolation using the Pytest framework. The suite feeds deterministic sequences of per-bin and kit-box weights and asserts the resulting state, covering bin activation, placement counting, every fault type and its auto-clear, and edge cases such as transient sensor dips and post-tare settle windows.</w:t>
-      </w:r>
-    </w:p>
-    <w:p>
-      <w:r>
-        <w:rPr>
-          <w:b/>
-          <w:color w:val="000000"/>
-          <w:sz w:val="20"/>
-        </w:rPr>
-        <w:t>Table 20: Backend Unit Test Coverage Report (134/134 Passing)</w:t>
-      </w:r>
-    </w:p>
-    <w:tbl>
-      <w:tblPr>
-        <w:tblStyle w:val="TableGrid"/>
-        <w:tblW w:type="auto" w:w="0"/>
-        <w:jc w:val="center"/>
-        <w:tblLook w:firstColumn="1" w:firstRow="1" w:lastColumn="0" w:lastRow="0" w:noHBand="0" w:noVBand="1" w:val="04A0"/>
-      </w:tblPr>
-      <w:tblGrid>
-        <w:gridCol w:w="1872"/>
-        <w:gridCol w:w="1872"/>
-        <w:gridCol w:w="1872"/>
-        <w:gridCol w:w="1872"/>
-        <w:gridCol w:w="1872"/>
-      </w:tblGrid>
-      <w:tr>
-        <w:trPr>
-          <w:tblHeader/>
-        </w:trPr>
-        <w:tc>
-          <w:tcPr>
-            <w:tcW w:type="dxa" w:w="1872"/>
-            <w:shd w:val="clear" w:color="auto" w:fill="1F4E79"/>
-          </w:tcPr>
-          <w:p>
-            <w:r/>
-            <w:r>
-              <w:rPr>
-                <w:rFonts w:ascii="Calibri" w:hAnsi="Calibri"/>
-                <w:b/>
-                <w:color w:val="FFFFFF"/>
-                <w:sz w:val="18"/>
-              </w:rPr>
-              <w:t>Module</w:t>
-            </w:r>
-          </w:p>
-        </w:tc>
-        <w:tc>
-          <w:tcPr>
-            <w:tcW w:type="dxa" w:w="1872"/>
-            <w:shd w:val="clear" w:color="auto" w:fill="1F4E79"/>
-          </w:tcPr>
-          <w:p>
-            <w:r/>
-            <w:r>
-              <w:rPr>
-                <w:rFonts w:ascii="Calibri" w:hAnsi="Calibri"/>
-                <w:b/>
-                <w:color w:val="FFFFFF"/>
-                <w:sz w:val="18"/>
-              </w:rPr>
-              <w:t>Description</w:t>
-            </w:r>
-          </w:p>
-        </w:tc>
-        <w:tc>
-          <w:tcPr>
-            <w:tcW w:type="dxa" w:w="1872"/>
-            <w:shd w:val="clear" w:color="auto" w:fill="1F4E79"/>
-          </w:tcPr>
-          <w:p>
-            <w:r/>
-            <w:r>
-              <w:rPr>
-                <w:rFonts w:ascii="Calibri" w:hAnsi="Calibri"/>
-                <w:b/>
-                <w:color w:val="FFFFFF"/>
-                <w:sz w:val="18"/>
-              </w:rPr>
-              <w:t>Statements</w:t>
-            </w:r>
-          </w:p>
-        </w:tc>
-        <w:tc>
-          <w:tcPr>
-            <w:tcW w:type="dxa" w:w="1872"/>
-            <w:shd w:val="clear" w:color="auto" w:fill="1F4E79"/>
-          </w:tcPr>
-          <w:p>
-            <w:r/>
-            <w:r>
-              <w:rPr>
-                <w:rFonts w:ascii="Calibri" w:hAnsi="Calibri"/>
-                <w:b/>
-                <w:color w:val="FFFFFF"/>
-                <w:sz w:val="18"/>
-              </w:rPr>
-              <w:t>Coverage</w:t>
-            </w:r>
-          </w:p>
-        </w:tc>
-        <w:tc>
-          <w:tcPr>
-            <w:tcW w:type="dxa" w:w="1872"/>
-            <w:shd w:val="clear" w:color="auto" w:fill="1F4E79"/>
-          </w:tcPr>
-          <w:p>
-            <w:r/>
-            <w:r>
-              <w:rPr>
-                <w:rFonts w:ascii="Calibri" w:hAnsi="Calibri"/>
-                <w:b/>
-                <w:color w:val="FFFFFF"/>
-                <w:sz w:val="18"/>
-              </w:rPr>
-              <w:t>Tests</w:t>
-            </w:r>
-          </w:p>
-        </w:tc>
-      </w:tr>
-      <w:tr>
-        <w:tc>
-          <w:tcPr>
-            <w:tcW w:type="dxa" w:w="1872"/>
-            <w:shd w:val="clear" w:color="auto" w:fill="F2F4F7"/>
-          </w:tcPr>
-          <w:p>
-            <w:r/>
-            <w:r>
-              <w:rPr>
-                <w:rFonts w:ascii="Calibri" w:hAnsi="Calibri"/>
-                <w:sz w:val="18"/>
-              </w:rPr>
-              <w:t>placement.py</w:t>
-            </w:r>
-          </w:p>
-        </w:tc>
-        <w:tc>
-          <w:tcPr>
-            <w:tcW w:type="dxa" w:w="1872"/>
-            <w:shd w:val="clear" w:color="auto" w:fill="F2F4F7"/>
-          </w:tcPr>
-          <w:p>
-            <w:r/>
-            <w:r>
-              <w:rPr>
-                <w:rFonts w:ascii="Calibri" w:hAnsi="Calibri"/>
-                <w:sz w:val="18"/>
-              </w:rPr>
-              <w:t>FSM core verification</w:t>
-            </w:r>
-          </w:p>
-        </w:tc>
-        <w:tc>
-          <w:tcPr>
-            <w:tcW w:type="dxa" w:w="1872"/>
-            <w:shd w:val="clear" w:color="auto" w:fill="F2F4F7"/>
-          </w:tcPr>
-          <w:p>
-            <w:r/>
-            <w:r>
-              <w:rPr>
-                <w:rFonts w:ascii="Calibri" w:hAnsi="Calibri"/>
-                <w:sz w:val="18"/>
-              </w:rPr>
-              <w:t>196</w:t>
-            </w:r>
-          </w:p>
-        </w:tc>
-        <w:tc>
-          <w:tcPr>
-            <w:tcW w:type="dxa" w:w="1872"/>
-            <w:shd w:val="clear" w:color="auto" w:fill="F2F4F7"/>
-          </w:tcPr>
-          <w:p>
-            <w:r/>
-            <w:r>
-              <w:rPr>
-                <w:rFonts w:ascii="Calibri" w:hAnsi="Calibri"/>
-                <w:sz w:val="18"/>
-              </w:rPr>
-              <w:t>98%</w:t>
-            </w:r>
-          </w:p>
-        </w:tc>
-        <w:tc>
-          <w:tcPr>
-            <w:tcW w:type="dxa" w:w="1872"/>
-            <w:shd w:val="clear" w:color="auto" w:fill="F2F4F7"/>
-          </w:tcPr>
-          <w:p>
-            <w:r/>
-            <w:r>
-              <w:rPr>
-                <w:rFonts w:ascii="Calibri" w:hAnsi="Calibri"/>
-                <w:sz w:val="18"/>
-              </w:rPr>
-              <w:t>38</w:t>
-            </w:r>
-          </w:p>
-        </w:tc>
-      </w:tr>
-      <w:tr>
-        <w:tc>
-          <w:tcPr>
-            <w:tcW w:type="dxa" w:w="1872"/>
-            <w:shd w:val="clear" w:color="auto" w:fill="FFFFFF"/>
-          </w:tcPr>
-          <w:p>
-            <w:r/>
-            <w:r>
-              <w:rPr>
-                <w:rFonts w:ascii="Calibri" w:hAnsi="Calibri"/>
-                <w:sz w:val="18"/>
-              </w:rPr>
-              <w:t>bin_assignment.py</w:t>
-            </w:r>
-          </w:p>
-        </w:tc>
-        <w:tc>
-          <w:tcPr>
-            <w:tcW w:type="dxa" w:w="1872"/>
-            <w:shd w:val="clear" w:color="auto" w:fill="FFFFFF"/>
-          </w:tcPr>
-          <w:p>
-            <w:r/>
-            <w:r>
-              <w:rPr>
-                <w:rFonts w:ascii="Calibri" w:hAnsi="Calibri"/>
-                <w:sz w:val="18"/>
-              </w:rPr>
-              <w:t>Geometric bin assignment</w:t>
-            </w:r>
-          </w:p>
-        </w:tc>
-        <w:tc>
-          <w:tcPr>
-            <w:tcW w:type="dxa" w:w="1872"/>
-            <w:shd w:val="clear" w:color="auto" w:fill="FFFFFF"/>
-          </w:tcPr>
-          <w:p>
-            <w:r/>
-            <w:r>
-              <w:rPr>
-                <w:rFonts w:ascii="Calibri" w:hAnsi="Calibri"/>
-                <w:sz w:val="18"/>
-              </w:rPr>
-              <w:t>260</w:t>
-            </w:r>
-          </w:p>
-        </w:tc>
-        <w:tc>
-          <w:tcPr>
-            <w:tcW w:type="dxa" w:w="1872"/>
-            <w:shd w:val="clear" w:color="auto" w:fill="FFFFFF"/>
-          </w:tcPr>
-          <w:p>
-            <w:r/>
-            <w:r>
-              <w:rPr>
-                <w:rFonts w:ascii="Calibri" w:hAnsi="Calibri"/>
-                <w:sz w:val="18"/>
-              </w:rPr>
-              <w:t>83%</w:t>
-            </w:r>
-          </w:p>
-        </w:tc>
-        <w:tc>
-          <w:tcPr>
-            <w:tcW w:type="dxa" w:w="1872"/>
-            <w:shd w:val="clear" w:color="auto" w:fill="FFFFFF"/>
-          </w:tcPr>
-          <w:p>
-            <w:r/>
-            <w:r>
-              <w:rPr>
-                <w:rFonts w:ascii="Calibri" w:hAnsi="Calibri"/>
-                <w:sz w:val="18"/>
-              </w:rPr>
-              <w:t>34</w:t>
-            </w:r>
-          </w:p>
-        </w:tc>
-      </w:tr>
-      <w:tr>
-        <w:tc>
-          <w:tcPr>
-            <w:tcW w:type="dxa" w:w="1872"/>
-            <w:shd w:val="clear" w:color="auto" w:fill="F2F4F7"/>
-          </w:tcPr>
-          <w:p>
-            <w:r/>
-            <w:r>
-              <w:rPr>
-                <w:rFonts w:ascii="Calibri" w:hAnsi="Calibri"/>
-                <w:sz w:val="18"/>
-              </w:rPr>
-              <w:t>occlusion_hold.py</w:t>
-            </w:r>
-          </w:p>
-        </w:tc>
-        <w:tc>
-          <w:tcPr>
-            <w:tcW w:type="dxa" w:w="1872"/>
-            <w:shd w:val="clear" w:color="auto" w:fill="F2F4F7"/>
-          </w:tcPr>
-          <w:p>
-            <w:r/>
-            <w:r>
-              <w:rPr>
-                <w:rFonts w:ascii="Calibri" w:hAnsi="Calibri"/>
-                <w:sz w:val="18"/>
-              </w:rPr>
-              <w:t>Shelf-lip occlusion handling</w:t>
-            </w:r>
-          </w:p>
-        </w:tc>
-        <w:tc>
-          <w:tcPr>
-            <w:tcW w:type="dxa" w:w="1872"/>
-            <w:shd w:val="clear" w:color="auto" w:fill="F2F4F7"/>
-          </w:tcPr>
-          <w:p>
-            <w:r/>
-            <w:r>
-              <w:rPr>
-                <w:rFonts w:ascii="Calibri" w:hAnsi="Calibri"/>
-                <w:sz w:val="18"/>
-              </w:rPr>
-              <w:t>35</w:t>
-            </w:r>
-          </w:p>
-        </w:tc>
-        <w:tc>
-          <w:tcPr>
-            <w:tcW w:type="dxa" w:w="1872"/>
-            <w:shd w:val="clear" w:color="auto" w:fill="F2F4F7"/>
-          </w:tcPr>
-          <w:p>
-            <w:r/>
-            <w:r>
-              <w:rPr>
-                <w:rFonts w:ascii="Calibri" w:hAnsi="Calibri"/>
-                <w:sz w:val="18"/>
-              </w:rPr>
-              <w:t>100%</w:t>
-            </w:r>
-          </w:p>
-        </w:tc>
-        <w:tc>
-          <w:tcPr>
-            <w:tcW w:type="dxa" w:w="1872"/>
-            <w:shd w:val="clear" w:color="auto" w:fill="F2F4F7"/>
-          </w:tcPr>
-          <w:p>
-            <w:r/>
-            <w:r>
-              <w:rPr>
-                <w:rFonts w:ascii="Calibri" w:hAnsi="Calibri"/>
-                <w:sz w:val="18"/>
-              </w:rPr>
-              <w:t>12</w:t>
-            </w:r>
-          </w:p>
-        </w:tc>
-      </w:tr>
-      <w:tr>
-        <w:tc>
-          <w:tcPr>
-            <w:tcW w:type="dxa" w:w="1872"/>
-            <w:shd w:val="clear" w:color="auto" w:fill="FFFFFF"/>
-          </w:tcPr>
-          <w:p>
-            <w:r/>
-            <w:r>
-              <w:rPr>
-                <w:rFonts w:ascii="Calibri" w:hAnsi="Calibri"/>
-                <w:sz w:val="18"/>
-              </w:rPr>
-              <w:t>grid_allocator.py</w:t>
-            </w:r>
-          </w:p>
-        </w:tc>
-        <w:tc>
-          <w:tcPr>
-            <w:tcW w:type="dxa" w:w="1872"/>
-            <w:shd w:val="clear" w:color="auto" w:fill="FFFFFF"/>
-          </w:tcPr>
-          <w:p>
-            <w:r/>
-            <w:r>
-              <w:rPr>
-                <w:rFonts w:ascii="Calibri" w:hAnsi="Calibri"/>
-                <w:sz w:val="18"/>
-              </w:rPr>
-              <w:t>Spatial grid calculations</w:t>
-            </w:r>
-          </w:p>
-        </w:tc>
-        <w:tc>
-          <w:tcPr>
-            <w:tcW w:type="dxa" w:w="1872"/>
-            <w:shd w:val="clear" w:color="auto" w:fill="FFFFFF"/>
-          </w:tcPr>
-          <w:p>
-            <w:r/>
-            <w:r>
-              <w:rPr>
-                <w:rFonts w:ascii="Calibri" w:hAnsi="Calibri"/>
-                <w:sz w:val="18"/>
-              </w:rPr>
-              <w:t>107</w:t>
-            </w:r>
-          </w:p>
-        </w:tc>
-        <w:tc>
-          <w:tcPr>
-            <w:tcW w:type="dxa" w:w="1872"/>
-            <w:shd w:val="clear" w:color="auto" w:fill="FFFFFF"/>
-          </w:tcPr>
-          <w:p>
-            <w:r/>
-            <w:r>
-              <w:rPr>
-                <w:rFonts w:ascii="Calibri" w:hAnsi="Calibri"/>
-                <w:sz w:val="18"/>
-              </w:rPr>
-              <w:t>93%</w:t>
-            </w:r>
-          </w:p>
-        </w:tc>
-        <w:tc>
-          <w:tcPr>
-            <w:tcW w:type="dxa" w:w="1872"/>
-            <w:shd w:val="clear" w:color="auto" w:fill="FFFFFF"/>
-          </w:tcPr>
-          <w:p>
-            <w:r/>
-            <w:r>
-              <w:rPr>
-                <w:rFonts w:ascii="Calibri" w:hAnsi="Calibri"/>
-                <w:sz w:val="18"/>
-              </w:rPr>
-              <w:t>14</w:t>
-            </w:r>
-          </w:p>
-        </w:tc>
-      </w:tr>
-      <w:tr>
-        <w:tc>
-          <w:tcPr>
-            <w:tcW w:type="dxa" w:w="1872"/>
-            <w:shd w:val="clear" w:color="auto" w:fill="F2F4F7"/>
-          </w:tcPr>
-          <w:p>
-            <w:r/>
-            <w:r>
-              <w:rPr>
-                <w:rFonts w:ascii="Calibri" w:hAnsi="Calibri"/>
-                <w:sz w:val="18"/>
-              </w:rPr>
-              <w:t>grid_calibrator.py</w:t>
-            </w:r>
-          </w:p>
-        </w:tc>
-        <w:tc>
-          <w:tcPr>
-            <w:tcW w:type="dxa" w:w="1872"/>
-            <w:shd w:val="clear" w:color="auto" w:fill="F2F4F7"/>
-          </w:tcPr>
-          <w:p>
-            <w:r/>
-            <w:r>
-              <w:rPr>
-                <w:rFonts w:ascii="Calibri" w:hAnsi="Calibri"/>
-                <w:sz w:val="18"/>
-              </w:rPr>
-              <w:t>Calibration verification</w:t>
-            </w:r>
-          </w:p>
-        </w:tc>
-        <w:tc>
-          <w:tcPr>
-            <w:tcW w:type="dxa" w:w="1872"/>
-            <w:shd w:val="clear" w:color="auto" w:fill="F2F4F7"/>
-          </w:tcPr>
-          <w:p>
-            <w:r/>
-            <w:r>
-              <w:rPr>
-                <w:rFonts w:ascii="Calibri" w:hAnsi="Calibri"/>
-                <w:sz w:val="18"/>
-              </w:rPr>
-              <w:t>79</w:t>
-            </w:r>
-          </w:p>
-        </w:tc>
-        <w:tc>
-          <w:tcPr>
-            <w:tcW w:type="dxa" w:w="1872"/>
-            <w:shd w:val="clear" w:color="auto" w:fill="F2F4F7"/>
-          </w:tcPr>
-          <w:p>
-            <w:r/>
-            <w:r>
-              <w:rPr>
-                <w:rFonts w:ascii="Calibri" w:hAnsi="Calibri"/>
-                <w:sz w:val="18"/>
-              </w:rPr>
-              <w:t>96%</w:t>
-            </w:r>
-          </w:p>
-        </w:tc>
-        <w:tc>
-          <w:tcPr>
-            <w:tcW w:type="dxa" w:w="1872"/>
-            <w:shd w:val="clear" w:color="auto" w:fill="F2F4F7"/>
-          </w:tcPr>
-          <w:p>
-            <w:r/>
-            <w:r>
-              <w:rPr>
-                <w:rFonts w:ascii="Calibri" w:hAnsi="Calibri"/>
-                <w:sz w:val="18"/>
-              </w:rPr>
-              <w:t>12</w:t>
-            </w:r>
-          </w:p>
-        </w:tc>
-      </w:tr>
-      <w:tr>
-        <w:tc>
-          <w:tcPr>
-            <w:tcW w:type="dxa" w:w="1872"/>
-            <w:shd w:val="clear" w:color="auto" w:fill="FFFFFF"/>
-          </w:tcPr>
-          <w:p>
-            <w:r/>
-            <w:r>
-              <w:rPr>
-                <w:rFonts w:ascii="Calibri" w:hAnsi="Calibri"/>
-                <w:sz w:val="18"/>
-              </w:rPr>
-              <w:t>grid_session.py</w:t>
-            </w:r>
-          </w:p>
-        </w:tc>
-        <w:tc>
-          <w:tcPr>
-            <w:tcW w:type="dxa" w:w="1872"/>
-            <w:shd w:val="clear" w:color="auto" w:fill="FFFFFF"/>
-          </w:tcPr>
-          <w:p>
-            <w:r/>
-            <w:r>
-              <w:rPr>
-                <w:rFonts w:ascii="Calibri" w:hAnsi="Calibri"/>
-                <w:sz w:val="18"/>
-              </w:rPr>
-              <w:t>Session boundary management</w:t>
-            </w:r>
-          </w:p>
-        </w:tc>
-        <w:tc>
-          <w:tcPr>
-            <w:tcW w:type="dxa" w:w="1872"/>
-            <w:shd w:val="clear" w:color="auto" w:fill="FFFFFF"/>
-          </w:tcPr>
-          <w:p>
-            <w:r/>
-            <w:r>
-              <w:rPr>
-                <w:rFonts w:ascii="Calibri" w:hAnsi="Calibri"/>
-                <w:sz w:val="18"/>
-              </w:rPr>
-              <w:t>74</w:t>
-            </w:r>
-          </w:p>
-        </w:tc>
-        <w:tc>
-          <w:tcPr>
-            <w:tcW w:type="dxa" w:w="1872"/>
-            <w:shd w:val="clear" w:color="auto" w:fill="FFFFFF"/>
-          </w:tcPr>
-          <w:p>
-            <w:r/>
-            <w:r>
-              <w:rPr>
-                <w:rFonts w:ascii="Calibri" w:hAnsi="Calibri"/>
-                <w:sz w:val="18"/>
-              </w:rPr>
-              <w:t>95%</w:t>
-            </w:r>
-          </w:p>
-        </w:tc>
-        <w:tc>
-          <w:tcPr>
-            <w:tcW w:type="dxa" w:w="1872"/>
-            <w:shd w:val="clear" w:color="auto" w:fill="FFFFFF"/>
-          </w:tcPr>
-          <w:p>
-            <w:r/>
-            <w:r>
-              <w:rPr>
-                <w:rFonts w:ascii="Calibri" w:hAnsi="Calibri"/>
-                <w:sz w:val="18"/>
-              </w:rPr>
-              <w:t>10</w:t>
-            </w:r>
-          </w:p>
-        </w:tc>
-      </w:tr>
-      <w:tr>
-        <w:tc>
-          <w:tcPr>
-            <w:tcW w:type="dxa" w:w="1872"/>
-            <w:shd w:val="clear" w:color="auto" w:fill="F2F4F7"/>
-          </w:tcPr>
-          <w:p>
-            <w:r/>
-            <w:r>
-              <w:rPr>
-                <w:rFonts w:ascii="Calibri" w:hAnsi="Calibri"/>
-                <w:sz w:val="18"/>
-              </w:rPr>
-              <w:t>inventory.py</w:t>
-            </w:r>
-          </w:p>
-        </w:tc>
-        <w:tc>
-          <w:tcPr>
-            <w:tcW w:type="dxa" w:w="1872"/>
-            <w:shd w:val="clear" w:color="auto" w:fill="F2F4F7"/>
-          </w:tcPr>
-          <w:p>
-            <w:r/>
-            <w:r>
-              <w:rPr>
-                <w:rFonts w:ascii="Calibri" w:hAnsi="Calibri"/>
-                <w:sz w:val="18"/>
-              </w:rPr>
-              <w:t>Weight-to-count conversion</w:t>
-            </w:r>
-          </w:p>
-        </w:tc>
-        <w:tc>
-          <w:tcPr>
-            <w:tcW w:type="dxa" w:w="1872"/>
-            <w:shd w:val="clear" w:color="auto" w:fill="F2F4F7"/>
-          </w:tcPr>
-          <w:p>
-            <w:r/>
-            <w:r>
-              <w:rPr>
-                <w:rFonts w:ascii="Calibri" w:hAnsi="Calibri"/>
-                <w:sz w:val="18"/>
-              </w:rPr>
-              <w:t>45</w:t>
-            </w:r>
-          </w:p>
-        </w:tc>
-        <w:tc>
-          <w:tcPr>
-            <w:tcW w:type="dxa" w:w="1872"/>
-            <w:shd w:val="clear" w:color="auto" w:fill="F2F4F7"/>
-          </w:tcPr>
-          <w:p>
-            <w:r/>
-            <w:r>
-              <w:rPr>
-                <w:rFonts w:ascii="Calibri" w:hAnsi="Calibri"/>
-                <w:sz w:val="18"/>
-              </w:rPr>
-              <w:t>78%</w:t>
-            </w:r>
-          </w:p>
-        </w:tc>
-        <w:tc>
-          <w:tcPr>
-            <w:tcW w:type="dxa" w:w="1872"/>
-            <w:shd w:val="clear" w:color="auto" w:fill="F2F4F7"/>
-          </w:tcPr>
-          <w:p>
-            <w:r/>
-            <w:r>
-              <w:rPr>
-                <w:rFonts w:ascii="Calibri" w:hAnsi="Calibri"/>
-                <w:sz w:val="18"/>
-              </w:rPr>
-              <w:t>8</w:t>
-            </w:r>
-          </w:p>
-        </w:tc>
-      </w:tr>
-      <w:tr>
-        <w:tc>
-          <w:tcPr>
-            <w:tcW w:type="dxa" w:w="1872"/>
-            <w:shd w:val="clear" w:color="auto" w:fill="FFFFFF"/>
-          </w:tcPr>
-          <w:p>
-            <w:r/>
-            <w:r>
-              <w:rPr>
-                <w:rFonts w:ascii="Calibri" w:hAnsi="Calibri"/>
-                <w:sz w:val="18"/>
-              </w:rPr>
-              <w:t>cycle.py</w:t>
-            </w:r>
-          </w:p>
-        </w:tc>
-        <w:tc>
-          <w:tcPr>
-            <w:tcW w:type="dxa" w:w="1872"/>
-            <w:shd w:val="clear" w:color="auto" w:fill="FFFFFF"/>
-          </w:tcPr>
-          <w:p>
-            <w:r/>
-            <w:r>
-              <w:rPr>
-                <w:rFonts w:ascii="Calibri" w:hAnsi="Calibri"/>
-                <w:sz w:val="18"/>
-              </w:rPr>
-              <w:t>Order cycle management</w:t>
-            </w:r>
-          </w:p>
-        </w:tc>
-        <w:tc>
-          <w:tcPr>
-            <w:tcW w:type="dxa" w:w="1872"/>
-            <w:shd w:val="clear" w:color="auto" w:fill="FFFFFF"/>
-          </w:tcPr>
-          <w:p>
-            <w:r/>
-            <w:r>
-              <w:rPr>
-                <w:rFonts w:ascii="Calibri" w:hAnsi="Calibri"/>
-                <w:sz w:val="18"/>
-              </w:rPr>
-              <w:t>39</w:t>
-            </w:r>
-          </w:p>
-        </w:tc>
-        <w:tc>
-          <w:tcPr>
-            <w:tcW w:type="dxa" w:w="1872"/>
-            <w:shd w:val="clear" w:color="auto" w:fill="FFFFFF"/>
-          </w:tcPr>
-          <w:p>
-            <w:r/>
-            <w:r>
-              <w:rPr>
-                <w:rFonts w:ascii="Calibri" w:hAnsi="Calibri"/>
-                <w:sz w:val="18"/>
-              </w:rPr>
-              <w:t>100%</w:t>
-            </w:r>
-          </w:p>
-        </w:tc>
-        <w:tc>
-          <w:tcPr>
-            <w:tcW w:type="dxa" w:w="1872"/>
-            <w:shd w:val="clear" w:color="auto" w:fill="FFFFFF"/>
-          </w:tcPr>
-          <w:p>
-            <w:r/>
-            <w:r>
-              <w:rPr>
-                <w:rFonts w:ascii="Calibri" w:hAnsi="Calibri"/>
-                <w:sz w:val="18"/>
-              </w:rPr>
-              <w:t>6</w:t>
-            </w:r>
-          </w:p>
-        </w:tc>
-      </w:tr>
-    </w:tbl>
-    <w:p/>
-    <w:p>
-      <w:pPr>
-        <w:spacing w:line="276" w:lineRule="auto" w:after="120"/>
-      </w:pPr>
-      <w:r>
-        <w:rPr>
-          <w:rFonts w:ascii="Calibri" w:hAnsi="Calibri"/>
-          <w:sz w:val="22"/>
-        </w:rPr>
-        <w:t>All 134 tests pass in 4.46 seconds. The 50% overall project coverage figure reflects the fact that the suite deliberately targets the pure-logic modules rather than the hardware-bound modules (pipeline orchestrator, camera overlay) which require live peripherals. The core FSM — placement.py — achieves 98% statement coverage, confirming that the critical state machine pathways are exercised exhaustively.</w:t>
-      </w:r>
-    </w:p>
-    <w:p>
-      <w:pPr>
+        <w:spacing w:after="240"/>
         <w:jc w:val="center"/>
       </w:pPr>
       <w:r>
         <w:rPr>
+          <w:rFonts w:ascii="Times New Roman" w:hAnsi="Times New Roman"/>
           <w:i/>
-          <w:color w:val="595959"/>
           <w:sz w:val="20"/>
         </w:rPr>
-        <w:t>[Figure 4.9: Pytest terminal output showing 134/134 passed tests and per-module coverage summary]</w:t>
+        <w:t>Figure 4.10: Occlusion Gate operation. (a) Side-view schematic showing the shelf lip occluding fingertips during a bottom-bin reach. (b) Without the gate: false top-bin assignment. (c) With the gate: proximal anchor detection overrides to the correct bottom bin.</w:t>
       </w:r>
     </w:p>
     <w:p>
@@ -2071,23 +1853,18 @@
         <w:pStyle w:val="Heading1"/>
       </w:pPr>
       <w:r>
-        <w:rPr>
-          <w:rFonts w:ascii="Calibri" w:hAnsi="Calibri"/>
-          <w:color w:val="1F4E79"/>
-        </w:rPr>
-        <w:t>Chapter 5 | System Testing and Evaluation</w:t>
+        <w:t>Chapter 5: User Testing &amp; Validation</w:t>
       </w:r>
     </w:p>
     <w:p>
-      <w:pPr>
-        <w:spacing w:line="276" w:lineRule="auto" w:after="120"/>
-      </w:pPr>
       <w:r>
         <w:rPr>
-          <w:rFonts w:ascii="Calibri" w:hAnsi="Calibri"/>
-          <w:sz w:val="22"/>
+          <w:rFonts w:ascii="Times New Roman" w:hAnsi="Times New Roman"/>
+          <w:b w:val="0"/>
+          <w:i w:val="0"/>
+          <w:sz w:val="24"/>
         </w:rPr>
-        <w:t>This chapter presents the system-level validation of the integrated AEGIS prototype, focusing on user-oriented testing with plant operators, the HMI design iteration driven by operator feedback, and the formal requirements validation matrix that traces each functional requirement to its verification evidence.</w:t>
+        <w:t>This chapter presents system-level validation of the integrated prototype, comprising a developer user study, the HMI iteration driven by operator feedback, a final stakeholder validation with TE Connectivity, and the formal requirements traceability matrix.</w:t>
       </w:r>
     </w:p>
     <w:p>
@@ -2095,10 +1872,6 @@
         <w:pStyle w:val="Heading2"/>
       </w:pPr>
       <w:r>
-        <w:rPr>
-          <w:rFonts w:ascii="Calibri" w:hAnsi="Calibri"/>
-          <w:color w:val="2E75B6"/>
-        </w:rPr>
         <w:t>5.1 Usability Study</w:t>
       </w:r>
     </w:p>
@@ -2107,45 +1880,29 @@
         <w:pStyle w:val="Heading3"/>
       </w:pPr>
       <w:r>
-        <w:rPr>
-          <w:rFonts w:ascii="Calibri" w:hAnsi="Calibri"/>
-          <w:color w:val="2E75B6"/>
-        </w:rPr>
         <w:t>5.1.1 Testing Framework</w:t>
-      </w:r>
-    </w:p>
-    <w:p>
-      <w:pPr>
-        <w:spacing w:line="276" w:lineRule="auto" w:after="120"/>
-      </w:pPr>
-      <w:r>
-        <w:rPr>
-          <w:rFonts w:ascii="Calibri" w:hAnsi="Calibri"/>
-          <w:sz w:val="22"/>
-        </w:rPr>
-        <w:t>The integrated system was evaluated through a structured usability study with six operators (Benny, Chloe, Ming Zhan, Song Yi, Royce, and Jack), conducted between 8 and 13 July 2026. The study employed a within-subjects, counterbalanced design: each operator completed a paper-based Control block and an AEGIS System block, with three bills of materials (BOMs) per block. Block order was counterbalanced across participants to control for learning effects.</w:t>
-      </w:r>
-    </w:p>
-    <w:p>
-      <w:pPr>
-        <w:spacing w:line="276" w:lineRule="auto" w:after="120"/>
-      </w:pPr>
-      <w:r>
-        <w:rPr>
-          <w:rFonts w:ascii="Calibri" w:hAnsi="Calibri"/>
-          <w:sz w:val="22"/>
-        </w:rPr>
-        <w:t>Each session comprised a structured alert walkthrough, in which the operator encountered and was asked to interpret each fault type, followed by a rating interview across nine dimensions scored on a 1–5 Likert scale, and an open-ended interview capturing free-form feedback.</w:t>
       </w:r>
     </w:p>
     <w:p>
       <w:r>
         <w:rPr>
-          <w:b/>
-          <w:color w:val="000000"/>
-          <w:sz w:val="20"/>
+          <w:rFonts w:ascii="Times New Roman" w:hAnsi="Times New Roman"/>
+          <w:b w:val="0"/>
+          <w:i w:val="0"/>
+          <w:sz w:val="24"/>
         </w:rPr>
-        <w:t>Table 21: Usability Study Participant Schedule</w:t>
+        <w:t>The integrated system was evaluated through a structured usability study with six operators conducted between 8 and 13 July 2026. The study employed a within-subjects, counterbalanced design in which each operator completed a paper-based Control block and an AEGIS System block with three bills of materials (BOMs) per block. Block order was counterbalanced across participants to control for learning effects. The participant schedule is shown in Table 5.1.</w:t>
+      </w:r>
+    </w:p>
+    <w:p>
+      <w:r>
+        <w:rPr>
+          <w:rFonts w:ascii="Times New Roman" w:hAnsi="Times New Roman"/>
+          <w:b w:val="0"/>
+          <w:i w:val="0"/>
+          <w:sz w:val="24"/>
+        </w:rPr>
+        <w:t>Each session comprised three phases: (1) a structured alert walkthrough across all four fault types, (2) a rating interview across nine dimensions scored on a 1 to 5 Likert scale, and (3) an open-ended interview capturing free-form feedback. The nine dimensions were selected to separate task communication (what and how many to pack) from exception communication (warnings, errors, and corrective instructions).</w:t>
       </w:r>
     </w:p>
     <w:tbl>
@@ -2156,28 +1913,25 @@
         <w:tblLook w:firstColumn="1" w:firstRow="1" w:lastColumn="0" w:lastRow="0" w:noHBand="0" w:noVBand="1" w:val="04A0"/>
       </w:tblPr>
       <w:tblGrid>
-        <w:gridCol w:w="2340"/>
-        <w:gridCol w:w="2340"/>
-        <w:gridCol w:w="2340"/>
-        <w:gridCol w:w="2340"/>
+        <w:gridCol w:w="2160"/>
+        <w:gridCol w:w="2160"/>
+        <w:gridCol w:w="2160"/>
+        <w:gridCol w:w="2160"/>
       </w:tblGrid>
       <w:tr>
-        <w:trPr>
-          <w:tblHeader/>
-        </w:trPr>
         <w:tc>
           <w:tcPr>
-            <w:tcW w:type="dxa" w:w="2340"/>
-            <w:shd w:val="clear" w:color="auto" w:fill="1F4E79"/>
+            <w:tcW w:type="dxa" w:w="2160"/>
           </w:tcPr>
           <w:p>
-            <w:r/>
+            <w:pPr>
+              <w:jc w:val="center"/>
+            </w:pPr>
             <w:r>
               <w:rPr>
-                <w:rFonts w:ascii="Calibri" w:hAnsi="Calibri"/>
+                <w:rFonts w:ascii="Times New Roman" w:hAnsi="Times New Roman"/>
                 <w:b/>
-                <w:color w:val="FFFFFF"/>
-                <w:sz w:val="18"/>
+                <w:sz w:val="20"/>
               </w:rPr>
               <w:t>Operator</w:t>
             </w:r>
@@ -2185,17 +1939,17 @@
         </w:tc>
         <w:tc>
           <w:tcPr>
-            <w:tcW w:type="dxa" w:w="2340"/>
-            <w:shd w:val="clear" w:color="auto" w:fill="1F4E79"/>
+            <w:tcW w:type="dxa" w:w="2160"/>
           </w:tcPr>
           <w:p>
-            <w:r/>
+            <w:pPr>
+              <w:jc w:val="center"/>
+            </w:pPr>
             <w:r>
               <w:rPr>
-                <w:rFonts w:ascii="Calibri" w:hAnsi="Calibri"/>
+                <w:rFonts w:ascii="Times New Roman" w:hAnsi="Times New Roman"/>
                 <w:b/>
-                <w:color w:val="FFFFFF"/>
-                <w:sz w:val="18"/>
+                <w:sz w:val="20"/>
               </w:rPr>
               <w:t>Date</w:t>
             </w:r>
@@ -2203,17 +1957,17 @@
         </w:tc>
         <w:tc>
           <w:tcPr>
-            <w:tcW w:type="dxa" w:w="2340"/>
-            <w:shd w:val="clear" w:color="auto" w:fill="1F4E79"/>
+            <w:tcW w:type="dxa" w:w="2160"/>
           </w:tcPr>
           <w:p>
-            <w:r/>
+            <w:pPr>
+              <w:jc w:val="center"/>
+            </w:pPr>
             <w:r>
               <w:rPr>
-                <w:rFonts w:ascii="Calibri" w:hAnsi="Calibri"/>
+                <w:rFonts w:ascii="Times New Roman" w:hAnsi="Times New Roman"/>
                 <w:b/>
-                <w:color w:val="FFFFFF"/>
-                <w:sz w:val="18"/>
+                <w:sz w:val="20"/>
               </w:rPr>
               <w:t>Group</w:t>
             </w:r>
@@ -2221,17 +1975,17 @@
         </w:tc>
         <w:tc>
           <w:tcPr>
-            <w:tcW w:type="dxa" w:w="2340"/>
-            <w:shd w:val="clear" w:color="auto" w:fill="1F4E79"/>
+            <w:tcW w:type="dxa" w:w="2160"/>
           </w:tcPr>
           <w:p>
-            <w:r/>
+            <w:pPr>
+              <w:jc w:val="center"/>
+            </w:pPr>
             <w:r>
               <w:rPr>
-                <w:rFonts w:ascii="Calibri" w:hAnsi="Calibri"/>
+                <w:rFonts w:ascii="Times New Roman" w:hAnsi="Times New Roman"/>
                 <w:b/>
-                <w:color w:val="FFFFFF"/>
-                <w:sz w:val="18"/>
+                <w:sz w:val="20"/>
               </w:rPr>
               <w:t>BOM Order</w:t>
             </w:r>
@@ -2241,15 +1995,13 @@
       <w:tr>
         <w:tc>
           <w:tcPr>
-            <w:tcW w:type="dxa" w:w="2340"/>
-            <w:shd w:val="clear" w:color="auto" w:fill="F2F4F7"/>
+            <w:tcW w:type="dxa" w:w="2160"/>
           </w:tcPr>
           <w:p>
-            <w:r/>
             <w:r>
               <w:rPr>
-                <w:rFonts w:ascii="Calibri" w:hAnsi="Calibri"/>
-                <w:sz w:val="18"/>
+                <w:rFonts w:ascii="Times New Roman" w:hAnsi="Times New Roman"/>
+                <w:sz w:val="20"/>
               </w:rPr>
               <w:t>Benny</w:t>
             </w:r>
@@ -2257,15 +2009,13 @@
         </w:tc>
         <w:tc>
           <w:tcPr>
-            <w:tcW w:type="dxa" w:w="2340"/>
-            <w:shd w:val="clear" w:color="auto" w:fill="F2F4F7"/>
+            <w:tcW w:type="dxa" w:w="2160"/>
           </w:tcPr>
           <w:p>
-            <w:r/>
             <w:r>
               <w:rPr>
-                <w:rFonts w:ascii="Calibri" w:hAnsi="Calibri"/>
-                <w:sz w:val="18"/>
+                <w:rFonts w:ascii="Times New Roman" w:hAnsi="Times New Roman"/>
+                <w:sz w:val="20"/>
               </w:rPr>
               <w:t>8 Jul</w:t>
             </w:r>
@@ -2273,33 +2023,29 @@
         </w:tc>
         <w:tc>
           <w:tcPr>
-            <w:tcW w:type="dxa" w:w="2340"/>
-            <w:shd w:val="clear" w:color="auto" w:fill="F2F4F7"/>
+            <w:tcW w:type="dxa" w:w="2160"/>
           </w:tcPr>
           <w:p>
-            <w:r/>
             <w:r>
               <w:rPr>
-                <w:rFonts w:ascii="Calibri" w:hAnsi="Calibri"/>
-                <w:sz w:val="18"/>
+                <w:rFonts w:ascii="Times New Roman" w:hAnsi="Times New Roman"/>
+                <w:sz w:val="20"/>
               </w:rPr>
-              <w:t>—*</w:t>
+              <w:t>*</w:t>
             </w:r>
           </w:p>
         </w:tc>
         <w:tc>
           <w:tcPr>
-            <w:tcW w:type="dxa" w:w="2340"/>
-            <w:shd w:val="clear" w:color="auto" w:fill="F2F4F7"/>
+            <w:tcW w:type="dxa" w:w="2160"/>
           </w:tcPr>
           <w:p>
-            <w:r/>
             <w:r>
               <w:rPr>
-                <w:rFonts w:ascii="Calibri" w:hAnsi="Calibri"/>
-                <w:sz w:val="18"/>
+                <w:rFonts w:ascii="Times New Roman" w:hAnsi="Times New Roman"/>
+                <w:sz w:val="20"/>
               </w:rPr>
-              <w:t>1 → 2 → 3</w:t>
+              <w:t>1, 2, 3</w:t>
             </w:r>
           </w:p>
         </w:tc>
@@ -2307,15 +2053,13 @@
       <w:tr>
         <w:tc>
           <w:tcPr>
-            <w:tcW w:type="dxa" w:w="2340"/>
-            <w:shd w:val="clear" w:color="auto" w:fill="FFFFFF"/>
+            <w:tcW w:type="dxa" w:w="2160"/>
           </w:tcPr>
           <w:p>
-            <w:r/>
             <w:r>
               <w:rPr>
-                <w:rFonts w:ascii="Calibri" w:hAnsi="Calibri"/>
-                <w:sz w:val="18"/>
+                <w:rFonts w:ascii="Times New Roman" w:hAnsi="Times New Roman"/>
+                <w:sz w:val="20"/>
               </w:rPr>
               <w:t>Chloe</w:t>
             </w:r>
@@ -2323,15 +2067,13 @@
         </w:tc>
         <w:tc>
           <w:tcPr>
-            <w:tcW w:type="dxa" w:w="2340"/>
-            <w:shd w:val="clear" w:color="auto" w:fill="FFFFFF"/>
+            <w:tcW w:type="dxa" w:w="2160"/>
           </w:tcPr>
           <w:p>
-            <w:r/>
             <w:r>
               <w:rPr>
-                <w:rFonts w:ascii="Calibri" w:hAnsi="Calibri"/>
-                <w:sz w:val="18"/>
+                <w:rFonts w:ascii="Times New Roman" w:hAnsi="Times New Roman"/>
+                <w:sz w:val="20"/>
               </w:rPr>
               <w:t>8 Jul</w:t>
             </w:r>
@@ -2339,15 +2081,13 @@
         </w:tc>
         <w:tc>
           <w:tcPr>
-            <w:tcW w:type="dxa" w:w="2340"/>
-            <w:shd w:val="clear" w:color="auto" w:fill="FFFFFF"/>
+            <w:tcW w:type="dxa" w:w="2160"/>
           </w:tcPr>
           <w:p>
-            <w:r/>
             <w:r>
               <w:rPr>
-                <w:rFonts w:ascii="Calibri" w:hAnsi="Calibri"/>
-                <w:sz w:val="18"/>
+                <w:rFonts w:ascii="Times New Roman" w:hAnsi="Times New Roman"/>
+                <w:sz w:val="20"/>
               </w:rPr>
               <w:t>B</w:t>
             </w:r>
@@ -2355,17 +2095,15 @@
         </w:tc>
         <w:tc>
           <w:tcPr>
-            <w:tcW w:type="dxa" w:w="2340"/>
-            <w:shd w:val="clear" w:color="auto" w:fill="FFFFFF"/>
+            <w:tcW w:type="dxa" w:w="2160"/>
           </w:tcPr>
           <w:p>
-            <w:r/>
             <w:r>
               <w:rPr>
-                <w:rFonts w:ascii="Calibri" w:hAnsi="Calibri"/>
-                <w:sz w:val="18"/>
+                <w:rFonts w:ascii="Times New Roman" w:hAnsi="Times New Roman"/>
+                <w:sz w:val="20"/>
               </w:rPr>
-              <w:t>2 → 3 → 1</w:t>
+              <w:t>2, 3, 1</w:t>
             </w:r>
           </w:p>
         </w:tc>
@@ -2373,15 +2111,13 @@
       <w:tr>
         <w:tc>
           <w:tcPr>
-            <w:tcW w:type="dxa" w:w="2340"/>
-            <w:shd w:val="clear" w:color="auto" w:fill="F2F4F7"/>
+            <w:tcW w:type="dxa" w:w="2160"/>
           </w:tcPr>
           <w:p>
-            <w:r/>
             <w:r>
               <w:rPr>
-                <w:rFonts w:ascii="Calibri" w:hAnsi="Calibri"/>
-                <w:sz w:val="18"/>
+                <w:rFonts w:ascii="Times New Roman" w:hAnsi="Times New Roman"/>
+                <w:sz w:val="20"/>
               </w:rPr>
               <w:t>Ming Zhan</w:t>
             </w:r>
@@ -2389,15 +2125,13 @@
         </w:tc>
         <w:tc>
           <w:tcPr>
-            <w:tcW w:type="dxa" w:w="2340"/>
-            <w:shd w:val="clear" w:color="auto" w:fill="F2F4F7"/>
+            <w:tcW w:type="dxa" w:w="2160"/>
           </w:tcPr>
           <w:p>
-            <w:r/>
             <w:r>
               <w:rPr>
-                <w:rFonts w:ascii="Calibri" w:hAnsi="Calibri"/>
-                <w:sz w:val="18"/>
+                <w:rFonts w:ascii="Times New Roman" w:hAnsi="Times New Roman"/>
+                <w:sz w:val="20"/>
               </w:rPr>
               <w:t>8 Jul</w:t>
             </w:r>
@@ -2405,15 +2139,13 @@
         </w:tc>
         <w:tc>
           <w:tcPr>
-            <w:tcW w:type="dxa" w:w="2340"/>
-            <w:shd w:val="clear" w:color="auto" w:fill="F2F4F7"/>
+            <w:tcW w:type="dxa" w:w="2160"/>
           </w:tcPr>
           <w:p>
-            <w:r/>
             <w:r>
               <w:rPr>
-                <w:rFonts w:ascii="Calibri" w:hAnsi="Calibri"/>
-                <w:sz w:val="18"/>
+                <w:rFonts w:ascii="Times New Roman" w:hAnsi="Times New Roman"/>
+                <w:sz w:val="20"/>
               </w:rPr>
               <w:t>B</w:t>
             </w:r>
@@ -2421,17 +2153,15 @@
         </w:tc>
         <w:tc>
           <w:tcPr>
-            <w:tcW w:type="dxa" w:w="2340"/>
-            <w:shd w:val="clear" w:color="auto" w:fill="F2F4F7"/>
+            <w:tcW w:type="dxa" w:w="2160"/>
           </w:tcPr>
           <w:p>
-            <w:r/>
             <w:r>
               <w:rPr>
-                <w:rFonts w:ascii="Calibri" w:hAnsi="Calibri"/>
-                <w:sz w:val="18"/>
+                <w:rFonts w:ascii="Times New Roman" w:hAnsi="Times New Roman"/>
+                <w:sz w:val="20"/>
               </w:rPr>
-              <w:t>2 → 1 → 3</w:t>
+              <w:t>2, 1, 3</w:t>
             </w:r>
           </w:p>
         </w:tc>
@@ -2439,15 +2169,13 @@
       <w:tr>
         <w:tc>
           <w:tcPr>
-            <w:tcW w:type="dxa" w:w="2340"/>
-            <w:shd w:val="clear" w:color="auto" w:fill="FFFFFF"/>
+            <w:tcW w:type="dxa" w:w="2160"/>
           </w:tcPr>
           <w:p>
-            <w:r/>
             <w:r>
               <w:rPr>
-                <w:rFonts w:ascii="Calibri" w:hAnsi="Calibri"/>
-                <w:sz w:val="18"/>
+                <w:rFonts w:ascii="Times New Roman" w:hAnsi="Times New Roman"/>
+                <w:sz w:val="20"/>
               </w:rPr>
               <w:t>Song Yi</w:t>
             </w:r>
@@ -2455,15 +2183,13 @@
         </w:tc>
         <w:tc>
           <w:tcPr>
-            <w:tcW w:type="dxa" w:w="2340"/>
-            <w:shd w:val="clear" w:color="auto" w:fill="FFFFFF"/>
+            <w:tcW w:type="dxa" w:w="2160"/>
           </w:tcPr>
           <w:p>
-            <w:r/>
             <w:r>
               <w:rPr>
-                <w:rFonts w:ascii="Calibri" w:hAnsi="Calibri"/>
-                <w:sz w:val="18"/>
+                <w:rFonts w:ascii="Times New Roman" w:hAnsi="Times New Roman"/>
+                <w:sz w:val="20"/>
               </w:rPr>
               <w:t>9 Jul</w:t>
             </w:r>
@@ -2471,15 +2197,13 @@
         </w:tc>
         <w:tc>
           <w:tcPr>
-            <w:tcW w:type="dxa" w:w="2340"/>
-            <w:shd w:val="clear" w:color="auto" w:fill="FFFFFF"/>
+            <w:tcW w:type="dxa" w:w="2160"/>
           </w:tcPr>
           <w:p>
-            <w:r/>
             <w:r>
               <w:rPr>
-                <w:rFonts w:ascii="Calibri" w:hAnsi="Calibri"/>
-                <w:sz w:val="18"/>
+                <w:rFonts w:ascii="Times New Roman" w:hAnsi="Times New Roman"/>
+                <w:sz w:val="20"/>
               </w:rPr>
               <w:t>A</w:t>
             </w:r>
@@ -2487,17 +2211,15 @@
         </w:tc>
         <w:tc>
           <w:tcPr>
-            <w:tcW w:type="dxa" w:w="2340"/>
-            <w:shd w:val="clear" w:color="auto" w:fill="FFFFFF"/>
+            <w:tcW w:type="dxa" w:w="2160"/>
           </w:tcPr>
           <w:p>
-            <w:r/>
             <w:r>
               <w:rPr>
-                <w:rFonts w:ascii="Calibri" w:hAnsi="Calibri"/>
-                <w:sz w:val="18"/>
+                <w:rFonts w:ascii="Times New Roman" w:hAnsi="Times New Roman"/>
+                <w:sz w:val="20"/>
               </w:rPr>
-              <w:t>2 → 1 → 3</w:t>
+              <w:t>2, 1, 3</w:t>
             </w:r>
           </w:p>
         </w:tc>
@@ -2505,15 +2227,13 @@
       <w:tr>
         <w:tc>
           <w:tcPr>
-            <w:tcW w:type="dxa" w:w="2340"/>
-            <w:shd w:val="clear" w:color="auto" w:fill="F2F4F7"/>
+            <w:tcW w:type="dxa" w:w="2160"/>
           </w:tcPr>
           <w:p>
-            <w:r/>
             <w:r>
               <w:rPr>
-                <w:rFonts w:ascii="Calibri" w:hAnsi="Calibri"/>
-                <w:sz w:val="18"/>
+                <w:rFonts w:ascii="Times New Roman" w:hAnsi="Times New Roman"/>
+                <w:sz w:val="20"/>
               </w:rPr>
               <w:t>Royce</w:t>
             </w:r>
@@ -2521,15 +2241,13 @@
         </w:tc>
         <w:tc>
           <w:tcPr>
-            <w:tcW w:type="dxa" w:w="2340"/>
-            <w:shd w:val="clear" w:color="auto" w:fill="F2F4F7"/>
+            <w:tcW w:type="dxa" w:w="2160"/>
           </w:tcPr>
           <w:p>
-            <w:r/>
             <w:r>
               <w:rPr>
-                <w:rFonts w:ascii="Calibri" w:hAnsi="Calibri"/>
-                <w:sz w:val="18"/>
+                <w:rFonts w:ascii="Times New Roman" w:hAnsi="Times New Roman"/>
+                <w:sz w:val="20"/>
               </w:rPr>
               <w:t>10 Jul</w:t>
             </w:r>
@@ -2537,15 +2255,13 @@
         </w:tc>
         <w:tc>
           <w:tcPr>
-            <w:tcW w:type="dxa" w:w="2340"/>
-            <w:shd w:val="clear" w:color="auto" w:fill="F2F4F7"/>
+            <w:tcW w:type="dxa" w:w="2160"/>
           </w:tcPr>
           <w:p>
-            <w:r/>
             <w:r>
               <w:rPr>
-                <w:rFonts w:ascii="Calibri" w:hAnsi="Calibri"/>
-                <w:sz w:val="18"/>
+                <w:rFonts w:ascii="Times New Roman" w:hAnsi="Times New Roman"/>
+                <w:sz w:val="20"/>
               </w:rPr>
               <w:t>A</w:t>
             </w:r>
@@ -2553,17 +2269,15 @@
         </w:tc>
         <w:tc>
           <w:tcPr>
-            <w:tcW w:type="dxa" w:w="2340"/>
-            <w:shd w:val="clear" w:color="auto" w:fill="F2F4F7"/>
+            <w:tcW w:type="dxa" w:w="2160"/>
           </w:tcPr>
           <w:p>
-            <w:r/>
             <w:r>
               <w:rPr>
-                <w:rFonts w:ascii="Calibri" w:hAnsi="Calibri"/>
-                <w:sz w:val="18"/>
+                <w:rFonts w:ascii="Times New Roman" w:hAnsi="Times New Roman"/>
+                <w:sz w:val="20"/>
               </w:rPr>
-              <w:t>3 → 2 → 1</w:t>
+              <w:t>3, 2, 1</w:t>
             </w:r>
           </w:p>
         </w:tc>
@@ -2571,15 +2285,13 @@
       <w:tr>
         <w:tc>
           <w:tcPr>
-            <w:tcW w:type="dxa" w:w="2340"/>
-            <w:shd w:val="clear" w:color="auto" w:fill="FFFFFF"/>
+            <w:tcW w:type="dxa" w:w="2160"/>
           </w:tcPr>
           <w:p>
-            <w:r/>
             <w:r>
               <w:rPr>
-                <w:rFonts w:ascii="Calibri" w:hAnsi="Calibri"/>
-                <w:sz w:val="18"/>
+                <w:rFonts w:ascii="Times New Roman" w:hAnsi="Times New Roman"/>
+                <w:sz w:val="20"/>
               </w:rPr>
               <w:t>Jack</w:t>
             </w:r>
@@ -2587,15 +2299,13 @@
         </w:tc>
         <w:tc>
           <w:tcPr>
-            <w:tcW w:type="dxa" w:w="2340"/>
-            <w:shd w:val="clear" w:color="auto" w:fill="FFFFFF"/>
+            <w:tcW w:type="dxa" w:w="2160"/>
           </w:tcPr>
           <w:p>
-            <w:r/>
             <w:r>
               <w:rPr>
-                <w:rFonts w:ascii="Calibri" w:hAnsi="Calibri"/>
-                <w:sz w:val="18"/>
+                <w:rFonts w:ascii="Times New Roman" w:hAnsi="Times New Roman"/>
+                <w:sz w:val="20"/>
               </w:rPr>
               <w:t>13 Jul</w:t>
             </w:r>
@@ -2603,15 +2313,13 @@
         </w:tc>
         <w:tc>
           <w:tcPr>
-            <w:tcW w:type="dxa" w:w="2340"/>
-            <w:shd w:val="clear" w:color="auto" w:fill="FFFFFF"/>
+            <w:tcW w:type="dxa" w:w="2160"/>
           </w:tcPr>
           <w:p>
-            <w:r/>
             <w:r>
               <w:rPr>
-                <w:rFonts w:ascii="Calibri" w:hAnsi="Calibri"/>
-                <w:sz w:val="18"/>
+                <w:rFonts w:ascii="Times New Roman" w:hAnsi="Times New Roman"/>
+                <w:sz w:val="20"/>
               </w:rPr>
               <w:t>B</w:t>
             </w:r>
@@ -2619,17 +2327,15 @@
         </w:tc>
         <w:tc>
           <w:tcPr>
-            <w:tcW w:type="dxa" w:w="2340"/>
-            <w:shd w:val="clear" w:color="auto" w:fill="FFFFFF"/>
+            <w:tcW w:type="dxa" w:w="2160"/>
           </w:tcPr>
           <w:p>
-            <w:r/>
             <w:r>
               <w:rPr>
-                <w:rFonts w:ascii="Calibri" w:hAnsi="Calibri"/>
-                <w:sz w:val="18"/>
+                <w:rFonts w:ascii="Times New Roman" w:hAnsi="Times New Roman"/>
+                <w:sz w:val="20"/>
               </w:rPr>
-              <w:t>1 → 3 → 2</w:t>
+              <w:t>1, 3, 2</w:t>
             </w:r>
           </w:p>
         </w:tc>
@@ -2637,15 +2343,14 @@
     </w:tbl>
     <w:p/>
     <w:p>
-      <w:pPr>
-        <w:spacing w:line="276" w:lineRule="auto" w:after="120"/>
-      </w:pPr>
       <w:r>
         <w:rPr>
-          <w:rFonts w:ascii="Calibri" w:hAnsi="Calibri"/>
-          <w:sz w:val="22"/>
+          <w:rFonts w:ascii="Times New Roman" w:hAnsi="Times New Roman"/>
+          <w:b w:val="0"/>
+          <w:i/>
+          <w:sz w:val="20"/>
         </w:rPr>
-        <w:t>*Benny's session used an earlier protocol template.</w:t>
+        <w:t>Table 5.1: Participant schedule. *Benny's session used an earlier protocol (pilot).</w:t>
       </w:r>
     </w:p>
     <w:p>
@@ -2655,10 +2360,24 @@
       <w:r>
         <w:rPr>
           <w:i/>
-          <w:color w:val="595959"/>
+          <w:color w:val="969696"/>
+          <w:sz w:val="22"/>
+        </w:rPr>
+        <w:t>[INSERT FIGURE HERE]</w:t>
+      </w:r>
+    </w:p>
+    <w:p>
+      <w:pPr>
+        <w:spacing w:after="240"/>
+        <w:jc w:val="center"/>
+      </w:pPr>
+      <w:r>
+        <w:rPr>
+          <w:rFonts w:ascii="Times New Roman" w:hAnsi="Times New Roman"/>
+          <w:i/>
           <w:sz w:val="20"/>
         </w:rPr>
-        <w:t>[Figure 5.1: Operators conducting usability testing at the AEGIS workstation]</w:t>
+        <w:t>Figure 5.1: Usability study setup. (a) Operator using AEGIS during a kitting task. (b) Paper-based control condition. (c) Interview setup.</w:t>
       </w:r>
     </w:p>
     <w:p>
@@ -2666,21 +2385,18 @@
         <w:pStyle w:val="Heading3"/>
       </w:pPr>
       <w:r>
-        <w:rPr>
-          <w:rFonts w:ascii="Calibri" w:hAnsi="Calibri"/>
-          <w:color w:val="2E75B6"/>
-        </w:rPr>
         <w:t>5.1.2 Evaluation Results</w:t>
       </w:r>
     </w:p>
     <w:p>
       <w:r>
         <w:rPr>
-          <w:b/>
-          <w:color w:val="000000"/>
-          <w:sz w:val="20"/>
+          <w:rFonts w:ascii="Times New Roman" w:hAnsi="Times New Roman"/>
+          <w:b w:val="0"/>
+          <w:i w:val="0"/>
+          <w:sz w:val="24"/>
         </w:rPr>
-        <w:t>Table 22: Operator Usability Ratings (1 = poor, 5 = excellent)</w:t>
+        <w:t>Operator ratings are summarised in Table 5.2. The distribution of individual ratings is shown in Figure 5.2.</w:t>
       </w:r>
     </w:p>
     <w:tbl>
@@ -2691,29 +2407,26 @@
         <w:tblLook w:firstColumn="1" w:firstRow="1" w:lastColumn="0" w:lastRow="0" w:noHBand="0" w:noVBand="1" w:val="04A0"/>
       </w:tblPr>
       <w:tblGrid>
-        <w:gridCol w:w="1872"/>
-        <w:gridCol w:w="1872"/>
-        <w:gridCol w:w="1872"/>
-        <w:gridCol w:w="1872"/>
-        <w:gridCol w:w="1872"/>
+        <w:gridCol w:w="1728"/>
+        <w:gridCol w:w="1728"/>
+        <w:gridCol w:w="1728"/>
+        <w:gridCol w:w="1728"/>
+        <w:gridCol w:w="1728"/>
       </w:tblGrid>
       <w:tr>
-        <w:trPr>
-          <w:tblHeader/>
-        </w:trPr>
         <w:tc>
           <w:tcPr>
-            <w:tcW w:type="dxa" w:w="1872"/>
-            <w:shd w:val="clear" w:color="auto" w:fill="1F4E79"/>
+            <w:tcW w:type="dxa" w:w="1728"/>
           </w:tcPr>
           <w:p>
-            <w:r/>
+            <w:pPr>
+              <w:jc w:val="center"/>
+            </w:pPr>
             <w:r>
               <w:rPr>
-                <w:rFonts w:ascii="Calibri" w:hAnsi="Calibri"/>
+                <w:rFonts w:ascii="Times New Roman" w:hAnsi="Times New Roman"/>
                 <w:b/>
-                <w:color w:val="FFFFFF"/>
-                <w:sz w:val="18"/>
+                <w:sz w:val="20"/>
               </w:rPr>
               <w:t>ID</w:t>
             </w:r>
@@ -2721,17 +2434,17 @@
         </w:tc>
         <w:tc>
           <w:tcPr>
-            <w:tcW w:type="dxa" w:w="1872"/>
-            <w:shd w:val="clear" w:color="auto" w:fill="1F4E79"/>
+            <w:tcW w:type="dxa" w:w="1728"/>
           </w:tcPr>
           <w:p>
-            <w:r/>
+            <w:pPr>
+              <w:jc w:val="center"/>
+            </w:pPr>
             <w:r>
               <w:rPr>
-                <w:rFonts w:ascii="Calibri" w:hAnsi="Calibri"/>
+                <w:rFonts w:ascii="Times New Roman" w:hAnsi="Times New Roman"/>
                 <w:b/>
-                <w:color w:val="FFFFFF"/>
-                <w:sz w:val="18"/>
+                <w:sz w:val="20"/>
               </w:rPr>
               <w:t>Dimension</w:t>
             </w:r>
@@ -2739,17 +2452,17 @@
         </w:tc>
         <w:tc>
           <w:tcPr>
-            <w:tcW w:type="dxa" w:w="1872"/>
-            <w:shd w:val="clear" w:color="auto" w:fill="1F4E79"/>
+            <w:tcW w:type="dxa" w:w="1728"/>
           </w:tcPr>
           <w:p>
-            <w:r/>
+            <w:pPr>
+              <w:jc w:val="center"/>
+            </w:pPr>
             <w:r>
               <w:rPr>
-                <w:rFonts w:ascii="Calibri" w:hAnsi="Calibri"/>
+                <w:rFonts w:ascii="Times New Roman" w:hAnsi="Times New Roman"/>
                 <w:b/>
-                <w:color w:val="FFFFFF"/>
-                <w:sz w:val="18"/>
+                <w:sz w:val="20"/>
               </w:rPr>
               <w:t>Mean</w:t>
             </w:r>
@@ -2757,17 +2470,17 @@
         </w:tc>
         <w:tc>
           <w:tcPr>
-            <w:tcW w:type="dxa" w:w="1872"/>
-            <w:shd w:val="clear" w:color="auto" w:fill="1F4E79"/>
+            <w:tcW w:type="dxa" w:w="1728"/>
           </w:tcPr>
           <w:p>
-            <w:r/>
+            <w:pPr>
+              <w:jc w:val="center"/>
+            </w:pPr>
             <w:r>
               <w:rPr>
-                <w:rFonts w:ascii="Calibri" w:hAnsi="Calibri"/>
+                <w:rFonts w:ascii="Times New Roman" w:hAnsi="Times New Roman"/>
                 <w:b/>
-                <w:color w:val="FFFFFF"/>
-                <w:sz w:val="18"/>
+                <w:sz w:val="20"/>
               </w:rPr>
               <w:t>Range</w:t>
             </w:r>
@@ -2775,17 +2488,17 @@
         </w:tc>
         <w:tc>
           <w:tcPr>
-            <w:tcW w:type="dxa" w:w="1872"/>
-            <w:shd w:val="clear" w:color="auto" w:fill="1F4E79"/>
+            <w:tcW w:type="dxa" w:w="1728"/>
           </w:tcPr>
           <w:p>
-            <w:r/>
+            <w:pPr>
+              <w:jc w:val="center"/>
+            </w:pPr>
             <w:r>
               <w:rPr>
-                <w:rFonts w:ascii="Calibri" w:hAnsi="Calibri"/>
+                <w:rFonts w:ascii="Times New Roman" w:hAnsi="Times New Roman"/>
                 <w:b/>
-                <w:color w:val="FFFFFF"/>
-                <w:sz w:val="18"/>
+                <w:sz w:val="20"/>
               </w:rPr>
               <w:t>n</w:t>
             </w:r>
@@ -2795,15 +2508,13 @@
       <w:tr>
         <w:tc>
           <w:tcPr>
-            <w:tcW w:type="dxa" w:w="1872"/>
-            <w:shd w:val="clear" w:color="auto" w:fill="F2F4F7"/>
+            <w:tcW w:type="dxa" w:w="1728"/>
           </w:tcPr>
           <w:p>
-            <w:r/>
             <w:r>
               <w:rPr>
-                <w:rFonts w:ascii="Calibri" w:hAnsi="Calibri"/>
-                <w:sz w:val="18"/>
+                <w:rFonts w:ascii="Times New Roman" w:hAnsi="Times New Roman"/>
+                <w:sz w:val="20"/>
               </w:rPr>
               <w:t>R1</w:t>
             </w:r>
@@ -2811,31 +2522,27 @@
         </w:tc>
         <w:tc>
           <w:tcPr>
-            <w:tcW w:type="dxa" w:w="1872"/>
-            <w:shd w:val="clear" w:color="auto" w:fill="F2F4F7"/>
+            <w:tcW w:type="dxa" w:w="1728"/>
           </w:tcPr>
           <w:p>
-            <w:r/>
             <w:r>
               <w:rPr>
-                <w:rFonts w:ascii="Calibri" w:hAnsi="Calibri"/>
-                <w:sz w:val="18"/>
+                <w:rFonts w:ascii="Times New Roman" w:hAnsi="Times New Roman"/>
+                <w:sz w:val="20"/>
               </w:rPr>
-              <w:t>Screen wording was clear and easy to understand</w:t>
+              <w:t>Screen wording clarity</w:t>
             </w:r>
           </w:p>
         </w:tc>
         <w:tc>
           <w:tcPr>
-            <w:tcW w:type="dxa" w:w="1872"/>
-            <w:shd w:val="clear" w:color="auto" w:fill="F2F4F7"/>
+            <w:tcW w:type="dxa" w:w="1728"/>
           </w:tcPr>
           <w:p>
-            <w:r/>
             <w:r>
               <w:rPr>
-                <w:rFonts w:ascii="Calibri" w:hAnsi="Calibri"/>
-                <w:sz w:val="18"/>
+                <w:rFonts w:ascii="Times New Roman" w:hAnsi="Times New Roman"/>
+                <w:sz w:val="20"/>
               </w:rPr>
               <w:t>3.3</w:t>
             </w:r>
@@ -2843,31 +2550,27 @@
         </w:tc>
         <w:tc>
           <w:tcPr>
-            <w:tcW w:type="dxa" w:w="1872"/>
-            <w:shd w:val="clear" w:color="auto" w:fill="F2F4F7"/>
+            <w:tcW w:type="dxa" w:w="1728"/>
           </w:tcPr>
           <w:p>
-            <w:r/>
             <w:r>
               <w:rPr>
-                <w:rFonts w:ascii="Calibri" w:hAnsi="Calibri"/>
-                <w:sz w:val="18"/>
+                <w:rFonts w:ascii="Times New Roman" w:hAnsi="Times New Roman"/>
+                <w:sz w:val="20"/>
               </w:rPr>
-              <w:t>2–5</w:t>
+              <w:t>2 to 5</w:t>
             </w:r>
           </w:p>
         </w:tc>
         <w:tc>
           <w:tcPr>
-            <w:tcW w:type="dxa" w:w="1872"/>
-            <w:shd w:val="clear" w:color="auto" w:fill="F2F4F7"/>
+            <w:tcW w:type="dxa" w:w="1728"/>
           </w:tcPr>
           <w:p>
-            <w:r/>
             <w:r>
               <w:rPr>
-                <w:rFonts w:ascii="Calibri" w:hAnsi="Calibri"/>
-                <w:sz w:val="18"/>
+                <w:rFonts w:ascii="Times New Roman" w:hAnsi="Times New Roman"/>
+                <w:sz w:val="20"/>
               </w:rPr>
               <w:t>6</w:t>
             </w:r>
@@ -2877,15 +2580,13 @@
       <w:tr>
         <w:tc>
           <w:tcPr>
-            <w:tcW w:type="dxa" w:w="1872"/>
-            <w:shd w:val="clear" w:color="auto" w:fill="FFFFFF"/>
+            <w:tcW w:type="dxa" w:w="1728"/>
           </w:tcPr>
           <w:p>
-            <w:r/>
             <w:r>
               <w:rPr>
-                <w:rFonts w:ascii="Calibri" w:hAnsi="Calibri"/>
-                <w:sz w:val="18"/>
+                <w:rFonts w:ascii="Times New Roman" w:hAnsi="Times New Roman"/>
+                <w:sz w:val="20"/>
               </w:rPr>
               <w:t>R2</w:t>
             </w:r>
@@ -2893,31 +2594,27 @@
         </w:tc>
         <w:tc>
           <w:tcPr>
-            <w:tcW w:type="dxa" w:w="1872"/>
-            <w:shd w:val="clear" w:color="auto" w:fill="FFFFFF"/>
+            <w:tcW w:type="dxa" w:w="1728"/>
           </w:tcPr>
           <w:p>
-            <w:r/>
             <w:r>
               <w:rPr>
-                <w:rFonts w:ascii="Calibri" w:hAnsi="Calibri"/>
-                <w:sz w:val="18"/>
+                <w:rFonts w:ascii="Times New Roman" w:hAnsi="Times New Roman"/>
+                <w:sz w:val="20"/>
               </w:rPr>
-              <w:t>Placement / layout of on-screen information was easy to follow</w:t>
+              <w:t>Layout and placement of information</w:t>
             </w:r>
           </w:p>
         </w:tc>
         <w:tc>
           <w:tcPr>
-            <w:tcW w:type="dxa" w:w="1872"/>
-            <w:shd w:val="clear" w:color="auto" w:fill="FFFFFF"/>
+            <w:tcW w:type="dxa" w:w="1728"/>
           </w:tcPr>
           <w:p>
-            <w:r/>
             <w:r>
               <w:rPr>
-                <w:rFonts w:ascii="Calibri" w:hAnsi="Calibri"/>
-                <w:sz w:val="18"/>
+                <w:rFonts w:ascii="Times New Roman" w:hAnsi="Times New Roman"/>
+                <w:sz w:val="20"/>
               </w:rPr>
               <w:t>4.2</w:t>
             </w:r>
@@ -2925,31 +2622,27 @@
         </w:tc>
         <w:tc>
           <w:tcPr>
-            <w:tcW w:type="dxa" w:w="1872"/>
-            <w:shd w:val="clear" w:color="auto" w:fill="FFFFFF"/>
+            <w:tcW w:type="dxa" w:w="1728"/>
           </w:tcPr>
           <w:p>
-            <w:r/>
             <w:r>
               <w:rPr>
-                <w:rFonts w:ascii="Calibri" w:hAnsi="Calibri"/>
-                <w:sz w:val="18"/>
+                <w:rFonts w:ascii="Times New Roman" w:hAnsi="Times New Roman"/>
+                <w:sz w:val="20"/>
               </w:rPr>
-              <w:t>3–5</w:t>
+              <w:t>3 to 5</w:t>
             </w:r>
           </w:p>
         </w:tc>
         <w:tc>
           <w:tcPr>
-            <w:tcW w:type="dxa" w:w="1872"/>
-            <w:shd w:val="clear" w:color="auto" w:fill="FFFFFF"/>
+            <w:tcW w:type="dxa" w:w="1728"/>
           </w:tcPr>
           <w:p>
-            <w:r/>
             <w:r>
               <w:rPr>
-                <w:rFonts w:ascii="Calibri" w:hAnsi="Calibri"/>
-                <w:sz w:val="18"/>
+                <w:rFonts w:ascii="Times New Roman" w:hAnsi="Times New Roman"/>
+                <w:sz w:val="20"/>
               </w:rPr>
               <w:t>6</w:t>
             </w:r>
@@ -2959,15 +2652,13 @@
       <w:tr>
         <w:tc>
           <w:tcPr>
-            <w:tcW w:type="dxa" w:w="1872"/>
-            <w:shd w:val="clear" w:color="auto" w:fill="F2F4F7"/>
+            <w:tcW w:type="dxa" w:w="1728"/>
           </w:tcPr>
           <w:p>
-            <w:r/>
             <w:r>
               <w:rPr>
-                <w:rFonts w:ascii="Calibri" w:hAnsi="Calibri"/>
-                <w:sz w:val="18"/>
+                <w:rFonts w:ascii="Times New Roman" w:hAnsi="Times New Roman"/>
+                <w:sz w:val="20"/>
               </w:rPr>
               <w:t>R3</w:t>
             </w:r>
@@ -2975,31 +2666,27 @@
         </w:tc>
         <w:tc>
           <w:tcPr>
-            <w:tcW w:type="dxa" w:w="1872"/>
-            <w:shd w:val="clear" w:color="auto" w:fill="F2F4F7"/>
+            <w:tcW w:type="dxa" w:w="1728"/>
           </w:tcPr>
           <w:p>
-            <w:r/>
             <w:r>
               <w:rPr>
-                <w:rFonts w:ascii="Calibri" w:hAnsi="Calibri"/>
-                <w:sz w:val="18"/>
+                <w:rFonts w:ascii="Times New Roman" w:hAnsi="Times New Roman"/>
+                <w:sz w:val="20"/>
               </w:rPr>
-              <w:t>Easy to understand what to pack</w:t>
+              <w:t>Ease of understanding what to pack</w:t>
             </w:r>
           </w:p>
         </w:tc>
         <w:tc>
           <w:tcPr>
-            <w:tcW w:type="dxa" w:w="1872"/>
-            <w:shd w:val="clear" w:color="auto" w:fill="F2F4F7"/>
+            <w:tcW w:type="dxa" w:w="1728"/>
           </w:tcPr>
           <w:p>
-            <w:r/>
             <w:r>
               <w:rPr>
-                <w:rFonts w:ascii="Calibri" w:hAnsi="Calibri"/>
-                <w:sz w:val="18"/>
+                <w:rFonts w:ascii="Times New Roman" w:hAnsi="Times New Roman"/>
+                <w:sz w:val="20"/>
               </w:rPr>
               <w:t>4.9</w:t>
             </w:r>
@@ -3007,31 +2694,27 @@
         </w:tc>
         <w:tc>
           <w:tcPr>
-            <w:tcW w:type="dxa" w:w="1872"/>
-            <w:shd w:val="clear" w:color="auto" w:fill="F2F4F7"/>
+            <w:tcW w:type="dxa" w:w="1728"/>
           </w:tcPr>
           <w:p>
-            <w:r/>
             <w:r>
               <w:rPr>
-                <w:rFonts w:ascii="Calibri" w:hAnsi="Calibri"/>
-                <w:sz w:val="18"/>
+                <w:rFonts w:ascii="Times New Roman" w:hAnsi="Times New Roman"/>
+                <w:sz w:val="20"/>
               </w:rPr>
-              <w:t>4.5–5</w:t>
+              <w:t>4.5 to 5</w:t>
             </w:r>
           </w:p>
         </w:tc>
         <w:tc>
           <w:tcPr>
-            <w:tcW w:type="dxa" w:w="1872"/>
-            <w:shd w:val="clear" w:color="auto" w:fill="F2F4F7"/>
+            <w:tcW w:type="dxa" w:w="1728"/>
           </w:tcPr>
           <w:p>
-            <w:r/>
             <w:r>
               <w:rPr>
-                <w:rFonts w:ascii="Calibri" w:hAnsi="Calibri"/>
-                <w:sz w:val="18"/>
+                <w:rFonts w:ascii="Times New Roman" w:hAnsi="Times New Roman"/>
+                <w:sz w:val="20"/>
               </w:rPr>
               <w:t>6</w:t>
             </w:r>
@@ -3041,15 +2724,13 @@
       <w:tr>
         <w:tc>
           <w:tcPr>
-            <w:tcW w:type="dxa" w:w="1872"/>
-            <w:shd w:val="clear" w:color="auto" w:fill="FFFFFF"/>
+            <w:tcW w:type="dxa" w:w="1728"/>
           </w:tcPr>
           <w:p>
-            <w:r/>
             <w:r>
               <w:rPr>
-                <w:rFonts w:ascii="Calibri" w:hAnsi="Calibri"/>
-                <w:sz w:val="18"/>
+                <w:rFonts w:ascii="Times New Roman" w:hAnsi="Times New Roman"/>
+                <w:sz w:val="20"/>
               </w:rPr>
               <w:t>R4</w:t>
             </w:r>
@@ -3057,31 +2738,27 @@
         </w:tc>
         <w:tc>
           <w:tcPr>
-            <w:tcW w:type="dxa" w:w="1872"/>
-            <w:shd w:val="clear" w:color="auto" w:fill="FFFFFF"/>
+            <w:tcW w:type="dxa" w:w="1728"/>
           </w:tcPr>
           <w:p>
-            <w:r/>
             <w:r>
               <w:rPr>
-                <w:rFonts w:ascii="Calibri" w:hAnsi="Calibri"/>
-                <w:sz w:val="18"/>
+                <w:rFonts w:ascii="Times New Roman" w:hAnsi="Times New Roman"/>
+                <w:sz w:val="20"/>
               </w:rPr>
-              <w:t>Easy to understand how many to pack</w:t>
+              <w:t>Ease of understanding how many to pack</w:t>
             </w:r>
           </w:p>
         </w:tc>
         <w:tc>
           <w:tcPr>
-            <w:tcW w:type="dxa" w:w="1872"/>
-            <w:shd w:val="clear" w:color="auto" w:fill="FFFFFF"/>
+            <w:tcW w:type="dxa" w:w="1728"/>
           </w:tcPr>
           <w:p>
-            <w:r/>
             <w:r>
               <w:rPr>
-                <w:rFonts w:ascii="Calibri" w:hAnsi="Calibri"/>
-                <w:sz w:val="18"/>
+                <w:rFonts w:ascii="Times New Roman" w:hAnsi="Times New Roman"/>
+                <w:sz w:val="20"/>
               </w:rPr>
               <w:t>5.0</w:t>
             </w:r>
@@ -3089,31 +2766,27 @@
         </w:tc>
         <w:tc>
           <w:tcPr>
-            <w:tcW w:type="dxa" w:w="1872"/>
-            <w:shd w:val="clear" w:color="auto" w:fill="FFFFFF"/>
+            <w:tcW w:type="dxa" w:w="1728"/>
           </w:tcPr>
           <w:p>
-            <w:r/>
             <w:r>
               <w:rPr>
-                <w:rFonts w:ascii="Calibri" w:hAnsi="Calibri"/>
-                <w:sz w:val="18"/>
+                <w:rFonts w:ascii="Times New Roman" w:hAnsi="Times New Roman"/>
+                <w:sz w:val="20"/>
               </w:rPr>
-              <w:t>5–5</w:t>
+              <w:t>5 to 5</w:t>
             </w:r>
           </w:p>
         </w:tc>
         <w:tc>
           <w:tcPr>
-            <w:tcW w:type="dxa" w:w="1872"/>
-            <w:shd w:val="clear" w:color="auto" w:fill="FFFFFF"/>
+            <w:tcW w:type="dxa" w:w="1728"/>
           </w:tcPr>
           <w:p>
-            <w:r/>
             <w:r>
               <w:rPr>
-                <w:rFonts w:ascii="Calibri" w:hAnsi="Calibri"/>
-                <w:sz w:val="18"/>
+                <w:rFonts w:ascii="Times New Roman" w:hAnsi="Times New Roman"/>
+                <w:sz w:val="20"/>
               </w:rPr>
               <w:t>6</w:t>
             </w:r>
@@ -3123,15 +2796,13 @@
       <w:tr>
         <w:tc>
           <w:tcPr>
-            <w:tcW w:type="dxa" w:w="1872"/>
-            <w:shd w:val="clear" w:color="auto" w:fill="F2F4F7"/>
+            <w:tcW w:type="dxa" w:w="1728"/>
           </w:tcPr>
           <w:p>
-            <w:r/>
             <w:r>
               <w:rPr>
-                <w:rFonts w:ascii="Calibri" w:hAnsi="Calibri"/>
-                <w:sz w:val="18"/>
+                <w:rFonts w:ascii="Times New Roman" w:hAnsi="Times New Roman"/>
+                <w:sz w:val="20"/>
               </w:rPr>
               <w:t>R5</w:t>
             </w:r>
@@ -3139,31 +2810,27 @@
         </w:tc>
         <w:tc>
           <w:tcPr>
-            <w:tcW w:type="dxa" w:w="1872"/>
-            <w:shd w:val="clear" w:color="auto" w:fill="F2F4F7"/>
+            <w:tcW w:type="dxa" w:w="1728"/>
           </w:tcPr>
           <w:p>
-            <w:r/>
             <w:r>
               <w:rPr>
-                <w:rFonts w:ascii="Calibri" w:hAnsi="Calibri"/>
-                <w:sz w:val="18"/>
+                <w:rFonts w:ascii="Times New Roman" w:hAnsi="Times New Roman"/>
+                <w:sz w:val="20"/>
               </w:rPr>
-              <w:t>Running count per bin helped keep track</w:t>
+              <w:t>Running count usefulness</w:t>
             </w:r>
           </w:p>
         </w:tc>
         <w:tc>
           <w:tcPr>
-            <w:tcW w:type="dxa" w:w="1872"/>
-            <w:shd w:val="clear" w:color="auto" w:fill="F2F4F7"/>
+            <w:tcW w:type="dxa" w:w="1728"/>
           </w:tcPr>
           <w:p>
-            <w:r/>
             <w:r>
               <w:rPr>
-                <w:rFonts w:ascii="Calibri" w:hAnsi="Calibri"/>
-                <w:sz w:val="18"/>
+                <w:rFonts w:ascii="Times New Roman" w:hAnsi="Times New Roman"/>
+                <w:sz w:val="20"/>
               </w:rPr>
               <w:t>3.8</w:t>
             </w:r>
@@ -3171,31 +2838,27 @@
         </w:tc>
         <w:tc>
           <w:tcPr>
-            <w:tcW w:type="dxa" w:w="1872"/>
-            <w:shd w:val="clear" w:color="auto" w:fill="F2F4F7"/>
+            <w:tcW w:type="dxa" w:w="1728"/>
           </w:tcPr>
           <w:p>
-            <w:r/>
             <w:r>
               <w:rPr>
-                <w:rFonts w:ascii="Calibri" w:hAnsi="Calibri"/>
-                <w:sz w:val="18"/>
+                <w:rFonts w:ascii="Times New Roman" w:hAnsi="Times New Roman"/>
+                <w:sz w:val="20"/>
               </w:rPr>
-              <w:t>1–5</w:t>
+              <w:t>1 to 5</w:t>
             </w:r>
           </w:p>
         </w:tc>
         <w:tc>
           <w:tcPr>
-            <w:tcW w:type="dxa" w:w="1872"/>
-            <w:shd w:val="clear" w:color="auto" w:fill="F2F4F7"/>
+            <w:tcW w:type="dxa" w:w="1728"/>
           </w:tcPr>
           <w:p>
-            <w:r/>
             <w:r>
               <w:rPr>
-                <w:rFonts w:ascii="Calibri" w:hAnsi="Calibri"/>
-                <w:sz w:val="18"/>
+                <w:rFonts w:ascii="Times New Roman" w:hAnsi="Times New Roman"/>
+                <w:sz w:val="20"/>
               </w:rPr>
               <w:t>6</w:t>
             </w:r>
@@ -3205,15 +2868,13 @@
       <w:tr>
         <w:tc>
           <w:tcPr>
-            <w:tcW w:type="dxa" w:w="1872"/>
-            <w:shd w:val="clear" w:color="auto" w:fill="FFFFFF"/>
+            <w:tcW w:type="dxa" w:w="1728"/>
           </w:tcPr>
           <w:p>
-            <w:r/>
             <w:r>
               <w:rPr>
-                <w:rFonts w:ascii="Calibri" w:hAnsi="Calibri"/>
-                <w:sz w:val="18"/>
+                <w:rFonts w:ascii="Times New Roman" w:hAnsi="Times New Roman"/>
+                <w:sz w:val="20"/>
               </w:rPr>
               <w:t>R6</w:t>
             </w:r>
@@ -3221,31 +2882,27 @@
         </w:tc>
         <w:tc>
           <w:tcPr>
-            <w:tcW w:type="dxa" w:w="1872"/>
-            <w:shd w:val="clear" w:color="auto" w:fill="FFFFFF"/>
+            <w:tcW w:type="dxa" w:w="1728"/>
           </w:tcPr>
           <w:p>
-            <w:r/>
             <w:r>
               <w:rPr>
-                <w:rFonts w:ascii="Calibri" w:hAnsi="Calibri"/>
-                <w:sz w:val="18"/>
+                <w:rFonts w:ascii="Times New Roman" w:hAnsi="Times New Roman"/>
+                <w:sz w:val="20"/>
               </w:rPr>
-              <w:t>Warnings / error alerts were easy to understand</w:t>
+              <w:t>Warning and error alert clarity</w:t>
             </w:r>
           </w:p>
         </w:tc>
         <w:tc>
           <w:tcPr>
-            <w:tcW w:type="dxa" w:w="1872"/>
-            <w:shd w:val="clear" w:color="auto" w:fill="FFFFFF"/>
+            <w:tcW w:type="dxa" w:w="1728"/>
           </w:tcPr>
           <w:p>
-            <w:r/>
             <w:r>
               <w:rPr>
-                <w:rFonts w:ascii="Calibri" w:hAnsi="Calibri"/>
-                <w:sz w:val="18"/>
+                <w:rFonts w:ascii="Times New Roman" w:hAnsi="Times New Roman"/>
+                <w:sz w:val="20"/>
               </w:rPr>
               <w:t>3.3</w:t>
             </w:r>
@@ -3253,31 +2910,27 @@
         </w:tc>
         <w:tc>
           <w:tcPr>
-            <w:tcW w:type="dxa" w:w="1872"/>
-            <w:shd w:val="clear" w:color="auto" w:fill="FFFFFF"/>
+            <w:tcW w:type="dxa" w:w="1728"/>
           </w:tcPr>
           <w:p>
-            <w:r/>
             <w:r>
               <w:rPr>
-                <w:rFonts w:ascii="Calibri" w:hAnsi="Calibri"/>
-                <w:sz w:val="18"/>
+                <w:rFonts w:ascii="Times New Roman" w:hAnsi="Times New Roman"/>
+                <w:sz w:val="20"/>
               </w:rPr>
-              <w:t>2–5</w:t>
+              <w:t>2 to 5</w:t>
             </w:r>
           </w:p>
         </w:tc>
         <w:tc>
           <w:tcPr>
-            <w:tcW w:type="dxa" w:w="1872"/>
-            <w:shd w:val="clear" w:color="auto" w:fill="FFFFFF"/>
+            <w:tcW w:type="dxa" w:w="1728"/>
           </w:tcPr>
           <w:p>
-            <w:r/>
             <w:r>
               <w:rPr>
-                <w:rFonts w:ascii="Calibri" w:hAnsi="Calibri"/>
-                <w:sz w:val="18"/>
+                <w:rFonts w:ascii="Times New Roman" w:hAnsi="Times New Roman"/>
+                <w:sz w:val="20"/>
               </w:rPr>
               <w:t>6</w:t>
             </w:r>
@@ -3287,15 +2940,13 @@
       <w:tr>
         <w:tc>
           <w:tcPr>
-            <w:tcW w:type="dxa" w:w="1872"/>
-            <w:shd w:val="clear" w:color="auto" w:fill="F2F4F7"/>
+            <w:tcW w:type="dxa" w:w="1728"/>
           </w:tcPr>
           <w:p>
-            <w:r/>
             <w:r>
               <w:rPr>
-                <w:rFonts w:ascii="Calibri" w:hAnsi="Calibri"/>
-                <w:sz w:val="18"/>
+                <w:rFonts w:ascii="Times New Roman" w:hAnsi="Times New Roman"/>
+                <w:sz w:val="20"/>
               </w:rPr>
               <w:t>R7</w:t>
             </w:r>
@@ -3303,31 +2954,27 @@
         </w:tc>
         <w:tc>
           <w:tcPr>
-            <w:tcW w:type="dxa" w:w="1872"/>
-            <w:shd w:val="clear" w:color="auto" w:fill="F2F4F7"/>
+            <w:tcW w:type="dxa" w:w="1728"/>
           </w:tcPr>
           <w:p>
-            <w:r/>
             <w:r>
               <w:rPr>
-                <w:rFonts w:ascii="Calibri" w:hAnsi="Calibri"/>
-                <w:sz w:val="18"/>
+                <w:rFonts w:ascii="Times New Roman" w:hAnsi="Times New Roman"/>
+                <w:sz w:val="20"/>
               </w:rPr>
-              <w:t>Corrective instructions clearly explained the fix</w:t>
+              <w:t>Corrective instruction completeness</w:t>
             </w:r>
           </w:p>
         </w:tc>
         <w:tc>
           <w:tcPr>
-            <w:tcW w:type="dxa" w:w="1872"/>
-            <w:shd w:val="clear" w:color="auto" w:fill="F2F4F7"/>
+            <w:tcW w:type="dxa" w:w="1728"/>
           </w:tcPr>
           <w:p>
-            <w:r/>
             <w:r>
               <w:rPr>
-                <w:rFonts w:ascii="Calibri" w:hAnsi="Calibri"/>
-                <w:sz w:val="18"/>
+                <w:rFonts w:ascii="Times New Roman" w:hAnsi="Times New Roman"/>
+                <w:sz w:val="20"/>
               </w:rPr>
               <w:t>3.0</w:t>
             </w:r>
@@ -3335,31 +2982,27 @@
         </w:tc>
         <w:tc>
           <w:tcPr>
-            <w:tcW w:type="dxa" w:w="1872"/>
-            <w:shd w:val="clear" w:color="auto" w:fill="F2F4F7"/>
+            <w:tcW w:type="dxa" w:w="1728"/>
           </w:tcPr>
           <w:p>
-            <w:r/>
             <w:r>
               <w:rPr>
-                <w:rFonts w:ascii="Calibri" w:hAnsi="Calibri"/>
-                <w:sz w:val="18"/>
+                <w:rFonts w:ascii="Times New Roman" w:hAnsi="Times New Roman"/>
+                <w:sz w:val="20"/>
               </w:rPr>
-              <w:t>1–4</w:t>
+              <w:t>1 to 4</w:t>
             </w:r>
           </w:p>
         </w:tc>
         <w:tc>
           <w:tcPr>
-            <w:tcW w:type="dxa" w:w="1872"/>
-            <w:shd w:val="clear" w:color="auto" w:fill="F2F4F7"/>
+            <w:tcW w:type="dxa" w:w="1728"/>
           </w:tcPr>
           <w:p>
-            <w:r/>
             <w:r>
               <w:rPr>
-                <w:rFonts w:ascii="Calibri" w:hAnsi="Calibri"/>
-                <w:sz w:val="18"/>
+                <w:rFonts w:ascii="Times New Roman" w:hAnsi="Times New Roman"/>
+                <w:sz w:val="20"/>
               </w:rPr>
               <w:t>5*</w:t>
             </w:r>
@@ -3369,15 +3012,13 @@
       <w:tr>
         <w:tc>
           <w:tcPr>
-            <w:tcW w:type="dxa" w:w="1872"/>
-            <w:shd w:val="clear" w:color="auto" w:fill="FFFFFF"/>
+            <w:tcW w:type="dxa" w:w="1728"/>
           </w:tcPr>
           <w:p>
-            <w:r/>
             <w:r>
               <w:rPr>
-                <w:rFonts w:ascii="Calibri" w:hAnsi="Calibri"/>
-                <w:sz w:val="18"/>
+                <w:rFonts w:ascii="Times New Roman" w:hAnsi="Times New Roman"/>
+                <w:sz w:val="20"/>
               </w:rPr>
               <w:t>R8</w:t>
             </w:r>
@@ -3385,31 +3026,27 @@
         </w:tc>
         <w:tc>
           <w:tcPr>
-            <w:tcW w:type="dxa" w:w="1872"/>
-            <w:shd w:val="clear" w:color="auto" w:fill="FFFFFF"/>
+            <w:tcW w:type="dxa" w:w="1728"/>
           </w:tcPr>
           <w:p>
-            <w:r/>
             <w:r>
               <w:rPr>
-                <w:rFonts w:ascii="Calibri" w:hAnsi="Calibri"/>
-                <w:sz w:val="18"/>
+                <w:rFonts w:ascii="Times New Roman" w:hAnsi="Times New Roman"/>
+                <w:sz w:val="20"/>
               </w:rPr>
-              <w:t>Overall trust that the system would catch mistakes</w:t>
+              <w:t>Trust that system would catch mistakes</w:t>
             </w:r>
           </w:p>
         </w:tc>
         <w:tc>
           <w:tcPr>
-            <w:tcW w:type="dxa" w:w="1872"/>
-            <w:shd w:val="clear" w:color="auto" w:fill="FFFFFF"/>
+            <w:tcW w:type="dxa" w:w="1728"/>
           </w:tcPr>
           <w:p>
-            <w:r/>
             <w:r>
               <w:rPr>
-                <w:rFonts w:ascii="Calibri" w:hAnsi="Calibri"/>
-                <w:sz w:val="18"/>
+                <w:rFonts w:ascii="Times New Roman" w:hAnsi="Times New Roman"/>
+                <w:sz w:val="20"/>
               </w:rPr>
               <w:t>4.0</w:t>
             </w:r>
@@ -3417,31 +3054,27 @@
         </w:tc>
         <w:tc>
           <w:tcPr>
-            <w:tcW w:type="dxa" w:w="1872"/>
-            <w:shd w:val="clear" w:color="auto" w:fill="FFFFFF"/>
+            <w:tcW w:type="dxa" w:w="1728"/>
           </w:tcPr>
           <w:p>
-            <w:r/>
             <w:r>
               <w:rPr>
-                <w:rFonts w:ascii="Calibri" w:hAnsi="Calibri"/>
-                <w:sz w:val="18"/>
+                <w:rFonts w:ascii="Times New Roman" w:hAnsi="Times New Roman"/>
+                <w:sz w:val="20"/>
               </w:rPr>
-              <w:t>3–5</w:t>
+              <w:t>3 to 5</w:t>
             </w:r>
           </w:p>
         </w:tc>
         <w:tc>
           <w:tcPr>
-            <w:tcW w:type="dxa" w:w="1872"/>
-            <w:shd w:val="clear" w:color="auto" w:fill="FFFFFF"/>
+            <w:tcW w:type="dxa" w:w="1728"/>
           </w:tcPr>
           <w:p>
-            <w:r/>
             <w:r>
               <w:rPr>
-                <w:rFonts w:ascii="Calibri" w:hAnsi="Calibri"/>
-                <w:sz w:val="18"/>
+                <w:rFonts w:ascii="Times New Roman" w:hAnsi="Times New Roman"/>
+                <w:sz w:val="20"/>
               </w:rPr>
               <w:t>6</w:t>
             </w:r>
@@ -3451,15 +3084,13 @@
       <w:tr>
         <w:tc>
           <w:tcPr>
-            <w:tcW w:type="dxa" w:w="1872"/>
-            <w:shd w:val="clear" w:color="auto" w:fill="F2F4F7"/>
+            <w:tcW w:type="dxa" w:w="1728"/>
           </w:tcPr>
           <w:p>
-            <w:r/>
             <w:r>
               <w:rPr>
-                <w:rFonts w:ascii="Calibri" w:hAnsi="Calibri"/>
-                <w:sz w:val="18"/>
+                <w:rFonts w:ascii="Times New Roman" w:hAnsi="Times New Roman"/>
+                <w:sz w:val="20"/>
               </w:rPr>
               <w:t>R9</w:t>
             </w:r>
@@ -3467,31 +3098,27 @@
         </w:tc>
         <w:tc>
           <w:tcPr>
-            <w:tcW w:type="dxa" w:w="1872"/>
-            <w:shd w:val="clear" w:color="auto" w:fill="F2F4F7"/>
+            <w:tcW w:type="dxa" w:w="1728"/>
           </w:tcPr>
           <w:p>
-            <w:r/>
             <w:r>
               <w:rPr>
-                <w:rFonts w:ascii="Calibri" w:hAnsi="Calibri"/>
-                <w:sz w:val="18"/>
+                <w:rFonts w:ascii="Times New Roman" w:hAnsi="Times New Roman"/>
+                <w:sz w:val="20"/>
               </w:rPr>
-              <w:t>Overall, the system made kitting easier than without it</w:t>
+              <w:t>Overall ease of kitting with system</w:t>
             </w:r>
           </w:p>
         </w:tc>
         <w:tc>
           <w:tcPr>
-            <w:tcW w:type="dxa" w:w="1872"/>
-            <w:shd w:val="clear" w:color="auto" w:fill="F2F4F7"/>
+            <w:tcW w:type="dxa" w:w="1728"/>
           </w:tcPr>
           <w:p>
-            <w:r/>
             <w:r>
               <w:rPr>
-                <w:rFonts w:ascii="Calibri" w:hAnsi="Calibri"/>
-                <w:sz w:val="18"/>
+                <w:rFonts w:ascii="Times New Roman" w:hAnsi="Times New Roman"/>
+                <w:sz w:val="20"/>
               </w:rPr>
               <w:t>4.3</w:t>
             </w:r>
@@ -3499,31 +3126,27 @@
         </w:tc>
         <w:tc>
           <w:tcPr>
-            <w:tcW w:type="dxa" w:w="1872"/>
-            <w:shd w:val="clear" w:color="auto" w:fill="F2F4F7"/>
+            <w:tcW w:type="dxa" w:w="1728"/>
           </w:tcPr>
           <w:p>
-            <w:r/>
             <w:r>
               <w:rPr>
-                <w:rFonts w:ascii="Calibri" w:hAnsi="Calibri"/>
-                <w:sz w:val="18"/>
+                <w:rFonts w:ascii="Times New Roman" w:hAnsi="Times New Roman"/>
+                <w:sz w:val="20"/>
               </w:rPr>
-              <w:t>2–5</w:t>
+              <w:t>2 to 5</w:t>
             </w:r>
           </w:p>
         </w:tc>
         <w:tc>
           <w:tcPr>
-            <w:tcW w:type="dxa" w:w="1872"/>
-            <w:shd w:val="clear" w:color="auto" w:fill="F2F4F7"/>
+            <w:tcW w:type="dxa" w:w="1728"/>
           </w:tcPr>
           <w:p>
-            <w:r/>
             <w:r>
               <w:rPr>
-                <w:rFonts w:ascii="Calibri" w:hAnsi="Calibri"/>
-                <w:sz w:val="18"/>
+                <w:rFonts w:ascii="Times New Roman" w:hAnsi="Times New Roman"/>
+                <w:sz w:val="20"/>
               </w:rPr>
               <w:t>6</w:t>
             </w:r>
@@ -3533,87 +3156,14 @@
     </w:tbl>
     <w:p/>
     <w:p>
-      <w:pPr>
-        <w:spacing w:line="276" w:lineRule="auto" w:after="120"/>
-      </w:pPr>
       <w:r>
         <w:rPr>
-          <w:rFonts w:ascii="Calibri" w:hAnsi="Calibri"/>
-          <w:sz w:val="22"/>
+          <w:rFonts w:ascii="Times New Roman" w:hAnsi="Times New Roman"/>
+          <w:b w:val="0"/>
+          <w:i/>
+          <w:sz w:val="20"/>
         </w:rPr>
-        <w:t>*One operator did not trigger any errors during live runs; R7 was not scored (n = 5).</w:t>
-      </w:r>
-    </w:p>
-    <w:p>
-      <w:pPr>
-        <w:spacing w:line="276" w:lineRule="auto" w:after="120"/>
-      </w:pPr>
-      <w:r>
-        <w:rPr>
-          <w:rFonts w:ascii="Calibri" w:hAnsi="Calibri"/>
-          <w:sz w:val="22"/>
-        </w:rPr>
-        <w:t>The results reveal a clear pattern. Operators rated the system's core guidance — understanding what to pack (R3: 4.9) and how many (R4: 5.0) — at or near ceiling, and cited the spatial bin grid as the reason. The system was also rated as making kitting easier than the paper baseline (R9: 4.3), and operators expressed moderate trust in its ability to catch mistakes (R8: 4.0).</w:t>
-      </w:r>
-    </w:p>
-    <w:p>
-      <w:pPr>
-        <w:spacing w:line="276" w:lineRule="auto" w:after="120"/>
-      </w:pPr>
-      <w:r>
-        <w:rPr>
-          <w:rFonts w:ascii="Calibri" w:hAnsi="Calibri"/>
-          <w:sz w:val="22"/>
-        </w:rPr>
-        <w:t>The weakest dimensions concerned the communication of exceptions. On-screen wording clarity (R1: 3.3), alert legibility (R6: 3.3), and corrective instruction completeness (R7: 3.0) all scored below the midpoint for several operators. The open-ended feedback localised these scores to the following issues:</w:t>
-      </w:r>
-    </w:p>
-    <w:p>
-      <w:pPr>
-        <w:pStyle w:val="ListNumber"/>
-      </w:pPr>
-      <w:r>
-        <w:rPr>
-          <w:rFonts w:ascii="Calibri" w:hAnsi="Calibri"/>
-          <w:sz w:val="22"/>
-        </w:rPr>
-        <w:t>Small font size on alerts — the single most frequently raised complaint, reported independently by four of six operators.</w:t>
-      </w:r>
-    </w:p>
-    <w:p>
-      <w:pPr>
-        <w:pStyle w:val="ListNumber"/>
-      </w:pPr>
-      <w:r>
-        <w:rPr>
-          <w:rFonts w:ascii="Calibri" w:hAnsi="Calibri"/>
-          <w:sz w:val="22"/>
-        </w:rPr>
-        <w:t>Incomplete corrective instructions — the wrong-bin return message did not state which bin the item belonged to or how many units needed to be returned.</w:t>
-      </w:r>
-    </w:p>
-    <w:p>
-      <w:pPr>
-        <w:pStyle w:val="ListNumber"/>
-      </w:pPr>
-      <w:r>
-        <w:rPr>
-          <w:rFonts w:ascii="Calibri" w:hAnsi="Calibri"/>
-          <w:sz w:val="22"/>
-        </w:rPr>
-        <w:t>Dual warning banners at the top and bottom of the display were visually disorienting, with conflicting colours.</w:t>
-      </w:r>
-    </w:p>
-    <w:p>
-      <w:pPr>
-        <w:pStyle w:val="ListNumber"/>
-      </w:pPr>
-      <w:r>
-        <w:rPr>
-          <w:rFonts w:ascii="Calibri" w:hAnsi="Calibri"/>
-          <w:sz w:val="22"/>
-        </w:rPr>
-        <w:t>The on-screen "Complete Set" confirmation button occasionally failed to register touch inputs.</w:t>
+        <w:t>Table 5.2: Operator ratings (1 = poor, 5 = excellent). *R7: n = 5 (one operator triggered no errors).</w:t>
       </w:r>
     </w:p>
     <w:p>
@@ -3623,44 +3173,46 @@
       <w:r>
         <w:rPr>
           <w:i/>
-          <w:color w:val="595959"/>
-          <w:sz w:val="20"/>
+          <w:color w:val="969696"/>
+          <w:sz w:val="22"/>
         </w:rPr>
-        <w:t>[Figure 5.2: Operator rating distribution across the nine usability dimensions, showing means and ranges]</w:t>
+        <w:t>[INSERT FIGURE HERE]</w:t>
       </w:r>
     </w:p>
     <w:p>
       <w:pPr>
-        <w:pStyle w:val="Heading2"/>
+        <w:spacing w:after="240"/>
+        <w:jc w:val="center"/>
       </w:pPr>
       <w:r>
         <w:rPr>
-          <w:rFonts w:ascii="Calibri" w:hAnsi="Calibri"/>
-          <w:color w:val="2E75B6"/>
+          <w:rFonts w:ascii="Times New Roman" w:hAnsi="Times New Roman"/>
+          <w:i/>
+          <w:sz w:val="20"/>
         </w:rPr>
-        <w:t>5.2 User-Facing HMI Iteration</w:t>
-      </w:r>
-    </w:p>
-    <w:p>
-      <w:pPr>
-        <w:spacing w:line="276" w:lineRule="auto" w:after="120"/>
-      </w:pPr>
-      <w:r>
-        <w:rPr>
-          <w:rFonts w:ascii="Calibri" w:hAnsi="Calibri"/>
-          <w:sz w:val="22"/>
-        </w:rPr>
-        <w:t>The qualitative and quantitative findings from the usability study directly drove a targeted iteration of the frontend HMI. The changes were prioritised by frequency of operator complaint and by their mapping to the lowest-rated dimensions.</w:t>
+        <w:t>Figure 5.2: Rating distribution across the nine dimensions, showing means and individual data points.</w:t>
       </w:r>
     </w:p>
     <w:p>
       <w:r>
         <w:rPr>
-          <w:b/>
-          <w:color w:val="000000"/>
-          <w:sz w:val="20"/>
+          <w:rFonts w:ascii="Times New Roman" w:hAnsi="Times New Roman"/>
+          <w:b w:val="0"/>
+          <w:i w:val="0"/>
+          <w:sz w:val="24"/>
         </w:rPr>
-        <w:t>Table 23: HMI Iteration Changes and Rationale</w:t>
+        <w:t>Task guidance dimensions rated at or near ceiling: understanding what to pack (R3: 4.9) and how many to pack (R4: 5.0). The position-based bin grid was consistently cited in open-ended feedback as the primary reason. Overall, operators preferred AEGIS over the paper baseline (R9: 4.3).</w:t>
+      </w:r>
+    </w:p>
+    <w:p>
+      <w:r>
+        <w:rPr>
+          <w:rFonts w:ascii="Times New Roman" w:hAnsi="Times New Roman"/>
+          <w:b w:val="0"/>
+          <w:i w:val="0"/>
+          <w:sz w:val="24"/>
+        </w:rPr>
+        <w:t>The weakest dimensions concerned exception communication. Analysis of the open-ended feedback identified six specific usability gaps, as summarised in Table 5.3.</w:t>
       </w:r>
     </w:p>
     <w:tbl>
@@ -3671,65 +3223,81 @@
         <w:tblLook w:firstColumn="1" w:firstRow="1" w:lastColumn="0" w:lastRow="0" w:noHBand="0" w:noVBand="1" w:val="04A0"/>
       </w:tblPr>
       <w:tblGrid>
-        <w:gridCol w:w="3120"/>
-        <w:gridCol w:w="3120"/>
-        <w:gridCol w:w="3120"/>
+        <w:gridCol w:w="2160"/>
+        <w:gridCol w:w="2160"/>
+        <w:gridCol w:w="2160"/>
+        <w:gridCol w:w="2160"/>
       </w:tblGrid>
       <w:tr>
-        <w:trPr>
-          <w:tblHeader/>
-        </w:trPr>
         <w:tc>
           <w:tcPr>
-            <w:tcW w:type="dxa" w:w="3120"/>
-            <w:shd w:val="clear" w:color="auto" w:fill="1F4E79"/>
+            <w:tcW w:type="dxa" w:w="2160"/>
           </w:tcPr>
           <w:p>
-            <w:r/>
+            <w:pPr>
+              <w:jc w:val="center"/>
+            </w:pPr>
             <w:r>
               <w:rPr>
-                <w:rFonts w:ascii="Calibri" w:hAnsi="Calibri"/>
+                <w:rFonts w:ascii="Times New Roman" w:hAnsi="Times New Roman"/>
                 <w:b/>
-                <w:color w:val="FFFFFF"/>
-                <w:sz w:val="18"/>
+                <w:sz w:val="20"/>
               </w:rPr>
-              <w:t>Change</w:t>
+              <w:t>Gap</w:t>
             </w:r>
           </w:p>
         </w:tc>
         <w:tc>
           <w:tcPr>
-            <w:tcW w:type="dxa" w:w="3120"/>
-            <w:shd w:val="clear" w:color="auto" w:fill="1F4E79"/>
+            <w:tcW w:type="dxa" w:w="2160"/>
           </w:tcPr>
           <w:p>
-            <w:r/>
+            <w:pPr>
+              <w:jc w:val="center"/>
+            </w:pPr>
             <w:r>
               <w:rPr>
-                <w:rFonts w:ascii="Calibri" w:hAnsi="Calibri"/>
+                <w:rFonts w:ascii="Times New Roman" w:hAnsi="Times New Roman"/>
                 <w:b/>
-                <w:color w:val="FFFFFF"/>
-                <w:sz w:val="18"/>
+                <w:sz w:val="20"/>
               </w:rPr>
-              <w:t>Rationale</w:t>
+              <w:t>Issue</w:t>
             </w:r>
           </w:p>
         </w:tc>
         <w:tc>
           <w:tcPr>
-            <w:tcW w:type="dxa" w:w="3120"/>
-            <w:shd w:val="clear" w:color="auto" w:fill="1F4E79"/>
+            <w:tcW w:type="dxa" w:w="2160"/>
           </w:tcPr>
           <w:p>
-            <w:r/>
+            <w:pPr>
+              <w:jc w:val="center"/>
+            </w:pPr>
             <w:r>
               <w:rPr>
-                <w:rFonts w:ascii="Calibri" w:hAnsi="Calibri"/>
+                <w:rFonts w:ascii="Times New Roman" w:hAnsi="Times New Roman"/>
                 <w:b/>
-                <w:color w:val="FFFFFF"/>
-                <w:sz w:val="18"/>
+                <w:sz w:val="20"/>
               </w:rPr>
-              <w:t>Dimension Addressed</w:t>
+              <w:t>Frequency</w:t>
+            </w:r>
+          </w:p>
+        </w:tc>
+        <w:tc>
+          <w:tcPr>
+            <w:tcW w:type="dxa" w:w="2160"/>
+          </w:tcPr>
+          <w:p>
+            <w:pPr>
+              <w:jc w:val="center"/>
+            </w:pPr>
+            <w:r>
+              <w:rPr>
+                <w:rFonts w:ascii="Times New Roman" w:hAnsi="Times New Roman"/>
+                <w:b/>
+                <w:sz w:val="20"/>
+              </w:rPr>
+              <w:t>Representative Quote</w:t>
             </w:r>
           </w:p>
         </w:tc>
@@ -3737,49 +3305,57 @@
       <w:tr>
         <w:tc>
           <w:tcPr>
-            <w:tcW w:type="dxa" w:w="3120"/>
-            <w:shd w:val="clear" w:color="auto" w:fill="F2F4F7"/>
+            <w:tcW w:type="dxa" w:w="2160"/>
           </w:tcPr>
           <w:p>
-            <w:r/>
             <w:r>
               <w:rPr>
-                <w:rFonts w:ascii="Calibri" w:hAnsi="Calibri"/>
-                <w:sz w:val="18"/>
+                <w:rFonts w:ascii="Times New Roman" w:hAnsi="Times New Roman"/>
+                <w:sz w:val="20"/>
               </w:rPr>
-              <w:t>Enlarged alert typography (+50%)</w:t>
+              <w:t>G1</w:t>
             </w:r>
           </w:p>
         </w:tc>
         <w:tc>
           <w:tcPr>
-            <w:tcW w:type="dxa" w:w="3120"/>
-            <w:shd w:val="clear" w:color="auto" w:fill="F2F4F7"/>
+            <w:tcW w:type="dxa" w:w="2160"/>
           </w:tcPr>
           <w:p>
-            <w:r/>
             <w:r>
               <w:rPr>
-                <w:rFonts w:ascii="Calibri" w:hAnsi="Calibri"/>
-                <w:sz w:val="18"/>
+                <w:rFonts w:ascii="Times New Roman" w:hAnsi="Times New Roman"/>
+                <w:sz w:val="20"/>
               </w:rPr>
-              <w:t>Most frequently raised complaint (4/6 operators)</w:t>
+              <w:t>Alert font too small to read at working distance</w:t>
             </w:r>
           </w:p>
         </w:tc>
         <w:tc>
           <w:tcPr>
-            <w:tcW w:type="dxa" w:w="3120"/>
-            <w:shd w:val="clear" w:color="auto" w:fill="F2F4F7"/>
+            <w:tcW w:type="dxa" w:w="2160"/>
           </w:tcPr>
           <w:p>
-            <w:r/>
             <w:r>
               <w:rPr>
-                <w:rFonts w:ascii="Calibri" w:hAnsi="Calibri"/>
-                <w:sz w:val="18"/>
+                <w:rFonts w:ascii="Times New Roman" w:hAnsi="Times New Roman"/>
+                <w:sz w:val="20"/>
               </w:rPr>
-              <w:t>R1, R6</w:t>
+              <w:t>4 of 6</w:t>
+            </w:r>
+          </w:p>
+        </w:tc>
+        <w:tc>
+          <w:tcPr>
+            <w:tcW w:type="dxa" w:w="2160"/>
+          </w:tcPr>
+          <w:p>
+            <w:r>
+              <w:rPr>
+                <w:rFonts w:ascii="Times New Roman" w:hAnsi="Times New Roman"/>
+                <w:sz w:val="20"/>
+              </w:rPr>
+              <w:t>"fonts small" (Royce); "wording small" (Ming Zhan)</w:t>
             </w:r>
           </w:p>
         </w:tc>
@@ -3787,49 +3363,57 @@
       <w:tr>
         <w:tc>
           <w:tcPr>
-            <w:tcW w:type="dxa" w:w="3120"/>
-            <w:shd w:val="clear" w:color="auto" w:fill="FFFFFF"/>
+            <w:tcW w:type="dxa" w:w="2160"/>
           </w:tcPr>
           <w:p>
-            <w:r/>
             <w:r>
               <w:rPr>
-                <w:rFonts w:ascii="Calibri" w:hAnsi="Calibri"/>
-                <w:sz w:val="18"/>
+                <w:rFonts w:ascii="Times New Roman" w:hAnsi="Times New Roman"/>
+                <w:sz w:val="20"/>
               </w:rPr>
-              <w:t>Unified single top banner (red/white)</w:t>
+              <w:t>G2</w:t>
             </w:r>
           </w:p>
         </w:tc>
         <w:tc>
           <w:tcPr>
-            <w:tcW w:type="dxa" w:w="3120"/>
-            <w:shd w:val="clear" w:color="auto" w:fill="FFFFFF"/>
+            <w:tcW w:type="dxa" w:w="2160"/>
           </w:tcPr>
           <w:p>
-            <w:r/>
             <w:r>
               <w:rPr>
-                <w:rFonts w:ascii="Calibri" w:hAnsi="Calibri"/>
-                <w:sz w:val="18"/>
+                <w:rFonts w:ascii="Times New Roman" w:hAnsi="Times New Roman"/>
+                <w:sz w:val="20"/>
               </w:rPr>
-              <w:t>Replaced confusing dual top/bottom banners</w:t>
+              <w:t>Warning and error types indistinguishable at a glance</w:t>
             </w:r>
           </w:p>
         </w:tc>
         <w:tc>
           <w:tcPr>
-            <w:tcW w:type="dxa" w:w="3120"/>
-            <w:shd w:val="clear" w:color="auto" w:fill="FFFFFF"/>
+            <w:tcW w:type="dxa" w:w="2160"/>
           </w:tcPr>
           <w:p>
-            <w:r/>
             <w:r>
               <w:rPr>
-                <w:rFonts w:ascii="Calibri" w:hAnsi="Calibri"/>
-                <w:sz w:val="18"/>
+                <w:rFonts w:ascii="Times New Roman" w:hAnsi="Times New Roman"/>
+                <w:sz w:val="20"/>
               </w:rPr>
-              <w:t>R6</w:t>
+              <w:t>3 of 6</w:t>
+            </w:r>
+          </w:p>
+        </w:tc>
+        <w:tc>
+          <w:tcPr>
+            <w:tcW w:type="dxa" w:w="2160"/>
+          </w:tcPr>
+          <w:p>
+            <w:r>
+              <w:rPr>
+                <w:rFonts w:ascii="Times New Roman" w:hAnsi="Times New Roman"/>
+                <w:sz w:val="20"/>
+              </w:rPr>
+              <w:t>Inconsistent colour scheme (white-on-red versus red-on-black)</w:t>
             </w:r>
           </w:p>
         </w:tc>
@@ -3837,51 +3421,57 @@
       <w:tr>
         <w:tc>
           <w:tcPr>
-            <w:tcW w:type="dxa" w:w="3120"/>
-            <w:shd w:val="clear" w:color="auto" w:fill="F2F4F7"/>
+            <w:tcW w:type="dxa" w:w="2160"/>
           </w:tcPr>
           <w:p>
-            <w:r/>
             <w:r>
               <w:rPr>
-                <w:rFonts w:ascii="Calibri" w:hAnsi="Calibri"/>
-                <w:sz w:val="18"/>
+                <w:rFonts w:ascii="Times New Roman" w:hAnsi="Times New Roman"/>
+                <w:sz w:val="20"/>
               </w:rPr>
-              <w:t>Explicit corrective prompts</w:t>
-              <w:br/>
-              <w:t>(e.g. "WRONG BIN: Return 2 units to Bin 1_0")</w:t>
+              <w:t>G3</w:t>
             </w:r>
           </w:p>
         </w:tc>
         <w:tc>
           <w:tcPr>
-            <w:tcW w:type="dxa" w:w="3120"/>
-            <w:shd w:val="clear" w:color="auto" w:fill="F2F4F7"/>
+            <w:tcW w:type="dxa" w:w="2160"/>
           </w:tcPr>
           <w:p>
-            <w:r/>
             <w:r>
               <w:rPr>
-                <w:rFonts w:ascii="Calibri" w:hAnsi="Calibri"/>
-                <w:sz w:val="18"/>
+                <w:rFonts w:ascii="Times New Roman" w:hAnsi="Times New Roman"/>
+                <w:sz w:val="20"/>
               </w:rPr>
-              <w:t>Lowest-rated dimension (R7: 3.0)</w:t>
+              <w:t>Corrective instructions did not specify bin or quantity</w:t>
             </w:r>
           </w:p>
         </w:tc>
         <w:tc>
           <w:tcPr>
-            <w:tcW w:type="dxa" w:w="3120"/>
-            <w:shd w:val="clear" w:color="auto" w:fill="F2F4F7"/>
+            <w:tcW w:type="dxa" w:w="2160"/>
           </w:tcPr>
           <w:p>
-            <w:r/>
             <w:r>
               <w:rPr>
-                <w:rFonts w:ascii="Calibri" w:hAnsi="Calibri"/>
-                <w:sz w:val="18"/>
+                <w:rFonts w:ascii="Times New Roman" w:hAnsi="Times New Roman"/>
+                <w:sz w:val="20"/>
               </w:rPr>
-              <w:t>R7</w:t>
+              <w:t>3 of 5 (R7: 3.0)</w:t>
+            </w:r>
+          </w:p>
+        </w:tc>
+        <w:tc>
+          <w:tcPr>
+            <w:tcW w:type="dxa" w:w="2160"/>
+          </w:tcPr>
+          <w:p>
+            <w:r>
+              <w:rPr>
+                <w:rFonts w:ascii="Times New Roman" w:hAnsi="Times New Roman"/>
+                <w:sz w:val="20"/>
+              </w:rPr>
+              <w:t>Wrong-bin-return message lacked actionable detail</w:t>
             </w:r>
           </w:p>
         </w:tc>
@@ -3889,49 +3479,57 @@
       <w:tr>
         <w:tc>
           <w:tcPr>
-            <w:tcW w:type="dxa" w:w="3120"/>
-            <w:shd w:val="clear" w:color="auto" w:fill="FFFFFF"/>
+            <w:tcW w:type="dxa" w:w="2160"/>
           </w:tcPr>
           <w:p>
-            <w:r/>
             <w:r>
               <w:rPr>
-                <w:rFonts w:ascii="Calibri" w:hAnsi="Calibri"/>
-                <w:sz w:val="18"/>
+                <w:rFonts w:ascii="Times New Roman" w:hAnsi="Times New Roman"/>
+                <w:sz w:val="20"/>
               </w:rPr>
-              <w:t>Automatic consolidation via load cell weight change</w:t>
+              <w:t>G4</w:t>
             </w:r>
           </w:p>
         </w:tc>
         <w:tc>
           <w:tcPr>
-            <w:tcW w:type="dxa" w:w="3120"/>
-            <w:shd w:val="clear" w:color="auto" w:fill="FFFFFF"/>
+            <w:tcW w:type="dxa" w:w="2160"/>
           </w:tcPr>
           <w:p>
-            <w:r/>
             <w:r>
               <w:rPr>
-                <w:rFonts w:ascii="Calibri" w:hAnsi="Calibri"/>
-                <w:sz w:val="18"/>
+                <w:rFonts w:ascii="Times New Roman" w:hAnsi="Times New Roman"/>
+                <w:sz w:val="20"/>
               </w:rPr>
-              <w:t>Eliminated unreliable touchscreen taps</w:t>
+              <w:t>Load cell unresponsive on light items</w:t>
             </w:r>
           </w:p>
         </w:tc>
         <w:tc>
           <w:tcPr>
-            <w:tcW w:type="dxa" w:w="3120"/>
-            <w:shd w:val="clear" w:color="auto" w:fill="FFFFFF"/>
+            <w:tcW w:type="dxa" w:w="2160"/>
           </w:tcPr>
           <w:p>
-            <w:r/>
             <w:r>
               <w:rPr>
-                <w:rFonts w:ascii="Calibri" w:hAnsi="Calibri"/>
-                <w:sz w:val="18"/>
+                <w:rFonts w:ascii="Times New Roman" w:hAnsi="Times New Roman"/>
+                <w:sz w:val="20"/>
               </w:rPr>
-              <w:t>R5</w:t>
+              <w:t>3 of 6</w:t>
+            </w:r>
+          </w:p>
+        </w:tc>
+        <w:tc>
+          <w:tcPr>
+            <w:tcW w:type="dxa" w:w="2160"/>
+          </w:tcPr>
+          <w:p>
+            <w:r>
+              <w:rPr>
+                <w:rFonts w:ascii="Times New Roman" w:hAnsi="Times New Roman"/>
+                <w:sz w:val="20"/>
+              </w:rPr>
+              <w:t>"sensor doesn't detect piece sometimes" (Benny)</w:t>
             </w:r>
           </w:p>
         </w:tc>
@@ -3939,49 +3537,57 @@
       <w:tr>
         <w:tc>
           <w:tcPr>
-            <w:tcW w:type="dxa" w:w="3120"/>
-            <w:shd w:val="clear" w:color="auto" w:fill="F2F4F7"/>
+            <w:tcW w:type="dxa" w:w="2160"/>
           </w:tcPr>
           <w:p>
-            <w:r/>
             <w:r>
               <w:rPr>
-                <w:rFonts w:ascii="Calibri" w:hAnsi="Calibri"/>
-                <w:sz w:val="18"/>
+                <w:rFonts w:ascii="Times New Roman" w:hAnsi="Times New Roman"/>
+                <w:sz w:val="20"/>
               </w:rPr>
-              <w:t>1-indexed bin labels (Bins 1–9)</w:t>
+              <w:t>G5</w:t>
             </w:r>
           </w:p>
         </w:tc>
         <w:tc>
           <w:tcPr>
-            <w:tcW w:type="dxa" w:w="3120"/>
-            <w:shd w:val="clear" w:color="auto" w:fill="F2F4F7"/>
+            <w:tcW w:type="dxa" w:w="2160"/>
           </w:tcPr>
           <w:p>
-            <w:r/>
             <w:r>
               <w:rPr>
-                <w:rFonts w:ascii="Calibri" w:hAnsi="Calibri"/>
-                <w:sz w:val="18"/>
+                <w:rFonts w:ascii="Times New Roman" w:hAnsi="Times New Roman"/>
+                <w:sz w:val="20"/>
               </w:rPr>
-              <w:t>Matched operator mental model</w:t>
+              <w:t>On-screen confirmation tap unreliable</w:t>
             </w:r>
           </w:p>
         </w:tc>
         <w:tc>
           <w:tcPr>
-            <w:tcW w:type="dxa" w:w="3120"/>
-            <w:shd w:val="clear" w:color="auto" w:fill="F2F4F7"/>
+            <w:tcW w:type="dxa" w:w="2160"/>
           </w:tcPr>
           <w:p>
-            <w:r/>
             <w:r>
               <w:rPr>
-                <w:rFonts w:ascii="Calibri" w:hAnsi="Calibri"/>
-                <w:sz w:val="18"/>
+                <w:rFonts w:ascii="Times New Roman" w:hAnsi="Times New Roman"/>
+                <w:sz w:val="20"/>
               </w:rPr>
-              <w:t>R1, R2</w:t>
+              <w:t>2 of 6</w:t>
+            </w:r>
+          </w:p>
+        </w:tc>
+        <w:tc>
+          <w:tcPr>
+            <w:tcW w:type="dxa" w:w="2160"/>
+          </w:tcPr>
+          <w:p>
+            <w:r>
+              <w:rPr>
+                <w:rFonts w:ascii="Times New Roman" w:hAnsi="Times New Roman"/>
+                <w:sz w:val="20"/>
+              </w:rPr>
+              <w:t>"Bin Emptied" button did not register on first tap</w:t>
             </w:r>
           </w:p>
         </w:tc>
@@ -3989,49 +3595,57 @@
       <w:tr>
         <w:tc>
           <w:tcPr>
-            <w:tcW w:type="dxa" w:w="3120"/>
-            <w:shd w:val="clear" w:color="auto" w:fill="FFFFFF"/>
+            <w:tcW w:type="dxa" w:w="2160"/>
           </w:tcPr>
           <w:p>
-            <w:r/>
             <w:r>
               <w:rPr>
-                <w:rFonts w:ascii="Calibri" w:hAnsi="Calibri"/>
-                <w:sz w:val="18"/>
+                <w:rFonts w:ascii="Times New Roman" w:hAnsi="Times New Roman"/>
+                <w:sz w:val="20"/>
               </w:rPr>
-              <w:t>Sets-remaining progress bar</w:t>
+              <w:t>G6</w:t>
             </w:r>
           </w:p>
         </w:tc>
         <w:tc>
           <w:tcPr>
-            <w:tcW w:type="dxa" w:w="3120"/>
-            <w:shd w:val="clear" w:color="auto" w:fill="FFFFFF"/>
+            <w:tcW w:type="dxa" w:w="2160"/>
           </w:tcPr>
           <w:p>
-            <w:r/>
             <w:r>
               <w:rPr>
-                <w:rFonts w:ascii="Calibri" w:hAnsi="Calibri"/>
-                <w:sz w:val="18"/>
+                <w:rFonts w:ascii="Times New Roman" w:hAnsi="Times New Roman"/>
+                <w:sz w:val="20"/>
               </w:rPr>
-              <w:t>Unprompted request from two operators</w:t>
+              <w:t>No progress indicator for remaining sets</w:t>
             </w:r>
           </w:p>
         </w:tc>
         <w:tc>
           <w:tcPr>
-            <w:tcW w:type="dxa" w:w="3120"/>
-            <w:shd w:val="clear" w:color="auto" w:fill="FFFFFF"/>
+            <w:tcW w:type="dxa" w:w="2160"/>
           </w:tcPr>
           <w:p>
-            <w:r/>
             <w:r>
               <w:rPr>
-                <w:rFonts w:ascii="Calibri" w:hAnsi="Calibri"/>
-                <w:sz w:val="18"/>
+                <w:rFonts w:ascii="Times New Roman" w:hAnsi="Times New Roman"/>
+                <w:sz w:val="20"/>
               </w:rPr>
-              <w:t>R5</w:t>
+              <w:t>2 of 6</w:t>
+            </w:r>
+          </w:p>
+        </w:tc>
+        <w:tc>
+          <w:tcPr>
+            <w:tcW w:type="dxa" w:w="2160"/>
+          </w:tcPr>
+          <w:p>
+            <w:r>
+              <w:rPr>
+                <w:rFonts w:ascii="Times New Roman" w:hAnsi="Times New Roman"/>
+                <w:sz w:val="20"/>
+              </w:rPr>
+              <w:t>Operators requested visibility of order completion status</w:t>
             </w:r>
           </w:p>
         </w:tc>
@@ -4039,16 +3653,14 @@
     </w:tbl>
     <w:p/>
     <w:p>
-      <w:pPr>
-        <w:jc w:val="center"/>
-      </w:pPr>
       <w:r>
         <w:rPr>
+          <w:rFonts w:ascii="Times New Roman" w:hAnsi="Times New Roman"/>
+          <w:b w:val="0"/>
           <w:i/>
-          <w:color w:val="595959"/>
           <w:sz w:val="20"/>
         </w:rPr>
-        <w:t>[Figure 5.3: HMI before and after user-driven iteration — (a) pre-iteration: small font, dual banners, 0-indexed labels; (b) post-iteration: enlarged single banner, explicit corrective instruction, 1-indexed labels, progress indicator]</w:t>
+        <w:t>Table 5.3: Usability gaps identified from operator feedback.</w:t>
       </w:r>
     </w:p>
     <w:p>
@@ -4056,33 +3668,18 @@
         <w:pStyle w:val="Heading2"/>
       </w:pPr>
       <w:r>
-        <w:rPr>
-          <w:rFonts w:ascii="Calibri" w:hAnsi="Calibri"/>
-          <w:color w:val="2E75B6"/>
-        </w:rPr>
-        <w:t>5.3 Requirements Validation</w:t>
-      </w:r>
-    </w:p>
-    <w:p>
-      <w:pPr>
-        <w:spacing w:line="276" w:lineRule="auto" w:after="120"/>
-      </w:pPr>
-      <w:r>
-        <w:rPr>
-          <w:rFonts w:ascii="Calibri" w:hAnsi="Calibri"/>
-          <w:sz w:val="22"/>
-        </w:rPr>
-        <w:t>To formally evaluate system compliance, the integrated prototype was validated against each functional requirement defined in Chapter 2. Requirements marked "Met" have been verified through the testing evidence documented in Chapters 4 and 5. Requirements marked "Partially Met" identify specific boundary conditions where the current prototype does not fully satisfy the requirement, with the nature and extent of the gap documented.</w:t>
+        <w:t>5.2 User-Facing HMI Iteration</w:t>
       </w:r>
     </w:p>
     <w:p>
       <w:r>
         <w:rPr>
-          <w:b/>
-          <w:color w:val="000000"/>
-          <w:sz w:val="20"/>
+          <w:rFonts w:ascii="Times New Roman" w:hAnsi="Times New Roman"/>
+          <w:b w:val="0"/>
+          <w:i w:val="0"/>
+          <w:sz w:val="24"/>
         </w:rPr>
-        <w:t>Table 24: Requirements Validation Matrix</w:t>
+        <w:t>To address the usability gaps identified in Table 5.3, a targeted HMI iteration was implemented. Table 5.4 maps each gap to the specific change applied, and Figure 5.3 shows the interface before and after the iteration.</w:t>
       </w:r>
     </w:p>
     <w:tbl>
@@ -4093,84 +3690,43 @@
         <w:tblLook w:firstColumn="1" w:firstRow="1" w:lastColumn="0" w:lastRow="0" w:noHBand="0" w:noVBand="1" w:val="04A0"/>
       </w:tblPr>
       <w:tblGrid>
-        <w:gridCol w:w="2340"/>
-        <w:gridCol w:w="2340"/>
-        <w:gridCol w:w="2340"/>
-        <w:gridCol w:w="2340"/>
+        <w:gridCol w:w="4320"/>
+        <w:gridCol w:w="4320"/>
       </w:tblGrid>
       <w:tr>
-        <w:trPr>
-          <w:tblHeader/>
-        </w:trPr>
         <w:tc>
           <w:tcPr>
-            <w:tcW w:type="dxa" w:w="2340"/>
-            <w:shd w:val="clear" w:color="auto" w:fill="1F4E79"/>
+            <w:tcW w:type="dxa" w:w="4320"/>
           </w:tcPr>
           <w:p>
-            <w:r/>
+            <w:pPr>
+              <w:jc w:val="center"/>
+            </w:pPr>
             <w:r>
               <w:rPr>
-                <w:rFonts w:ascii="Calibri" w:hAnsi="Calibri"/>
+                <w:rFonts w:ascii="Times New Roman" w:hAnsi="Times New Roman"/>
                 <w:b/>
-                <w:color w:val="FFFFFF"/>
-                <w:sz w:val="18"/>
+                <w:sz w:val="20"/>
               </w:rPr>
-              <w:t>ID</w:t>
+              <w:t>Gap</w:t>
             </w:r>
           </w:p>
         </w:tc>
         <w:tc>
           <w:tcPr>
-            <w:tcW w:type="dxa" w:w="2340"/>
-            <w:shd w:val="clear" w:color="auto" w:fill="1F4E79"/>
+            <w:tcW w:type="dxa" w:w="4320"/>
           </w:tcPr>
           <w:p>
-            <w:r/>
+            <w:pPr>
+              <w:jc w:val="center"/>
+            </w:pPr>
             <w:r>
               <w:rPr>
-                <w:rFonts w:ascii="Calibri" w:hAnsi="Calibri"/>
+                <w:rFonts w:ascii="Times New Roman" w:hAnsi="Times New Roman"/>
                 <w:b/>
-                <w:color w:val="FFFFFF"/>
-                <w:sz w:val="18"/>
+                <w:sz w:val="20"/>
               </w:rPr>
-              <w:t>Requirement</w:t>
-            </w:r>
-          </w:p>
-        </w:tc>
-        <w:tc>
-          <w:tcPr>
-            <w:tcW w:type="dxa" w:w="2340"/>
-            <w:shd w:val="clear" w:color="auto" w:fill="1F4E79"/>
-          </w:tcPr>
-          <w:p>
-            <w:r/>
-            <w:r>
-              <w:rPr>
-                <w:rFonts w:ascii="Calibri" w:hAnsi="Calibri"/>
-                <w:b/>
-                <w:color w:val="FFFFFF"/>
-                <w:sz w:val="18"/>
-              </w:rPr>
-              <w:t>Status</w:t>
-            </w:r>
-          </w:p>
-        </w:tc>
-        <w:tc>
-          <w:tcPr>
-            <w:tcW w:type="dxa" w:w="2340"/>
-            <w:shd w:val="clear" w:color="auto" w:fill="1F4E79"/>
-          </w:tcPr>
-          <w:p>
-            <w:r/>
-            <w:r>
-              <w:rPr>
-                <w:rFonts w:ascii="Calibri" w:hAnsi="Calibri"/>
-                <w:b/>
-                <w:color w:val="FFFFFF"/>
-                <w:sz w:val="18"/>
-              </w:rPr>
-              <w:t>Verification Evidence</w:t>
+              <w:t>Change Implemented</w:t>
             </w:r>
           </w:p>
         </w:tc>
@@ -4178,65 +3734,29 @@
       <w:tr>
         <w:tc>
           <w:tcPr>
-            <w:tcW w:type="dxa" w:w="2340"/>
-            <w:shd w:val="clear" w:color="auto" w:fill="F2F4F7"/>
+            <w:tcW w:type="dxa" w:w="4320"/>
           </w:tcPr>
           <w:p>
-            <w:r/>
             <w:r>
               <w:rPr>
-                <w:rFonts w:ascii="Calibri" w:hAnsi="Calibri"/>
-                <w:sz w:val="18"/>
+                <w:rFonts w:ascii="Times New Roman" w:hAnsi="Times New Roman"/>
+                <w:sz w:val="20"/>
               </w:rPr>
-              <w:t>FR-01</w:t>
+              <w:t>G1</w:t>
             </w:r>
           </w:p>
         </w:tc>
         <w:tc>
           <w:tcPr>
-            <w:tcW w:type="dxa" w:w="2340"/>
-            <w:shd w:val="clear" w:color="auto" w:fill="F2F4F7"/>
+            <w:tcW w:type="dxa" w:w="4320"/>
           </w:tcPr>
           <w:p>
-            <w:r/>
             <w:r>
               <w:rPr>
-                <w:rFonts w:ascii="Calibri" w:hAnsi="Calibri"/>
-                <w:sz w:val="18"/>
+                <w:rFonts w:ascii="Times New Roman" w:hAnsi="Times New Roman"/>
+                <w:sz w:val="20"/>
               </w:rPr>
-              <w:t>Component Identification</w:t>
-            </w:r>
-          </w:p>
-        </w:tc>
-        <w:tc>
-          <w:tcPr>
-            <w:tcW w:type="dxa" w:w="2340"/>
-            <w:shd w:val="clear" w:color="auto" w:fill="F2F4F7"/>
-          </w:tcPr>
-          <w:p>
-            <w:r/>
-            <w:r>
-              <w:rPr>
-                <w:rFonts w:ascii="Calibri" w:hAnsi="Calibri"/>
-                <w:sz w:val="18"/>
-              </w:rPr>
-              <w:t>Met</w:t>
-            </w:r>
-          </w:p>
-        </w:tc>
-        <w:tc>
-          <w:tcPr>
-            <w:tcW w:type="dxa" w:w="2340"/>
-            <w:shd w:val="clear" w:color="auto" w:fill="F2F4F7"/>
-          </w:tcPr>
-          <w:p>
-            <w:r/>
-            <w:r>
-              <w:rPr>
-                <w:rFonts w:ascii="Calibri" w:hAnsi="Calibri"/>
-                <w:sz w:val="18"/>
-              </w:rPr>
-              <w:t>YOLOv8-OBB localises bin boundaries; inventory engine maps weight changes to active SKU specifications via bin-position identity.</w:t>
+              <w:t>Alert font sizes increased by approximately 50%, ensuring legibility at arm's length.</w:t>
             </w:r>
           </w:p>
         </w:tc>
@@ -4244,65 +3764,29 @@
       <w:tr>
         <w:tc>
           <w:tcPr>
-            <w:tcW w:type="dxa" w:w="2340"/>
-            <w:shd w:val="clear" w:color="auto" w:fill="FFFFFF"/>
+            <w:tcW w:type="dxa" w:w="4320"/>
           </w:tcPr>
           <w:p>
-            <w:r/>
             <w:r>
               <w:rPr>
-                <w:rFonts w:ascii="Calibri" w:hAnsi="Calibri"/>
-                <w:sz w:val="18"/>
+                <w:rFonts w:ascii="Times New Roman" w:hAnsi="Times New Roman"/>
+                <w:sz w:val="20"/>
               </w:rPr>
-              <w:t>FR-02</w:t>
+              <w:t>G2</w:t>
             </w:r>
           </w:p>
         </w:tc>
         <w:tc>
           <w:tcPr>
-            <w:tcW w:type="dxa" w:w="2340"/>
-            <w:shd w:val="clear" w:color="auto" w:fill="FFFFFF"/>
+            <w:tcW w:type="dxa" w:w="4320"/>
           </w:tcPr>
           <w:p>
-            <w:r/>
             <w:r>
               <w:rPr>
-                <w:rFonts w:ascii="Calibri" w:hAnsi="Calibri"/>
-                <w:sz w:val="18"/>
+                <w:rFonts w:ascii="Times New Roman" w:hAnsi="Times New Roman"/>
+                <w:sz w:val="20"/>
               </w:rPr>
-              <w:t>Wrong Part Detection</w:t>
-            </w:r>
-          </w:p>
-        </w:tc>
-        <w:tc>
-          <w:tcPr>
-            <w:tcW w:type="dxa" w:w="2340"/>
-            <w:shd w:val="clear" w:color="auto" w:fill="FFFFFF"/>
-          </w:tcPr>
-          <w:p>
-            <w:r/>
-            <w:r>
-              <w:rPr>
-                <w:rFonts w:ascii="Calibri" w:hAnsi="Calibri"/>
-                <w:sz w:val="18"/>
-              </w:rPr>
-              <w:t>Met</w:t>
-            </w:r>
-          </w:p>
-        </w:tc>
-        <w:tc>
-          <w:tcPr>
-            <w:tcW w:type="dxa" w:w="2340"/>
-            <w:shd w:val="clear" w:color="auto" w:fill="FFFFFF"/>
-          </w:tcPr>
-          <w:p>
-            <w:r/>
-            <w:r>
-              <w:rPr>
-                <w:rFonts w:ascii="Calibri" w:hAnsi="Calibri"/>
-                <w:sz w:val="18"/>
-              </w:rPr>
-              <w:t>FSM immediately triggers a wrong-bin alert when hand tracking registers access to an inactive or completed bin.</w:t>
+              <w:t>Dual-banner layout consolidated into a single full-width banner with a consistent red and white colour scheme.</w:t>
             </w:r>
           </w:p>
         </w:tc>
@@ -4310,65 +3794,29 @@
       <w:tr>
         <w:tc>
           <w:tcPr>
-            <w:tcW w:type="dxa" w:w="2340"/>
-            <w:shd w:val="clear" w:color="auto" w:fill="F2F4F7"/>
+            <w:tcW w:type="dxa" w:w="4320"/>
           </w:tcPr>
           <w:p>
-            <w:r/>
             <w:r>
               <w:rPr>
-                <w:rFonts w:ascii="Calibri" w:hAnsi="Calibri"/>
-                <w:sz w:val="18"/>
+                <w:rFonts w:ascii="Times New Roman" w:hAnsi="Times New Roman"/>
+                <w:sz w:val="20"/>
               </w:rPr>
-              <w:t>FR-03</w:t>
+              <w:t>G3</w:t>
             </w:r>
           </w:p>
         </w:tc>
         <w:tc>
           <w:tcPr>
-            <w:tcW w:type="dxa" w:w="2340"/>
-            <w:shd w:val="clear" w:color="auto" w:fill="F2F4F7"/>
+            <w:tcW w:type="dxa" w:w="4320"/>
           </w:tcPr>
           <w:p>
-            <w:r/>
             <w:r>
               <w:rPr>
-                <w:rFonts w:ascii="Calibri" w:hAnsi="Calibri"/>
-                <w:sz w:val="18"/>
+                <w:rFonts w:ascii="Times New Roman" w:hAnsi="Times New Roman"/>
+                <w:sz w:val="20"/>
               </w:rPr>
-              <w:t>Missing Part Detection</w:t>
-            </w:r>
-          </w:p>
-        </w:tc>
-        <w:tc>
-          <w:tcPr>
-            <w:tcW w:type="dxa" w:w="2340"/>
-            <w:shd w:val="clear" w:color="auto" w:fill="F2F4F7"/>
-          </w:tcPr>
-          <w:p>
-            <w:r/>
-            <w:r>
-              <w:rPr>
-                <w:rFonts w:ascii="Calibri" w:hAnsi="Calibri"/>
-                <w:sz w:val="18"/>
-              </w:rPr>
-              <w:t>Met</w:t>
-            </w:r>
-          </w:p>
-        </w:tc>
-        <w:tc>
-          <w:tcPr>
-            <w:tcW w:type="dxa" w:w="2340"/>
-            <w:shd w:val="clear" w:color="auto" w:fill="F2F4F7"/>
-          </w:tcPr>
-          <w:p>
-            <w:r/>
-            <w:r>
-              <w:rPr>
-                <w:rFonts w:ascii="Calibri" w:hAnsi="Calibri"/>
-                <w:sz w:val="18"/>
-              </w:rPr>
-              <w:t>FSM prevents kit completion and blocks KIT_COMPLETE if any required SKU remains below its target count.</w:t>
+              <w:t>Wrong-bin alert updated to compute and display the exact correction, specifying the destination bin and unit count.</w:t>
             </w:r>
           </w:p>
         </w:tc>
@@ -4376,65 +3824,29 @@
       <w:tr>
         <w:tc>
           <w:tcPr>
-            <w:tcW w:type="dxa" w:w="2340"/>
-            <w:shd w:val="clear" w:color="auto" w:fill="FFFFFF"/>
+            <w:tcW w:type="dxa" w:w="4320"/>
           </w:tcPr>
           <w:p>
-            <w:r/>
             <w:r>
               <w:rPr>
-                <w:rFonts w:ascii="Calibri" w:hAnsi="Calibri"/>
-                <w:sz w:val="18"/>
+                <w:rFonts w:ascii="Times New Roman" w:hAnsi="Times New Roman"/>
+                <w:sz w:val="20"/>
               </w:rPr>
-              <w:t>FR-04</w:t>
+              <w:t>G3</w:t>
             </w:r>
           </w:p>
         </w:tc>
         <w:tc>
           <w:tcPr>
-            <w:tcW w:type="dxa" w:w="2340"/>
-            <w:shd w:val="clear" w:color="auto" w:fill="FFFFFF"/>
+            <w:tcW w:type="dxa" w:w="4320"/>
           </w:tcPr>
           <w:p>
-            <w:r/>
             <w:r>
               <w:rPr>
-                <w:rFonts w:ascii="Calibri" w:hAnsi="Calibri"/>
-                <w:sz w:val="18"/>
+                <w:rFonts w:ascii="Times New Roman" w:hAnsi="Times New Roman"/>
+                <w:sz w:val="20"/>
               </w:rPr>
-              <w:t>Quantity Verification</w:t>
-            </w:r>
-          </w:p>
-        </w:tc>
-        <w:tc>
-          <w:tcPr>
-            <w:tcW w:type="dxa" w:w="2340"/>
-            <w:shd w:val="clear" w:color="auto" w:fill="FFFFFF"/>
-          </w:tcPr>
-          <w:p>
-            <w:r/>
-            <w:r>
-              <w:rPr>
-                <w:rFonts w:ascii="Calibri" w:hAnsi="Calibri"/>
-                <w:sz w:val="18"/>
-              </w:rPr>
-              <w:t>Partially Met</w:t>
-            </w:r>
-          </w:p>
-        </w:tc>
-        <w:tc>
-          <w:tcPr>
-            <w:tcW w:type="dxa" w:w="2340"/>
-            <w:shd w:val="clear" w:color="auto" w:fill="FFFFFF"/>
-          </w:tcPr>
-          <w:p>
-            <w:r/>
-            <w:r>
-              <w:rPr>
-                <w:rFonts w:ascii="Calibri" w:hAnsi="Calibri"/>
-                <w:sz w:val="18"/>
-              </w:rPr>
-              <w:t>Met for components &gt;5 g. For light items (&lt;3.5 g) on 5 kg / 10 kg summed platforms, off-centre sensitivity and noise floors occasionally skip counts. Mitigated by assigning light items to 1 kg platforms (σ = 0.028 g).</w:t>
+              <w:t>Completed-bin picks reclassified as "Wrong Bin" rather than "Out-of-Sequence" for greater operator clarity.</w:t>
             </w:r>
           </w:p>
         </w:tc>
@@ -4442,65 +3854,29 @@
       <w:tr>
         <w:tc>
           <w:tcPr>
-            <w:tcW w:type="dxa" w:w="2340"/>
-            <w:shd w:val="clear" w:color="auto" w:fill="F2F4F7"/>
+            <w:tcW w:type="dxa" w:w="4320"/>
           </w:tcPr>
           <w:p>
-            <w:r/>
             <w:r>
               <w:rPr>
-                <w:rFonts w:ascii="Calibri" w:hAnsi="Calibri"/>
-                <w:sz w:val="18"/>
+                <w:rFonts w:ascii="Times New Roman" w:hAnsi="Times New Roman"/>
+                <w:sz w:val="20"/>
               </w:rPr>
-              <w:t>FR-05</w:t>
+              <w:t>G4</w:t>
             </w:r>
           </w:p>
         </w:tc>
         <w:tc>
           <w:tcPr>
-            <w:tcW w:type="dxa" w:w="2340"/>
-            <w:shd w:val="clear" w:color="auto" w:fill="F2F4F7"/>
+            <w:tcW w:type="dxa" w:w="4320"/>
           </w:tcPr>
           <w:p>
-            <w:r/>
             <w:r>
               <w:rPr>
-                <w:rFonts w:ascii="Calibri" w:hAnsi="Calibri"/>
-                <w:sz w:val="18"/>
+                <w:rFonts w:ascii="Times New Roman" w:hAnsi="Times New Roman"/>
+                <w:sz w:val="20"/>
               </w:rPr>
-              <w:t>Real-Time Alerting</w:t>
-            </w:r>
-          </w:p>
-        </w:tc>
-        <w:tc>
-          <w:tcPr>
-            <w:tcW w:type="dxa" w:w="2340"/>
-            <w:shd w:val="clear" w:color="auto" w:fill="F2F4F7"/>
-          </w:tcPr>
-          <w:p>
-            <w:r/>
-            <w:r>
-              <w:rPr>
-                <w:rFonts w:ascii="Calibri" w:hAnsi="Calibri"/>
-                <w:sz w:val="18"/>
-              </w:rPr>
-              <w:t>Met</w:t>
-            </w:r>
-          </w:p>
-        </w:tc>
-        <w:tc>
-          <w:tcPr>
-            <w:tcW w:type="dxa" w:w="2340"/>
-            <w:shd w:val="clear" w:color="auto" w:fill="F2F4F7"/>
-          </w:tcPr>
-          <w:p>
-            <w:r/>
-            <w:r>
-              <w:rPr>
-                <w:rFonts w:ascii="Calibri" w:hAnsi="Calibri"/>
-                <w:sz w:val="18"/>
-              </w:rPr>
-              <w:t>End-to-end latency &lt;80 ms (33 ms CV frame + 10 Hz REST polling). Alerts appear before the operator completes the reach.</w:t>
+              <w:t>Mitigated operationally by assigning light items to the 1 kg platform (noise floor s = 0.028 g). Software debounce tuned.</w:t>
             </w:r>
           </w:p>
         </w:tc>
@@ -4508,65 +3884,29 @@
       <w:tr>
         <w:tc>
           <w:tcPr>
-            <w:tcW w:type="dxa" w:w="2340"/>
-            <w:shd w:val="clear" w:color="auto" w:fill="FFFFFF"/>
+            <w:tcW w:type="dxa" w:w="4320"/>
           </w:tcPr>
           <w:p>
-            <w:r/>
             <w:r>
               <w:rPr>
-                <w:rFonts w:ascii="Calibri" w:hAnsi="Calibri"/>
-                <w:sz w:val="18"/>
+                <w:rFonts w:ascii="Times New Roman" w:hAnsi="Times New Roman"/>
+                <w:sz w:val="20"/>
               </w:rPr>
-              <w:t>FR-06</w:t>
+              <w:t>G5</w:t>
             </w:r>
           </w:p>
         </w:tc>
         <w:tc>
           <w:tcPr>
-            <w:tcW w:type="dxa" w:w="2340"/>
-            <w:shd w:val="clear" w:color="auto" w:fill="FFFFFF"/>
+            <w:tcW w:type="dxa" w:w="4320"/>
           </w:tcPr>
           <w:p>
-            <w:r/>
             <w:r>
               <w:rPr>
-                <w:rFonts w:ascii="Calibri" w:hAnsi="Calibri"/>
-                <w:sz w:val="18"/>
+                <w:rFonts w:ascii="Times New Roman" w:hAnsi="Times New Roman"/>
+                <w:sz w:val="20"/>
               </w:rPr>
-              <w:t>Corrective Guidance</w:t>
-            </w:r>
-          </w:p>
-        </w:tc>
-        <w:tc>
-          <w:tcPr>
-            <w:tcW w:type="dxa" w:w="2340"/>
-            <w:shd w:val="clear" w:color="auto" w:fill="FFFFFF"/>
-          </w:tcPr>
-          <w:p>
-            <w:r/>
-            <w:r>
-              <w:rPr>
-                <w:rFonts w:ascii="Calibri" w:hAnsi="Calibri"/>
-                <w:sz w:val="18"/>
-              </w:rPr>
-              <w:t>Met</w:t>
-            </w:r>
-          </w:p>
-        </w:tc>
-        <w:tc>
-          <w:tcPr>
-            <w:tcW w:type="dxa" w:w="2340"/>
-            <w:shd w:val="clear" w:color="auto" w:fill="FFFFFF"/>
-          </w:tcPr>
-          <w:p>
-            <w:r/>
-            <w:r>
-              <w:rPr>
-                <w:rFonts w:ascii="Calibri" w:hAnsi="Calibri"/>
-                <w:sz w:val="18"/>
-              </w:rPr>
-              <w:t>Resolved in HMI iteration (Section 5.2): alerts display the specific bin, error type, and required corrective action.</w:t>
+              <w:t>Manual "Bin Emptied" tap replaced with automatic load-cell-based detection on the kit box.</w:t>
             </w:r>
           </w:p>
         </w:tc>
@@ -4574,65 +3914,29 @@
       <w:tr>
         <w:tc>
           <w:tcPr>
-            <w:tcW w:type="dxa" w:w="2340"/>
-            <w:shd w:val="clear" w:color="auto" w:fill="F2F4F7"/>
+            <w:tcW w:type="dxa" w:w="4320"/>
           </w:tcPr>
           <w:p>
-            <w:r/>
             <w:r>
               <w:rPr>
-                <w:rFonts w:ascii="Calibri" w:hAnsi="Calibri"/>
-                <w:sz w:val="18"/>
+                <w:rFonts w:ascii="Times New Roman" w:hAnsi="Times New Roman"/>
+                <w:sz w:val="20"/>
               </w:rPr>
-              <w:t>FR-07</w:t>
+              <w:t>G6</w:t>
             </w:r>
           </w:p>
         </w:tc>
         <w:tc>
           <w:tcPr>
-            <w:tcW w:type="dxa" w:w="2340"/>
-            <w:shd w:val="clear" w:color="auto" w:fill="F2F4F7"/>
+            <w:tcW w:type="dxa" w:w="4320"/>
           </w:tcPr>
           <w:p>
-            <w:r/>
             <w:r>
               <w:rPr>
-                <w:rFonts w:ascii="Calibri" w:hAnsi="Calibri"/>
-                <w:sz w:val="18"/>
+                <w:rFonts w:ascii="Times New Roman" w:hAnsi="Times New Roman"/>
+                <w:sz w:val="20"/>
               </w:rPr>
-              <w:t>Order Integration</w:t>
-            </w:r>
-          </w:p>
-        </w:tc>
-        <w:tc>
-          <w:tcPr>
-            <w:tcW w:type="dxa" w:w="2340"/>
-            <w:shd w:val="clear" w:color="auto" w:fill="F2F4F7"/>
-          </w:tcPr>
-          <w:p>
-            <w:r/>
-            <w:r>
-              <w:rPr>
-                <w:rFonts w:ascii="Calibri" w:hAnsi="Calibri"/>
-                <w:sz w:val="18"/>
-              </w:rPr>
-              <w:t>Met</w:t>
-            </w:r>
-          </w:p>
-        </w:tc>
-        <w:tc>
-          <w:tcPr>
-            <w:tcW w:type="dxa" w:w="2340"/>
-            <w:shd w:val="clear" w:color="auto" w:fill="F2F4F7"/>
-          </w:tcPr>
-          <w:p>
-            <w:r/>
-            <w:r>
-              <w:rPr>
-                <w:rFonts w:ascii="Calibri" w:hAnsi="Calibri"/>
-                <w:sz w:val="18"/>
-              </w:rPr>
-              <w:t>System parses order configurations in YAML format and configures FSM bin locks accordingly.</w:t>
+              <w:t>Remaining-sets progress indicator added to the HMI header.</w:t>
             </w:r>
           </w:p>
         </w:tc>
@@ -4640,263 +3944,29 @@
       <w:tr>
         <w:tc>
           <w:tcPr>
-            <w:tcW w:type="dxa" w:w="2340"/>
-            <w:shd w:val="clear" w:color="auto" w:fill="FFFFFF"/>
+            <w:tcW w:type="dxa" w:w="4320"/>
           </w:tcPr>
           <w:p>
-            <w:r/>
             <w:r>
               <w:rPr>
-                <w:rFonts w:ascii="Calibri" w:hAnsi="Calibri"/>
-                <w:sz w:val="18"/>
+                <w:rFonts w:ascii="Times New Roman" w:hAnsi="Times New Roman"/>
+                <w:sz w:val="20"/>
               </w:rPr>
-              <w:t>FR-08</w:t>
+              <w:t>General</w:t>
             </w:r>
           </w:p>
         </w:tc>
         <w:tc>
           <w:tcPr>
-            <w:tcW w:type="dxa" w:w="2340"/>
-            <w:shd w:val="clear" w:color="auto" w:fill="FFFFFF"/>
+            <w:tcW w:type="dxa" w:w="4320"/>
           </w:tcPr>
           <w:p>
-            <w:r/>
             <w:r>
               <w:rPr>
-                <w:rFonts w:ascii="Calibri" w:hAnsi="Calibri"/>
-                <w:sz w:val="18"/>
+                <w:rFonts w:ascii="Times New Roman" w:hAnsi="Times New Roman"/>
+                <w:sz w:val="20"/>
               </w:rPr>
-              <w:t>New Part Onboarding</w:t>
-            </w:r>
-          </w:p>
-        </w:tc>
-        <w:tc>
-          <w:tcPr>
-            <w:tcW w:type="dxa" w:w="2340"/>
-            <w:shd w:val="clear" w:color="auto" w:fill="FFFFFF"/>
-          </w:tcPr>
-          <w:p>
-            <w:r/>
-            <w:r>
-              <w:rPr>
-                <w:rFonts w:ascii="Calibri" w:hAnsi="Calibri"/>
-                <w:sz w:val="18"/>
-              </w:rPr>
-              <w:t>Met</w:t>
-            </w:r>
-          </w:p>
-        </w:tc>
-        <w:tc>
-          <w:tcPr>
-            <w:tcW w:type="dxa" w:w="2340"/>
-            <w:shd w:val="clear" w:color="auto" w:fill="FFFFFF"/>
-          </w:tcPr>
-          <w:p>
-            <w:r/>
-            <w:r>
-              <w:rPr>
-                <w:rFonts w:ascii="Calibri" w:hAnsi="Calibri"/>
-                <w:sz w:val="18"/>
-              </w:rPr>
-              <w:t>Dynamic OBB calibration eliminates manual coordinate mapping. New SKUs require only updating the inventory configuration file.</w:t>
-            </w:r>
-          </w:p>
-        </w:tc>
-      </w:tr>
-      <w:tr>
-        <w:tc>
-          <w:tcPr>
-            <w:tcW w:type="dxa" w:w="2340"/>
-            <w:shd w:val="clear" w:color="auto" w:fill="F2F4F7"/>
-          </w:tcPr>
-          <w:p>
-            <w:r/>
-            <w:r>
-              <w:rPr>
-                <w:rFonts w:ascii="Calibri" w:hAnsi="Calibri"/>
-                <w:sz w:val="18"/>
-              </w:rPr>
-              <w:t>FR-09</w:t>
-            </w:r>
-          </w:p>
-        </w:tc>
-        <w:tc>
-          <w:tcPr>
-            <w:tcW w:type="dxa" w:w="2340"/>
-            <w:shd w:val="clear" w:color="auto" w:fill="F2F4F7"/>
-          </w:tcPr>
-          <w:p>
-            <w:r/>
-            <w:r>
-              <w:rPr>
-                <w:rFonts w:ascii="Calibri" w:hAnsi="Calibri"/>
-                <w:sz w:val="18"/>
-              </w:rPr>
-              <w:t>Environmental Robustness</w:t>
-            </w:r>
-          </w:p>
-        </w:tc>
-        <w:tc>
-          <w:tcPr>
-            <w:tcW w:type="dxa" w:w="2340"/>
-            <w:shd w:val="clear" w:color="auto" w:fill="F2F4F7"/>
-          </w:tcPr>
-          <w:p>
-            <w:r/>
-            <w:r>
-              <w:rPr>
-                <w:rFonts w:ascii="Calibri" w:hAnsi="Calibri"/>
-                <w:sz w:val="18"/>
-              </w:rPr>
-              <w:t>Met</w:t>
-            </w:r>
-          </w:p>
-        </w:tc>
-        <w:tc>
-          <w:tcPr>
-            <w:tcW w:type="dxa" w:w="2340"/>
-            <w:shd w:val="clear" w:color="auto" w:fill="F2F4F7"/>
-          </w:tcPr>
-          <w:p>
-            <w:r/>
-            <w:r>
-              <w:rPr>
-                <w:rFonts w:ascii="Calibri" w:hAnsi="Calibri"/>
-                <w:sz w:val="18"/>
-              </w:rPr>
-              <w:t>100% CV detection from 0 to 506 lux. Anti-glare ESD mats eliminate reflection errors. No workstation modification required.</w:t>
-            </w:r>
-          </w:p>
-        </w:tc>
-      </w:tr>
-      <w:tr>
-        <w:tc>
-          <w:tcPr>
-            <w:tcW w:type="dxa" w:w="2340"/>
-            <w:shd w:val="clear" w:color="auto" w:fill="FFFFFF"/>
-          </w:tcPr>
-          <w:p>
-            <w:r/>
-            <w:r>
-              <w:rPr>
-                <w:rFonts w:ascii="Calibri" w:hAnsi="Calibri"/>
-                <w:sz w:val="18"/>
-              </w:rPr>
-              <w:t>FR-10</w:t>
-            </w:r>
-          </w:p>
-        </w:tc>
-        <w:tc>
-          <w:tcPr>
-            <w:tcW w:type="dxa" w:w="2340"/>
-            <w:shd w:val="clear" w:color="auto" w:fill="FFFFFF"/>
-          </w:tcPr>
-          <w:p>
-            <w:r/>
-            <w:r>
-              <w:rPr>
-                <w:rFonts w:ascii="Calibri" w:hAnsi="Calibri"/>
-                <w:sz w:val="18"/>
-              </w:rPr>
-              <w:t>Supervisor Visibility</w:t>
-            </w:r>
-          </w:p>
-        </w:tc>
-        <w:tc>
-          <w:tcPr>
-            <w:tcW w:type="dxa" w:w="2340"/>
-            <w:shd w:val="clear" w:color="auto" w:fill="FFFFFF"/>
-          </w:tcPr>
-          <w:p>
-            <w:r/>
-            <w:r>
-              <w:rPr>
-                <w:rFonts w:ascii="Calibri" w:hAnsi="Calibri"/>
-                <w:sz w:val="18"/>
-              </w:rPr>
-              <w:t>Met</w:t>
-            </w:r>
-          </w:p>
-        </w:tc>
-        <w:tc>
-          <w:tcPr>
-            <w:tcW w:type="dxa" w:w="2340"/>
-            <w:shd w:val="clear" w:color="auto" w:fill="FFFFFF"/>
-          </w:tcPr>
-          <w:p>
-            <w:r/>
-            <w:r>
-              <w:rPr>
-                <w:rFonts w:ascii="Calibri" w:hAnsi="Calibri"/>
-                <w:sz w:val="18"/>
-              </w:rPr>
-              <w:t>FastAPI web server hosts live state queries accessible over the local intranet.</w:t>
-            </w:r>
-          </w:p>
-        </w:tc>
-      </w:tr>
-      <w:tr>
-        <w:tc>
-          <w:tcPr>
-            <w:tcW w:type="dxa" w:w="2340"/>
-            <w:shd w:val="clear" w:color="auto" w:fill="F2F4F7"/>
-          </w:tcPr>
-          <w:p>
-            <w:r/>
-            <w:r>
-              <w:rPr>
-                <w:rFonts w:ascii="Calibri" w:hAnsi="Calibri"/>
-                <w:sz w:val="18"/>
-              </w:rPr>
-              <w:t>FR-11</w:t>
-            </w:r>
-          </w:p>
-        </w:tc>
-        <w:tc>
-          <w:tcPr>
-            <w:tcW w:type="dxa" w:w="2340"/>
-            <w:shd w:val="clear" w:color="auto" w:fill="F2F4F7"/>
-          </w:tcPr>
-          <w:p>
-            <w:r/>
-            <w:r>
-              <w:rPr>
-                <w:rFonts w:ascii="Calibri" w:hAnsi="Calibri"/>
-                <w:sz w:val="18"/>
-              </w:rPr>
-              <w:t>Scalability</w:t>
-            </w:r>
-          </w:p>
-        </w:tc>
-        <w:tc>
-          <w:tcPr>
-            <w:tcW w:type="dxa" w:w="2340"/>
-            <w:shd w:val="clear" w:color="auto" w:fill="F2F4F7"/>
-          </w:tcPr>
-          <w:p>
-            <w:r/>
-            <w:r>
-              <w:rPr>
-                <w:rFonts w:ascii="Calibri" w:hAnsi="Calibri"/>
-                <w:sz w:val="18"/>
-              </w:rPr>
-              <w:t>Met</w:t>
-            </w:r>
-          </w:p>
-        </w:tc>
-        <w:tc>
-          <w:tcPr>
-            <w:tcW w:type="dxa" w:w="2340"/>
-            <w:shd w:val="clear" w:color="auto" w:fill="F2F4F7"/>
-          </w:tcPr>
-          <w:p>
-            <w:r/>
-            <w:r>
-              <w:rPr>
-                <w:rFonts w:ascii="Calibri" w:hAnsi="Calibri"/>
-                <w:sz w:val="18"/>
-              </w:rPr>
-              <w:t>Thread-safe PipelineState architecture and low CPU utilisation (1 of 12 cores) support multi-station extension without per-station redesign.</w:t>
+              <w:t>Bin labels changed from 0-indexed to 1-indexed. Colour-coded hand-in-bin halo added (teal for valid, red for invalid).</w:t>
             </w:r>
           </w:p>
         </w:tc>
@@ -4905,31 +3975,13 @@
     <w:p/>
     <w:p>
       <w:r>
-        <w:br w:type="page"/>
-      </w:r>
-    </w:p>
-    <w:p>
-      <w:pPr>
-        <w:pStyle w:val="Heading1"/>
-      </w:pPr>
-      <w:r>
         <w:rPr>
-          <w:rFonts w:ascii="Calibri" w:hAnsi="Calibri"/>
-          <w:color w:val="1F4E79"/>
+          <w:rFonts w:ascii="Times New Roman" w:hAnsi="Times New Roman"/>
+          <w:b w:val="0"/>
+          <w:i/>
+          <w:sz w:val="20"/>
         </w:rPr>
-        <w:t>Chapter 6 | Conclusion</w:t>
-      </w:r>
-    </w:p>
-    <w:p>
-      <w:pPr>
-        <w:spacing w:line="276" w:lineRule="auto" w:after="120"/>
-      </w:pPr>
-      <w:r>
-        <w:rPr>
-          <w:rFonts w:ascii="Calibri" w:hAnsi="Calibri"/>
-          <w:sz w:val="22"/>
-        </w:rPr>
-        <w:t>Figure 6.1 illustrates the current state of the AEGIS solution, showing the complete workflow from sensor capture through edge processing to operator guidance.</w:t>
+        <w:t>Table 5.4: HMI iteration changes mapped to usability gaps.</w:t>
       </w:r>
     </w:p>
     <w:p>
@@ -4939,32 +3991,146 @@
       <w:r>
         <w:rPr>
           <w:i/>
-          <w:color w:val="595959"/>
-          <w:sz w:val="20"/>
+          <w:color w:val="969696"/>
+          <w:sz w:val="22"/>
         </w:rPr>
-        <w:t>[Figure 6.1: Current state of the AEGIS solution — complete system deployment showing edge processing unit, sensor array, operator HMI, and supervisor intranet view]</w:t>
+        <w:t>[INSERT FIGURE HERE]</w:t>
       </w:r>
     </w:p>
     <w:p>
       <w:pPr>
-        <w:spacing w:line="276" w:lineRule="auto" w:after="120"/>
+        <w:spacing w:after="240"/>
+        <w:jc w:val="center"/>
       </w:pPr>
       <w:r>
         <w:rPr>
-          <w:rFonts w:ascii="Calibri" w:hAnsi="Calibri"/>
-          <w:sz w:val="22"/>
+          <w:rFonts w:ascii="Times New Roman" w:hAnsi="Times New Roman"/>
+          <w:i/>
+          <w:sz w:val="20"/>
         </w:rPr>
-        <w:t>Table 25 shows the overall contribution of AEGIS towards the problem defined in Chapter 1.</w:t>
+        <w:t>Figure 5.3: HMI before and after the user-driven iteration. (a) Pre-iteration: small-font alerts, dual banners, 0-indexed labels, no progress indicator. (b) Post-iteration: enlarged single-banner fault display, colour-coded hand halo, 1-indexed labels, sets-remaining indicator.</w:t>
+      </w:r>
+    </w:p>
+    <w:p>
+      <w:pPr>
+        <w:pStyle w:val="Heading2"/>
+      </w:pPr>
+      <w:r>
+        <w:t>5.3 Final Testing: TE Connectivity Stakeholder Validation</w:t>
+      </w:r>
+    </w:p>
+    <w:p>
+      <w:pPr>
+        <w:pStyle w:val="Heading3"/>
+      </w:pPr>
+      <w:r>
+        <w:t>5.3.1 Testing Framework</w:t>
       </w:r>
     </w:p>
     <w:p>
       <w:r>
         <w:rPr>
-          <w:b/>
-          <w:color w:val="000000"/>
+          <w:rFonts w:ascii="Times New Roman" w:hAnsi="Times New Roman"/>
+          <w:b w:val="0"/>
+          <w:i w:val="0"/>
+          <w:sz w:val="24"/>
+        </w:rPr>
+        <w:t>Following the HMI iteration, a final validation session was conducted with representatives from TE Connectivity, the project's industrial problem stakeholder. The purpose of this session was to evaluate the integrated AEGIS prototype under conditions representative of the intended deployment environment and to gather feedback from the stakeholders who would be responsible for the system's adoption and deployment.</w:t>
+      </w:r>
+    </w:p>
+    <w:p>
+      <w:r>
+        <w:rPr>
+          <w:rFonts w:ascii="Times New Roman" w:hAnsi="Times New Roman"/>
+          <w:b w:val="0"/>
+          <w:i/>
+          <w:sz w:val="24"/>
+        </w:rPr>
+        <w:t>[Details of the TE Connectivity stakeholder testing session, including participant roles, test procedure, and evaluation criteria, to be inserted here once the interview transcript is available.]</w:t>
+      </w:r>
+    </w:p>
+    <w:p>
+      <w:pPr>
+        <w:jc w:val="center"/>
+      </w:pPr>
+      <w:r>
+        <w:rPr>
+          <w:i/>
+          <w:color w:val="969696"/>
+          <w:sz w:val="22"/>
+        </w:rPr>
+        <w:t>[INSERT FIGURE HERE]</w:t>
+      </w:r>
+    </w:p>
+    <w:p>
+      <w:pPr>
+        <w:spacing w:after="240"/>
+        <w:jc w:val="center"/>
+      </w:pPr>
+      <w:r>
+        <w:rPr>
+          <w:rFonts w:ascii="Times New Roman" w:hAnsi="Times New Roman"/>
+          <w:i/>
           <w:sz w:val="20"/>
         </w:rPr>
-        <w:t>Table 25: Overall Contribution of AEGIS</w:t>
+        <w:t>Figure 5.4: TE Connectivity stakeholder validation session.</w:t>
+      </w:r>
+    </w:p>
+    <w:p>
+      <w:pPr>
+        <w:pStyle w:val="Heading3"/>
+      </w:pPr>
+      <w:r>
+        <w:t>5.3.2 Evaluation Results</w:t>
+      </w:r>
+    </w:p>
+    <w:p>
+      <w:r>
+        <w:rPr>
+          <w:rFonts w:ascii="Times New Roman" w:hAnsi="Times New Roman"/>
+          <w:b w:val="0"/>
+          <w:i/>
+          <w:sz w:val="24"/>
+        </w:rPr>
+        <w:t>[Stakeholder feedback, observations, and recommendations to be inserted here once the interview transcript is available. This section will document the stakeholders' assessment of system readiness, operational suitability, and identified areas for improvement prior to sandbox deployment.]</w:t>
+      </w:r>
+    </w:p>
+    <w:p>
+      <w:pPr>
+        <w:pStyle w:val="Heading3"/>
+      </w:pPr>
+      <w:r>
+        <w:t>5.3.3 Stakeholder Feedback Summary</w:t>
+      </w:r>
+    </w:p>
+    <w:p>
+      <w:r>
+        <w:rPr>
+          <w:rFonts w:ascii="Times New Roman" w:hAnsi="Times New Roman"/>
+          <w:b w:val="0"/>
+          <w:i/>
+          <w:sz w:val="24"/>
+        </w:rPr>
+        <w:t>[Summary table of stakeholder feedback mapped to system requirements and recommended actions to be inserted here.]</w:t>
+      </w:r>
+    </w:p>
+    <w:p>
+      <w:pPr>
+        <w:pStyle w:val="Heading2"/>
+      </w:pPr>
+      <w:r>
+        <w:t>5.4 Requirements Validation</w:t>
+      </w:r>
+    </w:p>
+    <w:p>
+      <w:r>
+        <w:rPr>
+          <w:rFonts w:ascii="Times New Roman" w:hAnsi="Times New Roman"/>
+          <w:b w:val="0"/>
+          <w:i w:val="0"/>
+          <w:sz w:val="24"/>
+        </w:rPr>
+        <w:t>The integrated prototype was validated against each functional requirement defined in Section 1.5. Results are summarised in Table 5.5. Requirements marked "Met" have been verified through the testing evidence documented in Chapters 4 and 5. Requirements marked "Partially Met" identify boundary conditions with documented mitigation strategies.</w:t>
       </w:r>
     </w:p>
     <w:tbl>
@@ -4975,65 +4141,81 @@
         <w:tblLook w:firstColumn="1" w:firstRow="1" w:lastColumn="0" w:lastRow="0" w:noHBand="0" w:noVBand="1" w:val="04A0"/>
       </w:tblPr>
       <w:tblGrid>
-        <w:gridCol w:w="3120"/>
-        <w:gridCol w:w="3120"/>
-        <w:gridCol w:w="3120"/>
+        <w:gridCol w:w="2160"/>
+        <w:gridCol w:w="2160"/>
+        <w:gridCol w:w="2160"/>
+        <w:gridCol w:w="2160"/>
       </w:tblGrid>
       <w:tr>
-        <w:trPr>
-          <w:tblHeader/>
-        </w:trPr>
         <w:tc>
           <w:tcPr>
-            <w:tcW w:type="dxa" w:w="3120"/>
-            <w:shd w:val="clear" w:color="auto" w:fill="1F4E79"/>
+            <w:tcW w:type="dxa" w:w="2160"/>
           </w:tcPr>
           <w:p>
-            <w:r/>
+            <w:pPr>
+              <w:jc w:val="center"/>
+            </w:pPr>
             <w:r>
               <w:rPr>
-                <w:rFonts w:ascii="Calibri" w:hAnsi="Calibri"/>
+                <w:rFonts w:ascii="Times New Roman" w:hAnsi="Times New Roman"/>
                 <w:b/>
-                <w:color w:val="FFFFFF"/>
-                <w:sz w:val="18"/>
+                <w:sz w:val="20"/>
               </w:rPr>
-              <w:t>Problem Identified (Chapter 1)</w:t>
+              <w:t>ID</w:t>
             </w:r>
           </w:p>
         </w:tc>
         <w:tc>
           <w:tcPr>
-            <w:tcW w:type="dxa" w:w="3120"/>
-            <w:shd w:val="clear" w:color="auto" w:fill="1F4E79"/>
+            <w:tcW w:type="dxa" w:w="2160"/>
           </w:tcPr>
           <w:p>
-            <w:r/>
+            <w:pPr>
+              <w:jc w:val="center"/>
+            </w:pPr>
             <w:r>
               <w:rPr>
-                <w:rFonts w:ascii="Calibri" w:hAnsi="Calibri"/>
+                <w:rFonts w:ascii="Times New Roman" w:hAnsi="Times New Roman"/>
                 <w:b/>
-                <w:color w:val="FFFFFF"/>
-                <w:sz w:val="18"/>
+                <w:sz w:val="20"/>
               </w:rPr>
-              <w:t>AEGIS Contribution</w:t>
+              <w:t>Requirement</w:t>
             </w:r>
           </w:p>
         </w:tc>
         <w:tc>
           <w:tcPr>
-            <w:tcW w:type="dxa" w:w="3120"/>
-            <w:shd w:val="clear" w:color="auto" w:fill="1F4E79"/>
+            <w:tcW w:type="dxa" w:w="2160"/>
           </w:tcPr>
           <w:p>
-            <w:r/>
+            <w:pPr>
+              <w:jc w:val="center"/>
+            </w:pPr>
             <w:r>
               <w:rPr>
-                <w:rFonts w:ascii="Calibri" w:hAnsi="Calibri"/>
+                <w:rFonts w:ascii="Times New Roman" w:hAnsi="Times New Roman"/>
                 <w:b/>
-                <w:color w:val="FFFFFF"/>
-                <w:sz w:val="18"/>
+                <w:sz w:val="20"/>
               </w:rPr>
               <w:t>Status</w:t>
+            </w:r>
+          </w:p>
+        </w:tc>
+        <w:tc>
+          <w:tcPr>
+            <w:tcW w:type="dxa" w:w="2160"/>
+          </w:tcPr>
+          <w:p>
+            <w:pPr>
+              <w:jc w:val="center"/>
+            </w:pPr>
+            <w:r>
+              <w:rPr>
+                <w:rFonts w:ascii="Times New Roman" w:hAnsi="Times New Roman"/>
+                <w:b/>
+                <w:sz w:val="20"/>
+              </w:rPr>
+              <w:t>Verification Evidence</w:t>
             </w:r>
           </w:p>
         </w:tc>
@@ -5041,49 +4223,57 @@
       <w:tr>
         <w:tc>
           <w:tcPr>
-            <w:tcW w:type="dxa" w:w="3120"/>
-            <w:shd w:val="clear" w:color="auto" w:fill="F2F4F7"/>
+            <w:tcW w:type="dxa" w:w="2160"/>
           </w:tcPr>
           <w:p>
-            <w:r/>
             <w:r>
               <w:rPr>
-                <w:rFonts w:ascii="Calibri" w:hAnsi="Calibri"/>
-                <w:sz w:val="18"/>
+                <w:rFonts w:ascii="Times New Roman" w:hAnsi="Times New Roman"/>
+                <w:sz w:val="20"/>
               </w:rPr>
-              <w:t>No real-time error detection at point of packing</w:t>
+              <w:t>FR-01</w:t>
             </w:r>
           </w:p>
         </w:tc>
         <w:tc>
           <w:tcPr>
-            <w:tcW w:type="dxa" w:w="3120"/>
-            <w:shd w:val="clear" w:color="auto" w:fill="F2F4F7"/>
+            <w:tcW w:type="dxa" w:w="2160"/>
           </w:tcPr>
           <w:p>
-            <w:r/>
             <w:r>
               <w:rPr>
-                <w:rFonts w:ascii="Calibri" w:hAnsi="Calibri"/>
-                <w:sz w:val="18"/>
+                <w:rFonts w:ascii="Times New Roman" w:hAnsi="Times New Roman"/>
+                <w:sz w:val="20"/>
               </w:rPr>
-              <w:t>Multi-modal CV + gravimetric sensing intercepts errors at the moment of commission</w:t>
+              <w:t>Component Identification</w:t>
             </w:r>
           </w:p>
         </w:tc>
         <w:tc>
           <w:tcPr>
-            <w:tcW w:type="dxa" w:w="3120"/>
-            <w:shd w:val="clear" w:color="auto" w:fill="F2F4F7"/>
+            <w:tcW w:type="dxa" w:w="2160"/>
           </w:tcPr>
           <w:p>
-            <w:r/>
             <w:r>
               <w:rPr>
-                <w:rFonts w:ascii="Calibri" w:hAnsi="Calibri"/>
-                <w:sz w:val="18"/>
+                <w:rFonts w:ascii="Times New Roman" w:hAnsi="Times New Roman"/>
+                <w:sz w:val="20"/>
               </w:rPr>
-              <w:t>Achieved</w:t>
+              <w:t>Met</w:t>
+            </w:r>
+          </w:p>
+        </w:tc>
+        <w:tc>
+          <w:tcPr>
+            <w:tcW w:type="dxa" w:w="2160"/>
+          </w:tcPr>
+          <w:p>
+            <w:r>
+              <w:rPr>
+                <w:rFonts w:ascii="Times New Roman" w:hAnsi="Times New Roman"/>
+                <w:sz w:val="20"/>
+              </w:rPr>
+              <w:t>YOLOv8-OBB localises bin boundaries [Section 4.2.1]; inventory engine maps weight changes to SKU specifications via bin position.</w:t>
             </w:r>
           </w:p>
         </w:tc>
@@ -5091,49 +4281,57 @@
       <w:tr>
         <w:tc>
           <w:tcPr>
-            <w:tcW w:type="dxa" w:w="3120"/>
-            <w:shd w:val="clear" w:color="auto" w:fill="FFFFFF"/>
+            <w:tcW w:type="dxa" w:w="2160"/>
           </w:tcPr>
           <w:p>
-            <w:r/>
             <w:r>
               <w:rPr>
-                <w:rFonts w:ascii="Calibri" w:hAnsi="Calibri"/>
-                <w:sz w:val="18"/>
+                <w:rFonts w:ascii="Times New Roman" w:hAnsi="Times New Roman"/>
+                <w:sz w:val="20"/>
               </w:rPr>
-              <w:t>Post-kit scale cannot localise or diagnose errors</w:t>
+              <w:t>FR-02</w:t>
             </w:r>
           </w:p>
         </w:tc>
         <w:tc>
           <w:tcPr>
-            <w:tcW w:type="dxa" w:w="3120"/>
-            <w:shd w:val="clear" w:color="auto" w:fill="FFFFFF"/>
+            <w:tcW w:type="dxa" w:w="2160"/>
           </w:tcPr>
           <w:p>
-            <w:r/>
             <w:r>
               <w:rPr>
-                <w:rFonts w:ascii="Calibri" w:hAnsi="Calibri"/>
-                <w:sz w:val="18"/>
+                <w:rFonts w:ascii="Times New Roman" w:hAnsi="Times New Roman"/>
+                <w:sz w:val="20"/>
               </w:rPr>
-              <w:t>Sequential single-bin FSM attributes every weight change to a specific SKU and bin</w:t>
+              <w:t>Wrong Part Detection</w:t>
             </w:r>
           </w:p>
         </w:tc>
         <w:tc>
           <w:tcPr>
-            <w:tcW w:type="dxa" w:w="3120"/>
-            <w:shd w:val="clear" w:color="auto" w:fill="FFFFFF"/>
+            <w:tcW w:type="dxa" w:w="2160"/>
           </w:tcPr>
           <w:p>
-            <w:r/>
             <w:r>
               <w:rPr>
-                <w:rFonts w:ascii="Calibri" w:hAnsi="Calibri"/>
-                <w:sz w:val="18"/>
+                <w:rFonts w:ascii="Times New Roman" w:hAnsi="Times New Roman"/>
+                <w:sz w:val="20"/>
               </w:rPr>
-              <w:t>Achieved</w:t>
+              <w:t>Met</w:t>
+            </w:r>
+          </w:p>
+        </w:tc>
+        <w:tc>
+          <w:tcPr>
+            <w:tcW w:type="dxa" w:w="2160"/>
+          </w:tcPr>
+          <w:p>
+            <w:r>
+              <w:rPr>
+                <w:rFonts w:ascii="Times New Roman" w:hAnsi="Times New Roman"/>
+                <w:sz w:val="20"/>
+              </w:rPr>
+              <w:t>FSM triggers wrong-bin alert on access to inactive or completed bin [Section 4.3].</w:t>
             </w:r>
           </w:p>
         </w:tc>
@@ -5141,49 +4339,57 @@
       <w:tr>
         <w:tc>
           <w:tcPr>
-            <w:tcW w:type="dxa" w:w="3120"/>
-            <w:shd w:val="clear" w:color="auto" w:fill="F2F4F7"/>
+            <w:tcW w:type="dxa" w:w="2160"/>
           </w:tcPr>
           <w:p>
-            <w:r/>
             <w:r>
               <w:rPr>
-                <w:rFonts w:ascii="Calibri" w:hAnsi="Calibri"/>
-                <w:sz w:val="18"/>
+                <w:rFonts w:ascii="Times New Roman" w:hAnsi="Times New Roman"/>
+                <w:sz w:val="20"/>
               </w:rPr>
-              <w:t>No corrective guidance for operators</w:t>
+              <w:t>FR-03</w:t>
             </w:r>
           </w:p>
         </w:tc>
         <w:tc>
           <w:tcPr>
-            <w:tcW w:type="dxa" w:w="3120"/>
-            <w:shd w:val="clear" w:color="auto" w:fill="F2F4F7"/>
+            <w:tcW w:type="dxa" w:w="2160"/>
           </w:tcPr>
           <w:p>
-            <w:r/>
             <w:r>
               <w:rPr>
-                <w:rFonts w:ascii="Calibri" w:hAnsi="Calibri"/>
-                <w:sz w:val="18"/>
+                <w:rFonts w:ascii="Times New Roman" w:hAnsi="Times New Roman"/>
+                <w:sz w:val="20"/>
               </w:rPr>
-              <w:t>HMI displays explicit corrective instructions naming bin and quantity</w:t>
+              <w:t>Missing Part Detection</w:t>
             </w:r>
           </w:p>
         </w:tc>
         <w:tc>
           <w:tcPr>
-            <w:tcW w:type="dxa" w:w="3120"/>
-            <w:shd w:val="clear" w:color="auto" w:fill="F2F4F7"/>
+            <w:tcW w:type="dxa" w:w="2160"/>
           </w:tcPr>
           <w:p>
-            <w:r/>
             <w:r>
               <w:rPr>
-                <w:rFonts w:ascii="Calibri" w:hAnsi="Calibri"/>
-                <w:sz w:val="18"/>
+                <w:rFonts w:ascii="Times New Roman" w:hAnsi="Times New Roman"/>
+                <w:sz w:val="20"/>
               </w:rPr>
-              <w:t>Achieved</w:t>
+              <w:t>Met</w:t>
+            </w:r>
+          </w:p>
+        </w:tc>
+        <w:tc>
+          <w:tcPr>
+            <w:tcW w:type="dxa" w:w="2160"/>
+          </w:tcPr>
+          <w:p>
+            <w:r>
+              <w:rPr>
+                <w:rFonts w:ascii="Times New Roman" w:hAnsi="Times New Roman"/>
+                <w:sz w:val="20"/>
+              </w:rPr>
+              <w:t>FSM blocks KIT_COMPLETE if any required SKU remains below target count [Section 4.3].</w:t>
             </w:r>
           </w:p>
         </w:tc>
@@ -5191,49 +4397,57 @@
       <w:tr>
         <w:tc>
           <w:tcPr>
-            <w:tcW w:type="dxa" w:w="3120"/>
-            <w:shd w:val="clear" w:color="auto" w:fill="FFFFFF"/>
+            <w:tcW w:type="dxa" w:w="2160"/>
           </w:tcPr>
           <w:p>
-            <w:r/>
             <w:r>
               <w:rPr>
-                <w:rFonts w:ascii="Calibri" w:hAnsi="Calibri"/>
-                <w:sz w:val="18"/>
+                <w:rFonts w:ascii="Times New Roman" w:hAnsi="Times New Roman"/>
+                <w:sz w:val="20"/>
               </w:rPr>
-              <w:t>System must not disrupt operator workflow</w:t>
+              <w:t>FR-04</w:t>
             </w:r>
           </w:p>
         </w:tc>
         <w:tc>
           <w:tcPr>
-            <w:tcW w:type="dxa" w:w="3120"/>
-            <w:shd w:val="clear" w:color="auto" w:fill="FFFFFF"/>
+            <w:tcW w:type="dxa" w:w="2160"/>
           </w:tcPr>
           <w:p>
-            <w:r/>
             <w:r>
               <w:rPr>
-                <w:rFonts w:ascii="Calibri" w:hAnsi="Calibri"/>
-                <w:sz w:val="18"/>
+                <w:rFonts w:ascii="Times New Roman" w:hAnsi="Times New Roman"/>
+                <w:sz w:val="20"/>
               </w:rPr>
-              <w:t>Passive sensing with zero added handling steps; latency &lt;80 ms</w:t>
+              <w:t>Quantity Verification</w:t>
             </w:r>
           </w:p>
         </w:tc>
         <w:tc>
           <w:tcPr>
-            <w:tcW w:type="dxa" w:w="3120"/>
-            <w:shd w:val="clear" w:color="auto" w:fill="FFFFFF"/>
+            <w:tcW w:type="dxa" w:w="2160"/>
           </w:tcPr>
           <w:p>
-            <w:r/>
             <w:r>
               <w:rPr>
-                <w:rFonts w:ascii="Calibri" w:hAnsi="Calibri"/>
-                <w:sz w:val="18"/>
+                <w:rFonts w:ascii="Times New Roman" w:hAnsi="Times New Roman"/>
+                <w:sz w:val="20"/>
               </w:rPr>
-              <w:t>Achieved</w:t>
+              <w:t>Partial</w:t>
+            </w:r>
+          </w:p>
+        </w:tc>
+        <w:tc>
+          <w:tcPr>
+            <w:tcW w:type="dxa" w:w="2160"/>
+          </w:tcPr>
+          <w:p>
+            <w:r>
+              <w:rPr>
+                <w:rFonts w:ascii="Times New Roman" w:hAnsi="Times New Roman"/>
+                <w:sz w:val="20"/>
+              </w:rPr>
+              <w:t>Met for items above 5 g. Light items (below 3.5 g) on 5/10 kg platforms occasionally missed [Section 4.2.2]. Mitigated by 1 kg platform assignment.</w:t>
             </w:r>
           </w:p>
         </w:tc>
@@ -5241,49 +4455,405 @@
       <w:tr>
         <w:tc>
           <w:tcPr>
-            <w:tcW w:type="dxa" w:w="3120"/>
-            <w:shd w:val="clear" w:color="auto" w:fill="F2F4F7"/>
+            <w:tcW w:type="dxa" w:w="2160"/>
           </w:tcPr>
           <w:p>
-            <w:r/>
             <w:r>
               <w:rPr>
-                <w:rFonts w:ascii="Calibri" w:hAnsi="Calibri"/>
-                <w:sz w:val="18"/>
+                <w:rFonts w:ascii="Times New Roman" w:hAnsi="Times New Roman"/>
+                <w:sz w:val="20"/>
               </w:rPr>
-              <w:t>Reliable counting of light components (&lt;3.5 g)</w:t>
+              <w:t>FR-05</w:t>
             </w:r>
           </w:p>
         </w:tc>
         <w:tc>
           <w:tcPr>
-            <w:tcW w:type="dxa" w:w="3120"/>
-            <w:shd w:val="clear" w:color="auto" w:fill="F2F4F7"/>
+            <w:tcW w:type="dxa" w:w="2160"/>
           </w:tcPr>
           <w:p>
-            <w:r/>
             <w:r>
               <w:rPr>
-                <w:rFonts w:ascii="Calibri" w:hAnsi="Calibri"/>
-                <w:sz w:val="18"/>
+                <w:rFonts w:ascii="Times New Roman" w:hAnsi="Times New Roman"/>
+                <w:sz w:val="20"/>
               </w:rPr>
-              <w:t>Partially achieved — mitigated by routing to 1 kg platform but not fully resolved on multi-cell platforms</w:t>
+              <w:t>Real-Time Alerting</w:t>
             </w:r>
           </w:p>
         </w:tc>
         <w:tc>
           <w:tcPr>
-            <w:tcW w:type="dxa" w:w="3120"/>
-            <w:shd w:val="clear" w:color="auto" w:fill="F2F4F7"/>
+            <w:tcW w:type="dxa" w:w="2160"/>
           </w:tcPr>
           <w:p>
-            <w:r/>
             <w:r>
               <w:rPr>
-                <w:rFonts w:ascii="Calibri" w:hAnsi="Calibri"/>
-                <w:sz w:val="18"/>
+                <w:rFonts w:ascii="Times New Roman" w:hAnsi="Times New Roman"/>
+                <w:sz w:val="20"/>
               </w:rPr>
-              <w:t>Partially Achieved</w:t>
+              <w:t>Met</w:t>
+            </w:r>
+          </w:p>
+        </w:tc>
+        <w:tc>
+          <w:tcPr>
+            <w:tcW w:type="dxa" w:w="2160"/>
+          </w:tcPr>
+          <w:p>
+            <w:r>
+              <w:rPr>
+                <w:rFonts w:ascii="Times New Roman" w:hAnsi="Times New Roman"/>
+                <w:sz w:val="20"/>
+              </w:rPr>
+              <w:t>End-to-end latency below 80 ms. Alerts appear on the HMI before the operator completes the reach.</w:t>
+            </w:r>
+          </w:p>
+        </w:tc>
+      </w:tr>
+      <w:tr>
+        <w:tc>
+          <w:tcPr>
+            <w:tcW w:type="dxa" w:w="2160"/>
+          </w:tcPr>
+          <w:p>
+            <w:r>
+              <w:rPr>
+                <w:rFonts w:ascii="Times New Roman" w:hAnsi="Times New Roman"/>
+                <w:sz w:val="20"/>
+              </w:rPr>
+              <w:t>FR-06</w:t>
+            </w:r>
+          </w:p>
+        </w:tc>
+        <w:tc>
+          <w:tcPr>
+            <w:tcW w:type="dxa" w:w="2160"/>
+          </w:tcPr>
+          <w:p>
+            <w:r>
+              <w:rPr>
+                <w:rFonts w:ascii="Times New Roman" w:hAnsi="Times New Roman"/>
+                <w:sz w:val="20"/>
+              </w:rPr>
+              <w:t>Corrective Guidance</w:t>
+            </w:r>
+          </w:p>
+        </w:tc>
+        <w:tc>
+          <w:tcPr>
+            <w:tcW w:type="dxa" w:w="2160"/>
+          </w:tcPr>
+          <w:p>
+            <w:r>
+              <w:rPr>
+                <w:rFonts w:ascii="Times New Roman" w:hAnsi="Times New Roman"/>
+                <w:sz w:val="20"/>
+              </w:rPr>
+              <w:t>Met</w:t>
+            </w:r>
+          </w:p>
+        </w:tc>
+        <w:tc>
+          <w:tcPr>
+            <w:tcW w:type="dxa" w:w="2160"/>
+          </w:tcPr>
+          <w:p>
+            <w:r>
+              <w:rPr>
+                <w:rFonts w:ascii="Times New Roman" w:hAnsi="Times New Roman"/>
+                <w:sz w:val="20"/>
+              </w:rPr>
+              <w:t>Post-iteration alerts display specific bin, error type, and corrective action [Section 5.2].</w:t>
+            </w:r>
+          </w:p>
+        </w:tc>
+      </w:tr>
+      <w:tr>
+        <w:tc>
+          <w:tcPr>
+            <w:tcW w:type="dxa" w:w="2160"/>
+          </w:tcPr>
+          <w:p>
+            <w:r>
+              <w:rPr>
+                <w:rFonts w:ascii="Times New Roman" w:hAnsi="Times New Roman"/>
+                <w:sz w:val="20"/>
+              </w:rPr>
+              <w:t>FR-07</w:t>
+            </w:r>
+          </w:p>
+        </w:tc>
+        <w:tc>
+          <w:tcPr>
+            <w:tcW w:type="dxa" w:w="2160"/>
+          </w:tcPr>
+          <w:p>
+            <w:r>
+              <w:rPr>
+                <w:rFonts w:ascii="Times New Roman" w:hAnsi="Times New Roman"/>
+                <w:sz w:val="20"/>
+              </w:rPr>
+              <w:t>Order Integration</w:t>
+            </w:r>
+          </w:p>
+        </w:tc>
+        <w:tc>
+          <w:tcPr>
+            <w:tcW w:type="dxa" w:w="2160"/>
+          </w:tcPr>
+          <w:p>
+            <w:r>
+              <w:rPr>
+                <w:rFonts w:ascii="Times New Roman" w:hAnsi="Times New Roman"/>
+                <w:sz w:val="20"/>
+              </w:rPr>
+              <w:t>Met</w:t>
+            </w:r>
+          </w:p>
+        </w:tc>
+        <w:tc>
+          <w:tcPr>
+            <w:tcW w:type="dxa" w:w="2160"/>
+          </w:tcPr>
+          <w:p>
+            <w:r>
+              <w:rPr>
+                <w:rFonts w:ascii="Times New Roman" w:hAnsi="Times New Roman"/>
+                <w:sz w:val="20"/>
+              </w:rPr>
+              <w:t>System parses YAML order configurations; FSM locks and targets set accordingly.</w:t>
+            </w:r>
+          </w:p>
+        </w:tc>
+      </w:tr>
+      <w:tr>
+        <w:tc>
+          <w:tcPr>
+            <w:tcW w:type="dxa" w:w="2160"/>
+          </w:tcPr>
+          <w:p>
+            <w:r>
+              <w:rPr>
+                <w:rFonts w:ascii="Times New Roman" w:hAnsi="Times New Roman"/>
+                <w:sz w:val="20"/>
+              </w:rPr>
+              <w:t>FR-08</w:t>
+            </w:r>
+          </w:p>
+        </w:tc>
+        <w:tc>
+          <w:tcPr>
+            <w:tcW w:type="dxa" w:w="2160"/>
+          </w:tcPr>
+          <w:p>
+            <w:r>
+              <w:rPr>
+                <w:rFonts w:ascii="Times New Roman" w:hAnsi="Times New Roman"/>
+                <w:sz w:val="20"/>
+              </w:rPr>
+              <w:t>New Part Onboarding</w:t>
+            </w:r>
+          </w:p>
+        </w:tc>
+        <w:tc>
+          <w:tcPr>
+            <w:tcW w:type="dxa" w:w="2160"/>
+          </w:tcPr>
+          <w:p>
+            <w:r>
+              <w:rPr>
+                <w:rFonts w:ascii="Times New Roman" w:hAnsi="Times New Roman"/>
+                <w:sz w:val="20"/>
+              </w:rPr>
+              <w:t>Met</w:t>
+            </w:r>
+          </w:p>
+        </w:tc>
+        <w:tc>
+          <w:tcPr>
+            <w:tcW w:type="dxa" w:w="2160"/>
+          </w:tcPr>
+          <w:p>
+            <w:r>
+              <w:rPr>
+                <w:rFonts w:ascii="Times New Roman" w:hAnsi="Times New Roman"/>
+                <w:sz w:val="20"/>
+              </w:rPr>
+              <w:t>Dynamic OBB calibration eliminates manual coordinate mapping. New SKUs require only a weight entry.</w:t>
+            </w:r>
+          </w:p>
+        </w:tc>
+      </w:tr>
+      <w:tr>
+        <w:tc>
+          <w:tcPr>
+            <w:tcW w:type="dxa" w:w="2160"/>
+          </w:tcPr>
+          <w:p>
+            <w:r>
+              <w:rPr>
+                <w:rFonts w:ascii="Times New Roman" w:hAnsi="Times New Roman"/>
+                <w:sz w:val="20"/>
+              </w:rPr>
+              <w:t>FR-09</w:t>
+            </w:r>
+          </w:p>
+        </w:tc>
+        <w:tc>
+          <w:tcPr>
+            <w:tcW w:type="dxa" w:w="2160"/>
+          </w:tcPr>
+          <w:p>
+            <w:r>
+              <w:rPr>
+                <w:rFonts w:ascii="Times New Roman" w:hAnsi="Times New Roman"/>
+                <w:sz w:val="20"/>
+              </w:rPr>
+              <w:t>Environmental Robustness</w:t>
+            </w:r>
+          </w:p>
+        </w:tc>
+        <w:tc>
+          <w:tcPr>
+            <w:tcW w:type="dxa" w:w="2160"/>
+          </w:tcPr>
+          <w:p>
+            <w:r>
+              <w:rPr>
+                <w:rFonts w:ascii="Times New Roman" w:hAnsi="Times New Roman"/>
+                <w:sz w:val="20"/>
+              </w:rPr>
+              <w:t>Met</w:t>
+            </w:r>
+          </w:p>
+        </w:tc>
+        <w:tc>
+          <w:tcPr>
+            <w:tcW w:type="dxa" w:w="2160"/>
+          </w:tcPr>
+          <w:p>
+            <w:r>
+              <w:rPr>
+                <w:rFonts w:ascii="Times New Roman" w:hAnsi="Times New Roman"/>
+                <w:sz w:val="20"/>
+              </w:rPr>
+              <w:t>100% CV detection from 0 to 506 lux [Section 4.2.1]. ESD mats suppress glare. No workstation modification.</w:t>
+            </w:r>
+          </w:p>
+        </w:tc>
+      </w:tr>
+      <w:tr>
+        <w:tc>
+          <w:tcPr>
+            <w:tcW w:type="dxa" w:w="2160"/>
+          </w:tcPr>
+          <w:p>
+            <w:r>
+              <w:rPr>
+                <w:rFonts w:ascii="Times New Roman" w:hAnsi="Times New Roman"/>
+                <w:sz w:val="20"/>
+              </w:rPr>
+              <w:t>FR-10</w:t>
+            </w:r>
+          </w:p>
+        </w:tc>
+        <w:tc>
+          <w:tcPr>
+            <w:tcW w:type="dxa" w:w="2160"/>
+          </w:tcPr>
+          <w:p>
+            <w:r>
+              <w:rPr>
+                <w:rFonts w:ascii="Times New Roman" w:hAnsi="Times New Roman"/>
+                <w:sz w:val="20"/>
+              </w:rPr>
+              <w:t>Supervisor Visibility</w:t>
+            </w:r>
+          </w:p>
+        </w:tc>
+        <w:tc>
+          <w:tcPr>
+            <w:tcW w:type="dxa" w:w="2160"/>
+          </w:tcPr>
+          <w:p>
+            <w:r>
+              <w:rPr>
+                <w:rFonts w:ascii="Times New Roman" w:hAnsi="Times New Roman"/>
+                <w:sz w:val="20"/>
+              </w:rPr>
+              <w:t>Met</w:t>
+            </w:r>
+          </w:p>
+        </w:tc>
+        <w:tc>
+          <w:tcPr>
+            <w:tcW w:type="dxa" w:w="2160"/>
+          </w:tcPr>
+          <w:p>
+            <w:r>
+              <w:rPr>
+                <w:rFonts w:ascii="Times New Roman" w:hAnsi="Times New Roman"/>
+                <w:sz w:val="20"/>
+              </w:rPr>
+              <w:t>FastAPI serves live state over the local network; remote browser access for supervisors.</w:t>
+            </w:r>
+          </w:p>
+        </w:tc>
+      </w:tr>
+      <w:tr>
+        <w:tc>
+          <w:tcPr>
+            <w:tcW w:type="dxa" w:w="2160"/>
+          </w:tcPr>
+          <w:p>
+            <w:r>
+              <w:rPr>
+                <w:rFonts w:ascii="Times New Roman" w:hAnsi="Times New Roman"/>
+                <w:sz w:val="20"/>
+              </w:rPr>
+              <w:t>FR-11</w:t>
+            </w:r>
+          </w:p>
+        </w:tc>
+        <w:tc>
+          <w:tcPr>
+            <w:tcW w:type="dxa" w:w="2160"/>
+          </w:tcPr>
+          <w:p>
+            <w:r>
+              <w:rPr>
+                <w:rFonts w:ascii="Times New Roman" w:hAnsi="Times New Roman"/>
+                <w:sz w:val="20"/>
+              </w:rPr>
+              <w:t>Scalability</w:t>
+            </w:r>
+          </w:p>
+        </w:tc>
+        <w:tc>
+          <w:tcPr>
+            <w:tcW w:type="dxa" w:w="2160"/>
+          </w:tcPr>
+          <w:p>
+            <w:r>
+              <w:rPr>
+                <w:rFonts w:ascii="Times New Roman" w:hAnsi="Times New Roman"/>
+                <w:sz w:val="20"/>
+              </w:rPr>
+              <w:t>Met</w:t>
+            </w:r>
+          </w:p>
+        </w:tc>
+        <w:tc>
+          <w:tcPr>
+            <w:tcW w:type="dxa" w:w="2160"/>
+          </w:tcPr>
+          <w:p>
+            <w:r>
+              <w:rPr>
+                <w:rFonts w:ascii="Times New Roman" w:hAnsi="Times New Roman"/>
+                <w:sz w:val="20"/>
+              </w:rPr>
+              <w:t>Pipeline utilises approximately one of twelve CPU cores. Thread-safe architecture supports multi-station extension.</w:t>
             </w:r>
           </w:p>
         </w:tc>
@@ -5291,220 +4861,14 @@
     </w:tbl>
     <w:p/>
     <w:p>
-      <w:pPr>
-        <w:spacing w:line="276" w:lineRule="auto" w:after="120"/>
-      </w:pPr>
       <w:r>
         <w:rPr>
-          <w:rFonts w:ascii="Calibri" w:hAnsi="Calibri"/>
-          <w:sz w:val="22"/>
-        </w:rPr>
-        <w:t>Following successful laboratory validation and user-driven HMI redesign, TE Connectivity is considering implementing the AEGIS solution design in their industrial sandbox environment for operational testing. This sandbox trial will evaluate the system's hardware longevity and operator compliance under continuous shift conditions.</w:t>
-      </w:r>
-    </w:p>
-    <w:p>
-      <w:pPr>
-        <w:pStyle w:val="Heading2"/>
-      </w:pPr>
-      <w:r>
-        <w:rPr>
-          <w:rFonts w:ascii="Calibri" w:hAnsi="Calibri"/>
-          <w:color w:val="2E75B6"/>
-        </w:rPr>
-        <w:t>6.1 Scalability and Maintenance</w:t>
-      </w:r>
-    </w:p>
-    <w:p>
-      <w:pPr>
-        <w:spacing w:line="276" w:lineRule="auto" w:after="120"/>
-      </w:pPr>
-      <w:r>
-        <w:rPr>
-          <w:rFonts w:ascii="Calibri" w:hAnsi="Calibri"/>
-          <w:sz w:val="22"/>
-        </w:rPr>
-        <w:t>For the system to scale across manufacturing lines, maintenance procedures must remain accessible to plant engineers without specialist expertise:</w:t>
-      </w:r>
-    </w:p>
-    <w:p>
-      <w:pPr>
-        <w:pStyle w:val="ListBullet"/>
-      </w:pPr>
-      <w:r>
-        <w:rPr>
-          <w:rFonts w:ascii="Calibri" w:hAnsi="Calibri"/>
-          <w:sz w:val="22"/>
-        </w:rPr>
-        <w:t>SKU Onboarding: Introducing a new component does not require retraining any machine learning model. A technician needs only to weigh the part and add its unit weight to the inventory configuration file.</w:t>
-      </w:r>
-    </w:p>
-    <w:p>
-      <w:pPr>
-        <w:pStyle w:val="ListBullet"/>
-      </w:pPr>
-      <w:r>
-        <w:rPr>
-          <w:rFonts w:ascii="Calibri" w:hAnsi="Calibri"/>
-          <w:sz w:val="22"/>
-        </w:rPr>
-        <w:t>Station Calibration: A workstation can be calibrated in under two minutes using the two-snapshot YOLOv8-OBB process, which automatically defines the bin geofences from the live camera feed.</w:t>
-      </w:r>
-    </w:p>
-    <w:p>
-      <w:pPr>
-        <w:pStyle w:val="ListBullet"/>
-      </w:pPr>
-      <w:r>
-        <w:rPr>
-          <w:rFonts w:ascii="Calibri" w:hAnsi="Calibri"/>
-          <w:sz w:val="22"/>
-        </w:rPr>
-        <w:t>Modular Hardware: Load cell mounts are mechanically standardised. A failed cell can be replaced by removing four screws and swapping in a replacement of the same capacity.</w:t>
-      </w:r>
-    </w:p>
-    <w:p>
-      <w:pPr>
-        <w:pStyle w:val="ListBullet"/>
-      </w:pPr>
-      <w:r>
-        <w:rPr>
-          <w:rFonts w:ascii="Calibri" w:hAnsi="Calibri"/>
-          <w:sz w:val="22"/>
-        </w:rPr>
-        <w:t>Multi-Station Architecture: The full pipeline occupies roughly one of the edge device's twelve cores, leaving substantial compute headroom to support multi-workstation extension (FR-11).</w:t>
-      </w:r>
-    </w:p>
-    <w:p>
-      <w:pPr>
-        <w:pStyle w:val="Heading2"/>
-      </w:pPr>
-      <w:r>
-        <w:rPr>
-          <w:rFonts w:ascii="Calibri" w:hAnsi="Calibri"/>
-          <w:color w:val="2E75B6"/>
-        </w:rPr>
-        <w:t>6.2 Ergonomic Considerations</w:t>
-      </w:r>
-    </w:p>
-    <w:p>
-      <w:pPr>
-        <w:spacing w:line="276" w:lineRule="auto" w:after="120"/>
-      </w:pPr>
-      <w:r>
-        <w:rPr>
-          <w:rFonts w:ascii="Calibri" w:hAnsi="Calibri"/>
-          <w:sz w:val="22"/>
-        </w:rPr>
-        <w:t>While ergonomic design was not a primary focus of the prototype, the usability study surfaced two physical-interaction issues that should be addressed prior to sandbox deployment:</w:t>
-      </w:r>
-    </w:p>
-    <w:p>
-      <w:pPr>
-        <w:pStyle w:val="ListNumber"/>
-      </w:pPr>
-      <w:r>
-        <w:rPr>
-          <w:rFonts w:ascii="Calibri" w:hAnsi="Calibri"/>
-          <w:sz w:val="22"/>
-        </w:rPr>
-        <w:t>Consolidation Fatigue: Operators reported that physically lifting and dumping heavy completed bins into the kit container was tiring. Potential mitigations include tilting bin racks or gravity-fed slide-out chutes.</w:t>
-      </w:r>
-    </w:p>
-    <w:p>
-      <w:pPr>
-        <w:pStyle w:val="ListNumber"/>
-      </w:pPr>
-      <w:r>
-        <w:rPr>
-          <w:rFonts w:ascii="Calibri" w:hAnsi="Calibri"/>
-          <w:sz w:val="22"/>
-        </w:rPr>
-        <w:t>Standing Fatigue: Incorporating a scheduled break reminder into the HMI — for example, suggesting a short rest every ten completed sets — would help maintain operator attention.</w:t>
-      </w:r>
-    </w:p>
-    <w:p>
-      <w:pPr>
-        <w:pStyle w:val="Heading2"/>
-      </w:pPr>
-      <w:r>
-        <w:rPr>
-          <w:rFonts w:ascii="Calibri" w:hAnsi="Calibri"/>
-          <w:color w:val="2E75B6"/>
-        </w:rPr>
-        <w:t>6.3 Future Works</w:t>
-      </w:r>
-    </w:p>
-    <w:p>
-      <w:pPr>
-        <w:spacing w:line="276" w:lineRule="auto" w:after="120"/>
-      </w:pPr>
-      <w:r>
-        <w:rPr>
-          <w:rFonts w:ascii="Calibri" w:hAnsi="Calibri"/>
-          <w:sz w:val="22"/>
-        </w:rPr>
-        <w:t>Several directions for future development are identified:</w:t>
-      </w:r>
-    </w:p>
-    <w:p>
-      <w:pPr>
-        <w:pStyle w:val="ListNumber"/>
-      </w:pPr>
-      <w:r>
-        <w:rPr>
-          <w:rFonts w:ascii="Calibri" w:hAnsi="Calibri"/>
-          <w:sz w:val="22"/>
-        </w:rPr>
-        <w:t>Integration with TE Connectivity's Manufacturing Execution System (MES) via Modbus TCP communications would automate work-order loading and provide bidirectional status reporting.</w:t>
-      </w:r>
-    </w:p>
-    <w:p>
-      <w:pPr>
-        <w:pStyle w:val="ListNumber"/>
-      </w:pPr>
-      <w:r>
-        <w:rPr>
-          <w:rFonts w:ascii="Calibri" w:hAnsi="Calibri"/>
-          <w:sz w:val="22"/>
-        </w:rPr>
-        <w:t>Linking local FastAPI instances across multiple edge devices to a centralised factory supervisor dashboard would enable real-time monitoring of all kitting lines from a single interface.</w:t>
-      </w:r>
-    </w:p>
-    <w:p>
-      <w:pPr>
-        <w:pStyle w:val="ListNumber"/>
-      </w:pPr>
-      <w:r>
-        <w:rPr>
-          <w:rFonts w:ascii="Calibri" w:hAnsi="Calibri"/>
-          <w:sz w:val="22"/>
-        </w:rPr>
-        <w:t>The partial-met status of FR-04 suggests investigating higher-resolution load cells or supplementary counting methods (e.g. capacitive proximity sensing) for the lightest SKUs.</w:t>
-      </w:r>
-    </w:p>
-    <w:p>
-      <w:pPr>
-        <w:pStyle w:val="ListNumber"/>
-      </w:pPr>
-      <w:r>
-        <w:rPr>
-          <w:rFonts w:ascii="Calibri" w:hAnsi="Calibri"/>
-          <w:sz w:val="22"/>
-        </w:rPr>
-        <w:t>Expanding the OBB training dataset to include non-blue bin colours would improve model generalisation for plants that use varied bin inventories.</w:t>
-      </w:r>
-    </w:p>
-    <w:p>
-      <w:pPr>
-        <w:jc w:val="center"/>
-      </w:pPr>
-      <w:r>
-        <w:rPr>
+          <w:rFonts w:ascii="Times New Roman" w:hAnsi="Times New Roman"/>
+          <w:b w:val="0"/>
           <w:i/>
-          <w:color w:val="595959"/>
           <w:sz w:val="20"/>
         </w:rPr>
-        <w:t>[Figure 6.2: Summary of limitations and future work]</w:t>
+        <w:t>Table 5.5: Requirements validation matrix.</w:t>
       </w:r>
     </w:p>
     <w:p>
@@ -5517,81 +4881,657 @@
         <w:pStyle w:val="Heading1"/>
       </w:pPr>
       <w:r>
-        <w:rPr>
-          <w:rFonts w:ascii="Calibri" w:hAnsi="Calibri"/>
-          <w:color w:val="1F4E79"/>
-        </w:rPr>
-        <w:t>Chapter 7 | Reflection and Lessons Learned</w:t>
+        <w:t>Chapter 6: Future Works and Conclusion</w:t>
       </w:r>
     </w:p>
     <w:p>
       <w:pPr>
-        <w:spacing w:line="276" w:lineRule="auto" w:after="120"/>
+        <w:pStyle w:val="Heading2"/>
       </w:pPr>
       <w:r>
+        <w:t>6.1 Summary</w:t>
+      </w:r>
+    </w:p>
+    <w:p>
+      <w:r>
         <w:rPr>
-          <w:rFonts w:ascii="Calibri" w:hAnsi="Calibri"/>
-          <w:sz w:val="22"/>
+          <w:rFonts w:ascii="Times New Roman" w:hAnsi="Times New Roman"/>
+          <w:b w:val="0"/>
+          <w:i w:val="0"/>
+          <w:sz w:val="24"/>
         </w:rPr>
-        <w:t>Over the course of this project, our team encountered several technical and process-related challenges that yielded valuable lessons. The single hardest engineering problem was not software but the physics of gravimetric sensing. The bench qualification battery put numbers on it: a minimum detectable mass of approximately 0.5 g on the 1 kg platform but approximately 2.3 g and 4.3 g on the 5 kg and 10 kg platforms, and off-centre deviations of tens of grams on the summed three-cell platforms. Since the lightest components in the BOM weigh only approximately 3 g, those numbers — not the code — set the ceiling on what can be counted where. The lesson was to characterise the sensor early and design around its limits, combining software mitigations (absolute-gram crediting floors, debounce windows) with operational ones (assigning light items to the smallest platform) rather than expecting the code to overcome physics.</w:t>
+        <w:t>The AEGIS prototype demonstrates a proof-of-concept, edge-deployed kitting verification system that detects wrong-bin, out-of-sequence, quantity, and overpack errors at the point of packing and guides the operator to take corrective action before kit completion. This addresses the operational gap identified in Chapter 1.</w:t>
+      </w:r>
+    </w:p>
+    <w:p>
+      <w:r>
+        <w:rPr>
+          <w:rFonts w:ascii="Times New Roman" w:hAnsi="Times New Roman"/>
+          <w:b w:val="0"/>
+          <w:i w:val="0"/>
+          <w:sz w:val="24"/>
+        </w:rPr>
+        <w:t>Key validation results are summarised as follows:</w:t>
       </w:r>
     </w:p>
     <w:p>
       <w:pPr>
-        <w:spacing w:line="276" w:lineRule="auto" w:after="120"/>
+        <w:pStyle w:val="ListBullet"/>
       </w:pPr>
       <w:r>
         <w:rPr>
-          <w:rFonts w:ascii="Calibri" w:hAnsi="Calibri"/>
+          <w:rFonts w:ascii="Times New Roman" w:hAnsi="Times New Roman"/>
           <w:sz w:val="22"/>
         </w:rPr>
-        <w:t>User testing revealed what the development team could not see. Features that seemed obvious to us — alert wording, colour coding, corrective phrasing — were the very things operators struggled with, while the parts we considered basic (the bin grid layout) rated at ceiling. The study turned subjective impressions into a prioritised backlog and directly shaped a better interface. In hindsight, testing with real operators earlier in the development cycle would have caught these issues sooner and reduced rework.</w:t>
+        <w:t>Computer vision: 100% bin detection from 0 to 506 lux; mAP50 of 0.995 (rim-centric, content-invariant).</w:t>
       </w:r>
     </w:p>
     <w:p>
       <w:pPr>
-        <w:spacing w:line="276" w:lineRule="auto" w:after="120"/>
+        <w:pStyle w:val="ListBullet"/>
       </w:pPr>
       <w:r>
         <w:rPr>
-          <w:rFonts w:ascii="Calibri" w:hAnsi="Calibri"/>
+          <w:rFonts w:ascii="Times New Roman" w:hAnsi="Times New Roman"/>
           <w:sz w:val="22"/>
         </w:rPr>
-        <w:t>From an architecture perspective, encapsulating the verification logic as a pure, hardware-independent state tracker made it possible to test the FSM exhaustively (134 test cases, 98% coverage of the core module) and iterate on it with confidence without a physical rig in the loop. This decoupling substantially accelerated development velocity and provided a reliable regression guard. We also learned the value of iterative testing — by verifying the pipeline at each step, we avoided major integration failures later on.</w:t>
+        <w:t>Load cells: minimum detectable mass of 0.5 g (1 kg platform) to 4.3 g (10 kg platform).</w:t>
       </w:r>
     </w:p>
     <w:p>
       <w:pPr>
-        <w:spacing w:line="276" w:lineRule="auto" w:after="120"/>
+        <w:pStyle w:val="ListBullet"/>
       </w:pPr>
       <w:r>
         <w:rPr>
-          <w:rFonts w:ascii="Calibri" w:hAnsi="Calibri"/>
+          <w:rFonts w:ascii="Times New Roman" w:hAnsi="Times New Roman"/>
           <w:sz w:val="22"/>
         </w:rPr>
-        <w:t>Process-wise, our early planning underestimated the time required for integration and cross-component debugging. Last-minute issues such as intermittent USB resets from the load cell microcontroller and disconnected serial links were reminders that a laboratory prototype meets messy hardware realities in deployment. Building automated reconnect loops, sensor health checks, and clear diagnostic logging deserves dedicated design attention — not just the happy path.</w:t>
+        <w:t>Backend verification: 134 of 134 unit tests passing with 98% FSM coverage.</w:t>
       </w:r>
     </w:p>
     <w:p>
       <w:pPr>
-        <w:spacing w:line="276" w:lineRule="auto" w:after="120"/>
+        <w:pStyle w:val="ListBullet"/>
       </w:pPr>
       <w:r>
         <w:rPr>
-          <w:rFonts w:ascii="Calibri" w:hAnsi="Calibri"/>
+          <w:rFonts w:ascii="Times New Roman" w:hAnsi="Times New Roman"/>
           <w:sz w:val="22"/>
         </w:rPr>
-        <w:t>Overall, the experience sharpened our ability to balance technical ambition with practical constraints and reinforced the importance of adaptability, clear communication, and user-centred design.</w:t>
+        <w:t>User study: task guidance rated 4.9 to 5.0 out of 5; overall preference over paper at 4.3 out of 5.</w:t>
+      </w:r>
+    </w:p>
+    <w:p>
+      <w:r>
+        <w:rPr>
+          <w:rFonts w:ascii="Times New Roman" w:hAnsi="Times New Roman"/>
+          <w:b w:val="0"/>
+          <w:i w:val="0"/>
+          <w:sz w:val="24"/>
+        </w:rPr>
+        <w:t>Following laboratory validation and the user-driven HMI redesign, TE Connectivity is considering deploying AEGIS in their industrial sandbox environment for operational testing under continuous shift conditions.</w:t>
       </w:r>
     </w:p>
     <w:p>
       <w:pPr>
-        <w:spacing w:line="276" w:lineRule="auto" w:after="120"/>
+        <w:pStyle w:val="Heading2"/>
+      </w:pPr>
+      <w:r>
+        <w:t>6.2 Scalability and Maintenance</w:t>
+      </w:r>
+    </w:p>
+    <w:p>
+      <w:r>
+        <w:rPr>
+          <w:rFonts w:ascii="Times New Roman" w:hAnsi="Times New Roman"/>
+          <w:b w:val="0"/>
+          <w:i w:val="0"/>
+          <w:sz w:val="24"/>
+        </w:rPr>
+        <w:t>The system is designed for plant-engineer-level maintenance without requiring specialist machine learning expertise:</w:t>
+      </w:r>
+    </w:p>
+    <w:p>
+      <w:pPr>
+        <w:pStyle w:val="ListBullet"/>
       </w:pPr>
       <w:r>
         <w:rPr>
-          <w:rFonts w:ascii="Calibri" w:hAnsi="Calibri"/>
+          <w:rFonts w:ascii="Times New Roman" w:hAnsi="Times New Roman"/>
           <w:sz w:val="22"/>
+        </w:rPr>
+        <w:t>SKU onboarding: weigh new component and add its unit weight to the YAML configuration file. No model retraining required.</w:t>
+      </w:r>
+    </w:p>
+    <w:p>
+      <w:pPr>
+        <w:pStyle w:val="ListBullet"/>
+      </w:pPr>
+      <w:r>
+        <w:rPr>
+          <w:rFonts w:ascii="Times New Roman" w:hAnsi="Times New Roman"/>
+          <w:sz w:val="22"/>
+        </w:rPr>
+        <w:t>Station calibration: completed in under two minutes via the two-snapshot OBB process. No manual coordinate entry.</w:t>
+      </w:r>
+    </w:p>
+    <w:p>
+      <w:pPr>
+        <w:pStyle w:val="ListBullet"/>
+      </w:pPr>
+      <w:r>
+        <w:rPr>
+          <w:rFonts w:ascii="Times New Roman" w:hAnsi="Times New Roman"/>
+          <w:sz w:val="22"/>
+        </w:rPr>
+        <w:t>Modular hardware: a failed load cell is replaced by swapping four screws. All capacities share the same form factor.</w:t>
+      </w:r>
+    </w:p>
+    <w:p>
+      <w:pPr>
+        <w:pStyle w:val="ListBullet"/>
+      </w:pPr>
+      <w:r>
+        <w:rPr>
+          <w:rFonts w:ascii="Times New Roman" w:hAnsi="Times New Roman"/>
+          <w:sz w:val="22"/>
+        </w:rPr>
+        <w:t>Compute headroom: the pipeline utilises approximately one of twelve CPU cores, supporting multi-workstation extension [FR-11].</w:t>
+      </w:r>
+    </w:p>
+    <w:p>
+      <w:pPr>
+        <w:pStyle w:val="Heading2"/>
+      </w:pPr>
+      <w:r>
+        <w:t>6.3 Ergonomic Considerations</w:t>
+      </w:r>
+    </w:p>
+    <w:p>
+      <w:r>
+        <w:rPr>
+          <w:rFonts w:ascii="Times New Roman" w:hAnsi="Times New Roman"/>
+          <w:b w:val="0"/>
+          <w:i w:val="0"/>
+          <w:sz w:val="24"/>
+        </w:rPr>
+        <w:t>The usability study surfaced two physical-interaction issues for consideration prior to sandbox deployment:</w:t>
+      </w:r>
+    </w:p>
+    <w:p>
+      <w:pPr>
+        <w:pStyle w:val="ListBullet"/>
+      </w:pPr>
+      <w:r>
+        <w:rPr>
+          <w:rFonts w:ascii="Times New Roman" w:hAnsi="Times New Roman"/>
+          <w:sz w:val="22"/>
+        </w:rPr>
+        <w:t>Consolidation fatigue: operators reported that lifting and dumping heavy completed bins was tiring. Potential mitigations include tilting bin racks or gravity-fed chutes.</w:t>
+      </w:r>
+    </w:p>
+    <w:p>
+      <w:pPr>
+        <w:pStyle w:val="ListBullet"/>
+      </w:pPr>
+      <w:r>
+        <w:rPr>
+          <w:rFonts w:ascii="Times New Roman" w:hAnsi="Times New Roman"/>
+          <w:sz w:val="22"/>
+        </w:rPr>
+        <w:t>Standing fatigue: operators stand for extended shift durations. Incorporating a scheduled break reminder into the HMI (for example, after every ten completed sets) would help maintain operator alertness.</w:t>
+      </w:r>
+    </w:p>
+    <w:p>
+      <w:pPr>
+        <w:pStyle w:val="Heading2"/>
+      </w:pPr>
+      <w:r>
+        <w:t>6.4 Future Works</w:t>
+      </w:r>
+    </w:p>
+    <w:p>
+      <w:r>
+        <w:rPr>
+          <w:rFonts w:ascii="Times New Roman" w:hAnsi="Times New Roman"/>
+          <w:b w:val="0"/>
+          <w:i w:val="0"/>
+          <w:sz w:val="24"/>
+        </w:rPr>
+        <w:t>Several directions for future development are identified, as summarised in Table 6.1.</w:t>
+      </w:r>
+    </w:p>
+    <w:tbl>
+      <w:tblPr>
+        <w:tblStyle w:val="TableGrid"/>
+        <w:tblW w:type="auto" w:w="0"/>
+        <w:jc w:val="center"/>
+        <w:tblLook w:firstColumn="1" w:firstRow="1" w:lastColumn="0" w:lastRow="0" w:noHBand="0" w:noVBand="1" w:val="04A0"/>
+      </w:tblPr>
+      <w:tblGrid>
+        <w:gridCol w:w="2880"/>
+        <w:gridCol w:w="2880"/>
+        <w:gridCol w:w="2880"/>
+      </w:tblGrid>
+      <w:tr>
+        <w:tc>
+          <w:tcPr>
+            <w:tcW w:type="dxa" w:w="2880"/>
+          </w:tcPr>
+          <w:p>
+            <w:pPr>
+              <w:jc w:val="center"/>
+            </w:pPr>
+            <w:r>
+              <w:rPr>
+                <w:rFonts w:ascii="Times New Roman" w:hAnsi="Times New Roman"/>
+                <w:b/>
+                <w:sz w:val="20"/>
+              </w:rPr>
+              <w:t>Priority</w:t>
+            </w:r>
+          </w:p>
+        </w:tc>
+        <w:tc>
+          <w:tcPr>
+            <w:tcW w:type="dxa" w:w="2880"/>
+          </w:tcPr>
+          <w:p>
+            <w:pPr>
+              <w:jc w:val="center"/>
+            </w:pPr>
+            <w:r>
+              <w:rPr>
+                <w:rFonts w:ascii="Times New Roman" w:hAnsi="Times New Roman"/>
+                <w:b/>
+                <w:sz w:val="20"/>
+              </w:rPr>
+              <w:t>Direction</w:t>
+            </w:r>
+          </w:p>
+        </w:tc>
+        <w:tc>
+          <w:tcPr>
+            <w:tcW w:type="dxa" w:w="2880"/>
+          </w:tcPr>
+          <w:p>
+            <w:pPr>
+              <w:jc w:val="center"/>
+            </w:pPr>
+            <w:r>
+              <w:rPr>
+                <w:rFonts w:ascii="Times New Roman" w:hAnsi="Times New Roman"/>
+                <w:b/>
+                <w:sz w:val="20"/>
+              </w:rPr>
+              <w:t>Description</w:t>
+            </w:r>
+          </w:p>
+        </w:tc>
+      </w:tr>
+      <w:tr>
+        <w:tc>
+          <w:tcPr>
+            <w:tcW w:type="dxa" w:w="2880"/>
+          </w:tcPr>
+          <w:p>
+            <w:r>
+              <w:rPr>
+                <w:rFonts w:ascii="Times New Roman" w:hAnsi="Times New Roman"/>
+                <w:sz w:val="20"/>
+              </w:rPr>
+              <w:t>High</w:t>
+            </w:r>
+          </w:p>
+        </w:tc>
+        <w:tc>
+          <w:tcPr>
+            <w:tcW w:type="dxa" w:w="2880"/>
+          </w:tcPr>
+          <w:p>
+            <w:r>
+              <w:rPr>
+                <w:rFonts w:ascii="Times New Roman" w:hAnsi="Times New Roman"/>
+                <w:sz w:val="20"/>
+              </w:rPr>
+              <w:t>Multi-workstation orchestration</w:t>
+            </w:r>
+          </w:p>
+        </w:tc>
+        <w:tc>
+          <w:tcPr>
+            <w:tcW w:type="dxa" w:w="2880"/>
+          </w:tcPr>
+          <w:p>
+            <w:r>
+              <w:rPr>
+                <w:rFonts w:ascii="Times New Roman" w:hAnsi="Times New Roman"/>
+                <w:sz w:val="20"/>
+              </w:rPr>
+              <w:t>Link local FastAPI instances to a centralised supervisor dashboard for cross-line monitoring.</w:t>
+            </w:r>
+          </w:p>
+        </w:tc>
+      </w:tr>
+      <w:tr>
+        <w:tc>
+          <w:tcPr>
+            <w:tcW w:type="dxa" w:w="2880"/>
+          </w:tcPr>
+          <w:p>
+            <w:r>
+              <w:rPr>
+                <w:rFonts w:ascii="Times New Roman" w:hAnsi="Times New Roman"/>
+                <w:sz w:val="20"/>
+              </w:rPr>
+              <w:t>High</w:t>
+            </w:r>
+          </w:p>
+        </w:tc>
+        <w:tc>
+          <w:tcPr>
+            <w:tcW w:type="dxa" w:w="2880"/>
+          </w:tcPr>
+          <w:p>
+            <w:r>
+              <w:rPr>
+                <w:rFonts w:ascii="Times New Roman" w:hAnsi="Times New Roman"/>
+                <w:sz w:val="20"/>
+              </w:rPr>
+              <w:t>MES integration</w:t>
+            </w:r>
+          </w:p>
+        </w:tc>
+        <w:tc>
+          <w:tcPr>
+            <w:tcW w:type="dxa" w:w="2880"/>
+          </w:tcPr>
+          <w:p>
+            <w:r>
+              <w:rPr>
+                <w:rFonts w:ascii="Times New Roman" w:hAnsi="Times New Roman"/>
+                <w:sz w:val="20"/>
+              </w:rPr>
+              <w:t>Automate work-order loading via Modbus TCP with bidirectional status reporting.</w:t>
+            </w:r>
+          </w:p>
+        </w:tc>
+      </w:tr>
+      <w:tr>
+        <w:tc>
+          <w:tcPr>
+            <w:tcW w:type="dxa" w:w="2880"/>
+          </w:tcPr>
+          <w:p>
+            <w:r>
+              <w:rPr>
+                <w:rFonts w:ascii="Times New Roman" w:hAnsi="Times New Roman"/>
+                <w:sz w:val="20"/>
+              </w:rPr>
+              <w:t>Medium</w:t>
+            </w:r>
+          </w:p>
+        </w:tc>
+        <w:tc>
+          <w:tcPr>
+            <w:tcW w:type="dxa" w:w="2880"/>
+          </w:tcPr>
+          <w:p>
+            <w:r>
+              <w:rPr>
+                <w:rFonts w:ascii="Times New Roman" w:hAnsi="Times New Roman"/>
+                <w:sz w:val="20"/>
+              </w:rPr>
+              <w:t>Light-item resolution</w:t>
+            </w:r>
+          </w:p>
+        </w:tc>
+        <w:tc>
+          <w:tcPr>
+            <w:tcW w:type="dxa" w:w="2880"/>
+          </w:tcPr>
+          <w:p>
+            <w:r>
+              <w:rPr>
+                <w:rFonts w:ascii="Times New Roman" w:hAnsi="Times New Roman"/>
+                <w:sz w:val="20"/>
+              </w:rPr>
+              <w:t>Investigate higher-resolution load cells or supplementary sensing (capacitive or optical) for the lightest SKUs.</w:t>
+            </w:r>
+          </w:p>
+        </w:tc>
+      </w:tr>
+      <w:tr>
+        <w:tc>
+          <w:tcPr>
+            <w:tcW w:type="dxa" w:w="2880"/>
+          </w:tcPr>
+          <w:p>
+            <w:r>
+              <w:rPr>
+                <w:rFonts w:ascii="Times New Roman" w:hAnsi="Times New Roman"/>
+                <w:sz w:val="20"/>
+              </w:rPr>
+              <w:t>Medium</w:t>
+            </w:r>
+          </w:p>
+        </w:tc>
+        <w:tc>
+          <w:tcPr>
+            <w:tcW w:type="dxa" w:w="2880"/>
+          </w:tcPr>
+          <w:p>
+            <w:r>
+              <w:rPr>
+                <w:rFonts w:ascii="Times New Roman" w:hAnsi="Times New Roman"/>
+                <w:sz w:val="20"/>
+              </w:rPr>
+              <w:t>Bin colour generalisation</w:t>
+            </w:r>
+          </w:p>
+        </w:tc>
+        <w:tc>
+          <w:tcPr>
+            <w:tcW w:type="dxa" w:w="2880"/>
+          </w:tcPr>
+          <w:p>
+            <w:r>
+              <w:rPr>
+                <w:rFonts w:ascii="Times New Roman" w:hAnsi="Times New Roman"/>
+                <w:sz w:val="20"/>
+              </w:rPr>
+              <w:t>Expand YOLOv8-OBB training data to include non-blue bin colours and form factors.</w:t>
+            </w:r>
+          </w:p>
+        </w:tc>
+      </w:tr>
+      <w:tr>
+        <w:tc>
+          <w:tcPr>
+            <w:tcW w:type="dxa" w:w="2880"/>
+          </w:tcPr>
+          <w:p>
+            <w:r>
+              <w:rPr>
+                <w:rFonts w:ascii="Times New Roman" w:hAnsi="Times New Roman"/>
+                <w:sz w:val="20"/>
+              </w:rPr>
+              <w:t>Low</w:t>
+            </w:r>
+          </w:p>
+        </w:tc>
+        <w:tc>
+          <w:tcPr>
+            <w:tcW w:type="dxa" w:w="2880"/>
+          </w:tcPr>
+          <w:p>
+            <w:r>
+              <w:rPr>
+                <w:rFonts w:ascii="Times New Roman" w:hAnsi="Times New Roman"/>
+                <w:sz w:val="20"/>
+              </w:rPr>
+              <w:t>Predictive analytics</w:t>
+            </w:r>
+          </w:p>
+        </w:tc>
+        <w:tc>
+          <w:tcPr>
+            <w:tcW w:type="dxa" w:w="2880"/>
+          </w:tcPr>
+          <w:p>
+            <w:r>
+              <w:rPr>
+                <w:rFonts w:ascii="Times New Roman" w:hAnsi="Times New Roman"/>
+                <w:sz w:val="20"/>
+              </w:rPr>
+              <w:t>Aggregate error data across shifts and operators for trend analysis and proactive process improvement.</w:t>
+            </w:r>
+          </w:p>
+        </w:tc>
+      </w:tr>
+    </w:tbl>
+    <w:p/>
+    <w:p>
+      <w:r>
+        <w:rPr>
+          <w:rFonts w:ascii="Times New Roman" w:hAnsi="Times New Roman"/>
+          <w:b w:val="0"/>
+          <w:i/>
+          <w:sz w:val="20"/>
+        </w:rPr>
+        <w:t>Table 6.1: Future development directions.</w:t>
+      </w:r>
+    </w:p>
+    <w:p>
+      <w:r>
+        <w:br w:type="page"/>
+      </w:r>
+    </w:p>
+    <w:p>
+      <w:pPr>
+        <w:pStyle w:val="Heading1"/>
+      </w:pPr>
+      <w:r>
+        <w:t>Chapter 7: Reflections and Lessons Learned</w:t>
+      </w:r>
+    </w:p>
+    <w:p>
+      <w:pPr>
+        <w:pStyle w:val="Heading2"/>
+      </w:pPr>
+      <w:r>
+        <w:t>7.1 Sensor Limits Shape the Design</w:t>
+      </w:r>
+    </w:p>
+    <w:p>
+      <w:r>
+        <w:rPr>
+          <w:rFonts w:ascii="Times New Roman" w:hAnsi="Times New Roman"/>
+          <w:b w:val="0"/>
+          <w:i w:val="0"/>
+          <w:sz w:val="24"/>
+        </w:rPr>
+        <w:t>The single hardest constraint encountered was physical rather than computational. The load cell qualification [Section 4.2.2] established that the lightest BOM components (approximately 3 g) sit at the noise floor of the larger platforms, and that off-centre placement shifts readings by tens of grams. These sensor characteristics, not the software, set the ceiling on counting reliability.</w:t>
+      </w:r>
+    </w:p>
+    <w:p>
+      <w:r>
+        <w:rPr>
+          <w:rFonts w:ascii="Times New Roman" w:hAnsi="Times New Roman"/>
+          <w:b w:val="0"/>
+          <w:i w:val="0"/>
+          <w:sz w:val="24"/>
+        </w:rPr>
+        <w:t>The lesson learned was to characterise sensors early and design around their measured limits, combining software mitigations (crediting floors, debounce windows) with operational mitigations (assigning light items to the 1 kg platform) rather than expecting code to overcome physics.</w:t>
+      </w:r>
+    </w:p>
+    <w:p>
+      <w:pPr>
+        <w:pStyle w:val="Heading2"/>
+      </w:pPr>
+      <w:r>
+        <w:t>7.2 User Testing Reveals What Builders Cannot See</w:t>
+      </w:r>
+    </w:p>
+    <w:p>
+      <w:r>
+        <w:rPr>
+          <w:rFonts w:ascii="Times New Roman" w:hAnsi="Times New Roman"/>
+          <w:b w:val="0"/>
+          <w:i w:val="0"/>
+          <w:sz w:val="24"/>
+        </w:rPr>
+        <w:t>Features considered obvious by the development team, such as alert wording and colour coding, were the aspects operators struggled with most. Conversely, the position-based bin grid layout rated at ceiling. The study converted subjective impressions into a prioritised backlog [Table 5.3] and directly produced an improved interface [Table 5.4].</w:t>
+      </w:r>
+    </w:p>
+    <w:p>
+      <w:r>
+        <w:rPr>
+          <w:rFonts w:ascii="Times New Roman" w:hAnsi="Times New Roman"/>
+          <w:b w:val="0"/>
+          <w:i w:val="0"/>
+          <w:sz w:val="24"/>
+        </w:rPr>
+        <w:t>The lesson learned was that the builder's mental model of the interface diverges from the user's mental model. Structured evaluation with representative end users is the only reliable method for discovering this divergence. Earlier user testing would have reduced rework.</w:t>
+      </w:r>
+    </w:p>
+    <w:p>
+      <w:pPr>
+        <w:pStyle w:val="Heading2"/>
+      </w:pPr>
+      <w:r>
+        <w:t>7.3 Clean Separation Paid Off</w:t>
+      </w:r>
+    </w:p>
+    <w:p>
+      <w:r>
+        <w:rPr>
+          <w:rFonts w:ascii="Times New Roman" w:hAnsi="Times New Roman"/>
+          <w:b w:val="0"/>
+          <w:i w:val="0"/>
+          <w:sz w:val="24"/>
+        </w:rPr>
+        <w:t>Encapsulating the verification logic as a pure, hardware-independent component enabled exhaustive testing (134 test cases, 98% core coverage) without a physical rig in the loop. This decision accelerated development velocity, reduced the cost of regression testing, and provided a reliable guard against unintended behavioural changes during rapid iteration.</w:t>
+      </w:r>
+    </w:p>
+    <w:p>
+      <w:pPr>
+        <w:pStyle w:val="Heading2"/>
+      </w:pPr>
+      <w:r>
+        <w:t>7.4 Real-World Robustness Requires Dedicated Attention</w:t>
+      </w:r>
+    </w:p>
+    <w:p>
+      <w:r>
+        <w:rPr>
+          <w:rFonts w:ascii="Times New Roman" w:hAnsi="Times New Roman"/>
+          <w:b w:val="0"/>
+          <w:i w:val="0"/>
+          <w:sz w:val="24"/>
+        </w:rPr>
+        <w:t>Intermittent USB resets, disconnected load cells, and the shelf-lip occlusion problem served as reminders that laboratory prototypes encounter messy hardware realities in deployment. The occlusion gate [Section 4.4.2] exemplifies this: a problem invisible during top-bin-only testing became a critical failure with the full two-tier workstation, requiring a targeted architectural intervention rather than a parameter adjustment.</w:t>
+      </w:r>
+    </w:p>
+    <w:p>
+      <w:r>
+        <w:rPr>
+          <w:rFonts w:ascii="Times New Roman" w:hAnsi="Times New Roman"/>
+          <w:b w:val="0"/>
+          <w:i w:val="0"/>
+          <w:sz w:val="24"/>
+        </w:rPr>
+        <w:t>The lesson learned was that reliability and diagnosability (automated reconnect loops, sensor health checks, diagnostic logging) deserve dedicated design effort alongside the primary functional path.</w:t>
+      </w:r>
+    </w:p>
+    <w:p>
+      <w:r>
+        <w:rPr>
+          <w:rFonts w:ascii="Times New Roman" w:hAnsi="Times New Roman"/>
+          <w:b w:val="0"/>
+          <w:i/>
+          <w:sz w:val="24"/>
         </w:rPr>
         <w:t>[Individual team member reflections to be added here.]</w:t>
       </w:r>
@@ -5606,107 +5546,79 @@
         <w:pStyle w:val="Heading1"/>
       </w:pPr>
       <w:r>
-        <w:rPr>
-          <w:rFonts w:ascii="Calibri" w:hAnsi="Calibri"/>
-          <w:color w:val="1F4E79"/>
-        </w:rPr>
         <w:t>References</w:t>
       </w:r>
     </w:p>
     <w:p>
-      <w:pPr>
-        <w:spacing w:line="276" w:lineRule="auto" w:after="120"/>
-      </w:pPr>
       <w:r>
         <w:rPr>
-          <w:rFonts w:ascii="Calibri" w:hAnsi="Calibri"/>
+          <w:rFonts w:ascii="Times New Roman" w:hAnsi="Times New Roman"/>
           <w:sz w:val="22"/>
         </w:rPr>
-        <w:t>[1] Ultralytics, "YOLOv8 Documentation," 2024. [Online]. Available: https://github.com/ultralytics/ultralytics. [Accessed: Jul. 2026].</w:t>
+        <w:t>[1]  Ultralytics, "YOLOv8 Documentation," 2024. [Online]. Available: https://github.com/ultralytics/ultralytics. [Accessed: Jul. 2026].</w:t>
       </w:r>
     </w:p>
     <w:p>
-      <w:pPr>
-        <w:spacing w:line="276" w:lineRule="auto" w:after="120"/>
-      </w:pPr>
       <w:r>
         <w:rPr>
-          <w:rFonts w:ascii="Calibri" w:hAnsi="Calibri"/>
+          <w:rFonts w:ascii="Times New Roman" w:hAnsi="Times New Roman"/>
           <w:sz w:val="22"/>
         </w:rPr>
-        <w:t>[2] Google, "MediaPipe Hands: On-device Real-time Hand Tracking," 2023. [Online]. Available: https://developers.google.com/mediapipe/solutions/vision/hand_landmarker. [Accessed: Jul. 2026].</w:t>
+        <w:t>[2]  Google, "MediaPipe Hands: On-device Real-time Hand Tracking," 2023. [Online]. Available: https://developers.google.com/mediapipe/solutions/vision/hand_landmarker. [Accessed: Jul. 2026].</w:t>
       </w:r>
     </w:p>
     <w:p>
-      <w:pPr>
-        <w:spacing w:line="276" w:lineRule="auto" w:after="120"/>
-      </w:pPr>
       <w:r>
         <w:rPr>
-          <w:rFonts w:ascii="Calibri" w:hAnsi="Calibri"/>
+          <w:rFonts w:ascii="Times New Roman" w:hAnsi="Times New Roman"/>
           <w:sz w:val="22"/>
         </w:rPr>
-        <w:t>[3] TE Connectivity, "Cost of Poor Quality (COPQ) Internal Manufacturing Reports," FY2025. Unpublished.</w:t>
+        <w:t>[3]  TE Connectivity, "Cost of Poor Quality (COPQ) Internal Manufacturing Reports," FY2025. Unpublished.</w:t>
       </w:r>
     </w:p>
     <w:p>
-      <w:pPr>
-        <w:spacing w:line="276" w:lineRule="auto" w:after="120"/>
-      </w:pPr>
       <w:r>
         <w:rPr>
-          <w:rFonts w:ascii="Calibri" w:hAnsi="Calibri"/>
+          <w:rFonts w:ascii="Times New Roman" w:hAnsi="Times New Roman"/>
           <w:sz w:val="22"/>
         </w:rPr>
-        <w:t>[4] Avia Semiconductor, "HX711: 24-Bit Analog-to-Digital Converter for Weigh Scales," Datasheet Rev. 1.0.</w:t>
+        <w:t>[4]  Avia Semiconductor, "HX711: 24-Bit Analog-to-Digital Converter for Weigh Scales," Datasheet Rev. 1.0.</w:t>
       </w:r>
     </w:p>
     <w:p>
-      <w:pPr>
-        <w:spacing w:line="276" w:lineRule="auto" w:after="120"/>
-      </w:pPr>
       <w:r>
         <w:rPr>
-          <w:rFonts w:ascii="Calibri" w:hAnsi="Calibri"/>
+          <w:rFonts w:ascii="Times New Roman" w:hAnsi="Times New Roman"/>
           <w:sz w:val="22"/>
         </w:rPr>
-        <w:t>[5] Advantech, "MIC-733: AI Inference System Based on NVIDIA Jetson AGX Orin," Product Datasheet, 2024.</w:t>
+        <w:t>[5]  Advantech, "MIC-733: AI Inference System Based on NVIDIA Jetson AGX Orin," Product Datasheet, 2024.</w:t>
       </w:r>
     </w:p>
     <w:p>
-      <w:pPr>
-        <w:spacing w:line="276" w:lineRule="auto" w:after="120"/>
-      </w:pPr>
       <w:r>
         <w:rPr>
-          <w:rFonts w:ascii="Calibri" w:hAnsi="Calibri"/>
+          <w:rFonts w:ascii="Times New Roman" w:hAnsi="Times New Roman"/>
           <w:sz w:val="22"/>
         </w:rPr>
-        <w:t>[6] NVIDIA, "Jetson AGX Orin Technical Reference Manual," 2023.</w:t>
+        <w:t>[6]  NVIDIA, "Jetson AGX Orin Technical Reference Manual," 2023.</w:t>
       </w:r>
     </w:p>
     <w:p>
-      <w:pPr>
-        <w:spacing w:line="276" w:lineRule="auto" w:after="120"/>
-      </w:pPr>
       <w:r>
         <w:rPr>
-          <w:rFonts w:ascii="Calibri" w:hAnsi="Calibri"/>
+          <w:rFonts w:ascii="Times New Roman" w:hAnsi="Times New Roman"/>
           <w:sz w:val="22"/>
         </w:rPr>
-        <w:t>[7] Roboflow, "Computer Vision Annotation and Dataset Management Platform," 2024. [Online]. Available: https://roboflow.com.</w:t>
+        <w:t>[7]  Roboflow, "Computer Vision Annotation and Dataset Management Platform," 2024. [Online]. Available: https://roboflow.com.</w:t>
       </w:r>
     </w:p>
     <w:p>
-      <w:pPr>
-        <w:spacing w:line="276" w:lineRule="auto" w:after="120"/>
-      </w:pPr>
       <w:r>
         <w:rPr>
-          <w:rFonts w:ascii="Calibri" w:hAnsi="Calibri"/>
+          <w:rFonts w:ascii="Times New Roman" w:hAnsi="Times New Roman"/>
           <w:sz w:val="22"/>
         </w:rPr>
-        <w:t>[8] Espressif Systems, "ESP32 Series Datasheet," Version 4.2, 2023.</w:t>
+        <w:t>[8]  Espressif Systems, "ESP32 Series Datasheet," Version 4.2, 2023.</w:t>
       </w:r>
     </w:p>
     <w:p>
@@ -5719,10 +5631,6 @@
         <w:pStyle w:val="Heading1"/>
       </w:pPr>
       <w:r>
-        <w:rPr>
-          <w:rFonts w:ascii="Calibri" w:hAnsi="Calibri"/>
-          <w:color w:val="1F4E79"/>
-        </w:rPr>
         <w:t>Appendix</w:t>
       </w:r>
     </w:p>
@@ -5731,23 +5639,18 @@
         <w:pStyle w:val="Heading2"/>
       </w:pPr>
       <w:r>
-        <w:rPr>
-          <w:rFonts w:ascii="Calibri" w:hAnsi="Calibri"/>
-          <w:color w:val="2E75B6"/>
-        </w:rPr>
-        <w:t>Appendix A: Usability Study Raw Data</w:t>
+        <w:t>Appendix A: Workstation Set-up</w:t>
       </w:r>
     </w:p>
     <w:p>
-      <w:pPr>
-        <w:spacing w:line="276" w:lineRule="auto" w:after="120"/>
-      </w:pPr>
       <w:r>
         <w:rPr>
-          <w:rFonts w:ascii="Calibri" w:hAnsi="Calibri"/>
-          <w:sz w:val="22"/>
+          <w:rFonts w:ascii="Times New Roman" w:hAnsi="Times New Roman"/>
+          <w:b w:val="0"/>
+          <w:i/>
+          <w:sz w:val="24"/>
         </w:rPr>
-        <w:t>Full logs from usability testing sessions between 8 and 13 July 2026, including per-operator Likert ratings, alert walkthrough transcripts, and open-ended feedback for all six participants. Source: AEGIS_User_Test_Findings_Summary.docx.</w:t>
+        <w:t>[Workstation setup documentation to be included here.]</w:t>
       </w:r>
     </w:p>
     <w:p>
@@ -5755,23 +5658,18 @@
         <w:pStyle w:val="Heading2"/>
       </w:pPr>
       <w:r>
-        <w:rPr>
-          <w:rFonts w:ascii="Calibri" w:hAnsi="Calibri"/>
-          <w:color w:val="2E75B6"/>
-        </w:rPr>
-        <w:t>Appendix B: Load Cell Qualification Data</w:t>
+        <w:t>Appendix B: Usability Study Raw Data</w:t>
       </w:r>
     </w:p>
     <w:p>
-      <w:pPr>
-        <w:spacing w:line="276" w:lineRule="auto" w:after="120"/>
-      </w:pPr>
       <w:r>
         <w:rPr>
-          <w:rFonts w:ascii="Calibri" w:hAnsi="Calibri"/>
-          <w:sz w:val="22"/>
+          <w:rFonts w:ascii="Times New Roman" w:hAnsi="Times New Roman"/>
+          <w:b w:val="0"/>
+          <w:i w:val="0"/>
+          <w:sz w:val="24"/>
         </w:rPr>
-        <w:t>Full raw voltage readings, calibration ladders, repeatability trials, hysteresis measurements, warm-up drift logs, creep logs, and off-centre deviation measurements for the 1 kg, 5 kg, and 10 kg platforms. Source: AEGIS_LoadCell_Qualification.docx.</w:t>
+        <w:t>Per-operator Likert ratings, alert walkthrough transcripts, and open-ended feedback summaries for all six participants. Source: AEGIS_User_Test_Findings_Summary.docx.</w:t>
       </w:r>
     </w:p>
     <w:p>
@@ -5779,23 +5677,18 @@
         <w:pStyle w:val="Heading2"/>
       </w:pPr>
       <w:r>
-        <w:rPr>
-          <w:rFonts w:ascii="Calibri" w:hAnsi="Calibri"/>
-          <w:color w:val="2E75B6"/>
-        </w:rPr>
-        <w:t>Appendix C: Computer Vision Training and Lighting Data</w:t>
+        <w:t>Appendix C: Load Cell Qualification Data</w:t>
       </w:r>
     </w:p>
     <w:p>
-      <w:pPr>
-        <w:spacing w:line="276" w:lineRule="auto" w:after="120"/>
-      </w:pPr>
       <w:r>
         <w:rPr>
-          <w:rFonts w:ascii="Calibri" w:hAnsi="Calibri"/>
-          <w:sz w:val="22"/>
+          <w:rFonts w:ascii="Times New Roman" w:hAnsi="Times New Roman"/>
+          <w:b w:val="0"/>
+          <w:i w:val="0"/>
+          <w:sz w:val="24"/>
         </w:rPr>
-        <w:t>YOLOv8-OBB training curves and final validation metrics. Lighting characterisation workbook: 72 bin-by-illuminance readings. Source: lighting_cv_test_backup.xlsx.</w:t>
+        <w:t>Raw calibration ladders, repeatability tables, hysteresis curves, warm-up drift logs, creep measurements, and off-centre deviation maps for all three configurations. Source: AEGIS_LoadCell_Qualification.docx.</w:t>
       </w:r>
     </w:p>
     <w:p>
@@ -5803,23 +5696,26 @@
         <w:pStyle w:val="Heading2"/>
       </w:pPr>
       <w:r>
+        <w:t>Appendix D: CV Training and Evaluation Data</w:t>
+      </w:r>
+    </w:p>
+    <w:p>
+      <w:r>
         <w:rPr>
-          <w:rFonts w:ascii="Calibri" w:hAnsi="Calibri"/>
-          <w:color w:val="2E75B6"/>
+          <w:rFonts w:ascii="Times New Roman" w:hAnsi="Times New Roman"/>
+          <w:b w:val="0"/>
+          <w:i w:val="0"/>
+          <w:sz w:val="24"/>
         </w:rPr>
-        <w:t>Appendix D: HMI Screenshots</w:t>
+        <w:t>YOLOv8-OBB training curves and validation metrics for Setup V3. Lighting characterisation workbook with 72 bin-by-illuminance readings. Sources: lighting_cv_test_backup.xlsx, AEGIS_CV_Test_Pack.xlsx.</w:t>
       </w:r>
     </w:p>
     <w:p>
       <w:pPr>
-        <w:spacing w:line="276" w:lineRule="auto" w:after="120"/>
+        <w:pStyle w:val="Heading2"/>
       </w:pPr>
       <w:r>
-        <w:rPr>
-          <w:rFonts w:ascii="Calibri" w:hAnsi="Calibri"/>
-          <w:sz w:val="22"/>
-        </w:rPr>
-        <w:t>Pre-iteration and post-iteration HMI interface screenshots.</w:t>
+        <w:t>Appendix E: HMI Screenshots</w:t>
       </w:r>
     </w:p>
     <w:p>
@@ -5829,10 +5725,24 @@
       <w:r>
         <w:rPr>
           <w:i/>
-          <w:color w:val="595959"/>
+          <w:color w:val="969696"/>
+          <w:sz w:val="22"/>
+        </w:rPr>
+        <w:t>[INSERT FIGURE HERE]</w:t>
+      </w:r>
+    </w:p>
+    <w:p>
+      <w:pPr>
+        <w:spacing w:after="240"/>
+        <w:jc w:val="center"/>
+      </w:pPr>
+      <w:r>
+        <w:rPr>
+          <w:rFonts w:ascii="Times New Roman" w:hAnsi="Times New Roman"/>
+          <w:i/>
           <w:sz w:val="20"/>
         </w:rPr>
-        <w:t>[Figure A.1: Pre-iteration HMI showing bin grid, small-font error banners, and 0-indexed bin labels]</w:t>
+        <w:t>Figure A.1: Pre-iteration HMI showing the bin grid, small-font error banners, and 0-indexed labels.</w:t>
       </w:r>
     </w:p>
     <w:p>
@@ -5842,10 +5752,24 @@
       <w:r>
         <w:rPr>
           <w:i/>
-          <w:color w:val="595959"/>
+          <w:color w:val="969696"/>
+          <w:sz w:val="22"/>
+        </w:rPr>
+        <w:t>[INSERT FIGURE HERE]</w:t>
+      </w:r>
+    </w:p>
+    <w:p>
+      <w:pPr>
+        <w:spacing w:after="240"/>
+        <w:jc w:val="center"/>
+      </w:pPr>
+      <w:r>
+        <w:rPr>
+          <w:rFonts w:ascii="Times New Roman" w:hAnsi="Times New Roman"/>
+          <w:i/>
           <w:sz w:val="20"/>
         </w:rPr>
-        <w:t>[Figure A.2: Post-iteration HMI showing redesigned fault banner, colour-coded hand halo, 1-indexed labels, and sets-remaining progress indicator]</w:t>
+        <w:t>Figure A.2: Post-iteration HMI showing the redesigned fault banner, colour-coded hand halo, 1-indexed labels, and sets-remaining progress indicator.</w:t>
       </w:r>
     </w:p>
     <w:p>
@@ -5853,28 +5777,42 @@
         <w:pStyle w:val="Heading2"/>
       </w:pPr>
       <w:r>
+        <w:t>Appendix F: Unit Test Summary</w:t>
+      </w:r>
+    </w:p>
+    <w:p>
+      <w:r>
         <w:rPr>
-          <w:rFonts w:ascii="Calibri" w:hAnsi="Calibri"/>
-          <w:color w:val="2E75B6"/>
+          <w:rFonts w:ascii="Times New Roman" w:hAnsi="Times New Roman"/>
+          <w:b w:val="0"/>
+          <w:i w:val="0"/>
+          <w:sz w:val="24"/>
         </w:rPr>
-        <w:t>Appendix E: Unit Test Summary</w:t>
+        <w:t>Full pytest output (134 of 134 tests passing) and pytest-cov coverage report.</w:t>
       </w:r>
     </w:p>
     <w:p>
       <w:pPr>
-        <w:spacing w:line="276" w:lineRule="auto" w:after="120"/>
+        <w:pStyle w:val="Heading2"/>
       </w:pPr>
       <w:r>
+        <w:t>Appendix G: TE Connectivity Stakeholder Interview Transcript</w:t>
+      </w:r>
+    </w:p>
+    <w:p>
+      <w:r>
         <w:rPr>
-          <w:rFonts w:ascii="Calibri" w:hAnsi="Calibri"/>
-          <w:sz w:val="22"/>
+          <w:rFonts w:ascii="Times New Roman" w:hAnsi="Times New Roman"/>
+          <w:b w:val="0"/>
+          <w:i/>
+          <w:sz w:val="24"/>
         </w:rPr>
-        <w:t>Full Pytest output for the 134-test backend verification suite, including per-module pass counts and pytest-cov coverage report.</w:t>
+        <w:t>[Transcript to be inserted here.]</w:t>
       </w:r>
     </w:p>
     <w:sectPr>
       <w:pgSz w:w="12240" w:h="15840"/>
-      <w:pgMar w:top="1440" w:right="1440" w:bottom="1440" w:left="1440" w:header="720" w:footer="720" w:gutter="0"/>
+      <w:pgMar w:top="1440" w:right="1800" w:bottom="1440" w:left="1800" w:header="720" w:footer="720" w:gutter="0"/>
       <w:cols w:space="720"/>
       <w:docGrid w:linePitch="360"/>
     </w:sectPr>
@@ -6245,9 +6183,12 @@
     <w:name w:val="Normal"/>
     <w:qFormat/>
     <w:rsid w:val="00FC693F"/>
+    <w:pPr>
+      <w:spacing w:after="120" w:line="360" w:lineRule="auto"/>
+    </w:pPr>
     <w:rPr>
-      <w:rFonts w:ascii="Calibri" w:hAnsi="Calibri"/>
-      <w:sz w:val="22"/>
+      <w:rFonts w:ascii="Times New Roman" w:hAnsi="Times New Roman"/>
+      <w:sz w:val="24"/>
     </w:rPr>
   </w:style>
   <w:style w:type="paragraph" w:styleId="Header">
@@ -6309,11 +6250,11 @@
       <w:outlineLvl w:val="0"/>
     </w:pPr>
     <w:rPr>
-      <w:rFonts w:asciiTheme="majorHAnsi" w:eastAsiaTheme="majorEastAsia" w:hAnsiTheme="majorHAnsi" w:cstheme="majorBidi"/>
+      <w:rFonts w:asciiTheme="majorHAnsi" w:eastAsiaTheme="majorEastAsia" w:hAnsiTheme="majorHAnsi" w:cstheme="majorBidi" w:ascii="Times New Roman" w:hAnsi="Times New Roman"/>
       <w:b/>
       <w:bCs/>
-      <w:color w:val="365F91" w:themeColor="accent1" w:themeShade="BF"/>
-      <w:sz w:val="28"/>
+      <w:color w:val="000000"/>
+      <w:sz w:val="32"/>
       <w:szCs w:val="28"/>
     </w:rPr>
   </w:style>
@@ -6333,11 +6274,11 @@
       <w:outlineLvl w:val="1"/>
     </w:pPr>
     <w:rPr>
-      <w:rFonts w:asciiTheme="majorHAnsi" w:eastAsiaTheme="majorEastAsia" w:hAnsiTheme="majorHAnsi" w:cstheme="majorBidi"/>
+      <w:rFonts w:asciiTheme="majorHAnsi" w:eastAsiaTheme="majorEastAsia" w:hAnsiTheme="majorHAnsi" w:cstheme="majorBidi" w:ascii="Times New Roman" w:hAnsi="Times New Roman"/>
       <w:b/>
       <w:bCs/>
-      <w:color w:val="4F81BD" w:themeColor="accent1"/>
-      <w:sz w:val="26"/>
+      <w:color w:val="000000"/>
+      <w:sz w:val="28"/>
       <w:szCs w:val="26"/>
     </w:rPr>
   </w:style>
@@ -6357,10 +6298,11 @@
       <w:outlineLvl w:val="2"/>
     </w:pPr>
     <w:rPr>
-      <w:rFonts w:asciiTheme="majorHAnsi" w:eastAsiaTheme="majorEastAsia" w:hAnsiTheme="majorHAnsi" w:cstheme="majorBidi"/>
+      <w:rFonts w:asciiTheme="majorHAnsi" w:eastAsiaTheme="majorEastAsia" w:hAnsiTheme="majorHAnsi" w:cstheme="majorBidi" w:ascii="Times New Roman" w:hAnsi="Times New Roman"/>
       <w:b/>
       <w:bCs/>
-      <w:color w:val="4F81BD" w:themeColor="accent1"/>
+      <w:color w:val="000000"/>
+      <w:sz w:val="26"/>
     </w:rPr>
   </w:style>
   <w:style w:type="paragraph" w:styleId="Heading4">
@@ -6380,12 +6322,13 @@
       <w:outlineLvl w:val="3"/>
     </w:pPr>
     <w:rPr>
-      <w:rFonts w:asciiTheme="majorHAnsi" w:eastAsiaTheme="majorEastAsia" w:hAnsiTheme="majorHAnsi" w:cstheme="majorBidi"/>
+      <w:rFonts w:asciiTheme="majorHAnsi" w:eastAsiaTheme="majorEastAsia" w:hAnsiTheme="majorHAnsi" w:cstheme="majorBidi" w:ascii="Times New Roman" w:hAnsi="Times New Roman"/>
       <w:b/>
       <w:bCs/>
       <w:i/>
       <w:iCs/>
-      <w:color w:val="4F81BD" w:themeColor="accent1"/>
+      <w:color w:val="000000"/>
+      <w:sz w:val="24"/>
     </w:rPr>
   </w:style>
   <w:style w:type="paragraph" w:styleId="Heading5">
